--- a/downloads/student/ai-3-week-32.docx
+++ b/downloads/student/ai-3-week-32.docx
@@ -1728,6 +1728,16 @@
     <w:p>
       <w:r>
         <w:t>Human review helps only when the reviewer sees the material changes, evidence and actual consequences.</w:t>
+      </w:r>
+    </w:p>
+    <w:p>
+      <w:r>
+        <w:t>Read the labelled picture: Why can H1’s approval not automatically approve H2? Point to the relevant step in the picture, then write the changed result and the rule or evidence that supports it.</w:t>
+      </w:r>
+    </w:p>
+    <w:p>
+      <w:r>
+        <w:t>Change one thing: H2 is replaced with unchanged H1 for classroom printing. Predict the result before checking the explanation. What remains the same?</w:t>
       </w:r>
     </w:p>
     <w:p>
@@ -3795,6 +3805,187 @@
     <w:p>
       <w:r>
         <w:t>Attempt the independent case before hints. Record whether you worked alone, used a hint or followed a model. After feedback, fix the first unsupported step and explain why it changed. A later check uses a changed case, not a copied answer.</w:t>
+      </w:r>
+    </w:p>
+    <w:p>
+      <w:pPr>
+        <w:pStyle w:val="Heading1"/>
+      </w:pPr>
+      <w:r>
+        <w:t>15. Your lesson route</w:t>
+      </w:r>
+    </w:p>
+    <w:p>
+      <w:r>
+        <w:t>Start with this question: A human approval belongs to the exact draft and action reviewed.</w:t>
+      </w:r>
+    </w:p>
+    <w:tbl>
+      <w:tblPr>
+        <w:tblStyle w:val="LightShading-Accent1"/>
+        <w:tblW w:type="auto" w:w="0"/>
+        <w:tblLook w:firstColumn="1" w:firstRow="1" w:lastColumn="0" w:lastRow="0" w:noHBand="0" w:noVBand="1" w:val="04A0"/>
+      </w:tblPr>
+      <w:tblGrid>
+        <w:gridCol w:w="5112"/>
+        <w:gridCol w:w="5112"/>
+      </w:tblGrid>
+      <w:tr>
+        <w:trPr>
+          <w:tblHeader/>
+        </w:trPr>
+        <w:tc>
+          <w:tcPr>
+            <w:tcW w:type="dxa" w:w="5112"/>
+          </w:tcPr>
+          <w:p>
+            <w:r>
+              <w:t>By the end, I can</w:t>
+            </w:r>
+          </w:p>
+        </w:tc>
+        <w:tc>
+          <w:tcPr>
+            <w:tcW w:type="dxa" w:w="5112"/>
+          </w:tcPr>
+          <w:p>
+            <w:r>
+              <w:t>How I will show it</w:t>
+            </w:r>
+          </w:p>
+        </w:tc>
+      </w:tr>
+      <w:tr>
+        <w:tc>
+          <w:tcPr>
+            <w:tcW w:type="dxa" w:w="5112"/>
+          </w:tcPr>
+          <w:p>
+            <w:r>
+              <w:t>Explain the mechanism and terminology of human review and consequential use</w:t>
+            </w:r>
+          </w:p>
+        </w:tc>
+        <w:tc>
+          <w:tcPr>
+            <w:tcW w:type="dxa" w:w="5112"/>
+          </w:tcPr>
+          <w:p>
+            <w:r>
+              <w:t>Explain the deciding step, show a trace or test, and state one limit.</w:t>
+            </w:r>
+          </w:p>
+        </w:tc>
+      </w:tr>
+      <w:tr>
+        <w:tc>
+          <w:tcPr>
+            <w:tcW w:type="dxa" w:w="5112"/>
+          </w:tcPr>
+          <w:p>
+            <w:r>
+              <w:t>Apply the stated procedure to a new case with a traceable result</w:t>
+            </w:r>
+          </w:p>
+        </w:tc>
+        <w:tc>
+          <w:tcPr>
+            <w:tcW w:type="dxa" w:w="5112"/>
+          </w:tcPr>
+          <w:p>
+            <w:r>
+              <w:t>Explain the deciding step, show a trace or test, and state one limit.</w:t>
+            </w:r>
+          </w:p>
+        </w:tc>
+      </w:tr>
+      <w:tr>
+        <w:tc>
+          <w:tcPr>
+            <w:tcW w:type="dxa" w:w="5112"/>
+          </w:tcPr>
+          <w:p>
+            <w:r>
+              <w:t>Identify an assumption or limitation and design a revealing follow-up</w:t>
+            </w:r>
+          </w:p>
+        </w:tc>
+        <w:tc>
+          <w:tcPr>
+            <w:tcW w:type="dxa" w:w="5112"/>
+          </w:tcPr>
+          <w:p>
+            <w:r>
+              <w:t>Explain the deciding step, show a trace or test, and state one limit.</w:t>
+            </w:r>
+          </w:p>
+        </w:tc>
+      </w:tr>
+    </w:tbl>
+    <w:p>
+      <w:r>
+        <w:t>Remember → watch and explain → try with help → investigate → try independently → keep project evidence. Your teacher may spread this lesson across several classes.</w:t>
+      </w:r>
+    </w:p>
+    <w:p>
+      <w:r>
+        <w:t>Keep your first prediction. Compare it with what the evidence shows and explain any change.</w:t>
+      </w:r>
+    </w:p>
+    <w:p>
+      <w:pPr>
+        <w:pStyle w:val="Heading1"/>
+      </w:pPr>
+      <w:r>
+        <w:t>16. Finish and return</w:t>
+      </w:r>
+    </w:p>
+    <w:p>
+      <w:r>
+        <w:t>Close your notes. Explain this goal in your own words: Explain the mechanism and terminology of human review and consequential use</w:t>
+      </w:r>
+    </w:p>
+    <w:p>
+      <w:pPr>
+        <w:pStyle w:val="Heading3"/>
+      </w:pPr>
+      <w:r>
+        <w:t>My deciding step, evidence and one remaining question</w:t>
+      </w:r>
+    </w:p>
+    <w:p>
+      <w:r>
+        <w:t>________________________________________________________________</w:t>
+      </w:r>
+    </w:p>
+    <w:p>
+      <w:r>
+        <w:t>________________________________________________________________</w:t>
+      </w:r>
+    </w:p>
+    <w:p>
+      <w:r>
+        <w:t>________________________________________________________________</w:t>
+      </w:r>
+    </w:p>
+    <w:p>
+      <w:r>
+        <w:t>________________________________________________________________</w:t>
+      </w:r>
+    </w:p>
+    <w:p>
+      <w:r>
+        <w:t>________________________________________________________________</w:t>
+      </w:r>
+    </w:p>
+    <w:p>
+      <w:r>
+        <w:t>If you are unsure, return to the worked picture and explain one arrow. If you are ready, change an input or assumption and justify your prediction.</w:t>
+      </w:r>
+    </w:p>
+    <w:p>
+      <w:r>
+        <w:t>Save your workbook evidence. At the next review, try a different case before opening your old answer.</w:t>
       </w:r>
     </w:p>
     <w:sectPr>

--- a/downloads/student/ai-3-week-32.docx
+++ b/downloads/student/ai-3-week-32.docx
@@ -3986,6 +3986,202 @@
     <w:p>
       <w:r>
         <w:t>Save your workbook evidence. At the next review, try a different case before opening your old answer.</w:t>
+      </w:r>
+    </w:p>
+    <w:p>
+      <w:pPr>
+        <w:pStyle w:val="Heading1"/>
+      </w:pPr>
+      <w:r>
+        <w:t>17. Supported practice, repair and portfolio</w:t>
+      </w:r>
+    </w:p>
+    <w:p>
+      <w:r>
+        <w:t>Use this supported practice once, in the browser or on paper. Keep the reserved independent assessment for a separate first attempt before teacher feedback.</w:t>
+      </w:r>
+    </w:p>
+    <w:p>
+      <w:r>
+        <w:t>A human approval belongs to the exact draft and action reviewed.</w:t>
+      </w:r>
+    </w:p>
+    <w:p>
+      <w:pPr>
+        <w:pStyle w:val="Heading3"/>
+      </w:pPr>
+      <w:r>
+        <w:t>Practice 1: explain the deciding evidence</w:t>
+      </w:r>
+    </w:p>
+    <w:p>
+      <w:r>
+        <w:t>Which labelled step matches this detail? Stop public posting and show H2’s changed content and intended audience to the reviewer.</w:t>
+      </w:r>
+    </w:p>
+    <w:p>
+      <w:r>
+        <w:t>1. Identify approval</w:t>
+      </w:r>
+    </w:p>
+    <w:p>
+      <w:r>
+        <w:t>2. Require review</w:t>
+      </w:r>
+    </w:p>
+    <w:p>
+      <w:r>
+        <w:t>3. Inspect change</w:t>
+      </w:r>
+    </w:p>
+    <w:p>
+      <w:pPr>
+        <w:pStyle w:val="Heading3"/>
+      </w:pPr>
+      <w:r>
+        <w:t>My selected conclusion, deciding fact and explanation</w:t>
+      </w:r>
+    </w:p>
+    <w:p>
+      <w:r>
+        <w:t>________________________________________________________________</w:t>
+      </w:r>
+    </w:p>
+    <w:p>
+      <w:r>
+        <w:t>________________________________________________________________</w:t>
+      </w:r>
+    </w:p>
+    <w:p>
+      <w:r>
+        <w:t>________________________________________________________________</w:t>
+      </w:r>
+    </w:p>
+    <w:p>
+      <w:r>
+        <w:t>________________________________________________________________</w:t>
+      </w:r>
+    </w:p>
+    <w:p>
+      <w:r>
+        <w:t>________________________________________________________________</w:t>
+      </w:r>
+    </w:p>
+    <w:p>
+      <w:r>
+        <w:t>Hint if needed: Read the steps in the pictorial case. Match the supplied detail to the stage that performs or records it.</w:t>
+      </w:r>
+    </w:p>
+    <w:p>
+      <w:r>
+        <w:t>After your attempt, compare with the supported explanation: Require review Stop public posting and show H2’s changed content and intended audience to the reviewer. Read the picture in order. Stop public posting and show H2’s changed content and intended audience to the reviewer. The arrows show which recorded input or intermediate result each decision uses. Explain the deciding step aloud before checking the changed case; pointing to the final answer alone does not show how it follows.</w:t>
+      </w:r>
+    </w:p>
+    <w:p>
+      <w:pPr>
+        <w:pStyle w:val="Heading3"/>
+      </w:pPr>
+      <w:r>
+        <w:t>Practice 2: explain the deciding evidence</w:t>
+      </w:r>
+    </w:p>
+    <w:p>
+      <w:r>
+        <w:t>Changed-case practice: H2 is replaced with unchanged H1 for classroom printing. Which conclusion is supported by the supplied facts?</w:t>
+      </w:r>
+    </w:p>
+    <w:p>
+      <w:r>
+        <w:t>1. This one example guarantees correct results for every future input.</w:t>
+      </w:r>
+    </w:p>
+    <w:p>
+      <w:r>
+        <w:t>2. The original approval covers that declared action.</w:t>
+      </w:r>
+    </w:p>
+    <w:p>
+      <w:r>
+        <w:t>3. We can decide the result without examining the changed input or the procedure.</w:t>
+      </w:r>
+    </w:p>
+    <w:p>
+      <w:pPr>
+        <w:pStyle w:val="Heading3"/>
+      </w:pPr>
+      <w:r>
+        <w:t>My selected conclusion, deciding fact and explanation</w:t>
+      </w:r>
+    </w:p>
+    <w:p>
+      <w:r>
+        <w:t>________________________________________________________________</w:t>
+      </w:r>
+    </w:p>
+    <w:p>
+      <w:r>
+        <w:t>________________________________________________________________</w:t>
+      </w:r>
+    </w:p>
+    <w:p>
+      <w:r>
+        <w:t>________________________________________________________________</w:t>
+      </w:r>
+    </w:p>
+    <w:p>
+      <w:r>
+        <w:t>________________________________________________________________</w:t>
+      </w:r>
+    </w:p>
+    <w:p>
+      <w:r>
+        <w:t>________________________________________________________________</w:t>
+      </w:r>
+    </w:p>
+    <w:p>
+      <w:r>
+        <w:t>Hint if needed: Use the changed condition and the deciding step in the pictorial trace. The answer must say what follows from those facts.</w:t>
+      </w:r>
+    </w:p>
+    <w:p>
+      <w:r>
+        <w:t>After your attempt, compare with the supported explanation: The original approval covers that declared action. Both the approved content and its distribution scope now match.</w:t>
+      </w:r>
+    </w:p>
+    <w:p>
+      <w:pPr>
+        <w:pStyle w:val="Heading3"/>
+      </w:pPr>
+      <w:r>
+        <w:t>Repair a missing building block</w:t>
+      </w:r>
+    </w:p>
+    <w:p>
+      <w:r>
+        <w:t>Review Safety Boundaries (ai-3/31). Goal: Explain the mechanism and terminology of untrusted input boundaries. Short practice: If AB7 passes the pattern, may it access teacher-only material? Point to the relevant step in the picture, then write the changed result and the rule or evidence that supports it.. Return to this week and explain what you changed.</w:t>
+      </w:r>
+    </w:p>
+    <w:p>
+      <w:r>
+        <w:t>Review Copyright and Provenance (ai-3/29). Goal: Explain the mechanism and terminology of copyright and permitted sources. Short practice: Does acknowledging Fern make a cropped version permitted? Point to the relevant step in the picture, then write the changed result and the rule or evidence that supports it.. Return to this week and explain what you changed.</w:t>
+      </w:r>
+    </w:p>
+    <w:p>
+      <w:r>
+        <w:t>Review Evaluation Sets (ai-3/26). Goal: Explain the mechanism and terminology of system evaluation sets. Short practice: Did the added cases demonstrate better answering? Point to the relevant step in the picture, then write the changed result and the rule or evidence that supports it.. Return to this week and explain what you changed.</w:t>
+      </w:r>
+    </w:p>
+    <w:p>
+      <w:pPr>
+        <w:pStyle w:val="Heading3"/>
+      </w:pPr>
+      <w:r>
+        <w:t>Keep your completed work</w:t>
+      </w:r>
+    </w:p>
+    <w:p>
+      <w:r>
+        <w:t>Use Download completed work in the hosted lesson to export your answers, reflections, practice feedback and code-run evidence. Open the HTML copy to read or print it. Drafts stay in this browser when storage is available; clear drafts on a shared device.</w:t>
       </w:r>
     </w:p>
     <w:sectPr>

--- a/downloads/student/ai-3-week-32.docx
+++ b/downloads/student/ai-3-week-32.docx
@@ -42,6 +42,11 @@
       </w:r>
     </w:p>
     <w:p>
+      <w:r>
+        <w:t>Start with the target: Explain the mechanism and terminology of human review and consequential use. Try the recall before opening notes.</w:t>
+      </w:r>
+    </w:p>
+    <w:p>
       <w:pPr>
         <w:pStyle w:val="Heading3"/>
       </w:pPr>
@@ -50,17 +55,47 @@
       </w:r>
     </w:p>
     <w:p>
-      <w:r>
-        <w:t>I can explain the mechanism and terminology of human review and consequential use.</w:t>
-      </w:r>
-    </w:p>
-    <w:p>
-      <w:r>
+      <w:pPr>
+        <w:spacing w:line="336" w:lineRule="auto" w:after="180"/>
+      </w:pPr>
+      <w:r>
+        <w:rPr>
+          <w:b w:val="0"/>
+        </w:rPr>
+        <w:t xml:space="preserve">I can explain the </w:t>
+      </w:r>
+      <w:r>
+        <w:rPr>
+          <w:b/>
+        </w:rPr>
+        <w:t>mechanism</w:t>
+      </w:r>
+      <w:r>
+        <w:rPr>
+          <w:b w:val="0"/>
+        </w:rPr>
+        <w:t xml:space="preserve"> and terminology of human review and consequential use.</w:t>
+      </w:r>
+    </w:p>
+    <w:p>
+      <w:pPr>
+        <w:spacing w:line="336" w:lineRule="auto" w:after="180"/>
+      </w:pPr>
+      <w:r>
+        <w:rPr>
+          <w:b w:val="0"/>
+        </w:rPr>
         <w:t>I can apply the stated procedure to a new case with a traceable result.</w:t>
       </w:r>
     </w:p>
     <w:p>
-      <w:r>
+      <w:pPr>
+        <w:spacing w:line="336" w:lineRule="auto" w:after="180"/>
+      </w:pPr>
+      <w:r>
+        <w:rPr>
+          <w:b w:val="0"/>
+        </w:rPr>
         <w:t>I can identify an assumption or limitation and design a revealing follow-up.</w:t>
       </w:r>
     </w:p>
@@ -73,38 +108,122 @@
       </w:r>
     </w:p>
     <w:p>
-      <w:r>
+      <w:pPr>
+        <w:spacing w:line="336" w:lineRule="auto" w:after="180"/>
+      </w:pPr>
+      <w:r>
+        <w:rPr>
+          <w:b w:val="0"/>
+        </w:rPr>
         <w:t>Close your notes first. A rough first answer helps us choose the right starting point; it is not a score for your ability.</w:t>
       </w:r>
     </w:p>
     <w:p>
-      <w:r>
+      <w:pPr>
+        <w:spacing w:line="336" w:lineRule="auto" w:after="180"/>
+      </w:pPr>
+      <w:r>
+        <w:rPr>
+          <w:b w:val="0"/>
+        </w:rPr>
         <w:t>Without opening the old lesson, explain one key idea from Safety Boundaries. Give an example and a mistake that the idea helps you avoid.</w:t>
       </w:r>
     </w:p>
     <w:p>
-      <w:r>
+      <w:pPr>
+        <w:spacing w:line="336" w:lineRule="auto" w:after="180"/>
+      </w:pPr>
+      <w:r>
+        <w:rPr>
+          <w:b w:val="0"/>
+        </w:rPr>
         <w:t>Without opening the old lesson, explain one key idea from Copyright and Provenance. Give an example and a mistake that the idea helps you avoid.</w:t>
       </w:r>
     </w:p>
     <w:p>
-      <w:r>
+      <w:pPr>
+        <w:spacing w:line="336" w:lineRule="auto" w:after="180"/>
+      </w:pPr>
+      <w:r>
+        <w:rPr>
+          <w:b w:val="0"/>
+        </w:rPr>
         <w:t>Without opening the old lesson, explain one key idea from Evaluation Sets. Give an example and a mistake that the idea helps you avoid.</w:t>
       </w:r>
     </w:p>
     <w:p>
-      <w:r>
-        <w:t>After trying, check the relevant lesson or ask your teacher. Change the part of your explanation that the evidence shows was wrong.</w:t>
-      </w:r>
-    </w:p>
-    <w:p>
-      <w:r>
-        <w:t>Week 32: Human + AI Workflow</w:t>
-      </w:r>
-    </w:p>
-    <w:p>
-      <w:r>
-        <w:t>Allocate tasks according to strengths, accountability, and verification needs.</w:t>
+      <w:pPr>
+        <w:spacing w:line="336" w:lineRule="auto" w:after="180"/>
+      </w:pPr>
+      <w:r>
+        <w:rPr>
+          <w:b w:val="0"/>
+        </w:rPr>
+        <w:t xml:space="preserve">After trying, check the relevant lesson or ask your teacher. Change the part of your explanation that the </w:t>
+      </w:r>
+      <w:r>
+        <w:rPr>
+          <w:b/>
+        </w:rPr>
+        <w:t>evidence</w:t>
+      </w:r>
+      <w:r>
+        <w:rPr>
+          <w:b w:val="0"/>
+        </w:rPr>
+        <w:t xml:space="preserve"> shows was wrong.</w:t>
+      </w:r>
+    </w:p>
+    <w:p>
+      <w:pPr>
+        <w:spacing w:line="336" w:lineRule="auto" w:after="180"/>
+      </w:pPr>
+      <w:r>
+        <w:rPr>
+          <w:b w:val="0"/>
+        </w:rPr>
+        <w:t xml:space="preserve">Week 32: Human + AI </w:t>
+      </w:r>
+      <w:r>
+        <w:rPr>
+          <w:b/>
+        </w:rPr>
+        <w:t>Workflow</w:t>
+      </w:r>
+    </w:p>
+    <w:p>
+      <w:pPr>
+        <w:spacing w:line="336" w:lineRule="auto" w:after="180"/>
+      </w:pPr>
+      <w:r>
+        <w:rPr>
+          <w:b w:val="0"/>
+        </w:rPr>
+        <w:t xml:space="preserve">Allocate tasks according to strengths, </w:t>
+      </w:r>
+      <w:r>
+        <w:rPr>
+          <w:b/>
+        </w:rPr>
+        <w:t>accountability</w:t>
+      </w:r>
+      <w:r>
+        <w:rPr>
+          <w:b w:val="0"/>
+        </w:rPr>
+        <w:t xml:space="preserve">, and </w:t>
+      </w:r>
+      <w:r>
+        <w:rPr>
+          <w:b/>
+        </w:rPr>
+        <w:t>verification</w:t>
+      </w:r>
+      <w:r>
+        <w:rPr>
+          <w:b w:val="0"/>
+        </w:rPr>
+        <w:t xml:space="preserve"> needs.</w:t>
       </w:r>
     </w:p>
     <w:p>
@@ -144,17 +263,35 @@
       </w:r>
     </w:p>
     <w:p>
-      <w:r>
+      <w:pPr>
+        <w:spacing w:line="336" w:lineRule="auto" w:after="180"/>
+      </w:pPr>
+      <w:r>
+        <w:rPr>
+          <w:b/>
+        </w:rPr>
         <w:t>CREATOR MISSION</w:t>
       </w:r>
     </w:p>
     <w:p>
-      <w:r>
+      <w:pPr>
+        <w:spacing w:line="336" w:lineRule="auto" w:after="180"/>
+      </w:pPr>
+      <w:r>
+        <w:rPr>
+          <w:b w:val="0"/>
+        </w:rPr>
         <w:t>Map who drafts, checks, decides, and signs off.</w:t>
       </w:r>
     </w:p>
     <w:p>
-      <w:r>
+      <w:pPr>
+        <w:spacing w:line="336" w:lineRule="auto" w:after="180"/>
+      </w:pPr>
+      <w:r>
+        <w:rPr>
+          <w:b w:val="0"/>
+        </w:rPr>
         <w:t>Creator name and date:</w:t>
       </w:r>
     </w:p>
@@ -200,8 +337,38 @@
       </w:r>
     </w:p>
     <w:p>
-      <w:r>
-        <w:t>Recall Representation and bias evaluation. Explain why a recorded result needs its input conditions and evidence source before it can support a claim.</w:t>
+      <w:pPr>
+        <w:spacing w:line="336" w:lineRule="auto" w:after="180"/>
+      </w:pPr>
+      <w:r>
+        <w:rPr>
+          <w:b w:val="0"/>
+        </w:rPr>
+        <w:t xml:space="preserve">Recall Representation and bias evaluation. Explain why a recorded result needs its </w:t>
+      </w:r>
+      <w:r>
+        <w:rPr>
+          <w:b/>
+        </w:rPr>
+        <w:t>input</w:t>
+      </w:r>
+      <w:r>
+        <w:rPr>
+          <w:b w:val="0"/>
+        </w:rPr>
+        <w:t xml:space="preserve"> conditions and </w:t>
+      </w:r>
+      <w:r>
+        <w:rPr>
+          <w:b/>
+        </w:rPr>
+        <w:t>evidence</w:t>
+      </w:r>
+      <w:r>
+        <w:rPr>
+          <w:b w:val="0"/>
+        </w:rPr>
+        <w:t xml:space="preserve"> source before it can support a claim.</w:t>
       </w:r>
     </w:p>
     <w:p>
@@ -213,8 +380,26 @@
       </w:r>
     </w:p>
     <w:p>
-      <w:r>
-        <w:t>By the end, I can explain human ai workflow using a traced example and a stated limitation.</w:t>
+      <w:pPr>
+        <w:spacing w:line="336" w:lineRule="auto" w:after="180"/>
+      </w:pPr>
+      <w:r>
+        <w:rPr>
+          <w:b w:val="0"/>
+        </w:rPr>
+        <w:t xml:space="preserve">By the end, I can explain human ai </w:t>
+      </w:r>
+      <w:r>
+        <w:rPr>
+          <w:b/>
+        </w:rPr>
+        <w:t>workflow</w:t>
+      </w:r>
+      <w:r>
+        <w:rPr>
+          <w:b w:val="0"/>
+        </w:rPr>
+        <w:t xml:space="preserve"> using a traced example and a stated limitation.</w:t>
       </w:r>
     </w:p>
     <w:p>
@@ -227,17 +412,52 @@
     </w:p>
     <w:p>
       <w:r>
+        <w:t>Investigate the supplied Human AI Workflow case. Separate observations, given facts and assumptions before choosing an explanation.</w:t>
+      </w:r>
+    </w:p>
+    <w:p>
+      <w:pPr>
+        <w:spacing w:line="336" w:lineRule="auto" w:after="180"/>
+      </w:pPr>
+      <w:r>
+        <w:rPr>
+          <w:b/>
+        </w:rPr>
         <w:t>PICTURE STORY</w:t>
       </w:r>
     </w:p>
     <w:p>
-      <w:r>
+      <w:pPr>
+        <w:spacing w:line="336" w:lineRule="auto" w:after="180"/>
+      </w:pPr>
+      <w:r>
+        <w:rPr>
+          <w:b w:val="0"/>
+        </w:rPr>
         <w:t>Notice → Predict → Explain</w:t>
       </w:r>
     </w:p>
     <w:p>
-      <w:r>
-        <w:t>Begin with visible evidence. Do not explain more than the picture and information support.</w:t>
+      <w:pPr>
+        <w:spacing w:line="336" w:lineRule="auto" w:after="180"/>
+      </w:pPr>
+      <w:r>
+        <w:rPr>
+          <w:b w:val="0"/>
+        </w:rPr>
+        <w:t xml:space="preserve">Begin with visible </w:t>
+      </w:r>
+      <w:r>
+        <w:rPr>
+          <w:b/>
+        </w:rPr>
+        <w:t>evidence</w:t>
+      </w:r>
+      <w:r>
+        <w:rPr>
+          <w:b w:val="0"/>
+        </w:rPr>
+        <w:t>. Do not explain more than the picture and information support.</w:t>
       </w:r>
     </w:p>
     <w:p>
@@ -277,18 +497,82 @@
       </w:r>
     </w:p>
     <w:p>
-      <w:r>
+      <w:pPr>
+        <w:pStyle w:val="Heading3"/>
+      </w:pPr>
+      <w:r>
+        <w:t>Start with this puzzle</w:t>
+      </w:r>
+    </w:p>
+    <w:p>
+      <w:pPr>
+        <w:spacing w:line="336" w:lineRule="auto" w:after="180"/>
+        <w:shd w:fill="F1F6FC"/>
+      </w:pPr>
+      <w:r>
+        <w:rPr>
+          <w:b w:val="0"/>
+        </w:rPr>
         <w:t>MYSTERY</w:t>
       </w:r>
     </w:p>
     <w:p>
-      <w:r>
-        <w:t>The learners must use human + ai workflow to solve a problem. What information do they have? What decision or calculation do they make? What would count as evidence that it worked?</w:t>
-      </w:r>
-    </w:p>
-    <w:p>
-      <w:r>
-        <w:t>Three observations (what you can point to):</w:t>
+      <w:pPr>
+        <w:spacing w:line="336" w:lineRule="auto" w:after="180"/>
+        <w:shd w:fill="F5F1FB"/>
+      </w:pPr>
+      <w:r>
+        <w:rPr>
+          <w:b w:val="0"/>
+        </w:rPr>
+        <w:t xml:space="preserve">The learners must use human + ai </w:t>
+      </w:r>
+      <w:r>
+        <w:rPr>
+          <w:b/>
+        </w:rPr>
+        <w:t>workflow</w:t>
+      </w:r>
+      <w:r>
+        <w:rPr>
+          <w:b w:val="0"/>
+        </w:rPr>
+        <w:t xml:space="preserve"> to solve a problem. What information do they have? What decision or calculation do they make? What would count as </w:t>
+      </w:r>
+      <w:r>
+        <w:rPr>
+          <w:b/>
+        </w:rPr>
+        <w:t>evidence</w:t>
+      </w:r>
+      <w:r>
+        <w:rPr>
+          <w:b w:val="0"/>
+        </w:rPr>
+        <w:t xml:space="preserve"> that it worked?</w:t>
+      </w:r>
+    </w:p>
+    <w:p>
+      <w:pPr>
+        <w:spacing w:line="336" w:lineRule="auto" w:after="180"/>
+      </w:pPr>
+      <w:r>
+        <w:rPr>
+          <w:b w:val="0"/>
+        </w:rPr>
+        <w:t xml:space="preserve">Three </w:t>
+      </w:r>
+      <w:r>
+        <w:rPr>
+          <w:b/>
+        </w:rPr>
+        <w:t>observation</w:t>
+      </w:r>
+      <w:r>
+        <w:rPr>
+          <w:b w:val="0"/>
+        </w:rPr>
+        <w:t>s (what you can point to):</w:t>
       </w:r>
     </w:p>
     <w:p>
@@ -325,8 +609,26 @@
       </w:r>
     </w:p>
     <w:p>
-      <w:r>
-        <w:t>My prediction and the clue supporting it:</w:t>
+      <w:pPr>
+        <w:spacing w:line="336" w:lineRule="auto" w:after="180"/>
+      </w:pPr>
+      <w:r>
+        <w:rPr>
+          <w:b w:val="0"/>
+        </w:rPr>
+        <w:t xml:space="preserve">My </w:t>
+      </w:r>
+      <w:r>
+        <w:rPr>
+          <w:b/>
+        </w:rPr>
+        <w:t>prediction</w:t>
+      </w:r>
+      <w:r>
+        <w:rPr>
+          <w:b w:val="0"/>
+        </w:rPr>
+        <w:t xml:space="preserve"> and the clue supporting it:</w:t>
       </w:r>
     </w:p>
     <w:p>
@@ -371,13 +673,60 @@
       </w:r>
     </w:p>
     <w:p>
-      <w:r>
-        <w:t>Human review needs a responsible actor, evidence packet and explicit authority. Adding a person to a workflow does not guarantee effective oversight.</w:t>
-      </w:r>
-    </w:p>
-    <w:p>
-      <w:r>
-        <w:t>Begin by writing the question the procedure is intended to answer. Identify the information already supplied, the information it will produce and the information still missing. These are constructed classroom examples; they do not require live accounts, private records or an external service. Do not treat a plausible explanation as a measured outcome.</w:t>
+      <w:pPr>
+        <w:spacing w:line="336" w:lineRule="auto" w:after="180"/>
+      </w:pPr>
+      <w:r>
+        <w:rPr>
+          <w:b w:val="0"/>
+        </w:rPr>
+        <w:t xml:space="preserve">Human review needs a responsible actor, </w:t>
+      </w:r>
+      <w:r>
+        <w:rPr>
+          <w:b/>
+        </w:rPr>
+        <w:t>evidence</w:t>
+      </w:r>
+      <w:r>
+        <w:rPr>
+          <w:b w:val="0"/>
+        </w:rPr>
+        <w:t xml:space="preserve"> packet and explicit authority. Adding a person to a </w:t>
+      </w:r>
+      <w:r>
+        <w:rPr>
+          <w:b/>
+        </w:rPr>
+        <w:t>workflow</w:t>
+      </w:r>
+      <w:r>
+        <w:rPr>
+          <w:b w:val="0"/>
+        </w:rPr>
+        <w:t xml:space="preserve"> does not guarantee effective oversight.</w:t>
+      </w:r>
+    </w:p>
+    <w:p>
+      <w:pPr>
+        <w:spacing w:line="336" w:lineRule="auto" w:after="180"/>
+      </w:pPr>
+      <w:r>
+        <w:rPr>
+          <w:b w:val="0"/>
+        </w:rPr>
+        <w:t>Begin by writing the question the procedure is intended to answer. Identify the information already supplied, the information it will produce and the information still missing.</w:t>
+      </w:r>
+    </w:p>
+    <w:p>
+      <w:pPr>
+        <w:spacing w:line="336" w:lineRule="auto" w:after="180"/>
+      </w:pPr>
+      <w:r>
+        <w:rPr>
+          <w:b w:val="0"/>
+        </w:rPr>
+        <w:t>These are constructed classroom examples; they do not require live accounts, private records or an external service. Do not treat a plausible explanation as a measured outcome.</w:t>
       </w:r>
     </w:p>
     <w:p>
@@ -390,16 +739,69 @@
     </w:p>
     <w:p>
       <w:r>
-        <w:t>VISUAL MECHANISM</w:t>
-      </w:r>
-    </w:p>
-    <w:p>
-      <w:r>
-        <w:t>Input → Process → Output</w:t>
-      </w:r>
-    </w:p>
-    <w:p>
-      <w:r>
+        <w:t>Follow the mechanism for Human AI Workflow. Connect each labelled input, deciding step and result.</w:t>
+      </w:r>
+    </w:p>
+    <w:p>
+      <w:pPr>
+        <w:spacing w:line="336" w:lineRule="auto" w:after="180"/>
+      </w:pPr>
+      <w:r>
+        <w:rPr>
+          <w:b/>
+        </w:rPr>
+        <w:t xml:space="preserve">VISUAL </w:t>
+      </w:r>
+      <w:r>
+        <w:rPr>
+          <w:b/>
+        </w:rPr>
+        <w:t>MECHANISM</w:t>
+      </w:r>
+    </w:p>
+    <w:p>
+      <w:pPr>
+        <w:spacing w:line="336" w:lineRule="auto" w:after="180"/>
+      </w:pPr>
+      <w:r>
+        <w:rPr>
+          <w:b/>
+        </w:rPr>
+        <w:t>Input</w:t>
+      </w:r>
+      <w:r>
+        <w:rPr>
+          <w:b w:val="0"/>
+        </w:rPr>
+        <w:t xml:space="preserve"> → </w:t>
+      </w:r>
+      <w:r>
+        <w:rPr>
+          <w:b/>
+        </w:rPr>
+        <w:t>Process</w:t>
+      </w:r>
+      <w:r>
+        <w:rPr>
+          <w:b w:val="0"/>
+        </w:rPr>
+        <w:t xml:space="preserve"> → </w:t>
+      </w:r>
+      <w:r>
+        <w:rPr>
+          <w:b/>
+        </w:rPr>
+        <w:t>Output</w:t>
+      </w:r>
+    </w:p>
+    <w:p>
+      <w:pPr>
+        <w:spacing w:line="336" w:lineRule="auto" w:after="180"/>
+      </w:pPr>
+      <w:r>
+        <w:rPr>
+          <w:b w:val="0"/>
+        </w:rPr>
         <w:t>Trace the information. At each stage, ask what changed and how you could test it.</w:t>
       </w:r>
     </w:p>
@@ -440,7 +842,13 @@
       </w:r>
     </w:p>
     <w:p>
-      <w:r>
+      <w:pPr>
+        <w:spacing w:line="336" w:lineRule="auto" w:after="180"/>
+      </w:pPr>
+      <w:r>
+        <w:rPr>
+          <w:b w:val="0"/>
+        </w:rPr>
         <w:t>↓</w:t>
       </w:r>
     </w:p>
@@ -481,7 +889,13 @@
       </w:r>
     </w:p>
     <w:p>
-      <w:r>
+      <w:pPr>
+        <w:spacing w:line="336" w:lineRule="auto" w:after="180"/>
+      </w:pPr>
+      <w:r>
+        <w:rPr>
+          <w:b w:val="0"/>
+        </w:rPr>
         <w:t>↓</w:t>
       </w:r>
     </w:p>
@@ -522,7 +936,13 @@
       </w:r>
     </w:p>
     <w:p>
-      <w:r>
+      <w:pPr>
+        <w:spacing w:line="336" w:lineRule="auto" w:after="180"/>
+      </w:pPr>
+      <w:r>
+        <w:rPr>
+          <w:b w:val="0"/>
+        </w:rPr>
         <w:t>Which stage could fail even when the other two are correct? Explain:</w:t>
       </w:r>
     </w:p>
@@ -568,8 +988,49 @@
       </w:r>
     </w:p>
     <w:p>
-      <w:r>
-        <w:t>For this fictional workflow the assistant drafts a room request but only the coordinator can approve and submit it. Review packets include sources, uncertainty, requested action and the exact version. Any material change requires new approval.</w:t>
+      <w:pPr>
+        <w:spacing w:line="336" w:lineRule="auto" w:after="180"/>
+      </w:pPr>
+      <w:r>
+        <w:rPr>
+          <w:b w:val="0"/>
+        </w:rPr>
+        <w:t xml:space="preserve">For this fictional </w:t>
+      </w:r>
+      <w:r>
+        <w:rPr>
+          <w:b/>
+        </w:rPr>
+        <w:t>workflow</w:t>
+      </w:r>
+      <w:r>
+        <w:rPr>
+          <w:b w:val="0"/>
+        </w:rPr>
+        <w:t xml:space="preserve"> the assistant drafts a room request but only the coordinator can approve and submit it. </w:t>
+      </w:r>
+      <w:r>
+        <w:rPr>
+          <w:b/>
+        </w:rPr>
+        <w:t>Review packet</w:t>
+      </w:r>
+      <w:r>
+        <w:rPr>
+          <w:b w:val="0"/>
+        </w:rPr>
+        <w:t>s include sources, uncertainty, requested action and the exact version.</w:t>
+      </w:r>
+    </w:p>
+    <w:p>
+      <w:pPr>
+        <w:spacing w:line="336" w:lineRule="auto" w:after="180"/>
+      </w:pPr>
+      <w:r>
+        <w:rPr>
+          <w:b w:val="0"/>
+        </w:rPr>
+        <w:t>Any material change requires new approval.</w:t>
       </w:r>
     </w:p>
     <w:p>
@@ -665,8 +1126,49 @@
       </w:r>
     </w:p>
     <w:p>
-      <w:r>
-        <w:t>Before applying the procedure, write its units, denominator or decision boundary where relevant. A partner should be able to repeat each step using the same inputs. If a required input is absent or violates the stated contract, record that condition explicitly instead of quietly replacing it with a convenient value.</w:t>
+      <w:pPr>
+        <w:spacing w:line="336" w:lineRule="auto" w:after="180"/>
+      </w:pPr>
+      <w:r>
+        <w:rPr>
+          <w:b w:val="0"/>
+        </w:rPr>
+        <w:t xml:space="preserve">Before applying the procedure, write its units, denominator or decision boundary where relevant. A partner should be able to repeat each step using the same </w:t>
+      </w:r>
+      <w:r>
+        <w:rPr>
+          <w:b/>
+        </w:rPr>
+        <w:t>input</w:t>
+      </w:r>
+      <w:r>
+        <w:rPr>
+          <w:b w:val="0"/>
+        </w:rPr>
+        <w:t>s.</w:t>
+      </w:r>
+    </w:p>
+    <w:p>
+      <w:pPr>
+        <w:spacing w:line="336" w:lineRule="auto" w:after="180"/>
+      </w:pPr>
+      <w:r>
+        <w:rPr>
+          <w:b w:val="0"/>
+        </w:rPr>
+        <w:t xml:space="preserve">If a required </w:t>
+      </w:r>
+      <w:r>
+        <w:rPr>
+          <w:b/>
+        </w:rPr>
+        <w:t>input</w:t>
+      </w:r>
+      <w:r>
+        <w:rPr>
+          <w:b w:val="0"/>
+        </w:rPr>
+        <w:t xml:space="preserve"> is absent or violates the stated contract, record that condition explicitly instead of quietly replacing it with a convenient value.</w:t>
       </w:r>
     </w:p>
     <w:p>
@@ -678,8 +1180,26 @@
       </w:r>
     </w:p>
     <w:p>
-      <w:r>
-        <w:t>Point to the input, the deciding step and the result in this week’s visual. Explain the same step in ordinary words. A picture helps when you can say what each part represents.</w:t>
+      <w:pPr>
+        <w:spacing w:line="336" w:lineRule="auto" w:after="180"/>
+      </w:pPr>
+      <w:r>
+        <w:rPr>
+          <w:b w:val="0"/>
+        </w:rPr>
+        <w:t xml:space="preserve">Point to the </w:t>
+      </w:r>
+      <w:r>
+        <w:rPr>
+          <w:b/>
+        </w:rPr>
+        <w:t>input</w:t>
+      </w:r>
+      <w:r>
+        <w:rPr>
+          <w:b w:val="0"/>
+        </w:rPr>
+        <w:t>, the deciding step and the result in this week’s visual. Explain the same step in ordinary words. A picture helps when you can say what each part represents.</w:t>
       </w:r>
     </w:p>
     <w:p>
@@ -692,16 +1212,54 @@
     </w:p>
     <w:p>
       <w:r>
+        <w:t>Compare the supplied cases for Human AI Workflow. Identify the detail that changes the conclusion.</w:t>
+      </w:r>
+    </w:p>
+    <w:p>
+      <w:pPr>
+        <w:pStyle w:val="Heading3"/>
+      </w:pPr>
+      <w:r>
+        <w:t>The case to investigate</w:t>
+      </w:r>
+    </w:p>
+    <w:p>
+      <w:pPr>
+        <w:spacing w:line="336" w:lineRule="auto" w:after="180"/>
+        <w:shd w:fill="F1F6FC"/>
+      </w:pPr>
+      <w:r>
+        <w:rPr>
+          <w:b w:val="0"/>
+        </w:rPr>
         <w:t>CASE GALLERY</w:t>
       </w:r>
     </w:p>
     <w:p>
-      <w:r>
-        <w:t>Four Tests, Four Kinds of Evidence</w:t>
-      </w:r>
-    </w:p>
-    <w:p>
-      <w:r>
+      <w:pPr>
+        <w:spacing w:line="336" w:lineRule="auto" w:after="180"/>
+      </w:pPr>
+      <w:r>
+        <w:rPr>
+          <w:b w:val="0"/>
+        </w:rPr>
+        <w:t xml:space="preserve">Four Tests, Four Kinds of </w:t>
+      </w:r>
+      <w:r>
+        <w:rPr>
+          <w:b/>
+        </w:rPr>
+        <w:t>Evidence</w:t>
+      </w:r>
+    </w:p>
+    <w:p>
+      <w:pPr>
+        <w:spacing w:line="336" w:lineRule="auto" w:after="180"/>
+      </w:pPr>
+      <w:r>
+        <w:rPr>
+          <w:b w:val="0"/>
+        </w:rPr>
         <w:t>A system is not understood until it survives more than one comfortable example.</w:t>
       </w:r>
     </w:p>
@@ -778,8 +1336,47 @@
       </w:r>
     </w:p>
     <w:p>
-      <w:r>
-        <w:t>NORMAL CASE: predict and name evidence.     BOUNDARY CASE: predict and name evidence.</w:t>
+      <w:pPr>
+        <w:pStyle w:val="Heading3"/>
+      </w:pPr>
+      <w:r>
+        <w:t>The normal case</w:t>
+      </w:r>
+    </w:p>
+    <w:p>
+      <w:pPr>
+        <w:spacing w:line="336" w:lineRule="auto" w:after="180"/>
+        <w:shd w:fill="F1F6FC"/>
+      </w:pPr>
+      <w:r>
+        <w:rPr>
+          <w:b w:val="0"/>
+        </w:rPr>
+        <w:t xml:space="preserve">NORMAL CASE: predict and name </w:t>
+      </w:r>
+      <w:r>
+        <w:rPr>
+          <w:b/>
+        </w:rPr>
+        <w:t>evidence</w:t>
+      </w:r>
+      <w:r>
+        <w:rPr>
+          <w:b w:val="0"/>
+        </w:rPr>
+        <w:t xml:space="preserve">.     BOUNDARY CASE: predict and name </w:t>
+      </w:r>
+      <w:r>
+        <w:rPr>
+          <w:b/>
+        </w:rPr>
+        <w:t>evidence</w:t>
+      </w:r>
+      <w:r>
+        <w:rPr>
+          <w:b w:val="0"/>
+        </w:rPr>
+        <w:t>.</w:t>
       </w:r>
     </w:p>
     <w:p>
@@ -855,12 +1452,58 @@
       </w:r>
     </w:p>
     <w:p>
-      <w:r>
-        <w:t>MISSING INFORMATION: predict and name evidence.     TRANSFER CASE: predict and name evidence.</w:t>
-      </w:r>
-    </w:p>
-    <w:p>
-      <w:r>
+      <w:pPr>
+        <w:pStyle w:val="Heading3"/>
+      </w:pPr>
+      <w:r>
+        <w:t>Check missing information</w:t>
+      </w:r>
+    </w:p>
+    <w:p>
+      <w:pPr>
+        <w:spacing w:line="336" w:lineRule="auto" w:after="180"/>
+        <w:shd w:fill="FFF5E6"/>
+      </w:pPr>
+      <w:r>
+        <w:rPr>
+          <w:b w:val="0"/>
+        </w:rPr>
+        <w:t xml:space="preserve">MISSING INFORMATION: predict and name </w:t>
+      </w:r>
+      <w:r>
+        <w:rPr>
+          <w:b/>
+        </w:rPr>
+        <w:t>evidence</w:t>
+      </w:r>
+      <w:r>
+        <w:rPr>
+          <w:b w:val="0"/>
+        </w:rPr>
+        <w:t xml:space="preserve">.     TRANSFER CASE: predict and name </w:t>
+      </w:r>
+      <w:r>
+        <w:rPr>
+          <w:b/>
+        </w:rPr>
+        <w:t>evidence</w:t>
+      </w:r>
+      <w:r>
+        <w:rPr>
+          <w:b w:val="0"/>
+        </w:rPr>
+        <w:t>.</w:t>
+      </w:r>
+    </w:p>
+    <w:p>
+      <w:pPr>
+        <w:spacing w:line="336" w:lineRule="auto" w:after="180"/>
+        <w:shd w:fill="F5F1FB"/>
+      </w:pPr>
+      <w:r>
+        <w:rPr>
+          <w:b w:val="0"/>
+        </w:rPr>
         <w:t>Which case is most likely to reveal a hidden assumption? Why?</w:t>
       </w:r>
     </w:p>
@@ -906,17 +1549,68 @@
       </w:r>
     </w:p>
     <w:p>
-      <w:r>
+      <w:pPr>
+        <w:pStyle w:val="Heading3"/>
+      </w:pPr>
+      <w:r>
+        <w:t>Change one thing</w:t>
+      </w:r>
+    </w:p>
+    <w:p>
+      <w:pPr>
+        <w:spacing w:line="336" w:lineRule="auto" w:after="180"/>
+        <w:shd w:fill="F5F1FB"/>
+      </w:pPr>
+      <w:r>
+        <w:rPr>
+          <w:b w:val="0"/>
+        </w:rPr>
         <w:t>Change: H2 is replaced with unchanged H1 for classroom printing.</w:t>
       </w:r>
     </w:p>
     <w:p>
-      <w:r>
-        <w:t>Prediction: The original approval covers that declared action.</w:t>
-      </w:r>
-    </w:p>
-    <w:p>
-      <w:r>
+      <w:pPr>
+        <w:pStyle w:val="Heading3"/>
+      </w:pPr>
+      <w:r>
+        <w:t>Predicted result</w:t>
+      </w:r>
+    </w:p>
+    <w:p>
+      <w:pPr>
+        <w:spacing w:line="336" w:lineRule="auto" w:after="180"/>
+        <w:shd w:fill="F1F6FC"/>
+      </w:pPr>
+      <w:r>
+        <w:rPr>
+          <w:b/>
+        </w:rPr>
+        <w:t>Prediction</w:t>
+      </w:r>
+      <w:r>
+        <w:rPr>
+          <w:b w:val="0"/>
+        </w:rPr>
+        <w:t>: The original approval covers that declared action.</w:t>
+      </w:r>
+    </w:p>
+    <w:p>
+      <w:pPr>
+        <w:pStyle w:val="Heading3"/>
+      </w:pPr>
+      <w:r>
+        <w:t>Why the result follows</w:t>
+      </w:r>
+    </w:p>
+    <w:p>
+      <w:pPr>
+        <w:spacing w:line="336" w:lineRule="auto" w:after="180"/>
+        <w:shd w:fill="F1F6FC"/>
+      </w:pPr>
+      <w:r>
+        <w:rPr>
+          <w:b w:val="0"/>
+        </w:rPr>
         <w:t>Reason: Both the approved content and its distribution scope now match.</w:t>
       </w:r>
     </w:p>
@@ -930,16 +1624,39 @@
     </w:p>
     <w:p>
       <w:r>
+        <w:t>Use the vocabulary of Human AI Workflow to explain a concrete decision, rather than only memorising definitions.</w:t>
+      </w:r>
+    </w:p>
+    <w:p>
+      <w:pPr>
+        <w:spacing w:line="336" w:lineRule="auto" w:after="180"/>
+      </w:pPr>
+      <w:r>
+        <w:rPr>
+          <w:b/>
+        </w:rPr>
         <w:t>VOCABULARY LAB</w:t>
       </w:r>
     </w:p>
     <w:p>
-      <w:r>
+      <w:pPr>
+        <w:spacing w:line="336" w:lineRule="auto" w:after="180"/>
+      </w:pPr>
+      <w:r>
+        <w:rPr>
+          <w:b w:val="0"/>
+        </w:rPr>
         <w:t>Words You Can Use to Reason</w:t>
       </w:r>
     </w:p>
     <w:p>
-      <w:r>
+      <w:pPr>
+        <w:spacing w:line="336" w:lineRule="auto" w:after="180"/>
+      </w:pPr>
+      <w:r>
+        <w:rPr>
+          <w:b w:val="0"/>
+        </w:rPr>
         <w:t>A definition matters when you can recognize the idea, use it, and contrast it with a near-miss.</w:t>
       </w:r>
     </w:p>
@@ -1374,17 +2091,58 @@
     </w:p>
     <w:p>
       <w:r>
-        <w:t>WORKED EVIDENCE</w:t>
-      </w:r>
-    </w:p>
-    <w:p>
-      <w:r>
+        <w:t>Follow the worked trace for Human AI Workflow, predict a step, then compare with its explanation.</w:t>
+      </w:r>
+    </w:p>
+    <w:p>
+      <w:pPr>
+        <w:spacing w:line="336" w:lineRule="auto" w:after="180"/>
+      </w:pPr>
+      <w:r>
+        <w:rPr>
+          <w:b/>
+        </w:rPr>
+        <w:t xml:space="preserve">WORKED </w:t>
+      </w:r>
+      <w:r>
+        <w:rPr>
+          <w:b/>
+        </w:rPr>
+        <w:t>EVIDENCE</w:t>
+      </w:r>
+    </w:p>
+    <w:p>
+      <w:pPr>
+        <w:spacing w:line="336" w:lineRule="auto" w:after="180"/>
+      </w:pPr>
+      <w:r>
+        <w:rPr>
+          <w:b w:val="0"/>
+        </w:rPr>
         <w:t>Reason Step by Step</w:t>
       </w:r>
     </w:p>
     <w:p>
-      <w:r>
-        <w:t>Predict first. Then check each step. A correct answer without visible reasoning is incomplete evidence.</w:t>
+      <w:pPr>
+        <w:spacing w:line="336" w:lineRule="auto" w:after="180"/>
+      </w:pPr>
+      <w:r>
+        <w:rPr>
+          <w:b w:val="0"/>
+        </w:rPr>
+        <w:t xml:space="preserve">Predict first. Then check each step. A correct answer without visible reasoning is incomplete </w:t>
+      </w:r>
+      <w:r>
+        <w:rPr>
+          <w:b/>
+        </w:rPr>
+        <w:t>evidence</w:t>
+      </w:r>
+      <w:r>
+        <w:rPr>
+          <w:b w:val="0"/>
+        </w:rPr>
+        <w:t>.</w:t>
       </w:r>
     </w:p>
     <w:p>
@@ -1424,27 +2182,85 @@
       </w:r>
     </w:p>
     <w:p>
-      <w:r>
+      <w:pPr>
+        <w:spacing w:line="336" w:lineRule="auto" w:after="180"/>
+        <w:shd w:fill="F4F9FC"/>
+      </w:pPr>
+      <w:r>
+        <w:rPr>
+          <w:b w:val="0"/>
+        </w:rPr>
         <w:t>1. AI drafts questions from approved notes.</w:t>
       </w:r>
     </w:p>
     <w:p>
-      <w:r>
-        <w:t>2. Learner checks clarity; retrieval evidence supports claims.</w:t>
-      </w:r>
-    </w:p>
-    <w:p>
-      <w:r>
+      <w:pPr>
+        <w:spacing w:line="336" w:lineRule="auto" w:after="180"/>
+        <w:shd w:fill="F4F9FC"/>
+      </w:pPr>
+      <w:r>
+        <w:rPr>
+          <w:b w:val="0"/>
+        </w:rPr>
+        <w:t xml:space="preserve">2. Learner checks clarity; retrieval </w:t>
+      </w:r>
+      <w:r>
+        <w:rPr>
+          <w:b/>
+        </w:rPr>
+        <w:t>evidence</w:t>
+      </w:r>
+      <w:r>
+        <w:rPr>
+          <w:b w:val="0"/>
+        </w:rPr>
+        <w:t xml:space="preserve"> supports claims.</w:t>
+      </w:r>
+    </w:p>
+    <w:p>
+      <w:pPr>
+        <w:spacing w:line="336" w:lineRule="auto" w:after="180"/>
+        <w:shd w:fill="F4F9FC"/>
+      </w:pPr>
+      <w:r>
+        <w:rPr>
+          <w:b w:val="0"/>
+        </w:rPr>
         <w:t>3. Teacher decides whether material is appropriate.</w:t>
       </w:r>
     </w:p>
     <w:p>
-      <w:r>
-        <w:t>4. Product records who verified and approved without shifting accountability to AI.</w:t>
-      </w:r>
-    </w:p>
-    <w:p>
-      <w:r>
+      <w:pPr>
+        <w:spacing w:line="336" w:lineRule="auto" w:after="180"/>
+        <w:shd w:fill="F4F9FC"/>
+      </w:pPr>
+      <w:r>
+        <w:rPr>
+          <w:b w:val="0"/>
+        </w:rPr>
+        <w:t xml:space="preserve">4. Product records who verified and approved without shifting </w:t>
+      </w:r>
+      <w:r>
+        <w:rPr>
+          <w:b/>
+        </w:rPr>
+        <w:t>accountability</w:t>
+      </w:r>
+      <w:r>
+        <w:rPr>
+          <w:b w:val="0"/>
+        </w:rPr>
+        <w:t xml:space="preserve"> to AI.</w:t>
+      </w:r>
+    </w:p>
+    <w:p>
+      <w:pPr>
+        <w:spacing w:line="336" w:lineRule="auto" w:after="180"/>
+      </w:pPr>
+      <w:r>
+        <w:rPr>
+          <w:b w:val="0"/>
+        </w:rPr>
         <w:t>Recalculate, retrace, or restate the reasoning in your own representation:</w:t>
       </w:r>
     </w:p>
@@ -1482,8 +2298,27 @@
       </w:r>
     </w:p>
     <w:p>
-      <w:r>
-        <w:t>CHECK  Did the evidence answer the exact question? Did the total, path, or source record stay consistent?</w:t>
+      <w:pPr>
+        <w:spacing w:line="336" w:lineRule="auto" w:after="180"/>
+        <w:shd w:fill="F5F1FB"/>
+      </w:pPr>
+      <w:r>
+        <w:rPr>
+          <w:b w:val="0"/>
+        </w:rPr>
+        <w:t xml:space="preserve">CHECK  Did the </w:t>
+      </w:r>
+      <w:r>
+        <w:rPr>
+          <w:b/>
+        </w:rPr>
+        <w:t>evidence</w:t>
+      </w:r>
+      <w:r>
+        <w:rPr>
+          <w:b w:val="0"/>
+        </w:rPr>
+        <w:t xml:space="preserve"> answer the exact question? Did the total, path, or source record stay consistent?</w:t>
       </w:r>
     </w:p>
     <w:p>
@@ -1495,18 +2330,37 @@
       </w:r>
     </w:p>
     <w:p>
-      <w:r>
+      <w:pPr>
+        <w:spacing w:line="336" w:lineRule="auto" w:after="180"/>
+      </w:pPr>
+      <w:r>
+        <w:rPr>
+          <w:b w:val="0"/>
+        </w:rPr>
         <w:t>Coordinator approves draft v1 for room B. Assistant changes room to C in v2 and submits using the old approval.</w:t>
       </w:r>
     </w:p>
     <w:p>
-      <w:r>
-        <w:t>The submission violates version-bound approval. Preserve v1 approval, request review of v2 and prevent submission until its exact action is approved.</w:t>
-      </w:r>
-    </w:p>
-    <w:p>
-      <w:r>
-        <w:t>Compare the intermediate evidence with the final statement. Explain why each number or decision follows from the stated inputs. The conclusion belongs to this scenario and procedure; changing the inputs, evaluation population or authority can change what it establishes. Retain the raw record so a later revision can be compared honestly.</w:t>
+      <w:pPr>
+        <w:spacing w:line="336" w:lineRule="auto" w:after="180"/>
+      </w:pPr>
+      <w:r>
+        <w:rPr>
+          <w:b w:val="0"/>
+        </w:rPr>
+        <w:t xml:space="preserve">The submission violates </w:t>
+      </w:r>
+      <w:r>
+        <w:rPr>
+          <w:b/>
+        </w:rPr>
+        <w:t>version-bound approval</w:t>
+      </w:r>
+      <w:r>
+        <w:rPr>
+          <w:b w:val="0"/>
+        </w:rPr>
+        <w:t>. Preserve v1 approval, request review of v2 and prevent submission until its exact action is approved.</w:t>
       </w:r>
     </w:p>
     <w:p>
@@ -1514,11 +2368,85 @@
         <w:pStyle w:val="Heading3"/>
       </w:pPr>
       <w:r>
+        <w:t>Worked explanation · Human AI Workflow</w:t>
+      </w:r>
+    </w:p>
+    <w:p>
+      <w:pPr>
+        <w:spacing w:line="336" w:lineRule="auto" w:after="180"/>
+        <w:shd w:fill="F1F6FC"/>
+      </w:pPr>
+      <w:r>
+        <w:rPr>
+          <w:b w:val="0"/>
+        </w:rPr>
+        <w:t xml:space="preserve">Compare the intermediate </w:t>
+      </w:r>
+      <w:r>
+        <w:rPr>
+          <w:b/>
+        </w:rPr>
+        <w:t>evidence</w:t>
+      </w:r>
+      <w:r>
+        <w:rPr>
+          <w:b w:val="0"/>
+        </w:rPr>
+        <w:t xml:space="preserve"> with the final statement. Explain why each number or decision follows from the stated </w:t>
+      </w:r>
+      <w:r>
+        <w:rPr>
+          <w:b/>
+        </w:rPr>
+        <w:t>input</w:t>
+      </w:r>
+      <w:r>
+        <w:rPr>
+          <w:b w:val="0"/>
+        </w:rPr>
+        <w:t>s.</w:t>
+      </w:r>
+    </w:p>
+    <w:p>
+      <w:pPr>
+        <w:spacing w:line="336" w:lineRule="auto" w:after="180"/>
+        <w:shd w:fill="F1F6FC"/>
+      </w:pPr>
+      <w:r>
+        <w:rPr>
+          <w:b w:val="0"/>
+        </w:rPr>
+        <w:t xml:space="preserve">The conclusion belongs to this scenario and procedure; changing the </w:t>
+      </w:r>
+      <w:r>
+        <w:rPr>
+          <w:b/>
+        </w:rPr>
+        <w:t>input</w:t>
+      </w:r>
+      <w:r>
+        <w:rPr>
+          <w:b w:val="0"/>
+        </w:rPr>
+        <w:t>s, evaluation population or authority can change what it establishes. Retain the raw record so a later revision can be compared honestly.</w:t>
+      </w:r>
+    </w:p>
+    <w:p>
+      <w:pPr>
+        <w:pStyle w:val="Heading3"/>
+      </w:pPr>
+      <w:r>
         <w:t>Learn from the worked case</w:t>
       </w:r>
     </w:p>
     <w:p>
-      <w:r>
+      <w:pPr>
+        <w:spacing w:line="336" w:lineRule="auto" w:after="180"/>
+      </w:pPr>
+      <w:r>
+        <w:rPr>
+          <w:b w:val="0"/>
+        </w:rPr>
         <w:t>Cover the result before checking it. Say what is given, choose the procedure, and follow one step at a time. Then uncover the result and explain your first mismatch. Ask why a step is allowed, not only what number it produces.</w:t>
       </w:r>
     </w:p>
@@ -1531,7 +2459,13 @@
       </w:r>
     </w:p>
     <w:p>
-      <w:r>
+      <w:pPr>
+        <w:spacing w:line="336" w:lineRule="auto" w:after="180"/>
+      </w:pPr>
+      <w:r>
+        <w:rPr>
+          <w:b w:val="0"/>
+        </w:rPr>
         <w:t>A human approval belongs to the exact draft and action reviewed.</w:t>
       </w:r>
     </w:p>
@@ -1544,13 +2478,55 @@
       </w:r>
     </w:p>
     <w:p>
-      <w:r>
+      <w:pPr>
+        <w:pStyle w:val="Heading3"/>
+      </w:pPr>
+      <w:r>
+        <w:t>Supplied facts</w:t>
+      </w:r>
+    </w:p>
+    <w:p>
+      <w:pPr>
+        <w:spacing w:line="336" w:lineRule="auto" w:after="180"/>
+        <w:shd w:fill="F1F6FC"/>
+      </w:pPr>
+      <w:r>
+        <w:rPr>
+          <w:b w:val="0"/>
+        </w:rPr>
         <w:t>A teacher approves study handout H1 for classroom printing. H2 adds a pupil email address and proposes public posting. No H2 approval exists.</w:t>
       </w:r>
     </w:p>
     <w:p>
-      <w:r>
-        <w:t>All inputs and outcomes in this worked example are invented classroom data; no real model run is claimed.</w:t>
+      <w:pPr>
+        <w:pStyle w:val="Heading3"/>
+      </w:pPr>
+      <w:r>
+        <w:t>Supplied facts</w:t>
+      </w:r>
+    </w:p>
+    <w:p>
+      <w:pPr>
+        <w:spacing w:line="336" w:lineRule="auto" w:after="180"/>
+        <w:shd w:fill="F1F6FC"/>
+      </w:pPr>
+      <w:r>
+        <w:rPr>
+          <w:b w:val="0"/>
+        </w:rPr>
+        <w:t xml:space="preserve">All </w:t>
+      </w:r>
+      <w:r>
+        <w:rPr>
+          <w:b/>
+        </w:rPr>
+        <w:t>input</w:t>
+      </w:r>
+      <w:r>
+        <w:rPr>
+          <w:b w:val="0"/>
+        </w:rPr>
+        <w:t>s and outcomes in this worked example are invented classroom data; no real model run is claimed.</w:t>
       </w:r>
     </w:p>
     <w:p>
@@ -1713,30 +2689,138 @@
       </w:r>
     </w:p>
     <w:p>
-      <w:r>
-        <w:t>Read the picture in order. Stop public posting and show H2’s changed content and intended audience to the reviewer. The arrows show which recorded input or intermediate result each decision uses. Explain the deciding step aloud before checking the changed case; pointing to the final answer alone does not show how it follows.</w:t>
-      </w:r>
-    </w:p>
-    <w:p>
       <w:pPr>
         <w:pStyle w:val="Heading3"/>
       </w:pPr>
       <w:r>
+        <w:t>Why the result follows</w:t>
+      </w:r>
+    </w:p>
+    <w:p>
+      <w:pPr>
+        <w:spacing w:line="336" w:lineRule="auto" w:after="180"/>
+        <w:shd w:fill="F1F6FC"/>
+      </w:pPr>
+      <w:r>
+        <w:rPr>
+          <w:b w:val="0"/>
+        </w:rPr>
+        <w:t xml:space="preserve">Read the picture in order. Stop public posting and show H2’s changed content and intended audience to the reviewer. The arrows show which recorded </w:t>
+      </w:r>
+      <w:r>
+        <w:rPr>
+          <w:b/>
+        </w:rPr>
+        <w:t>input</w:t>
+      </w:r>
+      <w:r>
+        <w:rPr>
+          <w:b w:val="0"/>
+        </w:rPr>
+        <w:t xml:space="preserve"> or intermediate result each decision uses.</w:t>
+      </w:r>
+    </w:p>
+    <w:p>
+      <w:pPr>
+        <w:spacing w:line="336" w:lineRule="auto" w:after="180"/>
+        <w:shd w:fill="F1F6FC"/>
+      </w:pPr>
+      <w:r>
+        <w:rPr>
+          <w:b w:val="0"/>
+        </w:rPr>
+        <w:t>Explain the deciding step aloud before checking the changed case; pointing to the final answer alone does not show how it follows.</w:t>
+      </w:r>
+    </w:p>
+    <w:p>
+      <w:pPr>
+        <w:pStyle w:val="Heading3"/>
+      </w:pPr>
+      <w:r>
         <w:t>What this example does not establish</w:t>
       </w:r>
     </w:p>
     <w:p>
-      <w:r>
-        <w:t>Human review helps only when the reviewer sees the material changes, evidence and actual consequences.</w:t>
-      </w:r>
-    </w:p>
-    <w:p>
-      <w:r>
-        <w:t>Read the labelled picture: Why can H1’s approval not automatically approve H2? Point to the relevant step in the picture, then write the changed result and the rule or evidence that supports it.</w:t>
-      </w:r>
-    </w:p>
-    <w:p>
-      <w:r>
+      <w:pPr>
+        <w:pStyle w:val="Heading3"/>
+      </w:pPr>
+      <w:r>
+        <w:t>Keep the stated limit</w:t>
+      </w:r>
+    </w:p>
+    <w:p>
+      <w:pPr>
+        <w:spacing w:line="336" w:lineRule="auto" w:after="180"/>
+        <w:shd w:fill="FFF5E6"/>
+      </w:pPr>
+      <w:r>
+        <w:rPr>
+          <w:b w:val="0"/>
+        </w:rPr>
+        <w:t xml:space="preserve">Human review helps only when the reviewer sees the material changes, </w:t>
+      </w:r>
+      <w:r>
+        <w:rPr>
+          <w:b/>
+        </w:rPr>
+        <w:t>evidence</w:t>
+      </w:r>
+      <w:r>
+        <w:rPr>
+          <w:b w:val="0"/>
+        </w:rPr>
+        <w:t xml:space="preserve"> and actual consequences.</w:t>
+      </w:r>
+    </w:p>
+    <w:p>
+      <w:pPr>
+        <w:pStyle w:val="Heading3"/>
+      </w:pPr>
+      <w:r>
+        <w:t>Keep the stated limit</w:t>
+      </w:r>
+    </w:p>
+    <w:p>
+      <w:pPr>
+        <w:spacing w:line="336" w:lineRule="auto" w:after="180"/>
+        <w:shd w:fill="FFF5E6"/>
+      </w:pPr>
+      <w:r>
+        <w:rPr>
+          <w:b w:val="0"/>
+        </w:rPr>
+        <w:t xml:space="preserve">Read the labelled picture: Why can H1’s approval not automatically approve H2? Point to the relevant step in the picture, then write the changed result and the rule or </w:t>
+      </w:r>
+      <w:r>
+        <w:rPr>
+          <w:b/>
+        </w:rPr>
+        <w:t>evidence</w:t>
+      </w:r>
+      <w:r>
+        <w:rPr>
+          <w:b w:val="0"/>
+        </w:rPr>
+        <w:t xml:space="preserve"> that supports it.</w:t>
+      </w:r>
+    </w:p>
+    <w:p>
+      <w:pPr>
+        <w:pStyle w:val="Heading3"/>
+      </w:pPr>
+      <w:r>
+        <w:t>Keep the stated limit</w:t>
+      </w:r>
+    </w:p>
+    <w:p>
+      <w:pPr>
+        <w:spacing w:line="336" w:lineRule="auto" w:after="180"/>
+        <w:shd w:fill="FFF5E6"/>
+      </w:pPr>
+      <w:r>
+        <w:rPr>
+          <w:b w:val="0"/>
+        </w:rPr>
         <w:t>Change one thing: H2 is replaced with unchanged H1 for classroom printing. Predict the result before checking the explanation. What remains the same?</w:t>
       </w:r>
     </w:p>
@@ -1750,17 +2834,61 @@
     </w:p>
     <w:p>
       <w:r>
+        <w:t>Find the unsupported step in the Human AI Workflow claim and explain a repair using the supplied evidence.</w:t>
+      </w:r>
+    </w:p>
+    <w:p>
+      <w:pPr>
+        <w:pStyle w:val="Heading3"/>
+      </w:pPr>
+      <w:r>
+        <w:t>Find the first error</w:t>
+      </w:r>
+    </w:p>
+    <w:p>
+      <w:pPr>
+        <w:spacing w:line="336" w:lineRule="auto" w:after="180"/>
+        <w:shd w:fill="FFF5E6"/>
+      </w:pPr>
+      <w:r>
+        <w:rPr>
+          <w:b w:val="0"/>
+        </w:rPr>
         <w:t>ERROR DETECTIVE</w:t>
       </w:r>
     </w:p>
     <w:p>
-      <w:r>
+      <w:pPr>
+        <w:spacing w:line="336" w:lineRule="auto" w:after="180"/>
+      </w:pPr>
+      <w:r>
+        <w:rPr>
+          <w:b w:val="0"/>
+        </w:rPr>
         <w:t>Compare → Diagnose → Repair</w:t>
       </w:r>
     </w:p>
     <w:p>
-      <w:r>
-        <w:t>Do not patch the answer. Find the earliest unsupported assumption, wrong step, or weak evidence.</w:t>
+      <w:pPr>
+        <w:spacing w:line="336" w:lineRule="auto" w:after="180"/>
+      </w:pPr>
+      <w:r>
+        <w:rPr>
+          <w:b w:val="0"/>
+        </w:rPr>
+        <w:t xml:space="preserve">Do not patch the answer. Find the earliest unsupported assumption, wrong step, or weak </w:t>
+      </w:r>
+      <w:r>
+        <w:rPr>
+          <w:b/>
+        </w:rPr>
+        <w:t>evidence</w:t>
+      </w:r>
+      <w:r>
+        <w:rPr>
+          <w:b w:val="0"/>
+        </w:rPr>
+        <w:t>.</w:t>
       </w:r>
     </w:p>
     <w:p>
@@ -2010,7 +3138,14 @@
       </w:tr>
     </w:tbl>
     <w:p>
-      <w:r>
+      <w:pPr>
+        <w:spacing w:line="336" w:lineRule="auto" w:after="180"/>
+        <w:shd w:fill="F5F1FB"/>
+      </w:pPr>
+      <w:r>
+        <w:rPr>
+          <w:b w:val="0"/>
+        </w:rPr>
         <w:t>Repair one cause. Why is this repair better than changing several things?</w:t>
       </w:r>
     </w:p>
@@ -2056,15 +3191,42 @@
       </w:r>
     </w:p>
     <w:p>
-      <w:r>
-        <w:t>Complete the supported workbook tasks before attempting W4 independently. Record any hints or help used. After feedback, use the teacher's fresh retry rather than copying the earlier answer. For a project, select a relevant new case, predict the outcome from the declared rule and preserve the result alongside any revision.</w:t>
-      </w:r>
-    </w:p>
-    <w:p>
       <w:pPr>
         <w:pStyle w:val="Heading3"/>
       </w:pPr>
       <w:r>
+        <w:t>Check the claim against the facts</w:t>
+      </w:r>
+    </w:p>
+    <w:p>
+      <w:pPr>
+        <w:spacing w:line="336" w:lineRule="auto" w:after="180"/>
+        <w:shd w:fill="FFF5E6"/>
+      </w:pPr>
+      <w:r>
+        <w:rPr>
+          <w:b w:val="0"/>
+        </w:rPr>
+        <w:t>Complete the supported workbook tasks before attempting W4 independently. Record any hints or help used. After feedback, use the teacher's fresh retry rather than copying the earlier answer.</w:t>
+      </w:r>
+    </w:p>
+    <w:p>
+      <w:pPr>
+        <w:spacing w:line="336" w:lineRule="auto" w:after="180"/>
+        <w:shd w:fill="FFF5E6"/>
+      </w:pPr>
+      <w:r>
+        <w:rPr>
+          <w:b w:val="0"/>
+        </w:rPr>
+        <w:t>For a project, select a relevant new case, predict the outcome from the declared rule and preserve the result alongside any revision.</w:t>
+      </w:r>
+    </w:p>
+    <w:p>
+      <w:pPr>
+        <w:pStyle w:val="Heading3"/>
+      </w:pPr>
+      <w:r>
         <w:t>Exit: propose one revealing change to the worked scenario. State the expected outcome and the evidence that would make you revise your explanation.</w:t>
       </w:r>
     </w:p>
@@ -2103,16 +3265,39 @@
     </w:p>
     <w:p>
       <w:r>
+        <w:t>Practise Human AI Workflow with support, then explain the deciding step in your own words.</w:t>
+      </w:r>
+    </w:p>
+    <w:p>
+      <w:pPr>
+        <w:spacing w:line="336" w:lineRule="auto" w:after="180"/>
+      </w:pPr>
+      <w:r>
+        <w:rPr>
+          <w:b/>
+        </w:rPr>
         <w:t>LOGIC STUDIO</w:t>
       </w:r>
     </w:p>
     <w:p>
-      <w:r>
+      <w:pPr>
+        <w:spacing w:line="336" w:lineRule="auto" w:after="180"/>
+      </w:pPr>
+      <w:r>
+        <w:rPr>
+          <w:b w:val="0"/>
+        </w:rPr>
         <w:t>Specify Before You Run</w:t>
       </w:r>
     </w:p>
     <w:p>
-      <w:r>
+      <w:pPr>
+        <w:spacing w:line="336" w:lineRule="auto" w:after="180"/>
+      </w:pPr>
+      <w:r>
+        <w:rPr>
+          <w:b w:val="0"/>
+        </w:rPr>
         <w:t>Prompts, schemas, retrieval, tool calls, and code are inspectable parts of one AI product.</w:t>
       </w:r>
     </w:p>
@@ -2153,8 +3338,26 @@
       </w:r>
     </w:p>
     <w:p>
-      <w:r>
-        <w:t>SET task, audience, constraints, output_schema</w:t>
+      <w:pPr>
+        <w:spacing w:line="336" w:lineRule="auto" w:after="180"/>
+      </w:pPr>
+      <w:r>
+        <w:rPr>
+          <w:b w:val="0"/>
+        </w:rPr>
+        <w:t xml:space="preserve">SET task, audience, constraints, </w:t>
+      </w:r>
+      <w:r>
+        <w:rPr>
+          <w:b/>
+        </w:rPr>
+        <w:t>output</w:t>
+      </w:r>
+      <w:r>
+        <w:rPr>
+          <w:b w:val="0"/>
+        </w:rPr>
+        <w:t>_schema</w:t>
         <w:br/>
         <w:t>LOAD approved_context or retrieval_result</w:t>
         <w:br/>
@@ -2162,14 +3365,57 @@
         <w:br/>
         <w:t>VALIDATE fields, claims, citations, and safety</w:t>
         <w:br/>
-        <w:t>IF evidence missing: ask, retrieve, or abstain</w:t>
+        <w:t xml:space="preserve">IF </w:t>
+      </w:r>
+      <w:r>
+        <w:rPr>
+          <w:b/>
+        </w:rPr>
+        <w:t>evidence</w:t>
+      </w:r>
+      <w:r>
+        <w:rPr>
+          <w:b w:val="0"/>
+        </w:rPr>
+        <w:t xml:space="preserve"> missing: ask, retrieve, or abstain</w:t>
         <w:br/>
-        <w:t>RETURN useful output + source trail + limitations</w:t>
-      </w:r>
-    </w:p>
-    <w:p>
-      <w:r>
-        <w:t>Trace one input. Which line changes the state or chooses a path?</w:t>
+        <w:t xml:space="preserve">RETURN useful </w:t>
+      </w:r>
+      <w:r>
+        <w:rPr>
+          <w:b/>
+        </w:rPr>
+        <w:t>output</w:t>
+      </w:r>
+      <w:r>
+        <w:rPr>
+          <w:b w:val="0"/>
+        </w:rPr>
+        <w:t xml:space="preserve"> + source trail + limitations</w:t>
+      </w:r>
+    </w:p>
+    <w:p>
+      <w:pPr>
+        <w:spacing w:line="336" w:lineRule="auto" w:after="180"/>
+        <w:shd w:fill="F5F1FB"/>
+      </w:pPr>
+      <w:r>
+        <w:rPr>
+          <w:b w:val="0"/>
+        </w:rPr>
+        <w:t xml:space="preserve">Trace one </w:t>
+      </w:r>
+      <w:r>
+        <w:rPr>
+          <w:b/>
+        </w:rPr>
+        <w:t>input</w:t>
+      </w:r>
+      <w:r>
+        <w:rPr>
+          <w:b w:val="0"/>
+        </w:rPr>
+        <w:t>. Which line changes the state or chooses a path?</w:t>
       </w:r>
     </w:p>
     <w:p>
@@ -2214,13 +3460,72 @@
       </w:r>
     </w:p>
     <w:p>
-      <w:r>
-        <w:t>Review effectiveness depends on usable evidence, time and authority; a checkbox is not evidence of informed review.</w:t>
-      </w:r>
-    </w:p>
-    <w:p>
-      <w:r>
-        <w:t>A useful check asks what would make the reasoning fail. Distinguish a failure to execute the declared procedure from a weakness in the procedure itself. The first may require a correction; the second requires an explicitly revised method and new evidence. Preserve unsuccessful cases so an improved result cannot hide the original problem.</w:t>
+      <w:pPr>
+        <w:spacing w:line="336" w:lineRule="auto" w:after="180"/>
+      </w:pPr>
+      <w:r>
+        <w:rPr>
+          <w:b w:val="0"/>
+        </w:rPr>
+        <w:t xml:space="preserve">Review effectiveness depends on usable </w:t>
+      </w:r>
+      <w:r>
+        <w:rPr>
+          <w:b/>
+        </w:rPr>
+        <w:t>evidence</w:t>
+      </w:r>
+      <w:r>
+        <w:rPr>
+          <w:b w:val="0"/>
+        </w:rPr>
+        <w:t xml:space="preserve">, time and authority; a checkbox is not </w:t>
+      </w:r>
+      <w:r>
+        <w:rPr>
+          <w:b/>
+        </w:rPr>
+        <w:t>evidence</w:t>
+      </w:r>
+      <w:r>
+        <w:rPr>
+          <w:b w:val="0"/>
+        </w:rPr>
+        <w:t xml:space="preserve"> of informed review.</w:t>
+      </w:r>
+    </w:p>
+    <w:p>
+      <w:pPr>
+        <w:spacing w:line="336" w:lineRule="auto" w:after="180"/>
+      </w:pPr>
+      <w:r>
+        <w:rPr>
+          <w:b w:val="0"/>
+        </w:rPr>
+        <w:t>A useful check asks what would make the reasoning fail. Distinguish a failure to execute the declared procedure from a weakness in the procedure itself.</w:t>
+      </w:r>
+    </w:p>
+    <w:p>
+      <w:pPr>
+        <w:spacing w:line="336" w:lineRule="auto" w:after="180"/>
+      </w:pPr>
+      <w:r>
+        <w:rPr>
+          <w:b w:val="0"/>
+        </w:rPr>
+        <w:t xml:space="preserve">The first may require a correction; the second requires an explicitly revised method and new </w:t>
+      </w:r>
+      <w:r>
+        <w:rPr>
+          <w:b/>
+        </w:rPr>
+        <w:t>evidence</w:t>
+      </w:r>
+      <w:r>
+        <w:rPr>
+          <w:b w:val="0"/>
+        </w:rPr>
+        <w:t>. Preserve unsuccessful cases so an improved result cannot hide the original problem.</w:t>
       </w:r>
     </w:p>
     <w:p>
@@ -2265,8 +3570,26 @@
       </w:r>
     </w:p>
     <w:p>
-      <w:r>
-        <w:t>Use workbook W2 for the connected example “Human review and consequential use”. First fill the input and rule boxes. Try the middle steps before asking for a hint. After a hint, try the next step yourself.</w:t>
+      <w:pPr>
+        <w:spacing w:line="336" w:lineRule="auto" w:after="180"/>
+      </w:pPr>
+      <w:r>
+        <w:rPr>
+          <w:b w:val="0"/>
+        </w:rPr>
+        <w:t xml:space="preserve">Use workbook W2 for the connected example “Human review and consequential use”. First fill the </w:t>
+      </w:r>
+      <w:r>
+        <w:rPr>
+          <w:b/>
+        </w:rPr>
+        <w:t>input</w:t>
+      </w:r>
+      <w:r>
+        <w:rPr>
+          <w:b w:val="0"/>
+        </w:rPr>
+        <w:t xml:space="preserve"> and rule boxes. Try the middle steps before asking for a hint. After a hint, try the next step yourself.</w:t>
       </w:r>
     </w:p>
     <w:tbl>
@@ -2349,7 +3672,13 @@
       </w:tr>
     </w:tbl>
     <w:p>
-      <w:r>
+      <w:pPr>
+        <w:spacing w:line="336" w:lineRule="auto" w:after="180"/>
+      </w:pPr>
+      <w:r>
+        <w:rPr>
+          <w:b w:val="0"/>
+        </w:rPr>
         <w:t>Explain your trace to a partner. Your partner points to one step to check. Swap roles on the next case. Each person writes their own explanation.</w:t>
       </w:r>
     </w:p>
@@ -2362,12 +3691,35 @@
       </w:r>
     </w:p>
     <w:p>
-      <w:r>
-        <w:t>Use the worked case for Human review and consequential use. Proposed explanation: “The worked result establishes every future case”. Decide whether this explanation is supported. Point to the step or supplied fact that decides; explain your repair if needed.</w:t>
-      </w:r>
-    </w:p>
-    <w:p>
-      <w:r>
+      <w:pPr>
+        <w:spacing w:line="336" w:lineRule="auto" w:after="180"/>
+      </w:pPr>
+      <w:r>
+        <w:rPr>
+          <w:b w:val="0"/>
+        </w:rPr>
+        <w:t>Use the worked case for Human review and consequential use. Proposed explanation: “The worked result establishes every future case”. Decide whether this explanation is supported.</w:t>
+      </w:r>
+    </w:p>
+    <w:p>
+      <w:pPr>
+        <w:spacing w:line="336" w:lineRule="auto" w:after="180"/>
+      </w:pPr>
+      <w:r>
+        <w:rPr>
+          <w:b w:val="0"/>
+        </w:rPr>
+        <w:t>Point to the step or supplied fact that decides; explain your repair if needed.</w:t>
+      </w:r>
+    </w:p>
+    <w:p>
+      <w:pPr>
+        <w:spacing w:line="336" w:lineRule="auto" w:after="180"/>
+      </w:pPr>
+      <w:r>
+        <w:rPr>
+          <w:b w:val="0"/>
+        </w:rPr>
         <w:t>Answer on your own before discussion. If you are unsure, say which step you need help with.</w:t>
       </w:r>
     </w:p>
@@ -2380,8 +3732,26 @@
       </w:r>
     </w:p>
     <w:p>
-      <w:r>
-        <w:t>Why can H1’s approval not automatically approve H2? Point to the relevant step in the picture, then write the changed result and the rule or evidence that supports it.</w:t>
+      <w:pPr>
+        <w:spacing w:line="336" w:lineRule="auto" w:after="180"/>
+      </w:pPr>
+      <w:r>
+        <w:rPr>
+          <w:b w:val="0"/>
+        </w:rPr>
+        <w:t xml:space="preserve">Why can H1’s approval not automatically approve H2? Point to the relevant step in the picture, then write the changed result and the rule or </w:t>
+      </w:r>
+      <w:r>
+        <w:rPr>
+          <w:b/>
+        </w:rPr>
+        <w:t>evidence</w:t>
+      </w:r>
+      <w:r>
+        <w:rPr>
+          <w:b w:val="0"/>
+        </w:rPr>
+        <w:t xml:space="preserve"> that supports it.</w:t>
       </w:r>
     </w:p>
     <w:p>
@@ -2413,7 +3783,13 @@
       </w:r>
     </w:p>
     <w:p>
-      <w:r>
+      <w:pPr>
+        <w:spacing w:line="336" w:lineRule="auto" w:after="180"/>
+      </w:pPr>
+      <w:r>
+        <w:rPr>
+          <w:b w:val="0"/>
+        </w:rPr>
         <w:t>This is supported practice. Keep the separately named independent case for an attempt before feedback.</w:t>
       </w:r>
     </w:p>
@@ -2427,16 +3803,45 @@
     </w:p>
     <w:p>
       <w:r>
-        <w:t>EVIDENCE LAB</w:t>
-      </w:r>
-    </w:p>
-    <w:p>
-      <w:r>
+        <w:t>Investigate Human AI Workflow. Record the prediction, actual observation or labelled paper trace, explanation and next test separately.</w:t>
+      </w:r>
+    </w:p>
+    <w:p>
+      <w:pPr>
+        <w:spacing w:line="336" w:lineRule="auto" w:after="180"/>
+      </w:pPr>
+      <w:r>
+        <w:rPr>
+          <w:b/>
+        </w:rPr>
+        <w:t>EVIDENCE</w:t>
+      </w:r>
+      <w:r>
+        <w:rPr>
+          <w:b/>
+        </w:rPr>
+        <w:t xml:space="preserve"> LAB</w:t>
+      </w:r>
+    </w:p>
+    <w:p>
+      <w:pPr>
+        <w:spacing w:line="336" w:lineRule="auto" w:after="180"/>
+      </w:pPr>
+      <w:r>
+        <w:rPr>
+          <w:b w:val="0"/>
+        </w:rPr>
         <w:t>Predict → Test → Record → Explain</w:t>
       </w:r>
     </w:p>
     <w:p>
-      <w:r>
+      <w:pPr>
+        <w:spacing w:line="336" w:lineRule="auto" w:after="180"/>
+      </w:pPr>
+      <w:r>
+        <w:rPr>
+          <w:b w:val="0"/>
+        </w:rPr>
         <w:t>Keep expected and actual results separate. Surprises are useful data when recorded honestly.</w:t>
       </w:r>
     </w:p>
@@ -2477,8 +3882,38 @@
       </w:r>
     </w:p>
     <w:p>
-      <w:r>
-        <w:t>Allocate tasks on a workflow map, justify each owner, simulate a failed tool or unsupported claim, and verify the stop/escalation path.</w:t>
+      <w:pPr>
+        <w:spacing w:line="336" w:lineRule="auto" w:after="180"/>
+      </w:pPr>
+      <w:r>
+        <w:rPr>
+          <w:b w:val="0"/>
+        </w:rPr>
+        <w:t xml:space="preserve">Allocate tasks on a </w:t>
+      </w:r>
+      <w:r>
+        <w:rPr>
+          <w:b/>
+        </w:rPr>
+        <w:t>workflow</w:t>
+      </w:r>
+      <w:r>
+        <w:rPr>
+          <w:b w:val="0"/>
+        </w:rPr>
+        <w:t xml:space="preserve"> map, justify each owner, simulate a failed tool or unsupported claim, and verify the stop/</w:t>
+      </w:r>
+      <w:r>
+        <w:rPr>
+          <w:b/>
+        </w:rPr>
+        <w:t>escalation</w:t>
+      </w:r>
+      <w:r>
+        <w:rPr>
+          <w:b w:val="0"/>
+        </w:rPr>
+        <w:t xml:space="preserve"> path.</w:t>
       </w:r>
     </w:p>
     <w:tbl>
@@ -2727,7 +4162,14 @@
       </w:tr>
     </w:tbl>
     <w:p>
-      <w:r>
+      <w:pPr>
+        <w:spacing w:line="336" w:lineRule="auto" w:after="180"/>
+        <w:shd w:fill="F5F1FB"/>
+      </w:pPr>
+      <w:r>
+        <w:rPr>
+          <w:b w:val="0"/>
+        </w:rPr>
         <w:t>What did the hardest test teach you that the normal test did not?</w:t>
       </w:r>
     </w:p>
@@ -2773,7 +4215,13 @@
       </w:r>
     </w:p>
     <w:p>
-      <w:r>
+      <w:pPr>
+        <w:spacing w:line="336" w:lineRule="auto" w:after="180"/>
+      </w:pPr>
+      <w:r>
+        <w:rPr>
+          <w:b w:val="0"/>
+        </w:rPr>
         <w:t>Before trying: what do I expect, and why? While trying: which step could first go wrong? Afterwards: what did I actually observe, and what should change? Keep “not run” if you only traced the procedure.</w:t>
       </w:r>
     </w:p>
@@ -2787,17 +4235,52 @@
     </w:p>
     <w:p>
       <w:r>
+        <w:t>Move from recall to tracing, diagnosis and transfer in Human AI Workflow. Explain why each step is justified.</w:t>
+      </w:r>
+    </w:p>
+    <w:p>
+      <w:pPr>
+        <w:spacing w:line="336" w:lineRule="auto" w:after="180"/>
+      </w:pPr>
+      <w:r>
+        <w:rPr>
+          <w:b/>
+        </w:rPr>
         <w:t>MASTERY</w:t>
       </w:r>
     </w:p>
     <w:p>
-      <w:r>
+      <w:pPr>
+        <w:spacing w:line="336" w:lineRule="auto" w:after="180"/>
+      </w:pPr>
+      <w:r>
+        <w:rPr>
+          <w:b w:val="0"/>
+        </w:rPr>
         <w:t>From Knowing the Word to Owning the Idea</w:t>
       </w:r>
     </w:p>
     <w:p>
-      <w:r>
-        <w:t>Move upward only when you can produce evidence without copying the worked example.</w:t>
+      <w:pPr>
+        <w:spacing w:line="336" w:lineRule="auto" w:after="180"/>
+      </w:pPr>
+      <w:r>
+        <w:rPr>
+          <w:b w:val="0"/>
+        </w:rPr>
+        <w:t xml:space="preserve">Move upward only when you can produce </w:t>
+      </w:r>
+      <w:r>
+        <w:rPr>
+          <w:b/>
+        </w:rPr>
+        <w:t>evidence</w:t>
+      </w:r>
+      <w:r>
+        <w:rPr>
+          <w:b w:val="0"/>
+        </w:rPr>
+        <w:t xml:space="preserve"> without copying the worked example.</w:t>
       </w:r>
     </w:p>
     <w:p>
@@ -2837,33 +4320,93 @@
       </w:r>
     </w:p>
     <w:p>
-      <w:r>
+      <w:pPr>
+        <w:spacing w:line="336" w:lineRule="auto" w:after="180"/>
+      </w:pPr>
+      <w:r>
+        <w:rPr>
+          <w:b w:val="0"/>
+        </w:rPr>
         <w:t>1 • NAME: Define the concept without repeating the textbook.</w:t>
       </w:r>
     </w:p>
     <w:p>
-      <w:r>
-        <w:t>2 • TRACE: Show the information, state, branch, calculation, or evidence path.</w:t>
-      </w:r>
-    </w:p>
-    <w:p>
-      <w:r>
+      <w:pPr>
+        <w:spacing w:line="336" w:lineRule="auto" w:after="180"/>
+      </w:pPr>
+      <w:r>
+        <w:rPr>
+          <w:b w:val="0"/>
+        </w:rPr>
+        <w:t xml:space="preserve">2 • TRACE: Show the information, state, branch, calculation, or </w:t>
+      </w:r>
+      <w:r>
+        <w:rPr>
+          <w:b/>
+        </w:rPr>
+        <w:t>evidence</w:t>
+      </w:r>
+      <w:r>
+        <w:rPr>
+          <w:b w:val="0"/>
+        </w:rPr>
+        <w:t xml:space="preserve"> path.</w:t>
+      </w:r>
+    </w:p>
+    <w:p>
+      <w:pPr>
+        <w:spacing w:line="336" w:lineRule="auto" w:after="180"/>
+      </w:pPr>
+      <w:r>
+        <w:rPr>
+          <w:b w:val="0"/>
+        </w:rPr>
         <w:t>3 • APPLY: Solve a different example independently.</w:t>
       </w:r>
     </w:p>
     <w:p>
-      <w:r>
+      <w:pPr>
+        <w:spacing w:line="336" w:lineRule="auto" w:after="180"/>
+      </w:pPr>
+      <w:r>
+        <w:rPr>
+          <w:b w:val="0"/>
+        </w:rPr>
         <w:t>4 • CHALLENGE: Find a boundary case, counterexample, or unfair outcome.</w:t>
       </w:r>
     </w:p>
     <w:p>
-      <w:r>
+      <w:pPr>
+        <w:spacing w:line="336" w:lineRule="auto" w:after="180"/>
+      </w:pPr>
+      <w:r>
+        <w:rPr>
+          <w:b w:val="0"/>
+        </w:rPr>
         <w:t>5 • EXPLAIN LIMITS: Say when the result should not be trusted or used alone.</w:t>
       </w:r>
     </w:p>
     <w:p>
-      <w:r>
-        <w:t>My strongest evidence of independent understanding:</w:t>
+      <w:pPr>
+        <w:spacing w:line="336" w:lineRule="auto" w:after="180"/>
+      </w:pPr>
+      <w:r>
+        <w:rPr>
+          <w:b w:val="0"/>
+        </w:rPr>
+        <w:t xml:space="preserve">My strongest </w:t>
+      </w:r>
+      <w:r>
+        <w:rPr>
+          <w:b/>
+        </w:rPr>
+        <w:t>evidence</w:t>
+      </w:r>
+      <w:r>
+        <w:rPr>
+          <w:b w:val="0"/>
+        </w:rPr>
+        <w:t xml:space="preserve"> of independent understanding:</w:t>
       </w:r>
     </w:p>
     <w:p>
@@ -2909,16 +4452,39 @@
     </w:p>
     <w:p>
       <w:r>
+        <w:t>Apply this week’s idea to Verified Study Buddy. Keep an annotated decision and the evidence supporting it.</w:t>
+      </w:r>
+    </w:p>
+    <w:p>
+      <w:pPr>
+        <w:spacing w:line="336" w:lineRule="auto" w:after="180"/>
+      </w:pPr>
+      <w:r>
+        <w:rPr>
+          <w:b/>
+        </w:rPr>
         <w:t>CUMULATIVE PROJECT</w:t>
       </w:r>
     </w:p>
     <w:p>
-      <w:r>
+      <w:pPr>
+        <w:spacing w:line="336" w:lineRule="auto" w:after="180"/>
+      </w:pPr>
+      <w:r>
+        <w:rPr>
+          <w:b w:val="0"/>
+        </w:rPr>
         <w:t>Verified Study Buddy</w:t>
       </w:r>
     </w:p>
     <w:p>
-      <w:r>
+      <w:pPr>
+        <w:spacing w:line="336" w:lineRule="auto" w:after="180"/>
+      </w:pPr>
+      <w:r>
+        <w:rPr>
+          <w:b w:val="0"/>
+        </w:rPr>
         <w:t>Every week adds one inspectable piece. The system must show how it reached a result.</w:t>
       </w:r>
     </w:p>
@@ -2959,17 +4525,63 @@
       </w:r>
     </w:p>
     <w:p>
-      <w:r>
+      <w:pPr>
+        <w:spacing w:line="336" w:lineRule="auto" w:after="180"/>
+      </w:pPr>
+      <w:r>
+        <w:rPr>
+          <w:b w:val="0"/>
+        </w:rPr>
         <w:t>THIS WEEK’S CHECKPOINT  AI drafts; sources ground; validators check; learner chooses; teacher governs classroom use.</w:t>
       </w:r>
     </w:p>
     <w:p>
-      <w:r>
-        <w:t>SYSTEM MAP  Learner need → prompt/schema → approved sources/retrieval → model/tool → structured answer → verification → human decision</w:t>
-      </w:r>
-    </w:p>
-    <w:p>
-      <w:r>
+      <w:pPr>
+        <w:pStyle w:val="Heading3"/>
+      </w:pPr>
+      <w:r>
+        <w:t>Trace the system</w:t>
+      </w:r>
+    </w:p>
+    <w:p>
+      <w:pPr>
+        <w:spacing w:line="336" w:lineRule="auto" w:after="180"/>
+        <w:shd w:fill="EDF7F3"/>
+      </w:pPr>
+      <w:r>
+        <w:rPr>
+          <w:b w:val="0"/>
+        </w:rPr>
+        <w:t xml:space="preserve">SYSTEM MAP  Learner need → prompt/schema → approved sources/retrieval → model/tool → structured answer → </w:t>
+      </w:r>
+      <w:r>
+        <w:rPr>
+          <w:b/>
+        </w:rPr>
+        <w:t>verification</w:t>
+      </w:r>
+      <w:r>
+        <w:rPr>
+          <w:b w:val="0"/>
+        </w:rPr>
+        <w:t xml:space="preserve"> → </w:t>
+      </w:r>
+      <w:r>
+        <w:rPr>
+          <w:b/>
+        </w:rPr>
+        <w:t>human decision</w:t>
+      </w:r>
+    </w:p>
+    <w:p>
+      <w:pPr>
+        <w:spacing w:line="336" w:lineRule="auto" w:after="180"/>
+        <w:shd w:fill="F5F1FB"/>
+      </w:pPr>
+      <w:r>
+        <w:rPr>
+          <w:b w:val="0"/>
+        </w:rPr>
         <w:t>What will you add, change, or verify in the project this week?</w:t>
       </w:r>
     </w:p>
@@ -3007,8 +4619,27 @@
       </w:r>
     </w:p>
     <w:p>
-      <w:r>
-        <w:t>What should remain under human control?</w:t>
+      <w:pPr>
+        <w:spacing w:line="336" w:lineRule="auto" w:after="180"/>
+        <w:shd w:fill="F5F1FB"/>
+      </w:pPr>
+      <w:r>
+        <w:rPr>
+          <w:b w:val="0"/>
+        </w:rPr>
+        <w:t xml:space="preserve">What should remain under </w:t>
+      </w:r>
+      <w:r>
+        <w:rPr>
+          <w:b/>
+        </w:rPr>
+        <w:t>human control</w:t>
+      </w:r>
+      <w:r>
+        <w:rPr>
+          <w:b w:val="0"/>
+        </w:rPr>
+        <w:t>?</w:t>
       </w:r>
     </w:p>
     <w:p>
@@ -3045,21 +4676,77 @@
       </w:r>
     </w:p>
     <w:p>
-      <w:r>
-        <w:t>RESPONSIBLE DESIGN  Collect only necessary information. Show uncertainty and limits. Never confuse fluent output with verified truth.</w:t>
-      </w:r>
-    </w:p>
-    <w:p>
       <w:pPr>
         <w:pStyle w:val="Heading3"/>
       </w:pPr>
       <w:r>
+        <w:t>Responsible design</w:t>
+      </w:r>
+    </w:p>
+    <w:p>
+      <w:pPr>
+        <w:spacing w:line="336" w:lineRule="auto" w:after="180"/>
+        <w:shd w:fill="FFF5E6"/>
+      </w:pPr>
+      <w:r>
+        <w:rPr>
+          <w:b w:val="0"/>
+        </w:rPr>
+        <w:t xml:space="preserve">RESPONSIBLE DESIGN  Collect only necessary information. Show uncertainty and limits. Never confuse fluent </w:t>
+      </w:r>
+      <w:r>
+        <w:rPr>
+          <w:b/>
+        </w:rPr>
+        <w:t>output</w:t>
+      </w:r>
+      <w:r>
+        <w:rPr>
+          <w:b w:val="0"/>
+        </w:rPr>
+        <w:t xml:space="preserve"> with verified truth.</w:t>
+      </w:r>
+    </w:p>
+    <w:p>
+      <w:pPr>
+        <w:pStyle w:val="Heading3"/>
+      </w:pPr>
+      <w:r>
         <w:t>Evidence for your project</w:t>
       </w:r>
     </w:p>
     <w:p>
-      <w:r>
-        <w:t>For your Verified Study Buddy, save the input, procedure, observed result and limitation of this check. Label this worked example as practice; use a different, previously unreviewed case when checking independent understanding.</w:t>
+      <w:pPr>
+        <w:spacing w:line="336" w:lineRule="auto" w:after="180"/>
+      </w:pPr>
+      <w:r>
+        <w:rPr>
+          <w:b w:val="0"/>
+        </w:rPr>
+        <w:t xml:space="preserve">For your Verified Study Buddy, save the </w:t>
+      </w:r>
+      <w:r>
+        <w:rPr>
+          <w:b/>
+        </w:rPr>
+        <w:t>input</w:t>
+      </w:r>
+      <w:r>
+        <w:rPr>
+          <w:b w:val="0"/>
+        </w:rPr>
+        <w:t>, procedure, observed result and limitation of this check.</w:t>
+      </w:r>
+    </w:p>
+    <w:p>
+      <w:pPr>
+        <w:spacing w:line="336" w:lineRule="auto" w:after="180"/>
+      </w:pPr>
+      <w:r>
+        <w:rPr>
+          <w:b w:val="0"/>
+        </w:rPr>
+        <w:t>Label this worked example as practice; use a different, previously unreviewed case when checking independent understanding.</w:t>
       </w:r>
     </w:p>
     <w:p>
@@ -3072,16 +4759,48 @@
     </w:p>
     <w:p>
       <w:r>
+        <w:t>Use a genuinely new case for independent evidence. Previously discussed examples remain practice; use the separately named independent case before feedback.</w:t>
+      </w:r>
+    </w:p>
+    <w:p>
+      <w:pPr>
+        <w:pStyle w:val="Heading3"/>
+      </w:pPr>
+      <w:r>
+        <w:t>Independent evidence</w:t>
+      </w:r>
+    </w:p>
+    <w:p>
+      <w:pPr>
+        <w:spacing w:line="336" w:lineRule="auto" w:after="180"/>
+        <w:shd w:fill="FFF5E6"/>
+      </w:pPr>
+      <w:r>
+        <w:rPr>
+          <w:b w:val="0"/>
+        </w:rPr>
         <w:t>INDEPENDENT MASTERY PROOF</w:t>
       </w:r>
     </w:p>
     <w:p>
-      <w:r>
+      <w:pPr>
+        <w:spacing w:line="336" w:lineRule="auto" w:after="180"/>
+      </w:pPr>
+      <w:r>
+        <w:rPr>
+          <w:b w:val="0"/>
+        </w:rPr>
         <w:t>Explain • Transfer • Test • Defend</w:t>
       </w:r>
     </w:p>
     <w:p>
-      <w:r>
+      <w:pPr>
+        <w:spacing w:line="336" w:lineRule="auto" w:after="180"/>
+      </w:pPr>
+      <w:r>
+        <w:rPr>
+          <w:b w:val="0"/>
+        </w:rPr>
         <w:t>Complete this page without copying the worked example. Your reasoning matters more than decoration.</w:t>
       </w:r>
     </w:p>
@@ -3122,12 +4841,34 @@
       </w:r>
     </w:p>
     <w:p>
-      <w:r>
+      <w:pPr>
+        <w:pStyle w:val="Heading3"/>
+      </w:pPr>
+      <w:r>
+        <w:t>Try a more demanding case</w:t>
+      </w:r>
+    </w:p>
+    <w:p>
+      <w:pPr>
+        <w:spacing w:line="336" w:lineRule="auto" w:after="180"/>
+        <w:shd w:fill="F5F1FB"/>
+      </w:pPr>
+      <w:r>
+        <w:rPr>
+          <w:b w:val="0"/>
+        </w:rPr>
         <w:t>CHALLENGE  Map who drafts, checks, decides, and signs off.</w:t>
       </w:r>
     </w:p>
     <w:p>
-      <w:r>
+      <w:pPr>
+        <w:spacing w:line="336" w:lineRule="auto" w:after="180"/>
+        <w:shd w:fill="F4F9FC"/>
+      </w:pPr>
+      <w:r>
+        <w:rPr>
+          <w:b w:val="0"/>
+        </w:rPr>
         <w:t>1. My fresh example, trace, calculation, or design:</w:t>
       </w:r>
     </w:p>
@@ -3165,8 +4906,27 @@
       </w:r>
     </w:p>
     <w:p>
-      <w:r>
-        <w:t>2. My evidence that it works (include a boundary or missing-data case):</w:t>
+      <w:pPr>
+        <w:spacing w:line="336" w:lineRule="auto" w:after="180"/>
+        <w:shd w:fill="F4F9FC"/>
+      </w:pPr>
+      <w:r>
+        <w:rPr>
+          <w:b w:val="0"/>
+        </w:rPr>
+        <w:t xml:space="preserve">2. My </w:t>
+      </w:r>
+      <w:r>
+        <w:rPr>
+          <w:b/>
+        </w:rPr>
+        <w:t>evidence</w:t>
+      </w:r>
+      <w:r>
+        <w:rPr>
+          <w:b w:val="0"/>
+        </w:rPr>
+        <w:t xml:space="preserve"> that it works (include a boundary or missing-data case):</w:t>
       </w:r>
     </w:p>
     <w:p>
@@ -3203,7 +4963,14 @@
       </w:r>
     </w:p>
     <w:p>
-      <w:r>
+      <w:pPr>
+        <w:spacing w:line="336" w:lineRule="auto" w:after="180"/>
+        <w:shd w:fill="F4F9FC"/>
+      </w:pPr>
+      <w:r>
+        <w:rPr>
+          <w:b w:val="0"/>
+        </w:rPr>
         <w:t>3. One limitation, fairness concern, or situation needing human review:</w:t>
       </w:r>
     </w:p>
@@ -3241,8 +5008,47 @@
       </w:r>
     </w:p>
     <w:p>
-      <w:r>
-        <w:t>SELF-CHECK  □ I explained the mechanism  □ I used evidence  □ I tested a fresh case  □ I named a limitation  □ I can answer ‘why?’</w:t>
+      <w:pPr>
+        <w:pStyle w:val="Heading3"/>
+      </w:pPr>
+      <w:r>
+        <w:t>Check your explanation</w:t>
+      </w:r>
+    </w:p>
+    <w:p>
+      <w:pPr>
+        <w:spacing w:line="336" w:lineRule="auto" w:after="180"/>
+        <w:shd w:fill="F5F1FB"/>
+      </w:pPr>
+      <w:r>
+        <w:rPr>
+          <w:b w:val="0"/>
+        </w:rPr>
+        <w:t xml:space="preserve">SELF-CHECK  □ I explained the </w:t>
+      </w:r>
+      <w:r>
+        <w:rPr>
+          <w:b/>
+        </w:rPr>
+        <w:t>mechanism</w:t>
+      </w:r>
+      <w:r>
+        <w:rPr>
+          <w:b w:val="0"/>
+        </w:rPr>
+        <w:t xml:space="preserve">  □ I used </w:t>
+      </w:r>
+      <w:r>
+        <w:rPr>
+          <w:b/>
+        </w:rPr>
+        <w:t>evidence</w:t>
+      </w:r>
+      <w:r>
+        <w:rPr>
+          <w:b w:val="0"/>
+        </w:rPr>
+        <w:t xml:space="preserve">  □ I tested a fresh case  □ I named a limitation  □ I can answer ‘why?’</w:t>
       </w:r>
     </w:p>
     <w:p>
@@ -3254,6 +5060,11 @@
       </w:r>
     </w:p>
     <w:p>
+      <w:r>
+        <w:t>Revisit the complete Human AI Workflow case for supported practice. Repeated examples do not become fresh assessments.</w:t>
+      </w:r>
+    </w:p>
+    <w:p>
       <w:pPr>
         <w:pStyle w:val="Heading3"/>
       </w:pPr>
@@ -3262,7 +5073,13 @@
       </w:r>
     </w:p>
     <w:p>
-      <w:r>
+      <w:pPr>
+        <w:spacing w:line="336" w:lineRule="auto" w:after="180"/>
+      </w:pPr>
+      <w:r>
+        <w:rPr>
+          <w:b w:val="0"/>
+        </w:rPr>
         <w:t>Use the supplied details to practise the weekly concept before attempting the independent question. This case extends the illustrated lesson.</w:t>
       </w:r>
     </w:p>
@@ -3275,7 +5092,13 @@
       </w:r>
     </w:p>
     <w:p>
-      <w:r>
+      <w:pPr>
+        <w:spacing w:line="336" w:lineRule="auto" w:after="180"/>
+      </w:pPr>
+      <w:r>
+        <w:rPr>
+          <w:b w:val="0"/>
+        </w:rPr>
         <w:t>An AI drafts, verifies and submits a student's assessment without review.</w:t>
       </w:r>
     </w:p>
@@ -3288,7 +5111,14 @@
       </w:r>
     </w:p>
     <w:p>
-      <w:r>
+      <w:pPr>
+        <w:spacing w:line="336" w:lineRule="auto" w:after="180"/>
+        <w:shd w:fill="F5F1FB"/>
+      </w:pPr>
+      <w:r>
+        <w:rPr>
+          <w:b w:val="0"/>
+        </w:rPr>
         <w:t>Where should responsibility remain?</w:t>
       </w:r>
     </w:p>
@@ -3301,7 +5131,13 @@
       </w:r>
     </w:p>
     <w:p>
-      <w:r>
+      <w:pPr>
+        <w:spacing w:line="336" w:lineRule="auto" w:after="180"/>
+      </w:pPr>
+      <w:r>
+        <w:rPr>
+          <w:b w:val="0"/>
+        </w:rPr>
         <w:t>The student reviews, verifies, follows class rules and remains responsible. Submission requires authorisation and must not bypass learning.</w:t>
       </w:r>
     </w:p>
@@ -3314,7 +5150,14 @@
       </w:r>
     </w:p>
     <w:p>
-      <w:r>
+      <w:pPr>
+        <w:spacing w:line="336" w:lineRule="auto" w:after="180"/>
+        <w:shd w:fill="F5F1FB"/>
+      </w:pPr>
+      <w:r>
+        <w:rPr>
+          <w:b w:val="0"/>
+        </w:rPr>
         <w:t>Which detail supports the answer, and why does it matter?</w:t>
       </w:r>
     </w:p>
@@ -3492,17 +5335,36 @@
       </w:tr>
     </w:tbl>
     <w:p>
-      <w:r>
+      <w:pPr>
+        <w:spacing w:line="336" w:lineRule="auto" w:after="180"/>
+      </w:pPr>
+      <w:r>
+        <w:rPr>
+          <w:b w:val="0"/>
+        </w:rPr>
         <w:t>An AI drafts, verifies and submits a student's assessment without review.</w:t>
       </w:r>
     </w:p>
     <w:p>
-      <w:r>
+      <w:pPr>
+        <w:spacing w:line="336" w:lineRule="auto" w:after="180"/>
+        <w:shd w:fill="F5F1FB"/>
+      </w:pPr>
+      <w:r>
+        <w:rPr>
+          <w:b w:val="0"/>
+        </w:rPr>
         <w:t>Where should responsibility remain?</w:t>
       </w:r>
     </w:p>
     <w:p>
-      <w:r>
+      <w:pPr>
+        <w:spacing w:line="336" w:lineRule="auto" w:after="180"/>
+      </w:pPr>
+      <w:r>
+        <w:rPr>
+          <w:b w:val="0"/>
+        </w:rPr>
         <w:t>The student reviews, verifies, follows class rules and remains responsible. Submission requires authorisation and must not bypass learning.</w:t>
       </w:r>
     </w:p>
@@ -3515,6 +5377,11 @@
       </w:r>
     </w:p>
     <w:p>
+      <w:r>
+        <w:t>Attempt the reserved new case before feedback. Record support; the earlier examples below remain additional practice.</w:t>
+      </w:r>
+    </w:p>
+    <w:p>
       <w:pPr>
         <w:pStyle w:val="Heading3"/>
       </w:pPr>
@@ -3523,7 +5390,14 @@
       </w:r>
     </w:p>
     <w:p>
-      <w:r>
+      <w:pPr>
+        <w:spacing w:line="336" w:lineRule="auto" w:after="180"/>
+        <w:shd w:fill="F5F1FB"/>
+      </w:pPr>
+      <w:r>
+        <w:rPr>
+          <w:b w:val="0"/>
+        </w:rPr>
         <w:t>Teacher approves read-only report R1. System adds email distribution in R2. What permission is missing and what should the reviewer see?</w:t>
       </w:r>
     </w:p>
@@ -3571,7 +5445,13 @@
       </w:r>
     </w:p>
     <w:p>
-      <w:r>
+      <w:pPr>
+        <w:spacing w:line="336" w:lineRule="auto" w:after="180"/>
+      </w:pPr>
+      <w:r>
+        <w:rPr>
+          <w:b w:val="0"/>
+        </w:rPr>
         <w:t>Attempt this case before feedback. Record any help. Earlier examples below are further practice; a case already practised with feedback cannot establish fresh transfer.</w:t>
       </w:r>
     </w:p>
@@ -3584,18 +5464,55 @@
       </w:r>
     </w:p>
     <w:p>
-      <w:r>
+      <w:pPr>
+        <w:spacing w:line="336" w:lineRule="auto" w:after="180"/>
+      </w:pPr>
+      <w:r>
+        <w:rPr>
+          <w:b w:val="0"/>
+        </w:rPr>
         <w:t>Close the worked explanation. Apply the idea to this different question without copying.</w:t>
       </w:r>
     </w:p>
     <w:p>
-      <w:r>
-        <w:t>A workflow drafts a class email, checks its claims and then sends it. Where should approval occur, and what should the approver see?</w:t>
-      </w:r>
-    </w:p>
-    <w:p>
-      <w:r>
-        <w:t>My answer, with a trace, calculation or supporting evidence</w:t>
+      <w:pPr>
+        <w:spacing w:line="336" w:lineRule="auto" w:after="180"/>
+        <w:shd w:fill="F5F1FB"/>
+      </w:pPr>
+      <w:r>
+        <w:rPr>
+          <w:b w:val="0"/>
+        </w:rPr>
+        <w:t xml:space="preserve">A </w:t>
+      </w:r>
+      <w:r>
+        <w:rPr>
+          <w:b/>
+        </w:rPr>
+        <w:t>workflow</w:t>
+      </w:r>
+      <w:r>
+        <w:rPr>
+          <w:b w:val="0"/>
+        </w:rPr>
+        <w:t xml:space="preserve"> drafts a class email, checks its claims and then sends it. Where should approval occur, and what should the approver see?</w:t>
+      </w:r>
+    </w:p>
+    <w:p>
+      <w:pPr>
+        <w:spacing w:line="336" w:lineRule="auto" w:after="180"/>
+      </w:pPr>
+      <w:r>
+        <w:rPr>
+          <w:b w:val="0"/>
+        </w:rPr>
+        <w:t xml:space="preserve">My answer, with a trace, calculation or supporting </w:t>
+      </w:r>
+      <w:r>
+        <w:rPr>
+          <w:b/>
+        </w:rPr>
+        <w:t>evidence</w:t>
       </w:r>
     </w:p>
     <w:p>
@@ -3640,13 +5557,37 @@
       </w:r>
     </w:p>
     <w:p>
-      <w:r>
+      <w:pPr>
+        <w:spacing w:line="336" w:lineRule="auto" w:after="180"/>
+      </w:pPr>
+      <w:r>
+        <w:rPr>
+          <w:b w:val="0"/>
+        </w:rPr>
         <w:t>Change one relevant detail. Predict the result before testing. Include a boundary or missing-information case when it helps reveal a limit.</w:t>
       </w:r>
     </w:p>
     <w:p>
-      <w:r>
-        <w:t>My changed input and expected result</w:t>
+      <w:pPr>
+        <w:spacing w:line="336" w:lineRule="auto" w:after="180"/>
+      </w:pPr>
+      <w:r>
+        <w:rPr>
+          <w:b w:val="0"/>
+        </w:rPr>
+        <w:t xml:space="preserve">My changed </w:t>
+      </w:r>
+      <w:r>
+        <w:rPr>
+          <w:b/>
+        </w:rPr>
+        <w:t>input</w:t>
+      </w:r>
+      <w:r>
+        <w:rPr>
+          <w:b w:val="0"/>
+        </w:rPr>
+        <w:t xml:space="preserve"> and expected result</w:t>
       </w:r>
     </w:p>
     <w:p>
@@ -3691,13 +5632,37 @@
       </w:r>
     </w:p>
     <w:p>
-      <w:r>
+      <w:pPr>
+        <w:spacing w:line="336" w:lineRule="auto" w:after="180"/>
+      </w:pPr>
+      <w:r>
+        <w:rPr>
+          <w:b w:val="0"/>
+        </w:rPr>
         <w:t>AI drafts; sources ground; validators check; learner chooses; teacher governs classroom use.</w:t>
       </w:r>
     </w:p>
     <w:p>
-      <w:r>
-        <w:t>The evidence I will keep</w:t>
+      <w:pPr>
+        <w:spacing w:line="336" w:lineRule="auto" w:after="180"/>
+      </w:pPr>
+      <w:r>
+        <w:rPr>
+          <w:b w:val="0"/>
+        </w:rPr>
+        <w:t xml:space="preserve">The </w:t>
+      </w:r>
+      <w:r>
+        <w:rPr>
+          <w:b/>
+        </w:rPr>
+        <w:t>evidence</w:t>
+      </w:r>
+      <w:r>
+        <w:rPr>
+          <w:b w:val="0"/>
+        </w:rPr>
+        <w:t xml:space="preserve"> I will keep</w:t>
       </w:r>
     </w:p>
     <w:p>
@@ -3734,8 +5699,26 @@
       </w:r>
     </w:p>
     <w:p>
-      <w:r>
-        <w:t>Your teacher has the independent answer and scoring criteria. Complete the matching workbook week to keep your practice evidence together.</w:t>
+      <w:pPr>
+        <w:spacing w:line="336" w:lineRule="auto" w:after="180"/>
+      </w:pPr>
+      <w:r>
+        <w:rPr>
+          <w:b w:val="0"/>
+        </w:rPr>
+        <w:t xml:space="preserve">Your teacher has the independent answer and scoring criteria. Complete the matching workbook week to keep your practice </w:t>
+      </w:r>
+      <w:r>
+        <w:rPr>
+          <w:b/>
+        </w:rPr>
+        <w:t>evidence</w:t>
+      </w:r>
+      <w:r>
+        <w:rPr>
+          <w:b w:val="0"/>
+        </w:rPr>
+        <w:t xml:space="preserve"> together.</w:t>
       </w:r>
     </w:p>
     <w:p>
@@ -3747,8 +5730,26 @@
       </w:r>
     </w:p>
     <w:p>
-      <w:r>
-        <w:t>A student asks a helper to submit an unchecked generated essay under their name. Design a workflow that preserves student reasoning and follows classroom rules.</w:t>
+      <w:pPr>
+        <w:spacing w:line="336" w:lineRule="auto" w:after="180"/>
+      </w:pPr>
+      <w:r>
+        <w:rPr>
+          <w:b w:val="0"/>
+        </w:rPr>
+        <w:t xml:space="preserve">A student asks a helper to submit an unchecked generated essay under their name. Design a </w:t>
+      </w:r>
+      <w:r>
+        <w:rPr>
+          <w:b/>
+        </w:rPr>
+        <w:t>workflow</w:t>
+      </w:r>
+      <w:r>
+        <w:rPr>
+          <w:b w:val="0"/>
+        </w:rPr>
+        <w:t xml:space="preserve"> that preserves student reasoning and follows classroom rules.</w:t>
       </w:r>
     </w:p>
     <w:p>
@@ -3803,8 +5804,25 @@
       </w:r>
     </w:p>
     <w:p>
-      <w:r>
-        <w:t>Attempt the independent case before hints. Record whether you worked alone, used a hint or followed a model. After feedback, fix the first unsupported step and explain why it changed. A later check uses a changed case, not a copied answer.</w:t>
+      <w:pPr>
+        <w:spacing w:line="336" w:lineRule="auto" w:after="180"/>
+      </w:pPr>
+      <w:r>
+        <w:rPr>
+          <w:b w:val="0"/>
+        </w:rPr>
+        <w:t>Attempt the independent case before hints. Record whether you worked alone, used a hint or followed a model. After feedback, fix the first unsupported step and explain why it changed.</w:t>
+      </w:r>
+    </w:p>
+    <w:p>
+      <w:pPr>
+        <w:spacing w:line="336" w:lineRule="auto" w:after="180"/>
+      </w:pPr>
+      <w:r>
+        <w:rPr>
+          <w:b w:val="0"/>
+        </w:rPr>
+        <w:t>A later check uses a changed case, not a copied answer.</w:t>
       </w:r>
     </w:p>
     <w:p>
@@ -3817,6 +5835,17 @@
     </w:p>
     <w:p>
       <w:r>
+        <w:t>Use this map to navigate Human AI Workflow, connect the goals to tasks and keep one evidence record for each attempt.</w:t>
+      </w:r>
+    </w:p>
+    <w:p>
+      <w:pPr>
+        <w:spacing w:line="336" w:lineRule="auto" w:after="180"/>
+      </w:pPr>
+      <w:r>
+        <w:rPr>
+          <w:b w:val="0"/>
+        </w:rPr>
         <w:t>Start with this question: A human approval belongs to the exact draft and action reviewed.</w:t>
       </w:r>
     </w:p>
@@ -3923,13 +5952,61 @@
       </w:tr>
     </w:tbl>
     <w:p>
-      <w:r>
-        <w:t>Remember → watch and explain → try with help → investigate → try independently → keep project evidence. Your teacher may spread this lesson across several classes.</w:t>
-      </w:r>
-    </w:p>
-    <w:p>
-      <w:r>
-        <w:t>Keep your first prediction. Compare it with what the evidence shows and explain any change.</w:t>
+      <w:pPr>
+        <w:spacing w:line="336" w:lineRule="auto" w:after="180"/>
+      </w:pPr>
+      <w:r>
+        <w:rPr>
+          <w:b w:val="0"/>
+        </w:rPr>
+        <w:t xml:space="preserve">Remember → watch and explain → try with help → investigate → try independently → keep project </w:t>
+      </w:r>
+      <w:r>
+        <w:rPr>
+          <w:b/>
+        </w:rPr>
+        <w:t>evidence</w:t>
+      </w:r>
+      <w:r>
+        <w:rPr>
+          <w:b w:val="0"/>
+        </w:rPr>
+        <w:t>. Your teacher may spread this lesson across several classes.</w:t>
+      </w:r>
+    </w:p>
+    <w:p>
+      <w:pPr>
+        <w:spacing w:line="336" w:lineRule="auto" w:after="180"/>
+      </w:pPr>
+      <w:r>
+        <w:rPr>
+          <w:b w:val="0"/>
+        </w:rPr>
+        <w:t xml:space="preserve">Keep your first </w:t>
+      </w:r>
+      <w:r>
+        <w:rPr>
+          <w:b/>
+        </w:rPr>
+        <w:t>prediction</w:t>
+      </w:r>
+      <w:r>
+        <w:rPr>
+          <w:b w:val="0"/>
+        </w:rPr>
+        <w:t xml:space="preserve">. Compare it with what the </w:t>
+      </w:r>
+      <w:r>
+        <w:rPr>
+          <w:b/>
+        </w:rPr>
+        <w:t>evidence</w:t>
+      </w:r>
+      <w:r>
+        <w:rPr>
+          <w:b w:val="0"/>
+        </w:rPr>
+        <w:t xml:space="preserve"> shows and explain any change.</w:t>
       </w:r>
     </w:p>
     <w:p>
@@ -3942,7 +6019,30 @@
     </w:p>
     <w:p>
       <w:r>
-        <w:t>Close your notes. Explain this goal in your own words: Explain the mechanism and terminology of human review and consequential use</w:t>
+        <w:t>Explain Human AI Workflow without notes, identify a remaining question and plan a later check with a changed case.</w:t>
+      </w:r>
+    </w:p>
+    <w:p>
+      <w:pPr>
+        <w:spacing w:line="336" w:lineRule="auto" w:after="180"/>
+      </w:pPr>
+      <w:r>
+        <w:rPr>
+          <w:b w:val="0"/>
+        </w:rPr>
+        <w:t xml:space="preserve">Close your notes. Explain this goal in your own words: Explain the </w:t>
+      </w:r>
+      <w:r>
+        <w:rPr>
+          <w:b/>
+        </w:rPr>
+        <w:t>mechanism</w:t>
+      </w:r>
+      <w:r>
+        <w:rPr>
+          <w:b w:val="0"/>
+        </w:rPr>
+        <w:t xml:space="preserve"> and terminology of human review and consequential use</w:t>
       </w:r>
     </w:p>
     <w:p>
@@ -3979,13 +6079,61 @@
       </w:r>
     </w:p>
     <w:p>
-      <w:r>
-        <w:t>If you are unsure, return to the worked picture and explain one arrow. If you are ready, change an input or assumption and justify your prediction.</w:t>
-      </w:r>
-    </w:p>
-    <w:p>
-      <w:r>
-        <w:t>Save your workbook evidence. At the next review, try a different case before opening your old answer.</w:t>
+      <w:pPr>
+        <w:spacing w:line="336" w:lineRule="auto" w:after="180"/>
+      </w:pPr>
+      <w:r>
+        <w:rPr>
+          <w:b w:val="0"/>
+        </w:rPr>
+        <w:t xml:space="preserve">If you are unsure, return to the worked picture and explain one arrow. If you are ready, change an </w:t>
+      </w:r>
+      <w:r>
+        <w:rPr>
+          <w:b/>
+        </w:rPr>
+        <w:t>input</w:t>
+      </w:r>
+      <w:r>
+        <w:rPr>
+          <w:b w:val="0"/>
+        </w:rPr>
+        <w:t xml:space="preserve"> or assumption and justify your </w:t>
+      </w:r>
+      <w:r>
+        <w:rPr>
+          <w:b/>
+        </w:rPr>
+        <w:t>prediction</w:t>
+      </w:r>
+      <w:r>
+        <w:rPr>
+          <w:b w:val="0"/>
+        </w:rPr>
+        <w:t>.</w:t>
+      </w:r>
+    </w:p>
+    <w:p>
+      <w:pPr>
+        <w:spacing w:line="336" w:lineRule="auto" w:after="180"/>
+      </w:pPr>
+      <w:r>
+        <w:rPr>
+          <w:b w:val="0"/>
+        </w:rPr>
+        <w:t xml:space="preserve">Save your workbook </w:t>
+      </w:r>
+      <w:r>
+        <w:rPr>
+          <w:b/>
+        </w:rPr>
+        <w:t>evidence</w:t>
+      </w:r>
+      <w:r>
+        <w:rPr>
+          <w:b w:val="0"/>
+        </w:rPr>
+        <w:t>. At the next review, try a different case before opening your old answer.</w:t>
       </w:r>
     </w:p>
     <w:p>
@@ -3998,11 +6146,28 @@
     </w:p>
     <w:p>
       <w:r>
+        <w:t>Attempt supported questions before using hints or feedback. Review a missing building block, then keep the completed work.</w:t>
+      </w:r>
+    </w:p>
+    <w:p>
+      <w:pPr>
+        <w:spacing w:line="336" w:lineRule="auto" w:after="180"/>
+      </w:pPr>
+      <w:r>
+        <w:rPr>
+          <w:b w:val="0"/>
+        </w:rPr>
         <w:t>Use this supported practice once, in the browser or on paper. Keep the reserved independent assessment for a separate first attempt before teacher feedback.</w:t>
       </w:r>
     </w:p>
     <w:p>
-      <w:r>
+      <w:pPr>
+        <w:spacing w:line="336" w:lineRule="auto" w:after="180"/>
+      </w:pPr>
+      <w:r>
+        <w:rPr>
+          <w:b w:val="0"/>
+        </w:rPr>
         <w:t>A human approval belongs to the exact draft and action reviewed.</w:t>
       </w:r>
     </w:p>
@@ -4015,22 +6180,49 @@
       </w:r>
     </w:p>
     <w:p>
-      <w:r>
+      <w:pPr>
+        <w:spacing w:line="336" w:lineRule="auto" w:after="180"/>
+      </w:pPr>
+      <w:r>
+        <w:rPr>
+          <w:b w:val="0"/>
+        </w:rPr>
         <w:t>Which labelled step matches this detail? Stop public posting and show H2’s changed content and intended audience to the reviewer.</w:t>
       </w:r>
     </w:p>
     <w:p>
-      <w:r>
+      <w:pPr>
+        <w:spacing w:line="336" w:lineRule="auto" w:after="180"/>
+        <w:shd w:fill="F4F9FC"/>
+      </w:pPr>
+      <w:r>
+        <w:rPr>
+          <w:b w:val="0"/>
+        </w:rPr>
         <w:t>1. Identify approval</w:t>
       </w:r>
     </w:p>
     <w:p>
-      <w:r>
+      <w:pPr>
+        <w:spacing w:line="336" w:lineRule="auto" w:after="180"/>
+        <w:shd w:fill="F4F9FC"/>
+      </w:pPr>
+      <w:r>
+        <w:rPr>
+          <w:b w:val="0"/>
+        </w:rPr>
         <w:t>2. Require review</w:t>
       </w:r>
     </w:p>
     <w:p>
-      <w:r>
+      <w:pPr>
+        <w:spacing w:line="336" w:lineRule="auto" w:after="180"/>
+        <w:shd w:fill="F4F9FC"/>
+      </w:pPr>
+      <w:r>
+        <w:rPr>
+          <w:b w:val="0"/>
+        </w:rPr>
         <w:t>3. Inspect change</w:t>
       </w:r>
     </w:p>
@@ -4068,41 +6260,167 @@
       </w:r>
     </w:p>
     <w:p>
-      <w:r>
+      <w:pPr>
+        <w:pStyle w:val="Heading3"/>
+      </w:pPr>
+      <w:r>
+        <w:t>Hint · try first</w:t>
+      </w:r>
+    </w:p>
+    <w:p>
+      <w:pPr>
+        <w:spacing w:line="336" w:lineRule="auto" w:after="180"/>
+        <w:shd w:fill="F1F6F8"/>
+      </w:pPr>
+      <w:r>
+        <w:rPr>
+          <w:b w:val="0"/>
+        </w:rPr>
         <w:t>Hint if needed: Read the steps in the pictorial case. Match the supplied detail to the stage that performs or records it.</w:t>
       </w:r>
     </w:p>
     <w:p>
-      <w:r>
-        <w:t>After your attempt, compare with the supported explanation: Require review Stop public posting and show H2’s changed content and intended audience to the reviewer. Read the picture in order. Stop public posting and show H2’s changed content and intended audience to the reviewer. The arrows show which recorded input or intermediate result each decision uses. Explain the deciding step aloud before checking the changed case; pointing to the final answer alone does not show how it follows.</w:t>
-      </w:r>
-    </w:p>
-    <w:p>
       <w:pPr>
         <w:pStyle w:val="Heading3"/>
       </w:pPr>
       <w:r>
+        <w:t>Feedback · compare after trying</w:t>
+      </w:r>
+    </w:p>
+    <w:p>
+      <w:pPr>
+        <w:spacing w:line="336" w:lineRule="auto" w:after="180"/>
+        <w:shd w:fill="F1F6FC"/>
+      </w:pPr>
+      <w:r>
+        <w:rPr>
+          <w:b w:val="0"/>
+        </w:rPr>
+        <w:t>After your attempt, compare with the supported explanation: Require review Stop public posting and show H2’s changed content and intended audience to the reviewer. Read the picture in order.</w:t>
+      </w:r>
+    </w:p>
+    <w:p>
+      <w:pPr>
+        <w:spacing w:line="336" w:lineRule="auto" w:after="180"/>
+        <w:shd w:fill="F1F6FC"/>
+      </w:pPr>
+      <w:r>
+        <w:rPr>
+          <w:b w:val="0"/>
+        </w:rPr>
+        <w:t xml:space="preserve">Stop public posting and show H2’s changed content and intended audience to the reviewer. The arrows show which recorded </w:t>
+      </w:r>
+      <w:r>
+        <w:rPr>
+          <w:b/>
+        </w:rPr>
+        <w:t>input</w:t>
+      </w:r>
+      <w:r>
+        <w:rPr>
+          <w:b w:val="0"/>
+        </w:rPr>
+        <w:t xml:space="preserve"> or intermediate result each decision uses.</w:t>
+      </w:r>
+    </w:p>
+    <w:p>
+      <w:pPr>
+        <w:spacing w:line="336" w:lineRule="auto" w:after="180"/>
+        <w:shd w:fill="F1F6FC"/>
+      </w:pPr>
+      <w:r>
+        <w:rPr>
+          <w:b w:val="0"/>
+        </w:rPr>
+        <w:t>Explain the deciding step aloud before checking the changed case; pointing to the final answer alone does not show how it follows.</w:t>
+      </w:r>
+    </w:p>
+    <w:p>
+      <w:pPr>
+        <w:pStyle w:val="Heading3"/>
+      </w:pPr>
+      <w:r>
         <w:t>Practice 2: explain the deciding evidence</w:t>
       </w:r>
     </w:p>
     <w:p>
-      <w:r>
+      <w:pPr>
+        <w:pStyle w:val="Heading3"/>
+      </w:pPr>
+      <w:r>
+        <w:t>Changed case · predict first</w:t>
+      </w:r>
+    </w:p>
+    <w:p>
+      <w:pPr>
+        <w:spacing w:line="336" w:lineRule="auto" w:after="180"/>
+        <w:shd w:fill="F5F1FB"/>
+      </w:pPr>
+      <w:r>
+        <w:rPr>
+          <w:b w:val="0"/>
+        </w:rPr>
         <w:t>Changed-case practice: H2 is replaced with unchanged H1 for classroom printing. Which conclusion is supported by the supplied facts?</w:t>
       </w:r>
     </w:p>
     <w:p>
-      <w:r>
-        <w:t>1. This one example guarantees correct results for every future input.</w:t>
-      </w:r>
-    </w:p>
-    <w:p>
-      <w:r>
+      <w:pPr>
+        <w:spacing w:line="336" w:lineRule="auto" w:after="180"/>
+        <w:shd w:fill="F4F9FC"/>
+      </w:pPr>
+      <w:r>
+        <w:rPr>
+          <w:b w:val="0"/>
+        </w:rPr>
+        <w:t xml:space="preserve">1. This one example guarantees correct results for every future </w:t>
+      </w:r>
+      <w:r>
+        <w:rPr>
+          <w:b/>
+        </w:rPr>
+        <w:t>input</w:t>
+      </w:r>
+      <w:r>
+        <w:rPr>
+          <w:b w:val="0"/>
+        </w:rPr>
+        <w:t>.</w:t>
+      </w:r>
+    </w:p>
+    <w:p>
+      <w:pPr>
+        <w:spacing w:line="336" w:lineRule="auto" w:after="180"/>
+        <w:shd w:fill="F4F9FC"/>
+      </w:pPr>
+      <w:r>
+        <w:rPr>
+          <w:b w:val="0"/>
+        </w:rPr>
         <w:t>2. The original approval covers that declared action.</w:t>
       </w:r>
     </w:p>
     <w:p>
-      <w:r>
-        <w:t>3. We can decide the result without examining the changed input or the procedure.</w:t>
+      <w:pPr>
+        <w:spacing w:line="336" w:lineRule="auto" w:after="180"/>
+        <w:shd w:fill="F4F9FC"/>
+      </w:pPr>
+      <w:r>
+        <w:rPr>
+          <w:b w:val="0"/>
+        </w:rPr>
+        <w:t xml:space="preserve">3. We can decide the result without examining the changed </w:t>
+      </w:r>
+      <w:r>
+        <w:rPr>
+          <w:b/>
+        </w:rPr>
+        <w:t>input</w:t>
+      </w:r>
+      <w:r>
+        <w:rPr>
+          <w:b w:val="0"/>
+        </w:rPr>
+        <w:t xml:space="preserve"> or the procedure.</w:t>
       </w:r>
     </w:p>
     <w:p>
@@ -4139,12 +6457,42 @@
       </w:r>
     </w:p>
     <w:p>
-      <w:r>
+      <w:pPr>
+        <w:pStyle w:val="Heading3"/>
+      </w:pPr>
+      <w:r>
+        <w:t>Hint · try first</w:t>
+      </w:r>
+    </w:p>
+    <w:p>
+      <w:pPr>
+        <w:spacing w:line="336" w:lineRule="auto" w:after="180"/>
+        <w:shd w:fill="F1F6F8"/>
+      </w:pPr>
+      <w:r>
+        <w:rPr>
+          <w:b w:val="0"/>
+        </w:rPr>
         <w:t>Hint if needed: Use the changed condition and the deciding step in the pictorial trace. The answer must say what follows from those facts.</w:t>
       </w:r>
     </w:p>
     <w:p>
-      <w:r>
+      <w:pPr>
+        <w:pStyle w:val="Heading3"/>
+      </w:pPr>
+      <w:r>
+        <w:t>Feedback · compare after trying</w:t>
+      </w:r>
+    </w:p>
+    <w:p>
+      <w:pPr>
+        <w:spacing w:line="336" w:lineRule="auto" w:after="180"/>
+        <w:shd w:fill="F1F6FC"/>
+      </w:pPr>
+      <w:r>
+        <w:rPr>
+          <w:b w:val="0"/>
+        </w:rPr>
         <w:t>After your attempt, compare with the supported explanation: The original approval covers that declared action. Both the approved content and its distribution scope now match.</w:t>
       </w:r>
     </w:p>
@@ -4157,18 +6505,153 @@
       </w:r>
     </w:p>
     <w:p>
-      <w:r>
-        <w:t>Review Safety Boundaries (ai-3/31). Goal: Explain the mechanism and terminology of untrusted input boundaries. Short practice: If AB7 passes the pattern, may it access teacher-only material? Point to the relevant step in the picture, then write the changed result and the rule or evidence that supports it.. Return to this week and explain what you changed.</w:t>
-      </w:r>
-    </w:p>
-    <w:p>
-      <w:r>
-        <w:t>Review Copyright and Provenance (ai-3/29). Goal: Explain the mechanism and terminology of copyright and permitted sources. Short practice: Does acknowledging Fern make a cropped version permitted? Point to the relevant step in the picture, then write the changed result and the rule or evidence that supports it.. Return to this week and explain what you changed.</w:t>
-      </w:r>
-    </w:p>
-    <w:p>
-      <w:r>
-        <w:t>Review Evaluation Sets (ai-3/26). Goal: Explain the mechanism and terminology of system evaluation sets. Short practice: Did the added cases demonstrate better answering? Point to the relevant step in the picture, then write the changed result and the rule or evidence that supports it.. Return to this week and explain what you changed.</w:t>
+      <w:pPr>
+        <w:spacing w:line="336" w:lineRule="auto" w:after="180"/>
+      </w:pPr>
+      <w:r>
+        <w:rPr>
+          <w:b w:val="0"/>
+        </w:rPr>
+        <w:t xml:space="preserve">Review Safety Boundaries (ai-3/31). Goal: Explain the </w:t>
+      </w:r>
+      <w:r>
+        <w:rPr>
+          <w:b/>
+        </w:rPr>
+        <w:t>mechanism</w:t>
+      </w:r>
+      <w:r>
+        <w:rPr>
+          <w:b w:val="0"/>
+        </w:rPr>
+        <w:t xml:space="preserve"> and terminology of untrusted </w:t>
+      </w:r>
+      <w:r>
+        <w:rPr>
+          <w:b/>
+        </w:rPr>
+        <w:t>input</w:t>
+      </w:r>
+      <w:r>
+        <w:rPr>
+          <w:b w:val="0"/>
+        </w:rPr>
+        <w:t xml:space="preserve"> boundaries. Short practice: If AB7 passes the pattern, may it access teacher-only material?</w:t>
+      </w:r>
+    </w:p>
+    <w:p>
+      <w:pPr>
+        <w:spacing w:line="336" w:lineRule="auto" w:after="180"/>
+      </w:pPr>
+      <w:r>
+        <w:rPr>
+          <w:b w:val="0"/>
+        </w:rPr>
+        <w:t xml:space="preserve">Point to the relevant step in the picture, then write the changed result and the rule or </w:t>
+      </w:r>
+      <w:r>
+        <w:rPr>
+          <w:b/>
+        </w:rPr>
+        <w:t>evidence</w:t>
+      </w:r>
+      <w:r>
+        <w:rPr>
+          <w:b w:val="0"/>
+        </w:rPr>
+        <w:t xml:space="preserve"> that supports it.. Return to this week and explain what you changed.</w:t>
+      </w:r>
+    </w:p>
+    <w:p>
+      <w:pPr>
+        <w:spacing w:line="336" w:lineRule="auto" w:after="180"/>
+      </w:pPr>
+      <w:r>
+        <w:rPr>
+          <w:b w:val="0"/>
+        </w:rPr>
+        <w:t xml:space="preserve">Review Copyright and Provenance (ai-3/29). Goal: Explain the </w:t>
+      </w:r>
+      <w:r>
+        <w:rPr>
+          <w:b/>
+        </w:rPr>
+        <w:t>mechanism</w:t>
+      </w:r>
+      <w:r>
+        <w:rPr>
+          <w:b w:val="0"/>
+        </w:rPr>
+        <w:t xml:space="preserve"> and terminology of copyright and permitted sources. Short practice: Does acknowledging Fern make a cropped version permitted?</w:t>
+      </w:r>
+    </w:p>
+    <w:p>
+      <w:pPr>
+        <w:spacing w:line="336" w:lineRule="auto" w:after="180"/>
+      </w:pPr>
+      <w:r>
+        <w:rPr>
+          <w:b w:val="0"/>
+        </w:rPr>
+        <w:t xml:space="preserve">Point to the relevant step in the picture, then write the changed result and the rule or </w:t>
+      </w:r>
+      <w:r>
+        <w:rPr>
+          <w:b/>
+        </w:rPr>
+        <w:t>evidence</w:t>
+      </w:r>
+      <w:r>
+        <w:rPr>
+          <w:b w:val="0"/>
+        </w:rPr>
+        <w:t xml:space="preserve"> that supports it.. Return to this week and explain what you changed.</w:t>
+      </w:r>
+    </w:p>
+    <w:p>
+      <w:pPr>
+        <w:spacing w:line="336" w:lineRule="auto" w:after="180"/>
+      </w:pPr>
+      <w:r>
+        <w:rPr>
+          <w:b w:val="0"/>
+        </w:rPr>
+        <w:t xml:space="preserve">Review Evaluation Sets (ai-3/26). Goal: Explain the </w:t>
+      </w:r>
+      <w:r>
+        <w:rPr>
+          <w:b/>
+        </w:rPr>
+        <w:t>mechanism</w:t>
+      </w:r>
+      <w:r>
+        <w:rPr>
+          <w:b w:val="0"/>
+        </w:rPr>
+        <w:t xml:space="preserve"> and terminology of system evaluation sets. Short practice: Did the added cases demonstrate better answering?</w:t>
+      </w:r>
+    </w:p>
+    <w:p>
+      <w:pPr>
+        <w:spacing w:line="336" w:lineRule="auto" w:after="180"/>
+      </w:pPr>
+      <w:r>
+        <w:rPr>
+          <w:b w:val="0"/>
+        </w:rPr>
+        <w:t xml:space="preserve">Point to the relevant step in the picture, then write the changed result and the rule or </w:t>
+      </w:r>
+      <w:r>
+        <w:rPr>
+          <w:b/>
+        </w:rPr>
+        <w:t>evidence</w:t>
+      </w:r>
+      <w:r>
+        <w:rPr>
+          <w:b w:val="0"/>
+        </w:rPr>
+        <w:t xml:space="preserve"> that supports it.. Return to this week and explain what you changed.</w:t>
       </w:r>
     </w:p>
     <w:p>
@@ -4180,8 +6663,689 @@
       </w:r>
     </w:p>
     <w:p>
-      <w:r>
-        <w:t>Use Download completed work in the hosted lesson to export your answers, reflections, practice feedback and code-run evidence. Open the HTML copy to read or print it. Drafts stay in this browser when storage is available; clear drafts on a shared device.</w:t>
+      <w:pPr>
+        <w:spacing w:line="336" w:lineRule="auto" w:after="180"/>
+      </w:pPr>
+      <w:r>
+        <w:rPr>
+          <w:b w:val="0"/>
+        </w:rPr>
+        <w:t xml:space="preserve">Use Download completed work in the hosted lesson to export your answers, reflections, practice feedback and code-run </w:t>
+      </w:r>
+      <w:r>
+        <w:rPr>
+          <w:b/>
+        </w:rPr>
+        <w:t>evidence</w:t>
+      </w:r>
+      <w:r>
+        <w:rPr>
+          <w:b w:val="0"/>
+        </w:rPr>
+        <w:t>. Open the HTML copy to read or print it.</w:t>
+      </w:r>
+    </w:p>
+    <w:p>
+      <w:pPr>
+        <w:spacing w:line="336" w:lineRule="auto" w:after="180"/>
+      </w:pPr>
+      <w:r>
+        <w:rPr>
+          <w:b w:val="0"/>
+        </w:rPr>
+        <w:t>Drafts stay in this browser when storage is available; clear drafts on a shared device.</w:t>
+      </w:r>
+    </w:p>
+    <w:p>
+      <w:pPr>
+        <w:pStyle w:val="Heading1"/>
+      </w:pPr>
+      <w:r>
+        <w:t>18. Visual concept journey</w:t>
+      </w:r>
+    </w:p>
+    <w:p>
+      <w:r>
+        <w:t>Explain each Human AI Workflow graphic using its labels, deciding evidence and relevant limitation.</w:t>
+      </w:r>
+    </w:p>
+    <w:p>
+      <w:pPr>
+        <w:pStyle w:val="Heading3"/>
+      </w:pPr>
+      <w:r>
+        <w:t>01. Human AI Workflow: the case</w:t>
+      </w:r>
+    </w:p>
+    <w:p>
+      <w:r>
+        <w:drawing>
+          <wp:inline xmlns:a="http://schemas.openxmlformats.org/drawingml/2006/main" xmlns:pic="http://schemas.openxmlformats.org/drawingml/2006/picture">
+            <wp:extent cx="5486400" cy="3142488"/>
+            <wp:docPr id="22" name="Picture 22" descr="A human approval belongs to the exact draft and action reviewed. Supplied facts: A teacher approves study handout H1 for classroom printing. H2 adds a pupil email address and proposes public posting. No H2 approval exists. All inputs and outcomes in this worked example are invented classroom data; no real model run is claimed."/>
+            <wp:cNvGraphicFramePr>
+              <a:graphicFrameLocks noChangeAspect="1"/>
+            </wp:cNvGraphicFramePr>
+            <a:graphic>
+              <a:graphicData uri="http://schemas.openxmlformats.org/drawingml/2006/picture">
+                <pic:pic>
+                  <pic:nvPicPr>
+                    <pic:cNvPr id="0" name="academy-story-ai-3-32-01.png"/>
+                    <pic:cNvPicPr/>
+                  </pic:nvPicPr>
+                  <pic:blipFill>
+                    <a:blip r:embed="rId29"/>
+                    <a:stretch>
+                      <a:fillRect/>
+                    </a:stretch>
+                  </pic:blipFill>
+                  <pic:spPr>
+                    <a:xfrm>
+                      <a:off x="0" y="0"/>
+                      <a:ext cx="5486400" cy="3142488"/>
+                    </a:xfrm>
+                    <a:prstGeom prst="rect"/>
+                  </pic:spPr>
+                </pic:pic>
+              </a:graphicData>
+            </a:graphic>
+          </wp:inline>
+        </w:drawing>
+      </w:r>
+    </w:p>
+    <w:p>
+      <w:pPr>
+        <w:spacing w:line="336" w:lineRule="auto" w:after="180"/>
+      </w:pPr>
+      <w:r>
+        <w:rPr>
+          <w:b w:val="0"/>
+        </w:rPr>
+        <w:t>A human approval belongs to the exact draft and action reviewed. Supplied facts: A teacher approves study handout H1 for classroom printing. H2 adds a pupil email address and proposes public posting. No H2 approval exists.</w:t>
+      </w:r>
+    </w:p>
+    <w:p>
+      <w:pPr>
+        <w:spacing w:line="336" w:lineRule="auto" w:after="180"/>
+      </w:pPr>
+      <w:r>
+        <w:rPr>
+          <w:b w:val="0"/>
+        </w:rPr>
+        <w:t xml:space="preserve">All </w:t>
+      </w:r>
+      <w:r>
+        <w:rPr>
+          <w:b/>
+        </w:rPr>
+        <w:t>input</w:t>
+      </w:r>
+      <w:r>
+        <w:rPr>
+          <w:b w:val="0"/>
+        </w:rPr>
+        <w:t>s and outcomes in this worked example are invented classroom data; no real model run is claimed.</w:t>
+      </w:r>
+    </w:p>
+    <w:p>
+      <w:pPr>
+        <w:spacing w:line="336" w:lineRule="auto" w:after="180"/>
+        <w:shd w:fill="F5F1FB"/>
+      </w:pPr>
+      <w:r>
+        <w:rPr>
+          <w:b w:val="0"/>
+        </w:rPr>
+        <w:t>Point to the given fact that matters most. Explain why it matters.</w:t>
+      </w:r>
+    </w:p>
+    <w:p>
+      <w:pPr>
+        <w:pStyle w:val="Heading3"/>
+      </w:pPr>
+      <w:r>
+        <w:t>02. Follow the deciding steps</w:t>
+      </w:r>
+    </w:p>
+    <w:p>
+      <w:r>
+        <w:drawing>
+          <wp:inline xmlns:a="http://schemas.openxmlformats.org/drawingml/2006/main" xmlns:pic="http://schemas.openxmlformats.org/drawingml/2006/picture">
+            <wp:extent cx="5486400" cy="3337560"/>
+            <wp:docPr id="23" name="Picture 23" descr="Identify approval: The recorded approval covers H1 and classroom printing. → Inspect change: H2 changes both content and distribution scope. → Require review: Stop public posting and show H2’s changed content and intended audience to the reviewer."/>
+            <wp:cNvGraphicFramePr>
+              <a:graphicFrameLocks noChangeAspect="1"/>
+            </wp:cNvGraphicFramePr>
+            <a:graphic>
+              <a:graphicData uri="http://schemas.openxmlformats.org/drawingml/2006/picture">
+                <pic:pic>
+                  <pic:nvPicPr>
+                    <pic:cNvPr id="0" name="academy-story-ai-3-32-02.png"/>
+                    <pic:cNvPicPr/>
+                  </pic:nvPicPr>
+                  <pic:blipFill>
+                    <a:blip r:embed="rId30"/>
+                    <a:stretch>
+                      <a:fillRect/>
+                    </a:stretch>
+                  </pic:blipFill>
+                  <pic:spPr>
+                    <a:xfrm>
+                      <a:off x="0" y="0"/>
+                      <a:ext cx="5486400" cy="3337560"/>
+                    </a:xfrm>
+                    <a:prstGeom prst="rect"/>
+                  </pic:spPr>
+                </pic:pic>
+              </a:graphicData>
+            </a:graphic>
+          </wp:inline>
+        </w:drawing>
+      </w:r>
+    </w:p>
+    <w:p>
+      <w:pPr>
+        <w:spacing w:line="336" w:lineRule="auto" w:after="180"/>
+      </w:pPr>
+      <w:r>
+        <w:rPr>
+          <w:b w:val="0"/>
+        </w:rPr>
+        <w:t>Identify approval: The recorded approval covers H1 and classroom printing. → Inspect change: H2 changes both content and distribution scope. → Require review: Stop public posting and show H2’s changed content and intended audience to the reviewer.</w:t>
+      </w:r>
+    </w:p>
+    <w:p>
+      <w:pPr>
+        <w:spacing w:line="336" w:lineRule="auto" w:after="180"/>
+        <w:shd w:fill="F5F1FB"/>
+      </w:pPr>
+      <w:r>
+        <w:rPr>
+          <w:b w:val="0"/>
+        </w:rPr>
+        <w:t xml:space="preserve">Point to each numbered stage and explain which recorded </w:t>
+      </w:r>
+      <w:r>
+        <w:rPr>
+          <w:b/>
+        </w:rPr>
+        <w:t>input</w:t>
+      </w:r>
+      <w:r>
+        <w:rPr>
+          <w:b w:val="0"/>
+        </w:rPr>
+        <w:t xml:space="preserve"> it uses.</w:t>
+      </w:r>
+    </w:p>
+    <w:p>
+      <w:pPr>
+        <w:pStyle w:val="Heading3"/>
+      </w:pPr>
+      <w:r>
+        <w:t>03. Human review and consequential use — evidence trace</w:t>
+      </w:r>
+    </w:p>
+    <w:p>
+      <w:r>
+        <w:drawing>
+          <wp:inline xmlns:a="http://schemas.openxmlformats.org/drawingml/2006/main" xmlns:pic="http://schemas.openxmlformats.org/drawingml/2006/picture">
+            <wp:extent cx="5486400" cy="3297936"/>
+            <wp:docPr id="24" name="Picture 24" descr="Human review and consequential use — evidence trace. Coordinator approves draft v1 for room B. Assistant changes room to C in v2 and submits using the old approval. | For this fictional workflow the assistant drafts a room request but only the coordinator can approve and submit it. Review packets include sources, uncertainty, requested action and the exact version. Any material change requires new approval. | The submission violates version-bound approval. Preserve v1 approval, request review of v2 and prevent submission until its exact action is approved."/>
+            <wp:cNvGraphicFramePr>
+              <a:graphicFrameLocks noChangeAspect="1"/>
+            </wp:cNvGraphicFramePr>
+            <a:graphic>
+              <a:graphicData uri="http://schemas.openxmlformats.org/drawingml/2006/picture">
+                <pic:pic>
+                  <pic:nvPicPr>
+                    <pic:cNvPr id="0" name="academy-story-ai-3-32-03.png"/>
+                    <pic:cNvPicPr/>
+                  </pic:nvPicPr>
+                  <pic:blipFill>
+                    <a:blip r:embed="rId31"/>
+                    <a:stretch>
+                      <a:fillRect/>
+                    </a:stretch>
+                  </pic:blipFill>
+                  <pic:spPr>
+                    <a:xfrm>
+                      <a:off x="0" y="0"/>
+                      <a:ext cx="5486400" cy="3297936"/>
+                    </a:xfrm>
+                    <a:prstGeom prst="rect"/>
+                  </pic:spPr>
+                </pic:pic>
+              </a:graphicData>
+            </a:graphic>
+          </wp:inline>
+        </w:drawing>
+      </w:r>
+    </w:p>
+    <w:p>
+      <w:pPr>
+        <w:spacing w:line="336" w:lineRule="auto" w:after="180"/>
+      </w:pPr>
+      <w:r>
+        <w:rPr>
+          <w:b w:val="0"/>
+        </w:rPr>
+        <w:t xml:space="preserve">Human review and consequential use — </w:t>
+      </w:r>
+      <w:r>
+        <w:rPr>
+          <w:b/>
+        </w:rPr>
+        <w:t>evidence</w:t>
+      </w:r>
+      <w:r>
+        <w:rPr>
+          <w:b w:val="0"/>
+        </w:rPr>
+        <w:t xml:space="preserve"> trace. Coordinator approves draft v1 for room B.</w:t>
+      </w:r>
+    </w:p>
+    <w:p>
+      <w:pPr>
+        <w:spacing w:line="336" w:lineRule="auto" w:after="180"/>
+      </w:pPr>
+      <w:r>
+        <w:rPr>
+          <w:b w:val="0"/>
+        </w:rPr>
+        <w:t xml:space="preserve">Assistant changes room to C in v2 and submits using the old approval. | For this fictional </w:t>
+      </w:r>
+      <w:r>
+        <w:rPr>
+          <w:b/>
+        </w:rPr>
+        <w:t>workflow</w:t>
+      </w:r>
+      <w:r>
+        <w:rPr>
+          <w:b w:val="0"/>
+        </w:rPr>
+        <w:t xml:space="preserve"> the assistant drafts a room request but only the coordinator can approve and submit it.</w:t>
+      </w:r>
+    </w:p>
+    <w:p>
+      <w:pPr>
+        <w:spacing w:line="336" w:lineRule="auto" w:after="180"/>
+      </w:pPr>
+      <w:r>
+        <w:rPr>
+          <w:b/>
+        </w:rPr>
+        <w:t>Review packet</w:t>
+      </w:r>
+      <w:r>
+        <w:rPr>
+          <w:b w:val="0"/>
+        </w:rPr>
+        <w:t xml:space="preserve">s include sources, uncertainty, requested action and the exact version. Any material change requires new approval. | The submission violates </w:t>
+      </w:r>
+      <w:r>
+        <w:rPr>
+          <w:b/>
+        </w:rPr>
+        <w:t>version-bound approval</w:t>
+      </w:r>
+      <w:r>
+        <w:rPr>
+          <w:b w:val="0"/>
+        </w:rPr>
+        <w:t>.</w:t>
+      </w:r>
+    </w:p>
+    <w:p>
+      <w:pPr>
+        <w:spacing w:line="336" w:lineRule="auto" w:after="180"/>
+      </w:pPr>
+      <w:r>
+        <w:rPr>
+          <w:b w:val="0"/>
+        </w:rPr>
+        <w:t>Preserve v1 approval, request review of v2 and prevent submission until its exact action is approved.</w:t>
+      </w:r>
+    </w:p>
+    <w:p>
+      <w:pPr>
+        <w:spacing w:line="336" w:lineRule="auto" w:after="180"/>
+        <w:shd w:fill="F5F1FB"/>
+      </w:pPr>
+      <w:r>
+        <w:rPr>
+          <w:b w:val="0"/>
+        </w:rPr>
+        <w:t>Read the labels and values. Explain the relationship the model shows.</w:t>
+      </w:r>
+    </w:p>
+    <w:p>
+      <w:pPr>
+        <w:pStyle w:val="Heading3"/>
+      </w:pPr>
+      <w:r>
+        <w:t>04. Change one thing. Trace what follows.</w:t>
+      </w:r>
+    </w:p>
+    <w:p>
+      <w:r>
+        <w:drawing>
+          <wp:inline xmlns:a="http://schemas.openxmlformats.org/drawingml/2006/main" xmlns:pic="http://schemas.openxmlformats.org/drawingml/2006/picture">
+            <wp:extent cx="5486400" cy="3041904"/>
+            <wp:docPr id="25" name="Picture 25" descr="Original case: Stop public posting and show H2’s changed content and intended audience to the reviewer. Changed condition: H2 is replaced with unchanged H1 for classroom printing. Expected result: The original approval covers that declared action. Reason: Both the approved content and its distribution scope now match."/>
+            <wp:cNvGraphicFramePr>
+              <a:graphicFrameLocks noChangeAspect="1"/>
+            </wp:cNvGraphicFramePr>
+            <a:graphic>
+              <a:graphicData uri="http://schemas.openxmlformats.org/drawingml/2006/picture">
+                <pic:pic>
+                  <pic:nvPicPr>
+                    <pic:cNvPr id="0" name="academy-story-ai-3-32-04.png"/>
+                    <pic:cNvPicPr/>
+                  </pic:nvPicPr>
+                  <pic:blipFill>
+                    <a:blip r:embed="rId32"/>
+                    <a:stretch>
+                      <a:fillRect/>
+                    </a:stretch>
+                  </pic:blipFill>
+                  <pic:spPr>
+                    <a:xfrm>
+                      <a:off x="0" y="0"/>
+                      <a:ext cx="5486400" cy="3041904"/>
+                    </a:xfrm>
+                    <a:prstGeom prst="rect"/>
+                  </pic:spPr>
+                </pic:pic>
+              </a:graphicData>
+            </a:graphic>
+          </wp:inline>
+        </w:drawing>
+      </w:r>
+    </w:p>
+    <w:p>
+      <w:pPr>
+        <w:spacing w:line="336" w:lineRule="auto" w:after="180"/>
+      </w:pPr>
+      <w:r>
+        <w:rPr>
+          <w:b w:val="0"/>
+        </w:rPr>
+        <w:t>Original case: Stop public posting and show H2’s changed content and intended audience to the reviewer. Changed condition: H2 is replaced with unchanged H1 for classroom printing.</w:t>
+      </w:r>
+    </w:p>
+    <w:p>
+      <w:pPr>
+        <w:spacing w:line="336" w:lineRule="auto" w:after="180"/>
+      </w:pPr>
+      <w:r>
+        <w:rPr>
+          <w:b w:val="0"/>
+        </w:rPr>
+        <w:t>Expected result: The original approval covers that declared action. Reason: Both the approved content and its distribution scope now match.</w:t>
+      </w:r>
+    </w:p>
+    <w:p>
+      <w:pPr>
+        <w:spacing w:line="336" w:lineRule="auto" w:after="180"/>
+        <w:shd w:fill="F5F1FB"/>
+      </w:pPr>
+      <w:r>
+        <w:rPr>
+          <w:b w:val="0"/>
+        </w:rPr>
+        <w:t>Predict before checking the worked changed-case result. Name what changed and what the supplied facts allow you to conclude.</w:t>
+      </w:r>
+    </w:p>
+    <w:p>
+      <w:pPr>
+        <w:pStyle w:val="Heading3"/>
+      </w:pPr>
+      <w:r>
+        <w:t>05. Connect the explanation to its limit</w:t>
+      </w:r>
+    </w:p>
+    <w:p>
+      <w:r>
+        <w:drawing>
+          <wp:inline xmlns:a="http://schemas.openxmlformats.org/drawingml/2006/main" xmlns:pic="http://schemas.openxmlformats.org/drawingml/2006/picture">
+            <wp:extent cx="5486400" cy="2834640"/>
+            <wp:docPr id="26" name="Picture 26" descr="Read the picture in order. Stop public posting and show H2’s changed content and intended audience to the reviewer. The arrows show which recorded input or intermediate result each decision uses. Explain the deciding step aloud before checking the changed case; pointing to the final answer alone does not show how it follows. Limit: Human review helps only when the reviewer sees the material changes, evidence and actual consequences."/>
+            <wp:cNvGraphicFramePr>
+              <a:graphicFrameLocks noChangeAspect="1"/>
+            </wp:cNvGraphicFramePr>
+            <a:graphic>
+              <a:graphicData uri="http://schemas.openxmlformats.org/drawingml/2006/picture">
+                <pic:pic>
+                  <pic:nvPicPr>
+                    <pic:cNvPr id="0" name="academy-story-ai-3-32-05.png"/>
+                    <pic:cNvPicPr/>
+                  </pic:nvPicPr>
+                  <pic:blipFill>
+                    <a:blip r:embed="rId33"/>
+                    <a:stretch>
+                      <a:fillRect/>
+                    </a:stretch>
+                  </pic:blipFill>
+                  <pic:spPr>
+                    <a:xfrm>
+                      <a:off x="0" y="0"/>
+                      <a:ext cx="5486400" cy="2834640"/>
+                    </a:xfrm>
+                    <a:prstGeom prst="rect"/>
+                  </pic:spPr>
+                </pic:pic>
+              </a:graphicData>
+            </a:graphic>
+          </wp:inline>
+        </w:drawing>
+      </w:r>
+    </w:p>
+    <w:p>
+      <w:pPr>
+        <w:spacing w:line="336" w:lineRule="auto" w:after="180"/>
+      </w:pPr>
+      <w:r>
+        <w:rPr>
+          <w:b w:val="0"/>
+        </w:rPr>
+        <w:t xml:space="preserve">Read the picture in order. Stop public posting and show H2’s changed content and intended audience to the reviewer. The arrows show which recorded </w:t>
+      </w:r>
+      <w:r>
+        <w:rPr>
+          <w:b/>
+        </w:rPr>
+        <w:t>input</w:t>
+      </w:r>
+      <w:r>
+        <w:rPr>
+          <w:b w:val="0"/>
+        </w:rPr>
+        <w:t xml:space="preserve"> or intermediate result each decision uses.</w:t>
+      </w:r>
+    </w:p>
+    <w:p>
+      <w:pPr>
+        <w:spacing w:line="336" w:lineRule="auto" w:after="180"/>
+      </w:pPr>
+      <w:r>
+        <w:rPr>
+          <w:b w:val="0"/>
+        </w:rPr>
+        <w:t>Explain the deciding step aloud before checking the changed case; pointing to the final answer alone does not show how it follows.</w:t>
+      </w:r>
+    </w:p>
+    <w:p>
+      <w:pPr>
+        <w:spacing w:line="336" w:lineRule="auto" w:after="180"/>
+      </w:pPr>
+      <w:r>
+        <w:rPr>
+          <w:b w:val="0"/>
+        </w:rPr>
+        <w:t xml:space="preserve">Limit: Human review helps only when the reviewer sees the material changes, </w:t>
+      </w:r>
+      <w:r>
+        <w:rPr>
+          <w:b/>
+        </w:rPr>
+        <w:t>evidence</w:t>
+      </w:r>
+      <w:r>
+        <w:rPr>
+          <w:b w:val="0"/>
+        </w:rPr>
+        <w:t xml:space="preserve"> and actual consequences.</w:t>
+      </w:r>
+    </w:p>
+    <w:p>
+      <w:pPr>
+        <w:spacing w:line="336" w:lineRule="auto" w:after="180"/>
+        <w:shd w:fill="F5F1FB"/>
+      </w:pPr>
+      <w:r>
+        <w:rPr>
+          <w:b w:val="0"/>
+        </w:rPr>
+        <w:t>Explain the case, then point to a limit on the claim.</w:t>
+      </w:r>
+    </w:p>
+    <w:p>
+      <w:pPr>
+        <w:pStyle w:val="Heading3"/>
+      </w:pPr>
+      <w:r>
+        <w:t>06. Make the idea visible in your project</w:t>
+      </w:r>
+    </w:p>
+    <w:p>
+      <w:r>
+        <w:drawing>
+          <wp:inline xmlns:a="http://schemas.openxmlformats.org/drawingml/2006/main" xmlns:pic="http://schemas.openxmlformats.org/drawingml/2006/picture">
+            <wp:extent cx="5486400" cy="3681984"/>
+            <wp:docPr id="27" name="Picture 27" descr="For your Verified Study Buddy, save the input, procedure, observed result and limitation of this check. Label this worked example as practice; use a different, previously unreviewed case when checking independent understanding. Draw your input, deciding step, result and limit. Supported question: Why can H1’s approval not automatically approve H2? Point to the relevant step in the picture, then write the changed result and the rule or evidence that supports it."/>
+            <wp:cNvGraphicFramePr>
+              <a:graphicFrameLocks noChangeAspect="1"/>
+            </wp:cNvGraphicFramePr>
+            <a:graphic>
+              <a:graphicData uri="http://schemas.openxmlformats.org/drawingml/2006/picture">
+                <pic:pic>
+                  <pic:nvPicPr>
+                    <pic:cNvPr id="0" name="academy-story-ai-3-32-06.png"/>
+                    <pic:cNvPicPr/>
+                  </pic:nvPicPr>
+                  <pic:blipFill>
+                    <a:blip r:embed="rId34"/>
+                    <a:stretch>
+                      <a:fillRect/>
+                    </a:stretch>
+                  </pic:blipFill>
+                  <pic:spPr>
+                    <a:xfrm>
+                      <a:off x="0" y="0"/>
+                      <a:ext cx="5486400" cy="3681984"/>
+                    </a:xfrm>
+                    <a:prstGeom prst="rect"/>
+                  </pic:spPr>
+                </pic:pic>
+              </a:graphicData>
+            </a:graphic>
+          </wp:inline>
+        </w:drawing>
+      </w:r>
+    </w:p>
+    <w:p>
+      <w:pPr>
+        <w:spacing w:line="336" w:lineRule="auto" w:after="180"/>
+      </w:pPr>
+      <w:r>
+        <w:rPr>
+          <w:b w:val="0"/>
+        </w:rPr>
+        <w:t xml:space="preserve">For your Verified Study Buddy, save the </w:t>
+      </w:r>
+      <w:r>
+        <w:rPr>
+          <w:b/>
+        </w:rPr>
+        <w:t>input</w:t>
+      </w:r>
+      <w:r>
+        <w:rPr>
+          <w:b w:val="0"/>
+        </w:rPr>
+        <w:t>, procedure, observed result and limitation of this check.</w:t>
+      </w:r>
+    </w:p>
+    <w:p>
+      <w:pPr>
+        <w:spacing w:line="336" w:lineRule="auto" w:after="180"/>
+      </w:pPr>
+      <w:r>
+        <w:rPr>
+          <w:b w:val="0"/>
+        </w:rPr>
+        <w:t xml:space="preserve">Label this worked example as practice; use a different, previously unreviewed case when checking independent understanding. Draw your </w:t>
+      </w:r>
+      <w:r>
+        <w:rPr>
+          <w:b/>
+        </w:rPr>
+        <w:t>input</w:t>
+      </w:r>
+      <w:r>
+        <w:rPr>
+          <w:b w:val="0"/>
+        </w:rPr>
+        <w:t>, deciding step, result and limit.</w:t>
+      </w:r>
+    </w:p>
+    <w:p>
+      <w:pPr>
+        <w:spacing w:line="336" w:lineRule="auto" w:after="180"/>
+      </w:pPr>
+      <w:r>
+        <w:rPr>
+          <w:b w:val="0"/>
+        </w:rPr>
+        <w:t xml:space="preserve">Supported question: Why can H1’s approval not automatically approve H2? Point to the relevant step in the picture, then write the changed result and the rule or </w:t>
+      </w:r>
+      <w:r>
+        <w:rPr>
+          <w:b/>
+        </w:rPr>
+        <w:t>evidence</w:t>
+      </w:r>
+      <w:r>
+        <w:rPr>
+          <w:b w:val="0"/>
+        </w:rPr>
+        <w:t xml:space="preserve"> that supports it.</w:t>
+      </w:r>
+    </w:p>
+    <w:p>
+      <w:pPr>
+        <w:spacing w:line="336" w:lineRule="auto" w:after="180"/>
+        <w:shd w:fill="F5F1FB"/>
+      </w:pPr>
+      <w:r>
+        <w:rPr>
+          <w:b w:val="0"/>
+        </w:rPr>
+        <w:t xml:space="preserve">Draw your project trace and justify the deciding step using </w:t>
+      </w:r>
+      <w:r>
+        <w:rPr>
+          <w:b/>
+        </w:rPr>
+        <w:t>evidence</w:t>
+      </w:r>
+      <w:r>
+        <w:rPr>
+          <w:b w:val="0"/>
+        </w:rPr>
+        <w:t>.</w:t>
       </w:r>
     </w:p>
     <w:sectPr>

--- a/downloads/student/ai-3-week-32.docx
+++ b/downloads/student/ai-3-week-32.docx
@@ -25,12 +25,17 @@
         <w:pStyle w:val="Heading1"/>
       </w:pPr>
       <w:r>
-        <w:t>Before you start</w:t>
-      </w:r>
-    </w:p>
-    <w:p>
-      <w:r>
-        <w:t>Week 25: meeting format criteria does not satisfy all learning requirements.</w:t>
+        <w:t>Assign the owner. Show the evidence. Bind the approval.</w:t>
+      </w:r>
+    </w:p>
+    <w:p>
+      <w:r>
+        <w:t>Design a human–AI workflow with visible responsibility and version-specific action scope.</w:t>
+      </w:r>
+    </w:p>
+    <w:p>
+      <w:r>
+        <w:t>Owner map → H1/H2 approval trace → six handoff cases → review packet → independent report distribution.</w:t>
       </w:r>
     </w:p>
     <w:p>
@@ -38,12 +43,128 @@
         <w:pStyle w:val="Heading1"/>
       </w:pPr>
       <w:r>
-        <w:t>01. Your mission</w:t>
-      </w:r>
-    </w:p>
-    <w:p>
-      <w:r>
-        <w:t>Start with the target: Explain the mechanism and terminology of human review and consequential use. Try the recall before opening notes.</w:t>
+        <w:t>01. Who drafts, checks, decides and carries out the action?</w:t>
+      </w:r>
+    </w:p>
+    <w:p>
+      <w:r>
+        <w:t>A useful human review has evidence, time, authority and a specific decision.</w:t>
+      </w:r>
+    </w:p>
+    <w:p>
+      <w:pPr>
+        <w:pStyle w:val="Heading2"/>
+      </w:pPr>
+      <w:r>
+        <w:t>Your learning goals</w:t>
+      </w:r>
+    </w:p>
+    <w:p>
+      <w:pPr>
+        <w:spacing w:line="336" w:lineRule="auto" w:after="180"/>
+      </w:pPr>
+      <w:r>
+        <w:rPr>
+          <w:b w:val="0"/>
+        </w:rPr>
+        <w:t xml:space="preserve">I can explain the </w:t>
+      </w:r>
+      <w:r>
+        <w:rPr>
+          <w:b/>
+        </w:rPr>
+        <w:t>mechanism</w:t>
+      </w:r>
+      <w:r>
+        <w:rPr>
+          <w:b w:val="0"/>
+        </w:rPr>
+        <w:t xml:space="preserve"> and terminology of human review and consequential use.</w:t>
+      </w:r>
+    </w:p>
+    <w:p>
+      <w:pPr>
+        <w:spacing w:line="336" w:lineRule="auto" w:after="180"/>
+      </w:pPr>
+      <w:r>
+        <w:rPr>
+          <w:b w:val="0"/>
+        </w:rPr>
+        <w:t>I can apply the stated procedure to a new case with a traceable result.</w:t>
+      </w:r>
+    </w:p>
+    <w:p>
+      <w:pPr>
+        <w:spacing w:line="336" w:lineRule="auto" w:after="180"/>
+      </w:pPr>
+      <w:r>
+        <w:rPr>
+          <w:b w:val="0"/>
+        </w:rPr>
+        <w:t>I can identify an assumption or limitation and design a revealing follow-up.</w:t>
+      </w:r>
+    </w:p>
+    <w:p>
+      <w:pPr>
+        <w:pStyle w:val="Heading2"/>
+      </w:pPr>
+      <w:r>
+        <w:t>Recall boundaries and accountability</w:t>
+      </w:r>
+    </w:p>
+    <w:p>
+      <w:pPr>
+        <w:pStyle w:val="ListBullet"/>
+      </w:pPr>
+      <w:r>
+        <w:t>Close your notes first. A rough first answer helps us choose the right starting point; it is not a score for your ability.</w:t>
+      </w:r>
+    </w:p>
+    <w:p>
+      <w:pPr>
+        <w:pStyle w:val="ListBullet"/>
+      </w:pPr>
+      <w:r>
+        <w:t>Recall Safety Boundaries: state who may approve an action and what evidence must be checked first. A person’s name on a workflow is not proof that they saw the actual content, destination or unresolved risk.</w:t>
+      </w:r>
+    </w:p>
+    <w:p>
+      <w:pPr>
+        <w:pStyle w:val="Heading2"/>
+      </w:pPr>
+      <w:r>
+        <w:t>Your end goal</w:t>
+      </w:r>
+    </w:p>
+    <w:p>
+      <w:pPr>
+        <w:spacing w:line="336" w:lineRule="auto" w:after="180"/>
+      </w:pPr>
+      <w:r>
+        <w:rPr>
+          <w:b w:val="0"/>
+        </w:rPr>
+        <w:t xml:space="preserve">By the end, I can explain human ai </w:t>
+      </w:r>
+      <w:r>
+        <w:rPr>
+          <w:b/>
+        </w:rPr>
+        <w:t>workflow</w:t>
+      </w:r>
+      <w:r>
+        <w:rPr>
+          <w:b w:val="0"/>
+        </w:rPr>
+        <w:t xml:space="preserve"> using a traced example and a stated limitation.</w:t>
+      </w:r>
+    </w:p>
+    <w:p>
+      <w:pPr>
+        <w:pStyle w:val="Heading2"/>
+      </w:pPr>
+      <w:r>
+        <w:t>Earlier wording, alternatives and picture transcripts · reference / check after trying</w:t>
       </w:r>
     </w:p>
     <w:p>
@@ -56,66 +177,10 @@
     </w:p>
     <w:p>
       <w:pPr>
-        <w:spacing w:line="336" w:lineRule="auto" w:after="180"/>
-      </w:pPr>
-      <w:r>
-        <w:rPr>
-          <w:b w:val="0"/>
-        </w:rPr>
-        <w:t xml:space="preserve">I can explain the </w:t>
-      </w:r>
-      <w:r>
-        <w:rPr>
-          <w:b/>
-        </w:rPr>
-        <w:t>mechanism</w:t>
-      </w:r>
-      <w:r>
-        <w:rPr>
-          <w:b w:val="0"/>
-        </w:rPr>
-        <w:t xml:space="preserve"> and terminology of human review and consequential use.</w:t>
-      </w:r>
-    </w:p>
-    <w:p>
-      <w:pPr>
-        <w:spacing w:line="336" w:lineRule="auto" w:after="180"/>
-      </w:pPr>
-      <w:r>
-        <w:rPr>
-          <w:b w:val="0"/>
-        </w:rPr>
-        <w:t>I can apply the stated procedure to a new case with a traceable result.</w:t>
-      </w:r>
-    </w:p>
-    <w:p>
-      <w:pPr>
-        <w:spacing w:line="336" w:lineRule="auto" w:after="180"/>
-      </w:pPr>
-      <w:r>
-        <w:rPr>
-          <w:b w:val="0"/>
-        </w:rPr>
-        <w:t>I can identify an assumption or limitation and design a revealing follow-up.</w:t>
-      </w:r>
-    </w:p>
-    <w:p>
-      <w:pPr>
         <w:pStyle w:val="Heading3"/>
       </w:pPr>
       <w:r>
         <w:t>Remember before reading</w:t>
-      </w:r>
-    </w:p>
-    <w:p>
-      <w:pPr>
-        <w:spacing w:line="336" w:lineRule="auto" w:after="180"/>
-      </w:pPr>
-      <w:r>
-        <w:rPr>
-          <w:b w:val="0"/>
-        </w:rPr>
-        <w:t>Close your notes first. A rough first answer helps us choose the right starting point; it is not a score for your ability.</w:t>
       </w:r>
     </w:p>
     <w:p>
@@ -268,9 +333,166 @@
       </w:pPr>
       <w:r>
         <w:rPr>
+          <w:b w:val="0"/>
+        </w:rPr>
+        <w:t>CREATOR MISSION</w:t>
+      </w:r>
+    </w:p>
+    <w:p>
+      <w:pPr>
+        <w:spacing w:line="336" w:lineRule="auto" w:after="180"/>
+      </w:pPr>
+      <w:r>
+        <w:rPr>
+          <w:b w:val="0"/>
+        </w:rPr>
+        <w:t>Map who drafts, checks, decides, and signs off.</w:t>
+      </w:r>
+    </w:p>
+    <w:p>
+      <w:pPr>
+        <w:spacing w:line="336" w:lineRule="auto" w:after="180"/>
+      </w:pPr>
+      <w:r>
+        <w:rPr>
+          <w:b w:val="0"/>
+        </w:rPr>
+        <w:t>Creator name and date:</w:t>
+      </w:r>
+    </w:p>
+    <w:p>
+      <w:pPr>
+        <w:pStyle w:val="Heading3"/>
+      </w:pPr>
+      <w:r>
+        <w:t>Write or draw your reasoning and evidence.</w:t>
+      </w:r>
+    </w:p>
+    <w:p>
+      <w:r>
+        <w:t>________________________________________________________________</w:t>
+      </w:r>
+    </w:p>
+    <w:p>
+      <w:r>
+        <w:t>________________________________________________________________</w:t>
+      </w:r>
+    </w:p>
+    <w:p>
+      <w:r>
+        <w:t>________________________________________________________________</w:t>
+      </w:r>
+    </w:p>
+    <w:p>
+      <w:r>
+        <w:t>________________________________________________________________</w:t>
+      </w:r>
+    </w:p>
+    <w:p>
+      <w:r>
+        <w:t>________________________________________________________________</w:t>
+      </w:r>
+    </w:p>
+    <w:p>
+      <w:pPr>
+        <w:pStyle w:val="Heading3"/>
+      </w:pPr>
+      <w:r>
+        <w:t>Readiness for the connected explanation</w:t>
+      </w:r>
+    </w:p>
+    <w:p>
+      <w:pPr>
+        <w:pStyle w:val="Heading3"/>
+      </w:pPr>
+      <w:r>
+        <w:t>This week’s end goal</w:t>
+      </w:r>
+    </w:p>
+    <w:p>
+      <w:pPr>
+        <w:pStyle w:val="Heading1"/>
+      </w:pPr>
+      <w:r>
+        <w:t>02. Give each handoff an owner and evidence packet</w:t>
+      </w:r>
+    </w:p>
+    <w:p>
+      <w:r>
+        <w:t>Automation should make the responsible decision clearer.</w:t>
+      </w:r>
+    </w:p>
+    <w:p>
+      <w:pPr>
+        <w:pStyle w:val="Heading2"/>
+      </w:pPr>
+      <w:r>
+        <w:t>Understand responsibility and review</w:t>
+      </w:r>
+    </w:p>
+    <w:p>
+      <w:pPr>
+        <w:spacing w:line="336" w:lineRule="auto" w:after="180"/>
+      </w:pPr>
+      <w:r>
+        <w:rPr>
+          <w:b w:val="0"/>
+        </w:rPr>
+        <w:t>A human–AI workflow assigns tasks and responsibility explicitly. A model may draft; deterministic checks can validate fields and source matches; a person reviews meaning and unresolved issues; the authorised actor decides and carries out a permitted action. These roles need inspectable handoffs. A checkbox alone does not show informed review, and a human decision cannot make an outside-scope operation permitted.</w:t>
+      </w:r>
+    </w:p>
+    <w:p>
+      <w:pPr>
+        <w:spacing w:line="336" w:lineRule="auto" w:after="180"/>
+      </w:pPr>
+      <w:r>
+        <w:rPr>
+          <w:b w:val="0"/>
+        </w:rPr>
+        <w:t>The examples below are fictional paper workflows, not actual submissions or messages.</w:t>
+      </w:r>
+    </w:p>
+    <w:p>
+      <w:pPr>
+        <w:spacing w:line="336" w:lineRule="auto" w:after="180"/>
+      </w:pPr>
+      <w:r>
+        <w:rPr>
+          <w:b w:val="0"/>
+        </w:rPr>
+        <w:t xml:space="preserve">Human review needs a responsible actor, </w:t>
+      </w:r>
+      <w:r>
+        <w:rPr>
           <w:b/>
         </w:rPr>
-        <w:t>CREATOR MISSION</w:t>
+        <w:t>evidence</w:t>
+      </w:r>
+      <w:r>
+        <w:rPr>
+          <w:b w:val="0"/>
+        </w:rPr>
+        <w:t xml:space="preserve"> packet and explicit authority. Adding a person to a </w:t>
+      </w:r>
+      <w:r>
+        <w:rPr>
+          <w:b/>
+        </w:rPr>
+        <w:t>workflow</w:t>
+      </w:r>
+      <w:r>
+        <w:rPr>
+          <w:b w:val="0"/>
+        </w:rPr>
+        <w:t xml:space="preserve"> does not guarantee effective oversight.</w:t>
+      </w:r>
+    </w:p>
+    <w:p>
+      <w:pPr>
+        <w:pStyle w:val="Heading2"/>
+      </w:pPr>
+      <w:r>
+        <w:t>Use supplied fictional tasks</w:t>
       </w:r>
     </w:p>
     <w:p>
@@ -281,7 +503,7 @@
         <w:rPr>
           <w:b w:val="0"/>
         </w:rPr>
-        <w:t>Map who drafts, checks, decides, and signs off.</w:t>
+        <w:t>Begin by writing the question the procedure is intended to answer. Identify the information already supplied, the information it will produce and the information still missing.</w:t>
       </w:r>
     </w:p>
     <w:p>
@@ -292,48 +514,15 @@
         <w:rPr>
           <w:b w:val="0"/>
         </w:rPr>
-        <w:t>Creator name and date:</w:t>
-      </w:r>
-    </w:p>
-    <w:p>
-      <w:pPr>
-        <w:pStyle w:val="Heading3"/>
-      </w:pPr>
-      <w:r>
-        <w:t>Write or draw your reasoning and evidence.</w:t>
-      </w:r>
-    </w:p>
-    <w:p>
-      <w:r>
-        <w:t>________________________________________________________________</w:t>
-      </w:r>
-    </w:p>
-    <w:p>
-      <w:r>
-        <w:t>________________________________________________________________</w:t>
-      </w:r>
-    </w:p>
-    <w:p>
-      <w:r>
-        <w:t>________________________________________________________________</w:t>
-      </w:r>
-    </w:p>
-    <w:p>
-      <w:r>
-        <w:t>________________________________________________________________</w:t>
-      </w:r>
-    </w:p>
-    <w:p>
-      <w:r>
-        <w:t>________________________________________________________________</w:t>
-      </w:r>
-    </w:p>
-    <w:p>
-      <w:pPr>
-        <w:pStyle w:val="Heading3"/>
-      </w:pPr>
-      <w:r>
-        <w:t>Readiness for the connected explanation</w:t>
+        <w:t>These are constructed classroom examples; they do not require live accounts, private records or an external service. Do not treat a plausible explanation as a measured outcome.</w:t>
+      </w:r>
+    </w:p>
+    <w:p>
+      <w:pPr>
+        <w:pStyle w:val="Heading2"/>
+      </w:pPr>
+      <w:r>
+        <w:t>Earlier wording, alternatives and picture transcripts · reference / check after trying</w:t>
       </w:r>
     </w:p>
     <w:p>
@@ -343,85 +532,6 @@
       <w:r>
         <w:rPr>
           <w:b w:val="0"/>
-        </w:rPr>
-        <w:t xml:space="preserve">Recall Representation and bias evaluation. Explain why a recorded result needs its </w:t>
-      </w:r>
-      <w:r>
-        <w:rPr>
-          <w:b/>
-        </w:rPr>
-        <w:t>input</w:t>
-      </w:r>
-      <w:r>
-        <w:rPr>
-          <w:b w:val="0"/>
-        </w:rPr>
-        <w:t xml:space="preserve"> conditions and </w:t>
-      </w:r>
-      <w:r>
-        <w:rPr>
-          <w:b/>
-        </w:rPr>
-        <w:t>evidence</w:t>
-      </w:r>
-      <w:r>
-        <w:rPr>
-          <w:b w:val="0"/>
-        </w:rPr>
-        <w:t xml:space="preserve"> source before it can support a claim.</w:t>
-      </w:r>
-    </w:p>
-    <w:p>
-      <w:pPr>
-        <w:pStyle w:val="Heading3"/>
-      </w:pPr>
-      <w:r>
-        <w:t>This week’s end goal</w:t>
-      </w:r>
-    </w:p>
-    <w:p>
-      <w:pPr>
-        <w:spacing w:line="336" w:lineRule="auto" w:after="180"/>
-      </w:pPr>
-      <w:r>
-        <w:rPr>
-          <w:b w:val="0"/>
-        </w:rPr>
-        <w:t xml:space="preserve">By the end, I can explain human ai </w:t>
-      </w:r>
-      <w:r>
-        <w:rPr>
-          <w:b/>
-        </w:rPr>
-        <w:t>workflow</w:t>
-      </w:r>
-      <w:r>
-        <w:rPr>
-          <w:b w:val="0"/>
-        </w:rPr>
-        <w:t xml:space="preserve"> using a traced example and a stated limitation.</w:t>
-      </w:r>
-    </w:p>
-    <w:p>
-      <w:pPr>
-        <w:pStyle w:val="Heading1"/>
-      </w:pPr>
-      <w:r>
-        <w:t>02. Notice the evidence</w:t>
-      </w:r>
-    </w:p>
-    <w:p>
-      <w:r>
-        <w:t>Investigate the supplied Human AI Workflow case. Separate observations, given facts and assumptions before choosing an explanation.</w:t>
-      </w:r>
-    </w:p>
-    <w:p>
-      <w:pPr>
-        <w:spacing w:line="336" w:lineRule="auto" w:after="180"/>
-      </w:pPr>
-      <w:r>
-        <w:rPr>
-          <w:b/>
         </w:rPr>
         <w:t>PICTURE STORY</w:t>
       </w:r>
@@ -498,34 +608,398 @@
     </w:p>
     <w:p>
       <w:pPr>
+        <w:spacing w:line="336" w:lineRule="auto" w:after="180"/>
+      </w:pPr>
+      <w:r>
+        <w:rPr>
+          <w:b w:val="0"/>
+        </w:rPr>
+        <w:t>MYSTERY</w:t>
+      </w:r>
+    </w:p>
+    <w:p>
+      <w:pPr>
+        <w:spacing w:line="336" w:lineRule="auto" w:after="180"/>
+      </w:pPr>
+      <w:r>
+        <w:rPr>
+          <w:b w:val="0"/>
+        </w:rPr>
+        <w:t xml:space="preserve">The learners must use human + ai </w:t>
+      </w:r>
+      <w:r>
+        <w:rPr>
+          <w:b/>
+        </w:rPr>
+        <w:t>workflow</w:t>
+      </w:r>
+      <w:r>
+        <w:rPr>
+          <w:b w:val="0"/>
+        </w:rPr>
+        <w:t xml:space="preserve"> to solve a problem. What information do they have? What decision or calculation do they make? What would count as </w:t>
+      </w:r>
+      <w:r>
+        <w:rPr>
+          <w:b/>
+        </w:rPr>
+        <w:t>evidence</w:t>
+      </w:r>
+      <w:r>
+        <w:rPr>
+          <w:b w:val="0"/>
+        </w:rPr>
+        <w:t xml:space="preserve"> that it worked?</w:t>
+      </w:r>
+    </w:p>
+    <w:p>
+      <w:pPr>
+        <w:spacing w:line="336" w:lineRule="auto" w:after="180"/>
+      </w:pPr>
+      <w:r>
+        <w:rPr>
+          <w:b w:val="0"/>
+        </w:rPr>
+        <w:t xml:space="preserve">Three </w:t>
+      </w:r>
+      <w:r>
+        <w:rPr>
+          <w:b/>
+        </w:rPr>
+        <w:t>observation</w:t>
+      </w:r>
+      <w:r>
+        <w:rPr>
+          <w:b w:val="0"/>
+        </w:rPr>
+        <w:t>s (what you can point to):</w:t>
+      </w:r>
+    </w:p>
+    <w:p>
+      <w:pPr>
         <w:pStyle w:val="Heading3"/>
       </w:pPr>
       <w:r>
-        <w:t>Start with this puzzle</w:t>
+        <w:t>Write or draw your reasoning and evidence.</w:t>
+      </w:r>
+    </w:p>
+    <w:p>
+      <w:r>
+        <w:t>________________________________________________________________</w:t>
+      </w:r>
+    </w:p>
+    <w:p>
+      <w:r>
+        <w:t>________________________________________________________________</w:t>
+      </w:r>
+    </w:p>
+    <w:p>
+      <w:r>
+        <w:t>________________________________________________________________</w:t>
+      </w:r>
+    </w:p>
+    <w:p>
+      <w:r>
+        <w:t>________________________________________________________________</w:t>
+      </w:r>
+    </w:p>
+    <w:p>
+      <w:r>
+        <w:t>________________________________________________________________</w:t>
       </w:r>
     </w:p>
     <w:p>
       <w:pPr>
         <w:spacing w:line="336" w:lineRule="auto" w:after="180"/>
-        <w:shd w:fill="F1F6FC"/>
       </w:pPr>
       <w:r>
         <w:rPr>
           <w:b w:val="0"/>
         </w:rPr>
-        <w:t>MYSTERY</w:t>
+        <w:t xml:space="preserve">My </w:t>
+      </w:r>
+      <w:r>
+        <w:rPr>
+          <w:b/>
+        </w:rPr>
+        <w:t>prediction</w:t>
+      </w:r>
+      <w:r>
+        <w:rPr>
+          <w:b w:val="0"/>
+        </w:rPr>
+        <w:t xml:space="preserve"> and the clue supporting it:</w:t>
+      </w:r>
+    </w:p>
+    <w:p>
+      <w:pPr>
+        <w:pStyle w:val="Heading3"/>
+      </w:pPr>
+      <w:r>
+        <w:t>Write or draw your reasoning and evidence.</w:t>
+      </w:r>
+    </w:p>
+    <w:p>
+      <w:r>
+        <w:t>________________________________________________________________</w:t>
+      </w:r>
+    </w:p>
+    <w:p>
+      <w:r>
+        <w:t>________________________________________________________________</w:t>
+      </w:r>
+    </w:p>
+    <w:p>
+      <w:r>
+        <w:t>________________________________________________________________</w:t>
+      </w:r>
+    </w:p>
+    <w:p>
+      <w:r>
+        <w:t>________________________________________________________________</w:t>
+      </w:r>
+    </w:p>
+    <w:p>
+      <w:r>
+        <w:t>________________________________________________________________</w:t>
+      </w:r>
+    </w:p>
+    <w:p>
+      <w:pPr>
+        <w:pStyle w:val="Heading3"/>
+      </w:pPr>
+      <w:r>
+        <w:t>A closer explanation</w:t>
+      </w:r>
+    </w:p>
+    <w:p>
+      <w:pPr>
+        <w:pStyle w:val="Heading1"/>
+      </w:pPr>
+      <w:r>
+        <w:t>03. Bind approval to content, version and action</w:t>
+      </w:r>
+    </w:p>
+    <w:p>
+      <w:r>
+        <w:t>The toy coordinator workflow defines responsibility explicitly.</w:t>
+      </w:r>
+    </w:p>
+    <w:p>
+      <w:pPr>
+        <w:pStyle w:val="Heading2"/>
+      </w:pPr>
+      <w:r>
+        <w:t>Complete owner and handoff map</w:t>
+      </w:r>
+    </w:p>
+    <w:tbl>
+      <w:tblPr>
+        <w:tblStyle w:val="LightShading-Accent1"/>
+        <w:tblW w:type="auto" w:w="0"/>
+        <w:tblLook w:firstColumn="1" w:firstRow="1" w:lastColumn="0" w:lastRow="0" w:noHBand="0" w:noVBand="1" w:val="04A0"/>
+      </w:tblPr>
+      <w:tblGrid>
+        <w:gridCol w:w="5112"/>
+        <w:gridCol w:w="5112"/>
+      </w:tblGrid>
+      <w:tr>
+        <w:trPr>
+          <w:tblHeader/>
+        </w:trPr>
+        <w:tc>
+          <w:tcPr>
+            <w:tcW w:type="dxa" w:w="5112"/>
+          </w:tcPr>
+          <w:p>
+            <w:r>
+              <w:t>Room-workflow stage</w:t>
+            </w:r>
+          </w:p>
+        </w:tc>
+        <w:tc>
+          <w:tcPr>
+            <w:tcW w:type="dxa" w:w="5112"/>
+          </w:tcPr>
+          <w:p>
+            <w:r>
+              <w:t>Owner, input and stop rule</w:t>
+            </w:r>
+          </w:p>
+        </w:tc>
+      </w:tr>
+      <w:tr>
+        <w:tc>
+          <w:tcPr>
+            <w:tcW w:type="dxa" w:w="5112"/>
+          </w:tcPr>
+          <w:p>
+            <w:r>
+              <w:t>Prepare evidence</w:t>
+            </w:r>
+          </w:p>
+        </w:tc>
+        <w:tc>
+          <w:tcPr>
+            <w:tcW w:type="dxa" w:w="5112"/>
+          </w:tcPr>
+          <w:p>
+            <w:r>
+              <w:t>Learner selects permitted current room sources and states the request</w:t>
+            </w:r>
+          </w:p>
+        </w:tc>
+      </w:tr>
+      <w:tr>
+        <w:tc>
+          <w:tcPr>
+            <w:tcW w:type="dxa" w:w="5112"/>
+          </w:tcPr>
+          <w:p>
+            <w:r>
+              <w:t>Draft</w:t>
+            </w:r>
+          </w:p>
+        </w:tc>
+        <w:tc>
+          <w:tcPr>
+            <w:tcW w:type="dxa" w:w="5112"/>
+          </w:tcPr>
+          <w:p>
+            <w:r>
+              <w:t>Assistant proposes content; no approval or submission authority</w:t>
+            </w:r>
+          </w:p>
+        </w:tc>
+      </w:tr>
+      <w:tr>
+        <w:tc>
+          <w:tcPr>
+            <w:tcW w:type="dxa" w:w="5112"/>
+          </w:tcPr>
+          <w:p>
+            <w:r>
+              <w:t>Validate</w:t>
+            </w:r>
+          </w:p>
+        </w:tc>
+        <w:tc>
+          <w:tcPr>
+            <w:tcW w:type="dxa" w:w="5112"/>
+          </w:tcPr>
+          <w:p>
+            <w:r>
+              <w:t>Application checks schema, same-room support, access and permitted action; failures stop</w:t>
+            </w:r>
+          </w:p>
+        </w:tc>
+      </w:tr>
+      <w:tr>
+        <w:tc>
+          <w:tcPr>
+            <w:tcW w:type="dxa" w:w="5112"/>
+          </w:tcPr>
+          <w:p>
+            <w:r>
+              <w:t>Review</w:t>
+            </w:r>
+          </w:p>
+        </w:tc>
+        <w:tc>
+          <w:tcPr>
+            <w:tcW w:type="dxa" w:w="5112"/>
+          </w:tcPr>
+          <w:p>
+            <w:r>
+              <w:t>Coordinator sees exact version, sources, changes, uncertainties, intended action and destination</w:t>
+            </w:r>
+          </w:p>
+        </w:tc>
+      </w:tr>
+      <w:tr>
+        <w:tc>
+          <w:tcPr>
+            <w:tcW w:type="dxa" w:w="5112"/>
+          </w:tcPr>
+          <w:p>
+            <w:r>
+              <w:t>Approve</w:t>
+            </w:r>
+          </w:p>
+        </w:tc>
+        <w:tc>
+          <w:tcPr>
+            <w:tcW w:type="dxa" w:w="5112"/>
+          </w:tcPr>
+          <w:p>
+            <w:r>
+              <w:t>Only coordinator may approve the exact room/content/version/action; no implied approval of changes</w:t>
+            </w:r>
+          </w:p>
+        </w:tc>
+      </w:tr>
+      <w:tr>
+        <w:tc>
+          <w:tcPr>
+            <w:tcW w:type="dxa" w:w="5112"/>
+          </w:tcPr>
+          <w:p>
+            <w:r>
+              <w:t>Submit</w:t>
+            </w:r>
+          </w:p>
+        </w:tc>
+        <w:tc>
+          <w:tcPr>
+            <w:tcW w:type="dxa" w:w="5112"/>
+          </w:tcPr>
+          <w:p>
+            <w:r>
+              <w:t>Only coordinator may submit the matching approved version under this toy contract</w:t>
+            </w:r>
+          </w:p>
+        </w:tc>
+      </w:tr>
+      <w:tr>
+        <w:tc>
+          <w:tcPr>
+            <w:tcW w:type="dxa" w:w="5112"/>
+          </w:tcPr>
+          <w:p>
+            <w:r>
+              <w:t>Revise</w:t>
+            </w:r>
+          </w:p>
+        </w:tc>
+        <w:tc>
+          <w:tcPr>
+            <w:tcW w:type="dxa" w:w="5112"/>
+          </w:tcPr>
+          <w:p>
+            <w:r>
+              <w:t>Any material content, action or destination change returns to review; no automatic reuse of old approval</w:t>
+            </w:r>
+          </w:p>
+        </w:tc>
+      </w:tr>
+    </w:tbl>
+    <w:p>
+      <w:pPr>
+        <w:pStyle w:val="Heading2"/>
+      </w:pPr>
+      <w:r>
+        <w:t>Read the version-bound rule</w:t>
       </w:r>
     </w:p>
     <w:p>
       <w:pPr>
         <w:spacing w:line="336" w:lineRule="auto" w:after="180"/>
-        <w:shd w:fill="F5F1FB"/>
       </w:pPr>
       <w:r>
         <w:rPr>
           <w:b w:val="0"/>
         </w:rPr>
-        <w:t xml:space="preserve">The learners must use human + ai </w:t>
+        <w:t xml:space="preserve">For this fictional </w:t>
       </w:r>
       <w:r>
         <w:rPr>
@@ -537,19 +1011,19 @@
         <w:rPr>
           <w:b w:val="0"/>
         </w:rPr>
-        <w:t xml:space="preserve"> to solve a problem. What information do they have? What decision or calculation do they make? What would count as </w:t>
+        <w:t xml:space="preserve"> the assistant drafts a room request but only the coordinator can approve and submit it. </w:t>
       </w:r>
       <w:r>
         <w:rPr>
           <w:b/>
         </w:rPr>
-        <w:t>evidence</w:t>
+        <w:t>Review packet</w:t>
       </w:r>
       <w:r>
         <w:rPr>
           <w:b w:val="0"/>
         </w:rPr>
-        <w:t xml:space="preserve"> that it worked?</w:t>
+        <w:t>s include sources, uncertainty, requested action and the exact version.</w:t>
       </w:r>
     </w:p>
     <w:p>
@@ -560,52 +1034,38 @@
         <w:rPr>
           <w:b w:val="0"/>
         </w:rPr>
-        <w:t xml:space="preserve">Three </w:t>
+        <w:t>Any material change requires new approval.</w:t>
+      </w:r>
+    </w:p>
+    <w:p>
+      <w:pPr>
+        <w:pStyle w:val="Heading2"/>
+      </w:pPr>
+      <w:r>
+        <w:t>Respect missing inputs and authority</w:t>
+      </w:r>
+    </w:p>
+    <w:p>
+      <w:pPr>
+        <w:spacing w:line="336" w:lineRule="auto" w:after="180"/>
+      </w:pPr>
+      <w:r>
+        <w:rPr>
+          <w:b w:val="0"/>
+        </w:rPr>
+        <w:t xml:space="preserve">Before applying the procedure, write its units, denominator or decision boundary where relevant. A partner should be able to repeat each step using the same </w:t>
       </w:r>
       <w:r>
         <w:rPr>
           <w:b/>
         </w:rPr>
-        <w:t>observation</w:t>
+        <w:t>input</w:t>
       </w:r>
       <w:r>
         <w:rPr>
           <w:b w:val="0"/>
         </w:rPr>
-        <w:t>s (what you can point to):</w:t>
-      </w:r>
-    </w:p>
-    <w:p>
-      <w:pPr>
-        <w:pStyle w:val="Heading3"/>
-      </w:pPr>
-      <w:r>
-        <w:t>Write or draw your reasoning and evidence.</w:t>
-      </w:r>
-    </w:p>
-    <w:p>
-      <w:r>
-        <w:t>________________________________________________________________</w:t>
-      </w:r>
-    </w:p>
-    <w:p>
-      <w:r>
-        <w:t>________________________________________________________________</w:t>
-      </w:r>
-    </w:p>
-    <w:p>
-      <w:r>
-        <w:t>________________________________________________________________</w:t>
-      </w:r>
-    </w:p>
-    <w:p>
-      <w:r>
-        <w:t>________________________________________________________________</w:t>
-      </w:r>
-    </w:p>
-    <w:p>
-      <w:r>
-        <w:t>________________________________________________________________</w:t>
+        <w:t>s.</w:t>
       </w:r>
     </w:p>
     <w:p>
@@ -616,60 +1076,43 @@
         <w:rPr>
           <w:b w:val="0"/>
         </w:rPr>
-        <w:t xml:space="preserve">My </w:t>
+        <w:t xml:space="preserve">If a required </w:t>
       </w:r>
       <w:r>
         <w:rPr>
           <w:b/>
         </w:rPr>
-        <w:t>prediction</w:t>
+        <w:t>input</w:t>
       </w:r>
       <w:r>
         <w:rPr>
           <w:b w:val="0"/>
         </w:rPr>
-        <w:t xml:space="preserve"> and the clue supporting it:</w:t>
-      </w:r>
-    </w:p>
-    <w:p>
-      <w:pPr>
-        <w:pStyle w:val="Heading3"/>
-      </w:pPr>
-      <w:r>
-        <w:t>Write or draw your reasoning and evidence.</w:t>
-      </w:r>
-    </w:p>
-    <w:p>
-      <w:r>
-        <w:t>________________________________________________________________</w:t>
-      </w:r>
-    </w:p>
-    <w:p>
-      <w:r>
-        <w:t>________________________________________________________________</w:t>
-      </w:r>
-    </w:p>
-    <w:p>
-      <w:r>
-        <w:t>________________________________________________________________</w:t>
-      </w:r>
-    </w:p>
-    <w:p>
-      <w:r>
-        <w:t>________________________________________________________________</w:t>
-      </w:r>
-    </w:p>
-    <w:p>
-      <w:r>
-        <w:t>________________________________________________________________</w:t>
-      </w:r>
-    </w:p>
-    <w:p>
-      <w:pPr>
-        <w:pStyle w:val="Heading3"/>
-      </w:pPr>
-      <w:r>
-        <w:t>A closer explanation</w:t>
+        <w:t xml:space="preserve"> is absent or violates the stated contract, record that condition explicitly instead of quietly replacing it with a convenient value.</w:t>
+      </w:r>
+    </w:p>
+    <w:p>
+      <w:pPr>
+        <w:pStyle w:val="Heading2"/>
+      </w:pPr>
+      <w:r>
+        <w:t>Explain the deciding check</w:t>
+      </w:r>
+    </w:p>
+    <w:p>
+      <w:pPr>
+        <w:pStyle w:val="ListBullet"/>
+      </w:pPr>
+      <w:r>
+        <w:t>Point to the input, the deciding step and the result in this week’s visual. Explain the same step in ordinary words. A picture helps when you can say what each part represents.</w:t>
+      </w:r>
+    </w:p>
+    <w:p>
+      <w:pPr>
+        <w:pStyle w:val="Heading2"/>
+      </w:pPr>
+      <w:r>
+        <w:t>Earlier wording, alternatives and picture transcripts · reference / check after trying</w:t>
       </w:r>
     </w:p>
     <w:p>
@@ -679,76 +1122,6 @@
       <w:r>
         <w:rPr>
           <w:b w:val="0"/>
-        </w:rPr>
-        <w:t xml:space="preserve">Human review needs a responsible actor, </w:t>
-      </w:r>
-      <w:r>
-        <w:rPr>
-          <w:b/>
-        </w:rPr>
-        <w:t>evidence</w:t>
-      </w:r>
-      <w:r>
-        <w:rPr>
-          <w:b w:val="0"/>
-        </w:rPr>
-        <w:t xml:space="preserve"> packet and explicit authority. Adding a person to a </w:t>
-      </w:r>
-      <w:r>
-        <w:rPr>
-          <w:b/>
-        </w:rPr>
-        <w:t>workflow</w:t>
-      </w:r>
-      <w:r>
-        <w:rPr>
-          <w:b w:val="0"/>
-        </w:rPr>
-        <w:t xml:space="preserve"> does not guarantee effective oversight.</w:t>
-      </w:r>
-    </w:p>
-    <w:p>
-      <w:pPr>
-        <w:spacing w:line="336" w:lineRule="auto" w:after="180"/>
-      </w:pPr>
-      <w:r>
-        <w:rPr>
-          <w:b w:val="0"/>
-        </w:rPr>
-        <w:t>Begin by writing the question the procedure is intended to answer. Identify the information already supplied, the information it will produce and the information still missing.</w:t>
-      </w:r>
-    </w:p>
-    <w:p>
-      <w:pPr>
-        <w:spacing w:line="336" w:lineRule="auto" w:after="180"/>
-      </w:pPr>
-      <w:r>
-        <w:rPr>
-          <w:b w:val="0"/>
-        </w:rPr>
-        <w:t>These are constructed classroom examples; they do not require live accounts, private records or an external service. Do not treat a plausible explanation as a measured outcome.</w:t>
-      </w:r>
-    </w:p>
-    <w:p>
-      <w:pPr>
-        <w:pStyle w:val="Heading1"/>
-      </w:pPr>
-      <w:r>
-        <w:t>03. See how it works</w:t>
-      </w:r>
-    </w:p>
-    <w:p>
-      <w:r>
-        <w:t>Follow the mechanism for Human AI Workflow. Connect each labelled input, deciding step and result.</w:t>
-      </w:r>
-    </w:p>
-    <w:p>
-      <w:pPr>
-        <w:spacing w:line="336" w:lineRule="auto" w:after="180"/>
-      </w:pPr>
-      <w:r>
-        <w:rPr>
-          <w:b/>
         </w:rPr>
         <w:t xml:space="preserve">VISUAL </w:t>
       </w:r>
@@ -985,52 +1358,6 @@
       </w:pPr>
       <w:r>
         <w:t>A closer explanation</w:t>
-      </w:r>
-    </w:p>
-    <w:p>
-      <w:pPr>
-        <w:spacing w:line="336" w:lineRule="auto" w:after="180"/>
-      </w:pPr>
-      <w:r>
-        <w:rPr>
-          <w:b w:val="0"/>
-        </w:rPr>
-        <w:t xml:space="preserve">For this fictional </w:t>
-      </w:r>
-      <w:r>
-        <w:rPr>
-          <w:b/>
-        </w:rPr>
-        <w:t>workflow</w:t>
-      </w:r>
-      <w:r>
-        <w:rPr>
-          <w:b w:val="0"/>
-        </w:rPr>
-        <w:t xml:space="preserve"> the assistant drafts a room request but only the coordinator can approve and submit it. </w:t>
-      </w:r>
-      <w:r>
-        <w:rPr>
-          <w:b/>
-        </w:rPr>
-        <w:t>Review packet</w:t>
-      </w:r>
-      <w:r>
-        <w:rPr>
-          <w:b w:val="0"/>
-        </w:rPr>
-        <w:t>s include sources, uncertainty, requested action and the exact version.</w:t>
-      </w:r>
-    </w:p>
-    <w:p>
-      <w:pPr>
-        <w:spacing w:line="336" w:lineRule="auto" w:after="180"/>
-      </w:pPr>
-      <w:r>
-        <w:rPr>
-          <w:b w:val="0"/>
-        </w:rPr>
-        <w:t>Any material change requires new approval.</w:t>
       </w:r>
     </w:p>
     <w:p>
@@ -1127,52 +1454,6 @@
     </w:p>
     <w:p>
       <w:pPr>
-        <w:spacing w:line="336" w:lineRule="auto" w:after="180"/>
-      </w:pPr>
-      <w:r>
-        <w:rPr>
-          <w:b w:val="0"/>
-        </w:rPr>
-        <w:t xml:space="preserve">Before applying the procedure, write its units, denominator or decision boundary where relevant. A partner should be able to repeat each step using the same </w:t>
-      </w:r>
-      <w:r>
-        <w:rPr>
-          <w:b/>
-        </w:rPr>
-        <w:t>input</w:t>
-      </w:r>
-      <w:r>
-        <w:rPr>
-          <w:b w:val="0"/>
-        </w:rPr>
-        <w:t>s.</w:t>
-      </w:r>
-    </w:p>
-    <w:p>
-      <w:pPr>
-        <w:spacing w:line="336" w:lineRule="auto" w:after="180"/>
-      </w:pPr>
-      <w:r>
-        <w:rPr>
-          <w:b w:val="0"/>
-        </w:rPr>
-        <w:t xml:space="preserve">If a required </w:t>
-      </w:r>
-      <w:r>
-        <w:rPr>
-          <w:b/>
-        </w:rPr>
-        <w:t>input</w:t>
-      </w:r>
-      <w:r>
-        <w:rPr>
-          <w:b w:val="0"/>
-        </w:rPr>
-        <w:t xml:space="preserve"> is absent or violates the stated contract, record that condition explicitly instead of quietly replacing it with a convenient value.</w:t>
-      </w:r>
-    </w:p>
-    <w:p>
-      <w:pPr>
         <w:pStyle w:val="Heading3"/>
       </w:pPr>
       <w:r>
@@ -1181,86 +1462,23 @@
     </w:p>
     <w:p>
       <w:pPr>
-        <w:spacing w:line="336" w:lineRule="auto" w:after="180"/>
-      </w:pPr>
-      <w:r>
-        <w:rPr>
-          <w:b w:val="0"/>
-        </w:rPr>
-        <w:t xml:space="preserve">Point to the </w:t>
-      </w:r>
-      <w:r>
-        <w:rPr>
-          <w:b/>
-        </w:rPr>
-        <w:t>input</w:t>
-      </w:r>
-      <w:r>
-        <w:rPr>
-          <w:b w:val="0"/>
-        </w:rPr>
-        <w:t>, the deciding step and the result in this week’s visual. Explain the same step in ordinary words. A picture helps when you can say what each part represents.</w:t>
-      </w:r>
-    </w:p>
-    <w:p>
-      <w:pPr>
         <w:pStyle w:val="Heading1"/>
       </w:pPr>
       <w:r>
-        <w:t>04. Compare the cases</w:t>
-      </w:r>
-    </w:p>
-    <w:p>
-      <w:r>
-        <w:t>Compare the supplied cases for Human AI Workflow. Identify the detail that changes the conclusion.</w:t>
-      </w:r>
-    </w:p>
-    <w:p>
-      <w:pPr>
-        <w:pStyle w:val="Heading3"/>
-      </w:pPr>
-      <w:r>
-        <w:t>The case to investigate</w:t>
-      </w:r>
-    </w:p>
-    <w:p>
-      <w:pPr>
-        <w:spacing w:line="336" w:lineRule="auto" w:after="180"/>
-        <w:shd w:fill="F1F6FC"/>
-      </w:pPr>
-      <w:r>
-        <w:rPr>
-          <w:b w:val="0"/>
-        </w:rPr>
-        <w:t>CASE GALLERY</w:t>
-      </w:r>
-    </w:p>
-    <w:p>
-      <w:pPr>
-        <w:spacing w:line="336" w:lineRule="auto" w:after="180"/>
-      </w:pPr>
-      <w:r>
-        <w:rPr>
-          <w:b w:val="0"/>
-        </w:rPr>
-        <w:t xml:space="preserve">Four Tests, Four Kinds of </w:t>
-      </w:r>
-      <w:r>
-        <w:rPr>
-          <w:b/>
-        </w:rPr>
-        <w:t>Evidence</w:t>
-      </w:r>
-    </w:p>
-    <w:p>
-      <w:pPr>
-        <w:spacing w:line="336" w:lineRule="auto" w:after="180"/>
-      </w:pPr>
-      <w:r>
-        <w:rPr>
-          <w:b w:val="0"/>
-        </w:rPr>
-        <w:t>A system is not understood until it survives more than one comfortable example.</w:t>
+        <w:t>04. Compare a reviewed draft with a changed action</w:t>
+      </w:r>
+    </w:p>
+    <w:p>
+      <w:r>
+        <w:t>Old approval is evidence for its exact scope, not a general permission token.</w:t>
+      </w:r>
+    </w:p>
+    <w:p>
+      <w:pPr>
+        <w:pStyle w:val="Heading2"/>
+      </w:pPr>
+      <w:r>
+        <w:t>Four pictures with a purpose</w:t>
       </w:r>
     </w:p>
     <w:p>
@@ -1301,6 +1519,11 @@
     </w:p>
     <w:p>
       <w:r>
+        <w:t>Normal case: predict the result and deciding evidence.</w:t>
+      </w:r>
+    </w:p>
+    <w:p>
+      <w:r>
         <w:drawing>
           <wp:inline xmlns:a="http://schemas.openxmlformats.org/drawingml/2006/main" xmlns:pic="http://schemas.openxmlformats.org/drawingml/2006/picture">
             <wp:extent cx="5486400" cy="3200400"/>
@@ -1336,47 +1559,8 @@
       </w:r>
     </w:p>
     <w:p>
-      <w:pPr>
-        <w:pStyle w:val="Heading3"/>
-      </w:pPr>
-      <w:r>
-        <w:t>The normal case</w:t>
-      </w:r>
-    </w:p>
-    <w:p>
-      <w:pPr>
-        <w:spacing w:line="336" w:lineRule="auto" w:after="180"/>
-        <w:shd w:fill="F1F6FC"/>
-      </w:pPr>
-      <w:r>
-        <w:rPr>
-          <w:b w:val="0"/>
-        </w:rPr>
-        <w:t xml:space="preserve">NORMAL CASE: predict and name </w:t>
-      </w:r>
-      <w:r>
-        <w:rPr>
-          <w:b/>
-        </w:rPr>
-        <w:t>evidence</w:t>
-      </w:r>
-      <w:r>
-        <w:rPr>
-          <w:b w:val="0"/>
-        </w:rPr>
-        <w:t xml:space="preserve">.     BOUNDARY CASE: predict and name </w:t>
-      </w:r>
-      <w:r>
-        <w:rPr>
-          <w:b/>
-        </w:rPr>
-        <w:t>evidence</w:t>
-      </w:r>
-      <w:r>
-        <w:rPr>
-          <w:b w:val="0"/>
-        </w:rPr>
-        <w:t>.</w:t>
+      <w:r>
+        <w:t>Boundary case: identify the exact limit.</w:t>
       </w:r>
     </w:p>
     <w:p>
@@ -1417,6 +1601,11 @@
     </w:p>
     <w:p>
       <w:r>
+        <w:t>Missing information: name what must be clarified.</w:t>
+      </w:r>
+    </w:p>
+    <w:p>
+      <w:r>
         <w:drawing>
           <wp:inline xmlns:a="http://schemas.openxmlformats.org/drawingml/2006/main" xmlns:pic="http://schemas.openxmlformats.org/drawingml/2006/picture">
             <wp:extent cx="5486400" cy="3200400"/>
@@ -1452,212 +1641,156 @@
       </w:r>
     </w:p>
     <w:p>
+      <w:r>
+        <w:t>Transfer case: explain which procedure still applies.</w:t>
+      </w:r>
+    </w:p>
+    <w:p>
+      <w:pPr>
+        <w:pStyle w:val="Heading2"/>
+      </w:pPr>
+      <w:r>
+        <w:t>Choose a revealing case</w:t>
+      </w:r>
+    </w:p>
+    <w:p>
+      <w:pPr>
+        <w:pStyle w:val="ListBullet"/>
+      </w:pPr>
+      <w:r>
+        <w:t>Which case is most likely to reveal a hidden assumption? Why?</w:t>
+      </w:r>
+    </w:p>
+    <w:p>
       <w:pPr>
         <w:pStyle w:val="Heading3"/>
       </w:pPr>
       <w:r>
-        <w:t>Check missing information</w:t>
+        <w:t>Write or draw your reasoning and evidence.</w:t>
+      </w:r>
+    </w:p>
+    <w:p>
+      <w:r>
+        <w:t>________________________________________________________________</w:t>
+      </w:r>
+    </w:p>
+    <w:p>
+      <w:r>
+        <w:t>________________________________________________________________</w:t>
+      </w:r>
+    </w:p>
+    <w:p>
+      <w:r>
+        <w:t>________________________________________________________________</w:t>
+      </w:r>
+    </w:p>
+    <w:p>
+      <w:r>
+        <w:t>________________________________________________________________</w:t>
+      </w:r>
+    </w:p>
+    <w:p>
+      <w:r>
+        <w:t>________________________________________________________________</w:t>
+      </w:r>
+    </w:p>
+    <w:p>
+      <w:pPr>
+        <w:pStyle w:val="Heading2"/>
+      </w:pPr>
+      <w:r>
+        <w:t>Predict the supplied changed case</w:t>
+      </w:r>
+    </w:p>
+    <w:p>
+      <w:pPr>
+        <w:pStyle w:val="ListBullet"/>
+      </w:pPr>
+      <w:r>
+        <w:t>Change: H2 is replaced with unchanged H1 for classroom printing.</w:t>
+      </w:r>
+    </w:p>
+    <w:p>
+      <w:pPr>
+        <w:pStyle w:val="Heading2"/>
+      </w:pPr>
+      <w:r>
+        <w:t>Check after predicting · reference / check after trying</w:t>
       </w:r>
     </w:p>
     <w:p>
       <w:pPr>
         <w:spacing w:line="336" w:lineRule="auto" w:after="180"/>
-        <w:shd w:fill="FFF5E6"/>
-      </w:pPr>
+      </w:pPr>
+      <w:r>
+        <w:rPr>
+          <w:b/>
+        </w:rPr>
+        <w:t>Prediction</w:t>
+      </w:r>
       <w:r>
         <w:rPr>
           <w:b w:val="0"/>
         </w:rPr>
-        <w:t xml:space="preserve">MISSING INFORMATION: predict and name </w:t>
+        <w:t>: The original approval covers that declared action.</w:t>
+      </w:r>
+    </w:p>
+    <w:p>
+      <w:pPr>
+        <w:spacing w:line="336" w:lineRule="auto" w:after="180"/>
+      </w:pPr>
+      <w:r>
+        <w:rPr>
+          <w:b w:val="0"/>
+        </w:rPr>
+        <w:t>Reason: Both the approved content and its distribution scope now match.</w:t>
+      </w:r>
+    </w:p>
+    <w:p>
+      <w:pPr>
+        <w:pStyle w:val="Heading2"/>
+      </w:pPr>
+      <w:r>
+        <w:t>Earlier wording, alternatives and picture transcripts · reference / check after trying</w:t>
+      </w:r>
+    </w:p>
+    <w:p>
+      <w:pPr>
+        <w:spacing w:line="336" w:lineRule="auto" w:after="180"/>
+      </w:pPr>
+      <w:r>
+        <w:rPr>
+          <w:b w:val="0"/>
+        </w:rPr>
+        <w:t>CASE GALLERY</w:t>
+      </w:r>
+    </w:p>
+    <w:p>
+      <w:pPr>
+        <w:spacing w:line="336" w:lineRule="auto" w:after="180"/>
+      </w:pPr>
+      <w:r>
+        <w:rPr>
+          <w:b w:val="0"/>
+        </w:rPr>
+        <w:t xml:space="preserve">Four Tests, Four Kinds of </w:t>
       </w:r>
       <w:r>
         <w:rPr>
           <w:b/>
         </w:rPr>
-        <w:t>evidence</w:t>
-      </w:r>
+        <w:t>Evidence</w:t>
+      </w:r>
+    </w:p>
+    <w:p>
+      <w:pPr>
+        <w:spacing w:line="336" w:lineRule="auto" w:after="180"/>
+      </w:pPr>
       <w:r>
         <w:rPr>
           <w:b w:val="0"/>
         </w:rPr>
-        <w:t xml:space="preserve">.     TRANSFER CASE: predict and name </w:t>
-      </w:r>
-      <w:r>
-        <w:rPr>
-          <w:b/>
-        </w:rPr>
-        <w:t>evidence</w:t>
-      </w:r>
-      <w:r>
-        <w:rPr>
-          <w:b w:val="0"/>
-        </w:rPr>
-        <w:t>.</w:t>
-      </w:r>
-    </w:p>
-    <w:p>
-      <w:pPr>
-        <w:spacing w:line="336" w:lineRule="auto" w:after="180"/>
-        <w:shd w:fill="F5F1FB"/>
-      </w:pPr>
-      <w:r>
-        <w:rPr>
-          <w:b w:val="0"/>
-        </w:rPr>
-        <w:t>Which case is most likely to reveal a hidden assumption? Why?</w:t>
-      </w:r>
-    </w:p>
-    <w:p>
-      <w:pPr>
-        <w:pStyle w:val="Heading3"/>
-      </w:pPr>
-      <w:r>
-        <w:t>Write or draw your reasoning and evidence.</w:t>
-      </w:r>
-    </w:p>
-    <w:p>
-      <w:r>
-        <w:t>________________________________________________________________</w:t>
-      </w:r>
-    </w:p>
-    <w:p>
-      <w:r>
-        <w:t>________________________________________________________________</w:t>
-      </w:r>
-    </w:p>
-    <w:p>
-      <w:r>
-        <w:t>________________________________________________________________</w:t>
-      </w:r>
-    </w:p>
-    <w:p>
-      <w:r>
-        <w:t>________________________________________________________________</w:t>
-      </w:r>
-    </w:p>
-    <w:p>
-      <w:r>
-        <w:t>________________________________________________________________</w:t>
-      </w:r>
-    </w:p>
-    <w:p>
-      <w:pPr>
-        <w:pStyle w:val="Heading3"/>
-      </w:pPr>
-      <w:r>
-        <w:t>Change one thing in the pictured case</w:t>
-      </w:r>
-    </w:p>
-    <w:p>
-      <w:pPr>
-        <w:pStyle w:val="Heading3"/>
-      </w:pPr>
-      <w:r>
-        <w:t>Change one thing</w:t>
-      </w:r>
-    </w:p>
-    <w:p>
-      <w:pPr>
-        <w:spacing w:line="336" w:lineRule="auto" w:after="180"/>
-        <w:shd w:fill="F5F1FB"/>
-      </w:pPr>
-      <w:r>
-        <w:rPr>
-          <w:b w:val="0"/>
-        </w:rPr>
-        <w:t>Change: H2 is replaced with unchanged H1 for classroom printing.</w:t>
-      </w:r>
-    </w:p>
-    <w:p>
-      <w:pPr>
-        <w:pStyle w:val="Heading3"/>
-      </w:pPr>
-      <w:r>
-        <w:t>Predicted result</w:t>
-      </w:r>
-    </w:p>
-    <w:p>
-      <w:pPr>
-        <w:spacing w:line="336" w:lineRule="auto" w:after="180"/>
-        <w:shd w:fill="F1F6FC"/>
-      </w:pPr>
-      <w:r>
-        <w:rPr>
-          <w:b/>
-        </w:rPr>
-        <w:t>Prediction</w:t>
-      </w:r>
-      <w:r>
-        <w:rPr>
-          <w:b w:val="0"/>
-        </w:rPr>
-        <w:t>: The original approval covers that declared action.</w:t>
-      </w:r>
-    </w:p>
-    <w:p>
-      <w:pPr>
-        <w:pStyle w:val="Heading3"/>
-      </w:pPr>
-      <w:r>
-        <w:t>Why the result follows</w:t>
-      </w:r>
-    </w:p>
-    <w:p>
-      <w:pPr>
-        <w:spacing w:line="336" w:lineRule="auto" w:after="180"/>
-        <w:shd w:fill="F1F6FC"/>
-      </w:pPr>
-      <w:r>
-        <w:rPr>
-          <w:b w:val="0"/>
-        </w:rPr>
-        <w:t>Reason: Both the approved content and its distribution scope now match.</w:t>
-      </w:r>
-    </w:p>
-    <w:p>
-      <w:pPr>
-        <w:pStyle w:val="Heading1"/>
-      </w:pPr>
-      <w:r>
-        <w:t>05. Words that unlock the idea</w:t>
-      </w:r>
-    </w:p>
-    <w:p>
-      <w:r>
-        <w:t>Use the vocabulary of Human AI Workflow to explain a concrete decision, rather than only memorising definitions.</w:t>
-      </w:r>
-    </w:p>
-    <w:p>
-      <w:pPr>
-        <w:spacing w:line="336" w:lineRule="auto" w:after="180"/>
-      </w:pPr>
-      <w:r>
-        <w:rPr>
-          <w:b/>
-        </w:rPr>
-        <w:t>VOCABULARY LAB</w:t>
-      </w:r>
-    </w:p>
-    <w:p>
-      <w:pPr>
-        <w:spacing w:line="336" w:lineRule="auto" w:after="180"/>
-      </w:pPr>
-      <w:r>
-        <w:rPr>
-          <w:b w:val="0"/>
-        </w:rPr>
-        <w:t>Words You Can Use to Reason</w:t>
-      </w:r>
-    </w:p>
-    <w:p>
-      <w:pPr>
-        <w:spacing w:line="336" w:lineRule="auto" w:after="180"/>
-      </w:pPr>
-      <w:r>
-        <w:rPr>
-          <w:b w:val="0"/>
-        </w:rPr>
-        <w:t>A definition matters when you can recognize the idea, use it, and contrast it with a near-miss.</w:t>
+        <w:t>A system is not understood until it survives more than one comfortable example.</w:t>
       </w:r>
     </w:p>
     <w:p>
@@ -1665,7 +1798,7 @@
         <w:drawing>
           <wp:inline xmlns:a="http://schemas.openxmlformats.org/drawingml/2006/main" xmlns:pic="http://schemas.openxmlformats.org/drawingml/2006/picture">
             <wp:extent cx="5486400" cy="3200400"/>
-            <wp:docPr id="10" name="Picture 10" descr="Vocabulary badge: workflow"/>
+            <wp:docPr id="10" name="Picture 10" descr="NORMAL CASE illustration"/>
             <wp:cNvGraphicFramePr>
               <a:graphicFrameLocks noChangeAspect="1"/>
             </wp:cNvGraphicFramePr>
@@ -1673,11 +1806,11 @@
               <a:graphicData uri="http://schemas.openxmlformats.org/drawingml/2006/picture">
                 <pic:pic>
                   <pic:nvPicPr>
-                    <pic:cNvPr id="0" name="3bfa30694dbf5e7e592d38ceb12737b38087e8147e0c7a27ef9ab4baf716f68d.png"/>
+                    <pic:cNvPr id="0" name="baa081bb74d63b3556ecfd5951cdc8779d64ec1813de34614621c4e969a973f1.png"/>
                     <pic:cNvPicPr/>
                   </pic:nvPicPr>
                   <pic:blipFill>
-                    <a:blip r:embed="rId17"/>
+                    <a:blip r:embed="rId13"/>
                     <a:stretch>
                       <a:fillRect/>
                     </a:stretch>
@@ -1701,7 +1834,7 @@
         <w:drawing>
           <wp:inline xmlns:a="http://schemas.openxmlformats.org/drawingml/2006/main" xmlns:pic="http://schemas.openxmlformats.org/drawingml/2006/picture">
             <wp:extent cx="5486400" cy="3200400"/>
-            <wp:docPr id="11" name="Picture 11" descr="Vocabulary badge: accountability"/>
+            <wp:docPr id="11" name="Picture 11" descr="BOUNDARY CASE illustration"/>
             <wp:cNvGraphicFramePr>
               <a:graphicFrameLocks noChangeAspect="1"/>
             </wp:cNvGraphicFramePr>
@@ -1709,11 +1842,11 @@
               <a:graphicData uri="http://schemas.openxmlformats.org/drawingml/2006/picture">
                 <pic:pic>
                   <pic:nvPicPr>
-                    <pic:cNvPr id="0" name="92ed640aa04e3bcc4422dd052299c3b9fc706ef368f29c534503c20773589f43.png"/>
+                    <pic:cNvPr id="0" name="5e6557194a1470352d07b6a509da5d673d81767981996dd1b685f799a5582b76.png"/>
                     <pic:cNvPicPr/>
                   </pic:nvPicPr>
                   <pic:blipFill>
-                    <a:blip r:embed="rId18"/>
+                    <a:blip r:embed="rId14"/>
                     <a:stretch>
                       <a:fillRect/>
                     </a:stretch>
@@ -1733,11 +1866,46 @@
       </w:r>
     </w:p>
     <w:p>
+      <w:pPr>
+        <w:spacing w:line="336" w:lineRule="auto" w:after="180"/>
+      </w:pPr>
+      <w:r>
+        <w:rPr>
+          <w:b w:val="0"/>
+        </w:rPr>
+        <w:t xml:space="preserve">NORMAL CASE: predict and name </w:t>
+      </w:r>
+      <w:r>
+        <w:rPr>
+          <w:b/>
+        </w:rPr>
+        <w:t>evidence</w:t>
+      </w:r>
+      <w:r>
+        <w:rPr>
+          <w:b w:val="0"/>
+        </w:rPr>
+        <w:t xml:space="preserve">.     BOUNDARY CASE: predict and name </w:t>
+      </w:r>
+      <w:r>
+        <w:rPr>
+          <w:b/>
+        </w:rPr>
+        <w:t>evidence</w:t>
+      </w:r>
+      <w:r>
+        <w:rPr>
+          <w:b w:val="0"/>
+        </w:rPr>
+        <w:t>.</w:t>
+      </w:r>
+    </w:p>
+    <w:p>
       <w:r>
         <w:drawing>
           <wp:inline xmlns:a="http://schemas.openxmlformats.org/drawingml/2006/main" xmlns:pic="http://schemas.openxmlformats.org/drawingml/2006/picture">
             <wp:extent cx="5486400" cy="3200400"/>
-            <wp:docPr id="12" name="Picture 12" descr="Vocabulary badge: verification"/>
+            <wp:docPr id="12" name="Picture 12" descr="MISSING INFORMATION illustration"/>
             <wp:cNvGraphicFramePr>
               <a:graphicFrameLocks noChangeAspect="1"/>
             </wp:cNvGraphicFramePr>
@@ -1745,11 +1913,11 @@
               <a:graphicData uri="http://schemas.openxmlformats.org/drawingml/2006/picture">
                 <pic:pic>
                   <pic:nvPicPr>
-                    <pic:cNvPr id="0" name="8ef44cada063383c4f7047897e045e24f101d8dc215c1b5cdf6a30397740d943.png"/>
+                    <pic:cNvPr id="0" name="8e1f2e3affdd81449df265675243cda4511c1e88dd8cd9583d4ea42f6083c297.png"/>
                     <pic:cNvPicPr/>
                   </pic:nvPicPr>
                   <pic:blipFill>
-                    <a:blip r:embed="rId19"/>
+                    <a:blip r:embed="rId15"/>
                     <a:stretch>
                       <a:fillRect/>
                     </a:stretch>
@@ -1773,7 +1941,7 @@
         <w:drawing>
           <wp:inline xmlns:a="http://schemas.openxmlformats.org/drawingml/2006/main" xmlns:pic="http://schemas.openxmlformats.org/drawingml/2006/picture">
             <wp:extent cx="5486400" cy="3200400"/>
-            <wp:docPr id="13" name="Picture 13" descr="Vocabulary badge: sign-off"/>
+            <wp:docPr id="13" name="Picture 13" descr="TRANSFER CASE illustration"/>
             <wp:cNvGraphicFramePr>
               <a:graphicFrameLocks noChangeAspect="1"/>
             </wp:cNvGraphicFramePr>
@@ -1781,11 +1949,11 @@
               <a:graphicData uri="http://schemas.openxmlformats.org/drawingml/2006/picture">
                 <pic:pic>
                   <pic:nvPicPr>
-                    <pic:cNvPr id="0" name="e2ede17c4b77a5821ae9e117583b60e8e831b5b2a1c114cb3202373932919dae.png"/>
+                    <pic:cNvPr id="0" name="a54f0c40e48e47ca92a4c36ebbc98f08b4a78c72cd385d85b0a5a7f07f558757.png"/>
                     <pic:cNvPicPr/>
                   </pic:nvPicPr>
                   <pic:blipFill>
-                    <a:blip r:embed="rId20"/>
+                    <a:blip r:embed="rId16"/>
                     <a:stretch>
                       <a:fillRect/>
                     </a:stretch>
@@ -1804,294 +1972,68 @@
         </w:drawing>
       </w:r>
     </w:p>
-    <w:tbl>
-      <w:tblPr>
-        <w:tblStyle w:val="LightShading-Accent1"/>
-        <w:tblW w:type="auto" w:w="0"/>
-        <w:tblLook w:firstColumn="1" w:firstRow="1" w:lastColumn="0" w:lastRow="0" w:noHBand="0" w:noVBand="1" w:val="04A0"/>
-      </w:tblPr>
-      <w:tblGrid>
-        <w:gridCol w:w="3408"/>
-        <w:gridCol w:w="3408"/>
-        <w:gridCol w:w="3408"/>
-      </w:tblGrid>
-      <w:tr>
-        <w:trPr>
-          <w:tblHeader/>
-        </w:trPr>
-        <w:tc>
-          <w:tcPr>
-            <w:tcW w:type="dxa" w:w="3408"/>
-          </w:tcPr>
-          <w:p>
-            <w:r>
-              <w:t>Word</w:t>
-            </w:r>
-          </w:p>
-        </w:tc>
-        <w:tc>
-          <w:tcPr>
-            <w:tcW w:type="dxa" w:w="3408"/>
-          </w:tcPr>
-          <w:p>
-            <w:r>
-              <w:t>My own example</w:t>
-            </w:r>
-          </w:p>
-        </w:tc>
-        <w:tc>
-          <w:tcPr>
-            <w:tcW w:type="dxa" w:w="3408"/>
-          </w:tcPr>
-          <w:p>
-            <w:r>
-              <w:t>Not this / boundary</w:t>
-            </w:r>
-          </w:p>
-        </w:tc>
-      </w:tr>
-      <w:tr>
-        <w:tc>
-          <w:tcPr>
-            <w:tcW w:type="dxa" w:w="3408"/>
-          </w:tcPr>
-          <w:p>
-            <w:r>
-              <w:t>workflow</w:t>
-            </w:r>
-          </w:p>
-        </w:tc>
-        <w:tc>
-          <w:tcPr>
-            <w:tcW w:type="dxa" w:w="3408"/>
-          </w:tcPr>
-          <w:p>
-            <w:r>
-              <w:t>An organised sequence of tasks, reviews and handoffs used to complete work.</w:t>
-            </w:r>
-          </w:p>
-        </w:tc>
-        <w:tc>
-          <w:tcPr>
-            <w:tcW w:type="dxa" w:w="3408"/>
-          </w:tcPr>
-          <w:p>
-            <w:r/>
-          </w:p>
-        </w:tc>
-      </w:tr>
-      <w:tr>
-        <w:tc>
-          <w:tcPr>
-            <w:tcW w:type="dxa" w:w="3408"/>
-          </w:tcPr>
-          <w:p>
-            <w:r>
-              <w:t>accountability</w:t>
-            </w:r>
-          </w:p>
-        </w:tc>
-        <w:tc>
-          <w:tcPr>
-            <w:tcW w:type="dxa" w:w="3408"/>
-          </w:tcPr>
-          <w:p>
-            <w:r>
-              <w:t>Responsibility for explaining decisions, checking outcomes and addressing mistakes.</w:t>
-            </w:r>
-          </w:p>
-        </w:tc>
-        <w:tc>
-          <w:tcPr>
-            <w:tcW w:type="dxa" w:w="3408"/>
-          </w:tcPr>
-          <w:p>
-            <w:r/>
-          </w:p>
-        </w:tc>
-      </w:tr>
-      <w:tr>
-        <w:tc>
-          <w:tcPr>
-            <w:tcW w:type="dxa" w:w="3408"/>
-          </w:tcPr>
-          <w:p>
-            <w:r>
-              <w:t>verification</w:t>
-            </w:r>
-          </w:p>
-        </w:tc>
-        <w:tc>
-          <w:tcPr>
-            <w:tcW w:type="dxa" w:w="3408"/>
-          </w:tcPr>
-          <w:p>
-            <w:r>
-              <w:t>Checking a claim or result against an appropriate independent source, calculation or observation.</w:t>
-            </w:r>
-          </w:p>
-        </w:tc>
-        <w:tc>
-          <w:tcPr>
-            <w:tcW w:type="dxa" w:w="3408"/>
-          </w:tcPr>
-          <w:p>
-            <w:r/>
-          </w:p>
-        </w:tc>
-      </w:tr>
-      <w:tr>
-        <w:tc>
-          <w:tcPr>
-            <w:tcW w:type="dxa" w:w="3408"/>
-          </w:tcPr>
-          <w:p>
-            <w:r>
-              <w:t>sign-off</w:t>
-            </w:r>
-          </w:p>
-        </w:tc>
-        <w:tc>
-          <w:tcPr>
-            <w:tcW w:type="dxa" w:w="3408"/>
-          </w:tcPr>
-          <w:p>
-            <w:r>
-              <w:t>Explicit recorded approval that specified work meets the required review conditions.</w:t>
-            </w:r>
-          </w:p>
-        </w:tc>
-        <w:tc>
-          <w:tcPr>
-            <w:tcW w:type="dxa" w:w="3408"/>
-          </w:tcPr>
-          <w:p>
-            <w:r/>
-          </w:p>
-        </w:tc>
-      </w:tr>
-    </w:tbl>
+    <w:p>
+      <w:pPr>
+        <w:spacing w:line="336" w:lineRule="auto" w:after="180"/>
+      </w:pPr>
+      <w:r>
+        <w:rPr>
+          <w:b w:val="0"/>
+        </w:rPr>
+        <w:t xml:space="preserve">MISSING INFORMATION: predict and name </w:t>
+      </w:r>
+      <w:r>
+        <w:rPr>
+          <w:b/>
+        </w:rPr>
+        <w:t>evidence</w:t>
+      </w:r>
+      <w:r>
+        <w:rPr>
+          <w:b w:val="0"/>
+        </w:rPr>
+        <w:t xml:space="preserve">.     TRANSFER CASE: predict and name </w:t>
+      </w:r>
+      <w:r>
+        <w:rPr>
+          <w:b/>
+        </w:rPr>
+        <w:t>evidence</w:t>
+      </w:r>
+      <w:r>
+        <w:rPr>
+          <w:b w:val="0"/>
+        </w:rPr>
+        <w:t>.</w:t>
+      </w:r>
+    </w:p>
     <w:p>
       <w:pPr>
         <w:pStyle w:val="Heading3"/>
       </w:pPr>
       <w:r>
-        <w:t>Words used in the closer explanation</w:t>
-      </w:r>
-    </w:p>
-    <w:tbl>
-      <w:tblPr>
-        <w:tblStyle w:val="LightShading-Accent1"/>
-        <w:tblW w:type="auto" w:w="0"/>
-        <w:tblLook w:firstColumn="1" w:firstRow="1" w:lastColumn="0" w:lastRow="0" w:noHBand="0" w:noVBand="1" w:val="04A0"/>
-      </w:tblPr>
-      <w:tblGrid>
-        <w:gridCol w:w="5112"/>
-        <w:gridCol w:w="5112"/>
-      </w:tblGrid>
-      <w:tr>
-        <w:trPr>
-          <w:tblHeader/>
-        </w:trPr>
-        <w:tc>
-          <w:tcPr>
-            <w:tcW w:type="dxa" w:w="5112"/>
-          </w:tcPr>
-          <w:p>
-            <w:r>
-              <w:t>Word</w:t>
-            </w:r>
-          </w:p>
-        </w:tc>
-        <w:tc>
-          <w:tcPr>
-            <w:tcW w:type="dxa" w:w="5112"/>
-          </w:tcPr>
-          <w:p>
-            <w:r>
-              <w:t>Meaning</w:t>
-            </w:r>
-          </w:p>
-        </w:tc>
-      </w:tr>
-      <w:tr>
-        <w:tc>
-          <w:tcPr>
-            <w:tcW w:type="dxa" w:w="5112"/>
-          </w:tcPr>
-          <w:p>
-            <w:r>
-              <w:t>Review packet</w:t>
-            </w:r>
-          </w:p>
-        </w:tc>
-        <w:tc>
-          <w:tcPr>
-            <w:tcW w:type="dxa" w:w="5112"/>
-          </w:tcPr>
-          <w:p>
-            <w:r>
-              <w:t>Evidence and proposed action supplied to a reviewer</w:t>
-            </w:r>
-          </w:p>
-        </w:tc>
-      </w:tr>
-      <w:tr>
-        <w:tc>
-          <w:tcPr>
-            <w:tcW w:type="dxa" w:w="5112"/>
-          </w:tcPr>
-          <w:p>
-            <w:r>
-              <w:t>Version-bound approval</w:t>
-            </w:r>
-          </w:p>
-        </w:tc>
-        <w:tc>
-          <w:tcPr>
-            <w:tcW w:type="dxa" w:w="5112"/>
-          </w:tcPr>
-          <w:p>
-            <w:r>
-              <w:t>Permission tied to an exact proposal version</w:t>
-            </w:r>
-          </w:p>
-        </w:tc>
-      </w:tr>
-      <w:tr>
-        <w:tc>
-          <w:tcPr>
-            <w:tcW w:type="dxa" w:w="5112"/>
-          </w:tcPr>
-          <w:p>
-            <w:r>
-              <w:t>Escalation</w:t>
-            </w:r>
-          </w:p>
-        </w:tc>
-        <w:tc>
-          <w:tcPr>
-            <w:tcW w:type="dxa" w:w="5112"/>
-          </w:tcPr>
-          <w:p>
-            <w:r>
-              <w:t>Routing a decision to an authorised responsible person</w:t>
-            </w:r>
-          </w:p>
-        </w:tc>
-      </w:tr>
-    </w:tbl>
+        <w:t>Change one thing in the pictured case</w:t>
+      </w:r>
+    </w:p>
     <w:p>
       <w:pPr>
         <w:pStyle w:val="Heading1"/>
       </w:pPr>
       <w:r>
-        <w:t>06. Follow a worked example</w:t>
-      </w:r>
-    </w:p>
-    <w:p>
-      <w:r>
-        <w:t>Follow the worked trace for Human AI Workflow, predict a step, then compare with its explanation.</w:t>
+        <w:t>06. Trace H1 approval against H2’s changed audience</w:t>
+      </w:r>
+    </w:p>
+    <w:p>
+      <w:r>
+        <w:t>Content and distribution changes both need to reach the reviewer.</w:t>
+      </w:r>
+    </w:p>
+    <w:p>
+      <w:pPr>
+        <w:pStyle w:val="Heading2"/>
+      </w:pPr>
+      <w:r>
+        <w:t>Read the complete handout fixture</w:t>
       </w:r>
     </w:p>
     <w:p>
@@ -2100,15 +2042,43 @@
       </w:pPr>
       <w:r>
         <w:rPr>
+          <w:b w:val="0"/>
+        </w:rPr>
+        <w:t>A human approval belongs to the exact draft and action reviewed.</w:t>
+      </w:r>
+    </w:p>
+    <w:p>
+      <w:pPr>
+        <w:spacing w:line="336" w:lineRule="auto" w:after="180"/>
+      </w:pPr>
+      <w:r>
+        <w:rPr>
+          <w:b w:val="0"/>
+        </w:rPr>
+        <w:t>A teacher approves study handout H1 for classroom printing. H2 adds a pupil email address and proposes public posting. No H2 approval exists.</w:t>
+      </w:r>
+    </w:p>
+    <w:p>
+      <w:pPr>
+        <w:spacing w:line="336" w:lineRule="auto" w:after="180"/>
+      </w:pPr>
+      <w:r>
+        <w:rPr>
+          <w:b w:val="0"/>
+        </w:rPr>
+        <w:t xml:space="preserve">All </w:t>
+      </w:r>
+      <w:r>
+        <w:rPr>
           <w:b/>
         </w:rPr>
-        <w:t xml:space="preserve">WORKED </w:t>
-      </w:r>
-      <w:r>
-        <w:rPr>
-          <w:b/>
-        </w:rPr>
-        <w:t>EVIDENCE</w:t>
+        <w:t>input</w:t>
+      </w:r>
+      <w:r>
+        <w:rPr>
+          <w:b w:val="0"/>
+        </w:rPr>
+        <w:t>s and outcomes in this worked example are invented classroom data; no real model run is claimed.</w:t>
       </w:r>
     </w:p>
     <w:p>
@@ -2119,7 +2089,7 @@
         <w:rPr>
           <w:b w:val="0"/>
         </w:rPr>
-        <w:t>Reason Step by Step</w:t>
+        <w:t>Separate handout fixture: teacher approval covers only H1 and classroom printing. H2 adds a fictional pupil-email placeholder and public posting; no actual address or H2 approval is supplied. Stop the changed action and show the content/destination differences to the authorised reviewer.</w:t>
       </w:r>
     </w:p>
     <w:p>
@@ -2130,27 +2100,23 @@
         <w:rPr>
           <w:b w:val="0"/>
         </w:rPr>
-        <w:t xml:space="preserve">Predict first. Then check each step. A correct answer without visible reasoning is incomplete </w:t>
-      </w:r>
-      <w:r>
-        <w:rPr>
-          <w:b/>
-        </w:rPr>
-        <w:t>evidence</w:t>
-      </w:r>
-      <w:r>
-        <w:rPr>
-          <w:b w:val="0"/>
-        </w:rPr>
-        <w:t>.</w:t>
+        <w:t>Returning to unchanged H1 and classroom printing matches the supplied original scope; no revocation or expiry is stated in this toy case. This does not establish that any printing or posting occurred.</w:t>
+      </w:r>
+    </w:p>
+    <w:p>
+      <w:pPr>
+        <w:pStyle w:val="Heading2"/>
+      </w:pPr>
+      <w:r>
+        <w:t>Trace exact content and action scope</w:t>
       </w:r>
     </w:p>
     <w:p>
       <w:r>
         <w:drawing>
           <wp:inline xmlns:a="http://schemas.openxmlformats.org/drawingml/2006/main" xmlns:pic="http://schemas.openxmlformats.org/drawingml/2006/picture">
-            <wp:extent cx="5486400" cy="2377440"/>
-            <wp:docPr id="14" name="Picture 14" descr="Worked evidence for Human + AI Workflow"/>
+            <wp:extent cx="5486400" cy="3337560"/>
+            <wp:docPr id="14" name="Picture 14" descr="Identify approval: The recorded approval covers H1 and classroom printing. → Inspect change: H2 changes both content and distribution scope. → Require review: Stop public posting and show H2’s changed content and intended audience to the reviewer."/>
             <wp:cNvGraphicFramePr>
               <a:graphicFrameLocks noChangeAspect="1"/>
             </wp:cNvGraphicFramePr>
@@ -2158,11 +2124,11 @@
               <a:graphicData uri="http://schemas.openxmlformats.org/drawingml/2006/picture">
                 <pic:pic>
                   <pic:nvPicPr>
-                    <pic:cNvPr id="0" name="bf9cbd6fa651eafa0bf904566f9293f480b2986e8a1ba38b4a7d7685d14b1b55.png"/>
+                    <pic:cNvPr id="0" name="academy-story-ai-3-32-02.png"/>
                     <pic:cNvPicPr/>
                   </pic:nvPicPr>
                   <pic:blipFill>
-                    <a:blip r:embed="rId21"/>
+                    <a:blip r:embed="rId17"/>
                     <a:stretch>
                       <a:fillRect/>
                     </a:stretch>
@@ -2170,391 +2136,7 @@
                   <pic:spPr>
                     <a:xfrm>
                       <a:off x="0" y="0"/>
-                      <a:ext cx="5486400" cy="2377440"/>
-                    </a:xfrm>
-                    <a:prstGeom prst="rect"/>
-                  </pic:spPr>
-                </pic:pic>
-              </a:graphicData>
-            </a:graphic>
-          </wp:inline>
-        </w:drawing>
-      </w:r>
-    </w:p>
-    <w:p>
-      <w:pPr>
-        <w:spacing w:line="336" w:lineRule="auto" w:after="180"/>
-        <w:shd w:fill="F4F9FC"/>
-      </w:pPr>
-      <w:r>
-        <w:rPr>
-          <w:b w:val="0"/>
-        </w:rPr>
-        <w:t>1. AI drafts questions from approved notes.</w:t>
-      </w:r>
-    </w:p>
-    <w:p>
-      <w:pPr>
-        <w:spacing w:line="336" w:lineRule="auto" w:after="180"/>
-        <w:shd w:fill="F4F9FC"/>
-      </w:pPr>
-      <w:r>
-        <w:rPr>
-          <w:b w:val="0"/>
-        </w:rPr>
-        <w:t xml:space="preserve">2. Learner checks clarity; retrieval </w:t>
-      </w:r>
-      <w:r>
-        <w:rPr>
-          <w:b/>
-        </w:rPr>
-        <w:t>evidence</w:t>
-      </w:r>
-      <w:r>
-        <w:rPr>
-          <w:b w:val="0"/>
-        </w:rPr>
-        <w:t xml:space="preserve"> supports claims.</w:t>
-      </w:r>
-    </w:p>
-    <w:p>
-      <w:pPr>
-        <w:spacing w:line="336" w:lineRule="auto" w:after="180"/>
-        <w:shd w:fill="F4F9FC"/>
-      </w:pPr>
-      <w:r>
-        <w:rPr>
-          <w:b w:val="0"/>
-        </w:rPr>
-        <w:t>3. Teacher decides whether material is appropriate.</w:t>
-      </w:r>
-    </w:p>
-    <w:p>
-      <w:pPr>
-        <w:spacing w:line="336" w:lineRule="auto" w:after="180"/>
-        <w:shd w:fill="F4F9FC"/>
-      </w:pPr>
-      <w:r>
-        <w:rPr>
-          <w:b w:val="0"/>
-        </w:rPr>
-        <w:t xml:space="preserve">4. Product records who verified and approved without shifting </w:t>
-      </w:r>
-      <w:r>
-        <w:rPr>
-          <w:b/>
-        </w:rPr>
-        <w:t>accountability</w:t>
-      </w:r>
-      <w:r>
-        <w:rPr>
-          <w:b w:val="0"/>
-        </w:rPr>
-        <w:t xml:space="preserve"> to AI.</w:t>
-      </w:r>
-    </w:p>
-    <w:p>
-      <w:pPr>
-        <w:spacing w:line="336" w:lineRule="auto" w:after="180"/>
-      </w:pPr>
-      <w:r>
-        <w:rPr>
-          <w:b w:val="0"/>
-        </w:rPr>
-        <w:t>Recalculate, retrace, or restate the reasoning in your own representation:</w:t>
-      </w:r>
-    </w:p>
-    <w:p>
-      <w:pPr>
-        <w:pStyle w:val="Heading3"/>
-      </w:pPr>
-      <w:r>
-        <w:t>Write or draw your reasoning and evidence.</w:t>
-      </w:r>
-    </w:p>
-    <w:p>
-      <w:r>
-        <w:t>________________________________________________________________</w:t>
-      </w:r>
-    </w:p>
-    <w:p>
-      <w:r>
-        <w:t>________________________________________________________________</w:t>
-      </w:r>
-    </w:p>
-    <w:p>
-      <w:r>
-        <w:t>________________________________________________________________</w:t>
-      </w:r>
-    </w:p>
-    <w:p>
-      <w:r>
-        <w:t>________________________________________________________________</w:t>
-      </w:r>
-    </w:p>
-    <w:p>
-      <w:r>
-        <w:t>________________________________________________________________</w:t>
-      </w:r>
-    </w:p>
-    <w:p>
-      <w:pPr>
-        <w:spacing w:line="336" w:lineRule="auto" w:after="180"/>
-        <w:shd w:fill="F5F1FB"/>
-      </w:pPr>
-      <w:r>
-        <w:rPr>
-          <w:b w:val="0"/>
-        </w:rPr>
-        <w:t xml:space="preserve">CHECK  Did the </w:t>
-      </w:r>
-      <w:r>
-        <w:rPr>
-          <w:b/>
-        </w:rPr>
-        <w:t>evidence</w:t>
-      </w:r>
-      <w:r>
-        <w:rPr>
-          <w:b w:val="0"/>
-        </w:rPr>
-        <w:t xml:space="preserve"> answer the exact question? Did the total, path, or source record stay consistent?</w:t>
-      </w:r>
-    </w:p>
-    <w:p>
-      <w:pPr>
-        <w:pStyle w:val="Heading3"/>
-      </w:pPr>
-      <w:r>
-        <w:t>A closer explanation</w:t>
-      </w:r>
-    </w:p>
-    <w:p>
-      <w:pPr>
-        <w:spacing w:line="336" w:lineRule="auto" w:after="180"/>
-      </w:pPr>
-      <w:r>
-        <w:rPr>
-          <w:b w:val="0"/>
-        </w:rPr>
-        <w:t>Coordinator approves draft v1 for room B. Assistant changes room to C in v2 and submits using the old approval.</w:t>
-      </w:r>
-    </w:p>
-    <w:p>
-      <w:pPr>
-        <w:spacing w:line="336" w:lineRule="auto" w:after="180"/>
-      </w:pPr>
-      <w:r>
-        <w:rPr>
-          <w:b w:val="0"/>
-        </w:rPr>
-        <w:t xml:space="preserve">The submission violates </w:t>
-      </w:r>
-      <w:r>
-        <w:rPr>
-          <w:b/>
-        </w:rPr>
-        <w:t>version-bound approval</w:t>
-      </w:r>
-      <w:r>
-        <w:rPr>
-          <w:b w:val="0"/>
-        </w:rPr>
-        <w:t>. Preserve v1 approval, request review of v2 and prevent submission until its exact action is approved.</w:t>
-      </w:r>
-    </w:p>
-    <w:p>
-      <w:pPr>
-        <w:pStyle w:val="Heading3"/>
-      </w:pPr>
-      <w:r>
-        <w:t>Worked explanation · Human AI Workflow</w:t>
-      </w:r>
-    </w:p>
-    <w:p>
-      <w:pPr>
-        <w:spacing w:line="336" w:lineRule="auto" w:after="180"/>
-        <w:shd w:fill="F1F6FC"/>
-      </w:pPr>
-      <w:r>
-        <w:rPr>
-          <w:b w:val="0"/>
-        </w:rPr>
-        <w:t xml:space="preserve">Compare the intermediate </w:t>
-      </w:r>
-      <w:r>
-        <w:rPr>
-          <w:b/>
-        </w:rPr>
-        <w:t>evidence</w:t>
-      </w:r>
-      <w:r>
-        <w:rPr>
-          <w:b w:val="0"/>
-        </w:rPr>
-        <w:t xml:space="preserve"> with the final statement. Explain why each number or decision follows from the stated </w:t>
-      </w:r>
-      <w:r>
-        <w:rPr>
-          <w:b/>
-        </w:rPr>
-        <w:t>input</w:t>
-      </w:r>
-      <w:r>
-        <w:rPr>
-          <w:b w:val="0"/>
-        </w:rPr>
-        <w:t>s.</w:t>
-      </w:r>
-    </w:p>
-    <w:p>
-      <w:pPr>
-        <w:spacing w:line="336" w:lineRule="auto" w:after="180"/>
-        <w:shd w:fill="F1F6FC"/>
-      </w:pPr>
-      <w:r>
-        <w:rPr>
-          <w:b w:val="0"/>
-        </w:rPr>
-        <w:t xml:space="preserve">The conclusion belongs to this scenario and procedure; changing the </w:t>
-      </w:r>
-      <w:r>
-        <w:rPr>
-          <w:b/>
-        </w:rPr>
-        <w:t>input</w:t>
-      </w:r>
-      <w:r>
-        <w:rPr>
-          <w:b w:val="0"/>
-        </w:rPr>
-        <w:t>s, evaluation population or authority can change what it establishes. Retain the raw record so a later revision can be compared honestly.</w:t>
-      </w:r>
-    </w:p>
-    <w:p>
-      <w:pPr>
-        <w:pStyle w:val="Heading3"/>
-      </w:pPr>
-      <w:r>
-        <w:t>Learn from the worked case</w:t>
-      </w:r>
-    </w:p>
-    <w:p>
-      <w:pPr>
-        <w:spacing w:line="336" w:lineRule="auto" w:after="180"/>
-      </w:pPr>
-      <w:r>
-        <w:rPr>
-          <w:b w:val="0"/>
-        </w:rPr>
-        <w:t>Cover the result before checking it. Say what is given, choose the procedure, and follow one step at a time. Then uncover the result and explain your first mismatch. Ask why a step is allowed, not only what number it produces.</w:t>
-      </w:r>
-    </w:p>
-    <w:p>
-      <w:pPr>
-        <w:pStyle w:val="Heading3"/>
-      </w:pPr>
-      <w:r>
-        <w:t>A pictorial worked case: Human AI Workflow</w:t>
-      </w:r>
-    </w:p>
-    <w:p>
-      <w:pPr>
-        <w:spacing w:line="336" w:lineRule="auto" w:after="180"/>
-      </w:pPr>
-      <w:r>
-        <w:rPr>
-          <w:b w:val="0"/>
-        </w:rPr>
-        <w:t>A human approval belongs to the exact draft and action reviewed.</w:t>
-      </w:r>
-    </w:p>
-    <w:p>
-      <w:pPr>
-        <w:pStyle w:val="Heading3"/>
-      </w:pPr>
-      <w:r>
-        <w:t>The facts we will use</w:t>
-      </w:r>
-    </w:p>
-    <w:p>
-      <w:pPr>
-        <w:pStyle w:val="Heading3"/>
-      </w:pPr>
-      <w:r>
-        <w:t>Supplied facts</w:t>
-      </w:r>
-    </w:p>
-    <w:p>
-      <w:pPr>
-        <w:spacing w:line="336" w:lineRule="auto" w:after="180"/>
-        <w:shd w:fill="F1F6FC"/>
-      </w:pPr>
-      <w:r>
-        <w:rPr>
-          <w:b w:val="0"/>
-        </w:rPr>
-        <w:t>A teacher approves study handout H1 for classroom printing. H2 adds a pupil email address and proposes public posting. No H2 approval exists.</w:t>
-      </w:r>
-    </w:p>
-    <w:p>
-      <w:pPr>
-        <w:pStyle w:val="Heading3"/>
-      </w:pPr>
-      <w:r>
-        <w:t>Supplied facts</w:t>
-      </w:r>
-    </w:p>
-    <w:p>
-      <w:pPr>
-        <w:spacing w:line="336" w:lineRule="auto" w:after="180"/>
-        <w:shd w:fill="F1F6FC"/>
-      </w:pPr>
-      <w:r>
-        <w:rPr>
-          <w:b w:val="0"/>
-        </w:rPr>
-        <w:t xml:space="preserve">All </w:t>
-      </w:r>
-      <w:r>
-        <w:rPr>
-          <w:b/>
-        </w:rPr>
-        <w:t>input</w:t>
-      </w:r>
-      <w:r>
-        <w:rPr>
-          <w:b w:val="0"/>
-        </w:rPr>
-        <w:t>s and outcomes in this worked example are invented classroom data; no real model run is claimed.</w:t>
-      </w:r>
-    </w:p>
-    <w:p>
-      <w:r>
-        <w:drawing>
-          <wp:inline xmlns:a="http://schemas.openxmlformats.org/drawingml/2006/main" xmlns:pic="http://schemas.openxmlformats.org/drawingml/2006/picture">
-            <wp:extent cx="5486400" cy="5185229"/>
-            <wp:docPr id="15" name="Picture 15" descr="Human AI Workflow. Identify approval: The recorded approval covers H1 and classroom printing.. Inspect change: H2 changes both content and distribution scope.. Require review: Stop public posting and show H2’s changed content and intended audience to the reviewer."/>
-            <wp:cNvGraphicFramePr>
-              <a:graphicFrameLocks noChangeAspect="1"/>
-            </wp:cNvGraphicFramePr>
-            <a:graphic>
-              <a:graphicData uri="http://schemas.openxmlformats.org/drawingml/2006/picture">
-                <pic:pic>
-                  <pic:nvPicPr>
-                    <pic:cNvPr id="0" name="academy-visual-ai-3-32.png"/>
-                    <pic:cNvPicPr/>
-                  </pic:nvPicPr>
-                  <pic:blipFill>
-                    <a:blip r:embed="rId22"/>
-                    <a:stretch>
-                      <a:fillRect/>
-                    </a:stretch>
-                  </pic:blipFill>
-                  <pic:spPr>
-                    <a:xfrm>
-                      <a:off x="0" y="0"/>
-                      <a:ext cx="5486400" cy="5185229"/>
+                      <a:ext cx="5486400" cy="3337560"/>
                     </a:xfrm>
                     <a:prstGeom prst="rect"/>
                   </pic:spPr>
@@ -2682,9 +2264,536 @@
     </w:p>
     <w:p>
       <w:pPr>
+        <w:spacing w:line="336" w:lineRule="auto" w:after="180"/>
+      </w:pPr>
+      <w:r>
+        <w:rPr>
+          <w:b w:val="0"/>
+        </w:rPr>
+        <w:t xml:space="preserve">Read the picture in order. Stop public posting and show H2’s changed content and intended audience to the reviewer. The arrows show which recorded </w:t>
+      </w:r>
+      <w:r>
+        <w:rPr>
+          <w:b/>
+        </w:rPr>
+        <w:t>input</w:t>
+      </w:r>
+      <w:r>
+        <w:rPr>
+          <w:b w:val="0"/>
+        </w:rPr>
+        <w:t xml:space="preserve"> or intermediate result each decision uses.</w:t>
+      </w:r>
+    </w:p>
+    <w:p>
+      <w:pPr>
+        <w:spacing w:line="336" w:lineRule="auto" w:after="180"/>
+      </w:pPr>
+      <w:r>
+        <w:rPr>
+          <w:b w:val="0"/>
+        </w:rPr>
+        <w:t>Explain the deciding step aloud before checking the changed case; pointing to the final answer alone does not show how it follows.</w:t>
+      </w:r>
+    </w:p>
+    <w:p>
+      <w:pPr>
+        <w:pStyle w:val="Heading2"/>
+      </w:pPr>
+      <w:r>
+        <w:t>Predict returning to unchanged H1</w:t>
+      </w:r>
+    </w:p>
+    <w:p>
+      <w:pPr>
+        <w:pStyle w:val="ListBullet"/>
+      </w:pPr>
+      <w:r>
+        <w:t>Change one thing: H2 is replaced with unchanged H1 for classroom printing. Predict the result before checking the explanation. What remains the same?</w:t>
+      </w:r>
+    </w:p>
+    <w:p>
+      <w:pPr>
+        <w:pStyle w:val="Heading2"/>
+      </w:pPr>
+      <w:r>
+        <w:t>Check after predicting · reference / check after trying</w:t>
+      </w:r>
+    </w:p>
+    <w:p>
+      <w:r>
+        <w:drawing>
+          <wp:inline xmlns:a="http://schemas.openxmlformats.org/drawingml/2006/main" xmlns:pic="http://schemas.openxmlformats.org/drawingml/2006/picture">
+            <wp:extent cx="5486400" cy="3041904"/>
+            <wp:docPr id="15" name="Picture 15" descr="Original case: Stop public posting and show H2’s changed content and intended audience to the reviewer. Changed condition: H2 is replaced with unchanged H1 for classroom printing. Expected result: The original approval covers that declared action. Reason: Both the approved content and its distribution scope now match."/>
+            <wp:cNvGraphicFramePr>
+              <a:graphicFrameLocks noChangeAspect="1"/>
+            </wp:cNvGraphicFramePr>
+            <a:graphic>
+              <a:graphicData uri="http://schemas.openxmlformats.org/drawingml/2006/picture">
+                <pic:pic>
+                  <pic:nvPicPr>
+                    <pic:cNvPr id="0" name="academy-story-ai-3-32-04.png"/>
+                    <pic:cNvPicPr/>
+                  </pic:nvPicPr>
+                  <pic:blipFill>
+                    <a:blip r:embed="rId18"/>
+                    <a:stretch>
+                      <a:fillRect/>
+                    </a:stretch>
+                  </pic:blipFill>
+                  <pic:spPr>
+                    <a:xfrm>
+                      <a:off x="0" y="0"/>
+                      <a:ext cx="5486400" cy="3041904"/>
+                    </a:xfrm>
+                    <a:prstGeom prst="rect"/>
+                  </pic:spPr>
+                </pic:pic>
+              </a:graphicData>
+            </a:graphic>
+          </wp:inline>
+        </w:drawing>
+      </w:r>
+    </w:p>
+    <w:p>
+      <w:pPr>
+        <w:pStyle w:val="Heading2"/>
+      </w:pPr>
+      <w:r>
+        <w:t>State what effective review requires</w:t>
+      </w:r>
+    </w:p>
+    <w:p>
+      <w:pPr>
+        <w:pStyle w:val="ListBullet"/>
+      </w:pPr>
+      <w:r>
+        <w:t>Human review helps only when the reviewer sees the material changes, evidence and actual consequences.</w:t>
+      </w:r>
+    </w:p>
+    <w:p>
+      <w:pPr>
+        <w:pStyle w:val="ListBullet"/>
+      </w:pPr>
+      <w:r>
+        <w:t>Read the labelled picture: Why can H1’s approval not automatically approve H2? Point to the relevant step in the picture, then write the changed result and the rule or evidence that supports it.</w:t>
+      </w:r>
+    </w:p>
+    <w:p>
+      <w:pPr>
+        <w:pStyle w:val="Heading2"/>
+      </w:pPr>
+      <w:r>
+        <w:t>Separate practice · Room v1 B to v2 C · reference / check after trying</w:t>
+      </w:r>
+    </w:p>
+    <w:p>
+      <w:pPr>
+        <w:spacing w:line="336" w:lineRule="auto" w:after="180"/>
+      </w:pPr>
+      <w:r>
+        <w:rPr>
+          <w:b w:val="0"/>
+        </w:rPr>
+        <w:t>Coordinator approves draft v1 for room B. Assistant changes room to C in v2 and submits using the old approval.</w:t>
+      </w:r>
+    </w:p>
+    <w:p>
+      <w:pPr>
+        <w:spacing w:line="336" w:lineRule="auto" w:after="180"/>
+      </w:pPr>
+      <w:r>
+        <w:rPr>
+          <w:b w:val="0"/>
+        </w:rPr>
+        <w:t xml:space="preserve">The submission violates </w:t>
+      </w:r>
+      <w:r>
+        <w:rPr>
+          <w:b/>
+        </w:rPr>
+        <w:t>version-bound approval</w:t>
+      </w:r>
+      <w:r>
+        <w:rPr>
+          <w:b w:val="0"/>
+        </w:rPr>
+        <w:t>. Preserve v1 approval, request review of v2 and prevent submission until its exact action is approved.</w:t>
+      </w:r>
+    </w:p>
+    <w:p>
+      <w:pPr>
+        <w:pStyle w:val="Heading2"/>
+      </w:pPr>
+      <w:r>
+        <w:t>Earlier wording, alternatives and picture transcripts · reference / check after trying</w:t>
+      </w:r>
+    </w:p>
+    <w:p>
+      <w:pPr>
+        <w:spacing w:line="336" w:lineRule="auto" w:after="180"/>
+      </w:pPr>
+      <w:r>
+        <w:rPr>
+          <w:b w:val="0"/>
+        </w:rPr>
+        <w:t xml:space="preserve">WORKED </w:t>
+      </w:r>
+      <w:r>
+        <w:rPr>
+          <w:b/>
+        </w:rPr>
+        <w:t>EVIDENCE</w:t>
+      </w:r>
+    </w:p>
+    <w:p>
+      <w:pPr>
+        <w:spacing w:line="336" w:lineRule="auto" w:after="180"/>
+      </w:pPr>
+      <w:r>
+        <w:rPr>
+          <w:b w:val="0"/>
+        </w:rPr>
+        <w:t>Reason Step by Step</w:t>
+      </w:r>
+    </w:p>
+    <w:p>
+      <w:pPr>
+        <w:spacing w:line="336" w:lineRule="auto" w:after="180"/>
+      </w:pPr>
+      <w:r>
+        <w:rPr>
+          <w:b w:val="0"/>
+        </w:rPr>
+        <w:t xml:space="preserve">Predict first. Then check each step. A correct answer without visible reasoning is incomplete </w:t>
+      </w:r>
+      <w:r>
+        <w:rPr>
+          <w:b/>
+        </w:rPr>
+        <w:t>evidence</w:t>
+      </w:r>
+      <w:r>
+        <w:rPr>
+          <w:b w:val="0"/>
+        </w:rPr>
+        <w:t>.</w:t>
+      </w:r>
+    </w:p>
+    <w:p>
+      <w:r>
+        <w:drawing>
+          <wp:inline xmlns:a="http://schemas.openxmlformats.org/drawingml/2006/main" xmlns:pic="http://schemas.openxmlformats.org/drawingml/2006/picture">
+            <wp:extent cx="5486400" cy="2377440"/>
+            <wp:docPr id="16" name="Picture 16" descr="Worked evidence for Human + AI Workflow"/>
+            <wp:cNvGraphicFramePr>
+              <a:graphicFrameLocks noChangeAspect="1"/>
+            </wp:cNvGraphicFramePr>
+            <a:graphic>
+              <a:graphicData uri="http://schemas.openxmlformats.org/drawingml/2006/picture">
+                <pic:pic>
+                  <pic:nvPicPr>
+                    <pic:cNvPr id="0" name="bf9cbd6fa651eafa0bf904566f9293f480b2986e8a1ba38b4a7d7685d14b1b55.png"/>
+                    <pic:cNvPicPr/>
+                  </pic:nvPicPr>
+                  <pic:blipFill>
+                    <a:blip r:embed="rId19"/>
+                    <a:stretch>
+                      <a:fillRect/>
+                    </a:stretch>
+                  </pic:blipFill>
+                  <pic:spPr>
+                    <a:xfrm>
+                      <a:off x="0" y="0"/>
+                      <a:ext cx="5486400" cy="2377440"/>
+                    </a:xfrm>
+                    <a:prstGeom prst="rect"/>
+                  </pic:spPr>
+                </pic:pic>
+              </a:graphicData>
+            </a:graphic>
+          </wp:inline>
+        </w:drawing>
+      </w:r>
+    </w:p>
+    <w:p>
+      <w:pPr>
+        <w:spacing w:line="336" w:lineRule="auto" w:after="180"/>
+      </w:pPr>
+      <w:r>
+        <w:rPr>
+          <w:b w:val="0"/>
+        </w:rPr>
+        <w:t>1. AI drafts questions from approved notes.</w:t>
+      </w:r>
+    </w:p>
+    <w:p>
+      <w:pPr>
+        <w:spacing w:line="336" w:lineRule="auto" w:after="180"/>
+      </w:pPr>
+      <w:r>
+        <w:rPr>
+          <w:b w:val="0"/>
+        </w:rPr>
+        <w:t xml:space="preserve">2. Learner checks clarity; retrieval </w:t>
+      </w:r>
+      <w:r>
+        <w:rPr>
+          <w:b/>
+        </w:rPr>
+        <w:t>evidence</w:t>
+      </w:r>
+      <w:r>
+        <w:rPr>
+          <w:b w:val="0"/>
+        </w:rPr>
+        <w:t xml:space="preserve"> supports claims.</w:t>
+      </w:r>
+    </w:p>
+    <w:p>
+      <w:pPr>
+        <w:spacing w:line="336" w:lineRule="auto" w:after="180"/>
+      </w:pPr>
+      <w:r>
+        <w:rPr>
+          <w:b w:val="0"/>
+        </w:rPr>
+        <w:t>3. Teacher decides whether material is appropriate.</w:t>
+      </w:r>
+    </w:p>
+    <w:p>
+      <w:pPr>
+        <w:spacing w:line="336" w:lineRule="auto" w:after="180"/>
+      </w:pPr>
+      <w:r>
+        <w:rPr>
+          <w:b w:val="0"/>
+        </w:rPr>
+        <w:t xml:space="preserve">4. Product records who verified and approved without shifting </w:t>
+      </w:r>
+      <w:r>
+        <w:rPr>
+          <w:b/>
+        </w:rPr>
+        <w:t>accountability</w:t>
+      </w:r>
+      <w:r>
+        <w:rPr>
+          <w:b w:val="0"/>
+        </w:rPr>
+        <w:t xml:space="preserve"> to AI.</w:t>
+      </w:r>
+    </w:p>
+    <w:p>
+      <w:pPr>
+        <w:spacing w:line="336" w:lineRule="auto" w:after="180"/>
+      </w:pPr>
+      <w:r>
+        <w:rPr>
+          <w:b w:val="0"/>
+        </w:rPr>
+        <w:t>Recalculate, retrace, or restate the reasoning in your own representation:</w:t>
+      </w:r>
+    </w:p>
+    <w:p>
+      <w:pPr>
         <w:pStyle w:val="Heading3"/>
       </w:pPr>
       <w:r>
+        <w:t>Write or draw your reasoning and evidence.</w:t>
+      </w:r>
+    </w:p>
+    <w:p>
+      <w:r>
+        <w:t>________________________________________________________________</w:t>
+      </w:r>
+    </w:p>
+    <w:p>
+      <w:r>
+        <w:t>________________________________________________________________</w:t>
+      </w:r>
+    </w:p>
+    <w:p>
+      <w:r>
+        <w:t>________________________________________________________________</w:t>
+      </w:r>
+    </w:p>
+    <w:p>
+      <w:r>
+        <w:t>________________________________________________________________</w:t>
+      </w:r>
+    </w:p>
+    <w:p>
+      <w:r>
+        <w:t>________________________________________________________________</w:t>
+      </w:r>
+    </w:p>
+    <w:p>
+      <w:pPr>
+        <w:spacing w:line="336" w:lineRule="auto" w:after="180"/>
+      </w:pPr>
+      <w:r>
+        <w:rPr>
+          <w:b w:val="0"/>
+        </w:rPr>
+        <w:t xml:space="preserve">CHECK  Did the </w:t>
+      </w:r>
+      <w:r>
+        <w:rPr>
+          <w:b/>
+        </w:rPr>
+        <w:t>evidence</w:t>
+      </w:r>
+      <w:r>
+        <w:rPr>
+          <w:b w:val="0"/>
+        </w:rPr>
+        <w:t xml:space="preserve"> answer the exact question? Did the total, path, or source record stay consistent?</w:t>
+      </w:r>
+    </w:p>
+    <w:p>
+      <w:pPr>
+        <w:pStyle w:val="Heading3"/>
+      </w:pPr>
+      <w:r>
+        <w:t>A closer explanation</w:t>
+      </w:r>
+    </w:p>
+    <w:p>
+      <w:pPr>
+        <w:spacing w:line="336" w:lineRule="auto" w:after="180"/>
+      </w:pPr>
+      <w:r>
+        <w:rPr>
+          <w:b w:val="0"/>
+        </w:rPr>
+        <w:t xml:space="preserve">Compare the intermediate </w:t>
+      </w:r>
+      <w:r>
+        <w:rPr>
+          <w:b/>
+        </w:rPr>
+        <w:t>evidence</w:t>
+      </w:r>
+      <w:r>
+        <w:rPr>
+          <w:b w:val="0"/>
+        </w:rPr>
+        <w:t xml:space="preserve"> with the final statement. Explain why each number or decision follows from the stated </w:t>
+      </w:r>
+      <w:r>
+        <w:rPr>
+          <w:b/>
+        </w:rPr>
+        <w:t>input</w:t>
+      </w:r>
+      <w:r>
+        <w:rPr>
+          <w:b w:val="0"/>
+        </w:rPr>
+        <w:t>s.</w:t>
+      </w:r>
+    </w:p>
+    <w:p>
+      <w:pPr>
+        <w:spacing w:line="336" w:lineRule="auto" w:after="180"/>
+      </w:pPr>
+      <w:r>
+        <w:rPr>
+          <w:b w:val="0"/>
+        </w:rPr>
+        <w:t xml:space="preserve">The conclusion belongs to this scenario and procedure; changing the </w:t>
+      </w:r>
+      <w:r>
+        <w:rPr>
+          <w:b/>
+        </w:rPr>
+        <w:t>input</w:t>
+      </w:r>
+      <w:r>
+        <w:rPr>
+          <w:b w:val="0"/>
+        </w:rPr>
+        <w:t>s, evaluation population or authority can change what it establishes. Retain the raw record so a later revision can be compared honestly.</w:t>
+      </w:r>
+    </w:p>
+    <w:p>
+      <w:pPr>
+        <w:pStyle w:val="Heading3"/>
+      </w:pPr>
+      <w:r>
+        <w:t>Learn from the worked case</w:t>
+      </w:r>
+    </w:p>
+    <w:p>
+      <w:pPr>
+        <w:spacing w:line="336" w:lineRule="auto" w:after="180"/>
+      </w:pPr>
+      <w:r>
+        <w:rPr>
+          <w:b w:val="0"/>
+        </w:rPr>
+        <w:t>Cover the result before checking it. Say what is given, choose the procedure, and follow one step at a time. Then uncover the result and explain your first mismatch. Ask why a step is allowed, not only what number it produces.</w:t>
+      </w:r>
+    </w:p>
+    <w:p>
+      <w:pPr>
+        <w:pStyle w:val="Heading3"/>
+      </w:pPr>
+      <w:r>
+        <w:t>A pictorial worked case: Human AI Workflow</w:t>
+      </w:r>
+    </w:p>
+    <w:p>
+      <w:pPr>
+        <w:pStyle w:val="Heading3"/>
+      </w:pPr>
+      <w:r>
+        <w:t>The facts we will use</w:t>
+      </w:r>
+    </w:p>
+    <w:p>
+      <w:r>
+        <w:drawing>
+          <wp:inline xmlns:a="http://schemas.openxmlformats.org/drawingml/2006/main" xmlns:pic="http://schemas.openxmlformats.org/drawingml/2006/picture">
+            <wp:extent cx="5486400" cy="5185229"/>
+            <wp:docPr id="17" name="Picture 17" descr="Human AI Workflow. Identify approval: The recorded approval covers H1 and classroom printing.. Inspect change: H2 changes both content and distribution scope.. Require review: Stop public posting and show H2’s changed content and intended audience to the reviewer."/>
+            <wp:cNvGraphicFramePr>
+              <a:graphicFrameLocks noChangeAspect="1"/>
+            </wp:cNvGraphicFramePr>
+            <a:graphic>
+              <a:graphicData uri="http://schemas.openxmlformats.org/drawingml/2006/picture">
+                <pic:pic>
+                  <pic:nvPicPr>
+                    <pic:cNvPr id="0" name="academy-visual-ai-3-32.png"/>
+                    <pic:cNvPicPr/>
+                  </pic:nvPicPr>
+                  <pic:blipFill>
+                    <a:blip r:embed="rId20"/>
+                    <a:stretch>
+                      <a:fillRect/>
+                    </a:stretch>
+                  </pic:blipFill>
+                  <pic:spPr>
+                    <a:xfrm>
+                      <a:off x="0" y="0"/>
+                      <a:ext cx="5486400" cy="5185229"/>
+                    </a:xfrm>
+                    <a:prstGeom prst="rect"/>
+                  </pic:spPr>
+                </pic:pic>
+              </a:graphicData>
+            </a:graphic>
+          </wp:inline>
+        </w:drawing>
+      </w:r>
+    </w:p>
+    <w:p>
+      <w:pPr>
+        <w:pStyle w:val="Heading3"/>
+      </w:pPr>
+      <w:r>
         <w:t>Why this result follows</w:t>
       </w:r>
     </w:p>
@@ -2693,162 +2802,104 @@
         <w:pStyle w:val="Heading3"/>
       </w:pPr>
       <w:r>
-        <w:t>Why the result follows</w:t>
+        <w:t>What this example does not establish</w:t>
+      </w:r>
+    </w:p>
+    <w:p>
+      <w:pPr>
+        <w:pStyle w:val="Heading1"/>
+      </w:pPr>
+      <w:r>
+        <w:t>07. Find the missing handoff or reused approval</w:t>
+      </w:r>
+    </w:p>
+    <w:p>
+      <w:r>
+        <w:t>State the exact version and action the person actually reviewed.</w:t>
+      </w:r>
+    </w:p>
+    <w:p>
+      <w:pPr>
+        <w:pStyle w:val="Heading2"/>
+      </w:pPr>
+      <w:r>
+        <w:t>Repair the nearly-the-same shortcut</w:t>
       </w:r>
     </w:p>
     <w:p>
       <w:pPr>
         <w:spacing w:line="336" w:lineRule="auto" w:after="180"/>
-        <w:shd w:fill="F1F6FC"/>
       </w:pPr>
       <w:r>
         <w:rPr>
           <w:b w:val="0"/>
         </w:rPr>
-        <w:t xml:space="preserve">Read the picture in order. Stop public posting and show H2’s changed content and intended audience to the reviewer. The arrows show which recorded </w:t>
-      </w:r>
-      <w:r>
-        <w:rPr>
-          <w:b/>
-        </w:rPr>
-        <w:t>input</w:t>
-      </w:r>
+        <w:t>Claim to repair: The coordinator approved v1, so v2 can be submitted because it is nearly the same. The room changed from B to C; that material difference changes what the approval covers. Preserve the v1 approval as history and hold v2 for review.</w:t>
+      </w:r>
+    </w:p>
+    <w:p>
+      <w:pPr>
+        <w:spacing w:line="336" w:lineRule="auto" w:after="180"/>
+      </w:pPr>
       <w:r>
         <w:rPr>
           <w:b w:val="0"/>
         </w:rPr>
-        <w:t xml:space="preserve"> or intermediate result each decision uses.</w:t>
+        <w:t>A second shortcut is giving a reviewer only a final approve button: without sources, changes, uncertainty and intended action, the workflow has not demonstrated informed review.</w:t>
+      </w:r>
+    </w:p>
+    <w:p>
+      <w:pPr>
+        <w:pStyle w:val="Heading2"/>
+      </w:pPr>
+      <w:r>
+        <w:t>Design a revealing follow-up</w:t>
+      </w:r>
+    </w:p>
+    <w:p>
+      <w:pPr>
+        <w:pStyle w:val="Heading3"/>
+      </w:pPr>
+      <w:r>
+        <w:t>Exit: propose one revealing change to the worked scenario. State the expected outcome and the evidence that would make you revise your explanation.</w:t>
+      </w:r>
+    </w:p>
+    <w:p>
+      <w:r>
+        <w:t>________________________________________________________________</w:t>
+      </w:r>
+    </w:p>
+    <w:p>
+      <w:r>
+        <w:t>________________________________________________________________</w:t>
+      </w:r>
+    </w:p>
+    <w:p>
+      <w:r>
+        <w:t>________________________________________________________________</w:t>
+      </w:r>
+    </w:p>
+    <w:p>
+      <w:r>
+        <w:t>________________________________________________________________</w:t>
+      </w:r>
+    </w:p>
+    <w:p>
+      <w:r>
+        <w:t>________________________________________________________________</w:t>
+      </w:r>
+    </w:p>
+    <w:p>
+      <w:pPr>
+        <w:pStyle w:val="Heading2"/>
+      </w:pPr>
+      <w:r>
+        <w:t>Earlier wording, alternatives and picture transcripts · reference / check after trying</w:t>
       </w:r>
     </w:p>
     <w:p>
       <w:pPr>
         <w:spacing w:line="336" w:lineRule="auto" w:after="180"/>
-        <w:shd w:fill="F1F6FC"/>
-      </w:pPr>
-      <w:r>
-        <w:rPr>
-          <w:b w:val="0"/>
-        </w:rPr>
-        <w:t>Explain the deciding step aloud before checking the changed case; pointing to the final answer alone does not show how it follows.</w:t>
-      </w:r>
-    </w:p>
-    <w:p>
-      <w:pPr>
-        <w:pStyle w:val="Heading3"/>
-      </w:pPr>
-      <w:r>
-        <w:t>What this example does not establish</w:t>
-      </w:r>
-    </w:p>
-    <w:p>
-      <w:pPr>
-        <w:pStyle w:val="Heading3"/>
-      </w:pPr>
-      <w:r>
-        <w:t>Keep the stated limit</w:t>
-      </w:r>
-    </w:p>
-    <w:p>
-      <w:pPr>
-        <w:spacing w:line="336" w:lineRule="auto" w:after="180"/>
-        <w:shd w:fill="FFF5E6"/>
-      </w:pPr>
-      <w:r>
-        <w:rPr>
-          <w:b w:val="0"/>
-        </w:rPr>
-        <w:t xml:space="preserve">Human review helps only when the reviewer sees the material changes, </w:t>
-      </w:r>
-      <w:r>
-        <w:rPr>
-          <w:b/>
-        </w:rPr>
-        <w:t>evidence</w:t>
-      </w:r>
-      <w:r>
-        <w:rPr>
-          <w:b w:val="0"/>
-        </w:rPr>
-        <w:t xml:space="preserve"> and actual consequences.</w:t>
-      </w:r>
-    </w:p>
-    <w:p>
-      <w:pPr>
-        <w:pStyle w:val="Heading3"/>
-      </w:pPr>
-      <w:r>
-        <w:t>Keep the stated limit</w:t>
-      </w:r>
-    </w:p>
-    <w:p>
-      <w:pPr>
-        <w:spacing w:line="336" w:lineRule="auto" w:after="180"/>
-        <w:shd w:fill="FFF5E6"/>
-      </w:pPr>
-      <w:r>
-        <w:rPr>
-          <w:b w:val="0"/>
-        </w:rPr>
-        <w:t xml:space="preserve">Read the labelled picture: Why can H1’s approval not automatically approve H2? Point to the relevant step in the picture, then write the changed result and the rule or </w:t>
-      </w:r>
-      <w:r>
-        <w:rPr>
-          <w:b/>
-        </w:rPr>
-        <w:t>evidence</w:t>
-      </w:r>
-      <w:r>
-        <w:rPr>
-          <w:b w:val="0"/>
-        </w:rPr>
-        <w:t xml:space="preserve"> that supports it.</w:t>
-      </w:r>
-    </w:p>
-    <w:p>
-      <w:pPr>
-        <w:pStyle w:val="Heading3"/>
-      </w:pPr>
-      <w:r>
-        <w:t>Keep the stated limit</w:t>
-      </w:r>
-    </w:p>
-    <w:p>
-      <w:pPr>
-        <w:spacing w:line="336" w:lineRule="auto" w:after="180"/>
-        <w:shd w:fill="FFF5E6"/>
-      </w:pPr>
-      <w:r>
-        <w:rPr>
-          <w:b w:val="0"/>
-        </w:rPr>
-        <w:t>Change one thing: H2 is replaced with unchanged H1 for classroom printing. Predict the result before checking the explanation. What remains the same?</w:t>
-      </w:r>
-    </w:p>
-    <w:p>
-      <w:pPr>
-        <w:pStyle w:val="Heading1"/>
-      </w:pPr>
-      <w:r>
-        <w:t>07. Find and repair a mistake</w:t>
-      </w:r>
-    </w:p>
-    <w:p>
-      <w:r>
-        <w:t>Find the unsupported step in the Human AI Workflow claim and explain a repair using the supplied evidence.</w:t>
-      </w:r>
-    </w:p>
-    <w:p>
-      <w:pPr>
-        <w:pStyle w:val="Heading3"/>
-      </w:pPr>
-      <w:r>
-        <w:t>Find the first error</w:t>
-      </w:r>
-    </w:p>
-    <w:p>
-      <w:pPr>
-        <w:spacing w:line="336" w:lineRule="auto" w:after="180"/>
-        <w:shd w:fill="FFF5E6"/>
       </w:pPr>
       <w:r>
         <w:rPr>
@@ -2896,7 +2947,7 @@
         <w:drawing>
           <wp:inline xmlns:a="http://schemas.openxmlformats.org/drawingml/2006/main" xmlns:pic="http://schemas.openxmlformats.org/drawingml/2006/picture">
             <wp:extent cx="5486400" cy="1901952"/>
-            <wp:docPr id="16" name="Picture 16" descr="Misconception diagnosis for Human + AI Workflow"/>
+            <wp:docPr id="18" name="Picture 18" descr="Misconception diagnosis for Human + AI Workflow"/>
             <wp:cNvGraphicFramePr>
               <a:graphicFrameLocks noChangeAspect="1"/>
             </wp:cNvGraphicFramePr>
@@ -2908,7 +2959,7 @@
                     <pic:cNvPicPr/>
                   </pic:nvPicPr>
                   <pic:blipFill>
-                    <a:blip r:embed="rId23"/>
+                    <a:blip r:embed="rId21"/>
                     <a:stretch>
                       <a:fillRect/>
                     </a:stretch>
@@ -3140,7 +3191,6 @@
     <w:p>
       <w:pPr>
         <w:spacing w:line="336" w:lineRule="auto" w:after="180"/>
-        <w:shd w:fill="F5F1FB"/>
       </w:pPr>
       <w:r>
         <w:rPr>
@@ -3192,16 +3242,7 @@
     </w:p>
     <w:p>
       <w:pPr>
-        <w:pStyle w:val="Heading3"/>
-      </w:pPr>
-      <w:r>
-        <w:t>Check the claim against the facts</w:t>
-      </w:r>
-    </w:p>
-    <w:p>
-      <w:pPr>
         <w:spacing w:line="336" w:lineRule="auto" w:after="180"/>
-        <w:shd w:fill="FFF5E6"/>
       </w:pPr>
       <w:r>
         <w:rPr>
@@ -3213,7 +3254,6 @@
     <w:p>
       <w:pPr>
         <w:spacing w:line="336" w:lineRule="auto" w:after="180"/>
-        <w:shd w:fill="FFF5E6"/>
       </w:pPr>
       <w:r>
         <w:rPr>
@@ -3224,48 +3264,23 @@
     </w:p>
     <w:p>
       <w:pPr>
-        <w:pStyle w:val="Heading3"/>
-      </w:pPr>
-      <w:r>
-        <w:t>Exit: propose one revealing change to the worked scenario. State the expected outcome and the evidence that would make you revise your explanation.</w:t>
-      </w:r>
-    </w:p>
-    <w:p>
-      <w:r>
-        <w:t>________________________________________________________________</w:t>
-      </w:r>
-    </w:p>
-    <w:p>
-      <w:r>
-        <w:t>________________________________________________________________</w:t>
-      </w:r>
-    </w:p>
-    <w:p>
-      <w:r>
-        <w:t>________________________________________________________________</w:t>
-      </w:r>
-    </w:p>
-    <w:p>
-      <w:r>
-        <w:t>________________________________________________________________</w:t>
-      </w:r>
-    </w:p>
-    <w:p>
-      <w:r>
-        <w:t>________________________________________________________________</w:t>
-      </w:r>
-    </w:p>
-    <w:p>
-      <w:pPr>
         <w:pStyle w:val="Heading1"/>
       </w:pPr>
       <w:r>
-        <w:t>08. Practise together</w:t>
-      </w:r>
-    </w:p>
-    <w:p>
-      <w:r>
-        <w:t>Practise Human AI Workflow with support, then explain the deciding step in your own words.</w:t>
+        <w:t>08. Practise the room-version trace with less help</w:t>
+      </w:r>
+    </w:p>
+    <w:p>
+      <w:r>
+        <w:t>Keep the room coordinator and handout teacher fixtures separately labelled.</w:t>
+      </w:r>
+    </w:p>
+    <w:p>
+      <w:pPr>
+        <w:pStyle w:val="Heading2"/>
+      </w:pPr>
+      <w:r>
+        <w:t>The review-quality limit</w:t>
       </w:r>
     </w:p>
     <w:p>
@@ -3274,291 +3289,41 @@
       </w:pPr>
       <w:r>
         <w:rPr>
+          <w:b w:val="0"/>
+        </w:rPr>
+        <w:t xml:space="preserve">Review effectiveness depends on usable </w:t>
+      </w:r>
+      <w:r>
+        <w:rPr>
           <w:b/>
         </w:rPr>
-        <w:t>LOGIC STUDIO</w:t>
-      </w:r>
-    </w:p>
-    <w:p>
-      <w:pPr>
-        <w:spacing w:line="336" w:lineRule="auto" w:after="180"/>
-      </w:pPr>
+        <w:t>evidence</w:t>
+      </w:r>
       <w:r>
         <w:rPr>
           <w:b w:val="0"/>
         </w:rPr>
-        <w:t>Specify Before You Run</w:t>
-      </w:r>
-    </w:p>
-    <w:p>
-      <w:pPr>
-        <w:spacing w:line="336" w:lineRule="auto" w:after="180"/>
-      </w:pPr>
+        <w:t xml:space="preserve">, time and authority; a checkbox is not </w:t>
+      </w:r>
+      <w:r>
+        <w:rPr>
+          <w:b/>
+        </w:rPr>
+        <w:t>evidence</w:t>
+      </w:r>
       <w:r>
         <w:rPr>
           <w:b w:val="0"/>
         </w:rPr>
-        <w:t>Prompts, schemas, retrieval, tool calls, and code are inspectable parts of one AI product.</w:t>
-      </w:r>
-    </w:p>
-    <w:p>
-      <w:r>
-        <w:drawing>
-          <wp:inline xmlns:a="http://schemas.openxmlformats.org/drawingml/2006/main" xmlns:pic="http://schemas.openxmlformats.org/drawingml/2006/picture">
-            <wp:extent cx="5486400" cy="1901952"/>
-            <wp:docPr id="17" name="Picture 17" descr="Logic tracing graphic for Human + AI Workflow"/>
-            <wp:cNvGraphicFramePr>
-              <a:graphicFrameLocks noChangeAspect="1"/>
-            </wp:cNvGraphicFramePr>
-            <a:graphic>
-              <a:graphicData uri="http://schemas.openxmlformats.org/drawingml/2006/picture">
-                <pic:pic>
-                  <pic:nvPicPr>
-                    <pic:cNvPr id="0" name="112c89216380e7327670e715cf532346aeed10eee4e4400b610a219e3e4bc9f9.png"/>
-                    <pic:cNvPicPr/>
-                  </pic:nvPicPr>
-                  <pic:blipFill>
-                    <a:blip r:embed="rId24"/>
-                    <a:stretch>
-                      <a:fillRect/>
-                    </a:stretch>
-                  </pic:blipFill>
-                  <pic:spPr>
-                    <a:xfrm>
-                      <a:off x="0" y="0"/>
-                      <a:ext cx="5486400" cy="1901952"/>
-                    </a:xfrm>
-                    <a:prstGeom prst="rect"/>
-                  </pic:spPr>
-                </pic:pic>
-              </a:graphicData>
-            </a:graphic>
-          </wp:inline>
-        </w:drawing>
-      </w:r>
-    </w:p>
-    <w:p>
-      <w:pPr>
-        <w:spacing w:line="336" w:lineRule="auto" w:after="180"/>
-      </w:pPr>
-      <w:r>
-        <w:rPr>
-          <w:b w:val="0"/>
-        </w:rPr>
-        <w:t xml:space="preserve">SET task, audience, constraints, </w:t>
-      </w:r>
-      <w:r>
-        <w:rPr>
-          <w:b/>
-        </w:rPr>
-        <w:t>output</w:t>
-      </w:r>
-      <w:r>
-        <w:rPr>
-          <w:b w:val="0"/>
-        </w:rPr>
-        <w:t>_schema</w:t>
-        <w:br/>
-        <w:t>LOAD approved_context or retrieval_result</w:t>
-        <w:br/>
-        <w:t>CALL model or allowed_tool</w:t>
-        <w:br/>
-        <w:t>VALIDATE fields, claims, citations, and safety</w:t>
-        <w:br/>
-        <w:t xml:space="preserve">IF </w:t>
-      </w:r>
-      <w:r>
-        <w:rPr>
-          <w:b/>
-        </w:rPr>
-        <w:t>evidence</w:t>
-      </w:r>
-      <w:r>
-        <w:rPr>
-          <w:b w:val="0"/>
-        </w:rPr>
-        <w:t xml:space="preserve"> missing: ask, retrieve, or abstain</w:t>
-        <w:br/>
-        <w:t xml:space="preserve">RETURN useful </w:t>
-      </w:r>
-      <w:r>
-        <w:rPr>
-          <w:b/>
-        </w:rPr>
-        <w:t>output</w:t>
-      </w:r>
-      <w:r>
-        <w:rPr>
-          <w:b w:val="0"/>
-        </w:rPr>
-        <w:t xml:space="preserve"> + source trail + limitations</w:t>
-      </w:r>
-    </w:p>
-    <w:p>
-      <w:pPr>
-        <w:spacing w:line="336" w:lineRule="auto" w:after="180"/>
-        <w:shd w:fill="F5F1FB"/>
-      </w:pPr>
-      <w:r>
-        <w:rPr>
-          <w:b w:val="0"/>
-        </w:rPr>
-        <w:t xml:space="preserve">Trace one </w:t>
-      </w:r>
-      <w:r>
-        <w:rPr>
-          <w:b/>
-        </w:rPr>
-        <w:t>input</w:t>
-      </w:r>
-      <w:r>
-        <w:rPr>
-          <w:b w:val="0"/>
-        </w:rPr>
-        <w:t>. Which line changes the state or chooses a path?</w:t>
-      </w:r>
-    </w:p>
-    <w:p>
-      <w:pPr>
-        <w:pStyle w:val="Heading3"/>
-      </w:pPr>
-      <w:r>
-        <w:t>Write or draw your reasoning and evidence.</w:t>
-      </w:r>
-    </w:p>
-    <w:p>
-      <w:r>
-        <w:t>________________________________________________________________</w:t>
-      </w:r>
-    </w:p>
-    <w:p>
-      <w:r>
-        <w:t>________________________________________________________________</w:t>
-      </w:r>
-    </w:p>
-    <w:p>
-      <w:r>
-        <w:t>________________________________________________________________</w:t>
-      </w:r>
-    </w:p>
-    <w:p>
-      <w:r>
-        <w:t>________________________________________________________________</w:t>
-      </w:r>
-    </w:p>
-    <w:p>
-      <w:r>
-        <w:t>________________________________________________________________</w:t>
-      </w:r>
-    </w:p>
-    <w:p>
-      <w:pPr>
-        <w:pStyle w:val="Heading3"/>
-      </w:pPr>
-      <w:r>
-        <w:t>A closer explanation</w:t>
-      </w:r>
-    </w:p>
-    <w:p>
-      <w:pPr>
-        <w:spacing w:line="336" w:lineRule="auto" w:after="180"/>
-      </w:pPr>
-      <w:r>
-        <w:rPr>
-          <w:b w:val="0"/>
-        </w:rPr>
-        <w:t xml:space="preserve">Review effectiveness depends on usable </w:t>
-      </w:r>
-      <w:r>
-        <w:rPr>
-          <w:b/>
-        </w:rPr>
-        <w:t>evidence</w:t>
-      </w:r>
-      <w:r>
-        <w:rPr>
-          <w:b w:val="0"/>
-        </w:rPr>
-        <w:t xml:space="preserve">, time and authority; a checkbox is not </w:t>
-      </w:r>
-      <w:r>
-        <w:rPr>
-          <w:b/>
-        </w:rPr>
-        <w:t>evidence</w:t>
-      </w:r>
-      <w:r>
-        <w:rPr>
-          <w:b w:val="0"/>
-        </w:rPr>
         <w:t xml:space="preserve"> of informed review.</w:t>
       </w:r>
     </w:p>
     <w:p>
       <w:pPr>
-        <w:spacing w:line="336" w:lineRule="auto" w:after="180"/>
-      </w:pPr>
-      <w:r>
-        <w:rPr>
-          <w:b w:val="0"/>
-        </w:rPr>
-        <w:t>A useful check asks what would make the reasoning fail. Distinguish a failure to execute the declared procedure from a weakness in the procedure itself.</w:t>
-      </w:r>
-    </w:p>
-    <w:p>
-      <w:pPr>
-        <w:spacing w:line="336" w:lineRule="auto" w:after="180"/>
-      </w:pPr>
-      <w:r>
-        <w:rPr>
-          <w:b w:val="0"/>
-        </w:rPr>
-        <w:t xml:space="preserve">The first may require a correction; the second requires an explicitly revised method and new </w:t>
-      </w:r>
-      <w:r>
-        <w:rPr>
-          <w:b/>
-        </w:rPr>
-        <w:t>evidence</w:t>
-      </w:r>
-      <w:r>
-        <w:rPr>
-          <w:b w:val="0"/>
-        </w:rPr>
-        <w:t>. Preserve unsuccessful cases so an improved result cannot hide the original problem.</w:t>
-      </w:r>
-    </w:p>
-    <w:p>
-      <w:pPr>
-        <w:pStyle w:val="Heading3"/>
-      </w:pPr>
-      <w:r>
-        <w:t>Guided: restate the worked result, then name the assumption or limitation that prevents a broader conclusion.</w:t>
-      </w:r>
-    </w:p>
-    <w:p>
-      <w:r>
-        <w:t>________________________________________________________________</w:t>
-      </w:r>
-    </w:p>
-    <w:p>
-      <w:r>
-        <w:t>________________________________________________________________</w:t>
-      </w:r>
-    </w:p>
-    <w:p>
-      <w:r>
-        <w:t>________________________________________________________________</w:t>
-      </w:r>
-    </w:p>
-    <w:p>
-      <w:r>
-        <w:t>________________________________________________________________</w:t>
-      </w:r>
-    </w:p>
-    <w:p>
-      <w:r>
-        <w:t>________________________________________________________________</w:t>
+        <w:pStyle w:val="Heading2"/>
+      </w:pPr>
+      <w:r>
+        <w:t>Complete the v1/v2 room W2</w:t>
       </w:r>
     </w:p>
     <w:p>
@@ -3673,21 +3438,113 @@
     </w:tbl>
     <w:p>
       <w:pPr>
+        <w:pStyle w:val="Heading2"/>
+      </w:pPr>
+      <w:r>
+        <w:t>Audit an all-future-cases claim</w:t>
+      </w:r>
+    </w:p>
+    <w:p>
+      <w:pPr>
+        <w:pStyle w:val="Heading3"/>
+      </w:pPr>
+      <w:r>
+        <w:t>Check your reasoning</w:t>
+      </w:r>
+    </w:p>
+    <w:p>
+      <w:pPr>
+        <w:pStyle w:val="ListBullet"/>
+      </w:pPr>
+      <w:r>
+        <w:t>Use the worked case for Human review and consequential use. Proposed explanation: “The worked result establishes every future case”. Decide whether this explanation is supported. Point to the step or supplied fact that decides; explain your repair if needed.</w:t>
+      </w:r>
+    </w:p>
+    <w:p>
+      <w:pPr>
+        <w:pStyle w:val="ListBullet"/>
+      </w:pPr>
+      <w:r>
+        <w:t>Answer on your own before discussion. If you are unsure, say which step you need help with.</w:t>
+      </w:r>
+    </w:p>
+    <w:p>
+      <w:pPr>
+        <w:pStyle w:val="Heading2"/>
+      </w:pPr>
+      <w:r>
+        <w:t>Explain the pictured approval mismatch</w:t>
+      </w:r>
+    </w:p>
+    <w:p>
+      <w:pPr>
+        <w:pStyle w:val="Heading3"/>
+      </w:pPr>
+      <w:r>
+        <w:t>Explain the picture</w:t>
+      </w:r>
+    </w:p>
+    <w:p>
+      <w:pPr>
+        <w:pStyle w:val="ListBullet"/>
+      </w:pPr>
+      <w:r>
+        <w:t>Why can H1’s approval not automatically approve H2? Point to the relevant step in the picture, then write the changed result and the rule or evidence that supports it.</w:t>
+      </w:r>
+    </w:p>
+    <w:p>
+      <w:pPr>
+        <w:pStyle w:val="Heading3"/>
+      </w:pPr>
+      <w:r>
+        <w:t>My explanation using a pictured step and the given facts</w:t>
+      </w:r>
+    </w:p>
+    <w:p>
+      <w:r>
+        <w:t>________________________________________________________________</w:t>
+      </w:r>
+    </w:p>
+    <w:p>
+      <w:r>
+        <w:t>________________________________________________________________</w:t>
+      </w:r>
+    </w:p>
+    <w:p>
+      <w:r>
+        <w:t>________________________________________________________________</w:t>
+      </w:r>
+    </w:p>
+    <w:p>
+      <w:r>
+        <w:t>________________________________________________________________</w:t>
+      </w:r>
+    </w:p>
+    <w:p>
+      <w:pPr>
+        <w:pStyle w:val="Heading2"/>
+      </w:pPr>
+      <w:r>
+        <w:t>Keep independent report work separate</w:t>
+      </w:r>
+    </w:p>
+    <w:p>
+      <w:pPr>
         <w:spacing w:line="336" w:lineRule="auto" w:after="180"/>
       </w:pPr>
       <w:r>
         <w:rPr>
           <w:b w:val="0"/>
         </w:rPr>
-        <w:t>Explain your trace to a partner. Your partner points to one step to check. Swap roles on the next case. Each person writes their own explanation.</w:t>
-      </w:r>
-    </w:p>
-    <w:p>
-      <w:pPr>
-        <w:pStyle w:val="Heading3"/>
-      </w:pPr>
-      <w:r>
-        <w:t>Check your reasoning</w:t>
+        <w:t>This is supported practice. Keep the separately named independent case for an attempt before feedback.</w:t>
+      </w:r>
+    </w:p>
+    <w:p>
+      <w:pPr>
+        <w:pStyle w:val="Heading2"/>
+      </w:pPr>
+      <w:r>
+        <w:t>Earlier wording, alternatives and picture transcripts · reference / check after trying</w:t>
       </w:r>
     </w:p>
     <w:p>
@@ -3698,7 +3555,7 @@
         <w:rPr>
           <w:b w:val="0"/>
         </w:rPr>
-        <w:t>Use the worked case for Human review and consequential use. Proposed explanation: “The worked result establishes every future case”. Decide whether this explanation is supported.</w:t>
+        <w:t>LOGIC STUDIO</w:t>
       </w:r>
     </w:p>
     <w:p>
@@ -3709,7 +3566,7 @@
         <w:rPr>
           <w:b w:val="0"/>
         </w:rPr>
-        <w:t>Point to the step or supplied fact that decides; explain your repair if needed.</w:t>
+        <w:t>Specify Before You Run</w:t>
       </w:r>
     </w:p>
     <w:p>
@@ -3720,129 +3577,7 @@
         <w:rPr>
           <w:b w:val="0"/>
         </w:rPr>
-        <w:t>Answer on your own before discussion. If you are unsure, say which step you need help with.</w:t>
-      </w:r>
-    </w:p>
-    <w:p>
-      <w:pPr>
-        <w:pStyle w:val="Heading3"/>
-      </w:pPr>
-      <w:r>
-        <w:t>Explain the picture</w:t>
-      </w:r>
-    </w:p>
-    <w:p>
-      <w:pPr>
-        <w:spacing w:line="336" w:lineRule="auto" w:after="180"/>
-      </w:pPr>
-      <w:r>
-        <w:rPr>
-          <w:b w:val="0"/>
-        </w:rPr>
-        <w:t xml:space="preserve">Why can H1’s approval not automatically approve H2? Point to the relevant step in the picture, then write the changed result and the rule or </w:t>
-      </w:r>
-      <w:r>
-        <w:rPr>
-          <w:b/>
-        </w:rPr>
-        <w:t>evidence</w:t>
-      </w:r>
-      <w:r>
-        <w:rPr>
-          <w:b w:val="0"/>
-        </w:rPr>
-        <w:t xml:space="preserve"> that supports it.</w:t>
-      </w:r>
-    </w:p>
-    <w:p>
-      <w:pPr>
-        <w:pStyle w:val="Heading3"/>
-      </w:pPr>
-      <w:r>
-        <w:t>My explanation using a pictured step and the given facts</w:t>
-      </w:r>
-    </w:p>
-    <w:p>
-      <w:r>
-        <w:t>________________________________________________________________</w:t>
-      </w:r>
-    </w:p>
-    <w:p>
-      <w:r>
-        <w:t>________________________________________________________________</w:t>
-      </w:r>
-    </w:p>
-    <w:p>
-      <w:r>
-        <w:t>________________________________________________________________</w:t>
-      </w:r>
-    </w:p>
-    <w:p>
-      <w:r>
-        <w:t>________________________________________________________________</w:t>
-      </w:r>
-    </w:p>
-    <w:p>
-      <w:pPr>
-        <w:spacing w:line="336" w:lineRule="auto" w:after="180"/>
-      </w:pPr>
-      <w:r>
-        <w:rPr>
-          <w:b w:val="0"/>
-        </w:rPr>
-        <w:t>This is supported practice. Keep the separately named independent case for an attempt before feedback.</w:t>
-      </w:r>
-    </w:p>
-    <w:p>
-      <w:pPr>
-        <w:pStyle w:val="Heading1"/>
-      </w:pPr>
-      <w:r>
-        <w:t>09. Run the investigation</w:t>
-      </w:r>
-    </w:p>
-    <w:p>
-      <w:r>
-        <w:t>Investigate Human AI Workflow. Record the prediction, actual observation or labelled paper trace, explanation and next test separately.</w:t>
-      </w:r>
-    </w:p>
-    <w:p>
-      <w:pPr>
-        <w:spacing w:line="336" w:lineRule="auto" w:after="180"/>
-      </w:pPr>
-      <w:r>
-        <w:rPr>
-          <w:b/>
-        </w:rPr>
-        <w:t>EVIDENCE</w:t>
-      </w:r>
-      <w:r>
-        <w:rPr>
-          <w:b/>
-        </w:rPr>
-        <w:t xml:space="preserve"> LAB</w:t>
-      </w:r>
-    </w:p>
-    <w:p>
-      <w:pPr>
-        <w:spacing w:line="336" w:lineRule="auto" w:after="180"/>
-      </w:pPr>
-      <w:r>
-        <w:rPr>
-          <w:b w:val="0"/>
-        </w:rPr>
-        <w:t>Predict → Test → Record → Explain</w:t>
-      </w:r>
-    </w:p>
-    <w:p>
-      <w:pPr>
-        <w:spacing w:line="336" w:lineRule="auto" w:after="180"/>
-      </w:pPr>
-      <w:r>
-        <w:rPr>
-          <w:b w:val="0"/>
-        </w:rPr>
-        <w:t>Keep expected and actual results separate. Surprises are useful data when recorded honestly.</w:t>
+        <w:t>Prompts, schemas, retrieval, tool calls, and code are inspectable parts of one AI product.</w:t>
       </w:r>
     </w:p>
     <w:p>
@@ -3850,7 +3585,7 @@
         <w:drawing>
           <wp:inline xmlns:a="http://schemas.openxmlformats.org/drawingml/2006/main" xmlns:pic="http://schemas.openxmlformats.org/drawingml/2006/picture">
             <wp:extent cx="5486400" cy="1901952"/>
-            <wp:docPr id="18" name="Picture 18" descr="Evidence lab graphic for Human + AI Workflow"/>
+            <wp:docPr id="19" name="Picture 19" descr="Logic tracing graphic for Human + AI Workflow"/>
             <wp:cNvGraphicFramePr>
               <a:graphicFrameLocks noChangeAspect="1"/>
             </wp:cNvGraphicFramePr>
@@ -3858,11 +3593,11 @@
               <a:graphicData uri="http://schemas.openxmlformats.org/drawingml/2006/picture">
                 <pic:pic>
                   <pic:nvPicPr>
-                    <pic:cNvPr id="0" name="acf63b53842c8e6181b17f30d63c52b59b1917df95d25f7d9743d419c35a0b5f.png"/>
+                    <pic:cNvPr id="0" name="112c89216380e7327670e715cf532346aeed10eee4e4400b610a219e3e4bc9f9.png"/>
                     <pic:cNvPicPr/>
                   </pic:nvPicPr>
                   <pic:blipFill>
-                    <a:blip r:embed="rId25"/>
+                    <a:blip r:embed="rId22"/>
                     <a:stretch>
                       <a:fillRect/>
                     </a:stretch>
@@ -3889,31 +3624,408 @@
         <w:rPr>
           <w:b w:val="0"/>
         </w:rPr>
-        <w:t xml:space="preserve">Allocate tasks on a </w:t>
+        <w:t xml:space="preserve">SET task, audience, constraints, </w:t>
       </w:r>
       <w:r>
         <w:rPr>
           <w:b/>
         </w:rPr>
-        <w:t>workflow</w:t>
+        <w:t>output</w:t>
       </w:r>
       <w:r>
         <w:rPr>
           <w:b w:val="0"/>
         </w:rPr>
-        <w:t xml:space="preserve"> map, justify each owner, simulate a failed tool or unsupported claim, and verify the stop/</w:t>
+        <w:t>_schema</w:t>
+        <w:br/>
+        <w:t>LOAD approved_context or retrieval_result</w:t>
+        <w:br/>
+        <w:t>CALL model or allowed_tool</w:t>
+        <w:br/>
+        <w:t>VALIDATE fields, claims, citations, and safety</w:t>
+        <w:br/>
+        <w:t xml:space="preserve">IF </w:t>
       </w:r>
       <w:r>
         <w:rPr>
           <w:b/>
         </w:rPr>
-        <w:t>escalation</w:t>
+        <w:t>evidence</w:t>
       </w:r>
       <w:r>
         <w:rPr>
           <w:b w:val="0"/>
         </w:rPr>
-        <w:t xml:space="preserve"> path.</w:t>
+        <w:t xml:space="preserve"> missing: ask, retrieve, or abstain</w:t>
+        <w:br/>
+        <w:t xml:space="preserve">RETURN useful </w:t>
+      </w:r>
+      <w:r>
+        <w:rPr>
+          <w:b/>
+        </w:rPr>
+        <w:t>output</w:t>
+      </w:r>
+      <w:r>
+        <w:rPr>
+          <w:b w:val="0"/>
+        </w:rPr>
+        <w:t xml:space="preserve"> + source trail + limitations</w:t>
+      </w:r>
+    </w:p>
+    <w:p>
+      <w:pPr>
+        <w:spacing w:line="336" w:lineRule="auto" w:after="180"/>
+      </w:pPr>
+      <w:r>
+        <w:rPr>
+          <w:b w:val="0"/>
+        </w:rPr>
+        <w:t xml:space="preserve">Trace one </w:t>
+      </w:r>
+      <w:r>
+        <w:rPr>
+          <w:b/>
+        </w:rPr>
+        <w:t>input</w:t>
+      </w:r>
+      <w:r>
+        <w:rPr>
+          <w:b w:val="0"/>
+        </w:rPr>
+        <w:t>. Which line changes the state or chooses a path?</w:t>
+      </w:r>
+    </w:p>
+    <w:p>
+      <w:pPr>
+        <w:pStyle w:val="Heading3"/>
+      </w:pPr>
+      <w:r>
+        <w:t>Write or draw your reasoning and evidence.</w:t>
+      </w:r>
+    </w:p>
+    <w:p>
+      <w:r>
+        <w:t>________________________________________________________________</w:t>
+      </w:r>
+    </w:p>
+    <w:p>
+      <w:r>
+        <w:t>________________________________________________________________</w:t>
+      </w:r>
+    </w:p>
+    <w:p>
+      <w:r>
+        <w:t>________________________________________________________________</w:t>
+      </w:r>
+    </w:p>
+    <w:p>
+      <w:r>
+        <w:t>________________________________________________________________</w:t>
+      </w:r>
+    </w:p>
+    <w:p>
+      <w:r>
+        <w:t>________________________________________________________________</w:t>
+      </w:r>
+    </w:p>
+    <w:p>
+      <w:pPr>
+        <w:pStyle w:val="Heading3"/>
+      </w:pPr>
+      <w:r>
+        <w:t>A closer explanation</w:t>
+      </w:r>
+    </w:p>
+    <w:p>
+      <w:pPr>
+        <w:spacing w:line="336" w:lineRule="auto" w:after="180"/>
+      </w:pPr>
+      <w:r>
+        <w:rPr>
+          <w:b w:val="0"/>
+        </w:rPr>
+        <w:t>A useful check asks what would make the reasoning fail. Distinguish a failure to execute the declared procedure from a weakness in the procedure itself.</w:t>
+      </w:r>
+    </w:p>
+    <w:p>
+      <w:pPr>
+        <w:spacing w:line="336" w:lineRule="auto" w:after="180"/>
+      </w:pPr>
+      <w:r>
+        <w:rPr>
+          <w:b w:val="0"/>
+        </w:rPr>
+        <w:t xml:space="preserve">The first may require a correction; the second requires an explicitly revised method and new </w:t>
+      </w:r>
+      <w:r>
+        <w:rPr>
+          <w:b/>
+        </w:rPr>
+        <w:t>evidence</w:t>
+      </w:r>
+      <w:r>
+        <w:rPr>
+          <w:b w:val="0"/>
+        </w:rPr>
+        <w:t>. Preserve unsuccessful cases so an improved result cannot hide the original problem.</w:t>
+      </w:r>
+    </w:p>
+    <w:p>
+      <w:pPr>
+        <w:pStyle w:val="Heading3"/>
+      </w:pPr>
+      <w:r>
+        <w:t>Guided: restate the worked result, then name the assumption or limitation that prevents a broader conclusion.</w:t>
+      </w:r>
+    </w:p>
+    <w:p>
+      <w:r>
+        <w:t>________________________________________________________________</w:t>
+      </w:r>
+    </w:p>
+    <w:p>
+      <w:r>
+        <w:t>________________________________________________________________</w:t>
+      </w:r>
+    </w:p>
+    <w:p>
+      <w:r>
+        <w:t>________________________________________________________________</w:t>
+      </w:r>
+    </w:p>
+    <w:p>
+      <w:r>
+        <w:t>________________________________________________________________</w:t>
+      </w:r>
+    </w:p>
+    <w:p>
+      <w:r>
+        <w:t>________________________________________________________________</w:t>
+      </w:r>
+    </w:p>
+    <w:p>
+      <w:pPr>
+        <w:spacing w:line="336" w:lineRule="auto" w:after="180"/>
+      </w:pPr>
+      <w:r>
+        <w:rPr>
+          <w:b w:val="0"/>
+        </w:rPr>
+        <w:t>Explain your trace to a partner. Your partner points to one step to check. Swap roles on the next case. Each person writes their own explanation.</w:t>
+      </w:r>
+    </w:p>
+    <w:p>
+      <w:pPr>
+        <w:pStyle w:val="Heading1"/>
+      </w:pPr>
+      <w:r>
+        <w:t>09. Map owners across six complete handoff cases</w:t>
+      </w:r>
+    </w:p>
+    <w:p>
+      <w:r>
+        <w:t>A person must have both the authority and information needed for the decision.</w:t>
+      </w:r>
+    </w:p>
+    <w:p>
+      <w:pPr>
+        <w:pStyle w:val="Heading2"/>
+      </w:pPr>
+      <w:r>
+        <w:t>All supplied workflow events</w:t>
+      </w:r>
+    </w:p>
+    <w:tbl>
+      <w:tblPr>
+        <w:tblStyle w:val="LightShading-Accent1"/>
+        <w:tblW w:type="auto" w:w="0"/>
+        <w:tblLook w:firstColumn="1" w:firstRow="1" w:lastColumn="0" w:lastRow="0" w:noHBand="0" w:noVBand="1" w:val="04A0"/>
+      </w:tblPr>
+      <w:tblGrid>
+        <w:gridCol w:w="5112"/>
+        <w:gridCol w:w="5112"/>
+      </w:tblGrid>
+      <w:tr>
+        <w:trPr>
+          <w:tblHeader/>
+        </w:trPr>
+        <w:tc>
+          <w:tcPr>
+            <w:tcW w:type="dxa" w:w="5112"/>
+          </w:tcPr>
+          <w:p>
+            <w:r>
+              <w:t>Complete fictional room-workflow card</w:t>
+            </w:r>
+          </w:p>
+        </w:tc>
+        <w:tc>
+          <w:tcPr>
+            <w:tcW w:type="dxa" w:w="5112"/>
+          </w:tcPr>
+          <w:p>
+            <w:r>
+              <w:t>Expected handoff and stop behavior</w:t>
+            </w:r>
+          </w:p>
+        </w:tc>
+      </w:tr>
+      <w:tr>
+        <w:tc>
+          <w:tcPr>
+            <w:tcW w:type="dxa" w:w="5112"/>
+          </w:tcPr>
+          <w:p>
+            <w:r>
+              <w:t>A · Current public source approves B, register B capacity 12; draft v1 B; validation passes; coordinator has full packet and approves v1 Bsubmission.</w:t>
+            </w:r>
+          </w:p>
+        </w:tc>
+        <w:tc>
+          <w:tcPr>
+            <w:tcW w:type="dxa" w:w="5112"/>
+          </w:tcPr>
+          <w:p>
+            <w:r>
+              <w:t>Matching action may proceed only by coordinator under toy contract; no actual submission supplied.</w:t>
+            </w:r>
+          </w:p>
+        </w:tc>
+      </w:tr>
+      <w:tr>
+        <w:tc>
+          <w:tcPr>
+            <w:tcW w:type="dxa" w:w="5112"/>
+          </w:tcPr>
+          <w:p>
+            <w:r>
+              <w:t>B · Needed register lookup returns unavailable; draft invents capacity 12.</w:t>
+            </w:r>
+          </w:p>
+        </w:tc>
+        <w:tc>
+          <w:tcPr>
+            <w:tcW w:type="dxa" w:w="5112"/>
+          </w:tcPr>
+          <w:p>
+            <w:r>
+              <w:t>Stop at evidence/validation; report missing source to coordinator rather than approve invented value.</w:t>
+            </w:r>
+          </w:p>
+        </w:tc>
+      </w:tr>
+      <w:tr>
+        <w:tc>
+          <w:tcPr>
+            <w:tcW w:type="dxa" w:w="5112"/>
+          </w:tcPr>
+          <w:p>
+            <w:r>
+              <w:t>C · Source supports capacity 12; draft says 20.</w:t>
+            </w:r>
+          </w:p>
+        </w:tc>
+        <w:tc>
+          <w:tcPr>
+            <w:tcW w:type="dxa" w:w="5112"/>
+          </w:tcPr>
+          <w:p>
+            <w:r>
+              <w:t>Stop unsupported claim; correct draft, rerun checks and review the new version.</w:t>
+            </w:r>
+          </w:p>
+        </w:tc>
+      </w:tr>
+      <w:tr>
+        <w:tc>
+          <w:tcPr>
+            <w:tcW w:type="dxa" w:w="5112"/>
+          </w:tcPr>
+          <w:p>
+            <w:r>
+              <w:t>D · Coordinator approved v1 room B; proposed v2 room C lacks approval.</w:t>
+            </w:r>
+          </w:p>
+        </w:tc>
+        <w:tc>
+          <w:tcPr>
+            <w:tcW w:type="dxa" w:w="5112"/>
+          </w:tcPr>
+          <w:p>
+            <w:r>
+              <w:t>Hold v2, show exact change and request its review.</w:t>
+            </w:r>
+          </w:p>
+        </w:tc>
+      </w:tr>
+      <w:tr>
+        <w:tc>
+          <w:tcPr>
+            <w:tcW w:type="dxa" w:w="5112"/>
+          </w:tcPr>
+          <w:p>
+            <w:r>
+              <w:t>E · Draft passes checks but learner clicks approve; no coordinator approval.</w:t>
+            </w:r>
+          </w:p>
+        </w:tc>
+        <w:tc>
+          <w:tcPr>
+            <w:tcW w:type="dxa" w:w="5112"/>
+          </w:tcPr>
+          <w:p>
+            <w:r>
+              <w:t>Learner action cannot replace declared coordinator authority.</w:t>
+            </w:r>
+          </w:p>
+        </w:tc>
+      </w:tr>
+      <w:tr>
+        <w:tc>
+          <w:tcPr>
+            <w:tcW w:type="dxa" w:w="5112"/>
+          </w:tcPr>
+          <w:p>
+            <w:r>
+              <w:t>F · Coordinator sees v1 but not sources, changes or uncertainty; a checkbox is marked.</w:t>
+            </w:r>
+          </w:p>
+        </w:tc>
+        <w:tc>
+          <w:tcPr>
+            <w:tcW w:type="dxa" w:w="5112"/>
+          </w:tcPr>
+          <w:p>
+            <w:r>
+              <w:t>Report inadequate review evidence; supply the packet before treating oversight as demonstrated.</w:t>
+            </w:r>
+          </w:p>
+        </w:tc>
+      </w:tr>
+    </w:tbl>
+    <w:p>
+      <w:pPr>
+        <w:pStyle w:val="Heading2"/>
+      </w:pPr>
+      <w:r>
+        <w:t>Assign owners, expose failures and trace escalation</w:t>
+      </w:r>
+    </w:p>
+    <w:p>
+      <w:pPr>
+        <w:pStyle w:val="ListNumber"/>
+      </w:pPr>
+      <w:r>
+        <w:t>Draw the owner map using the supplied room workflow, then simulate each complete card. Record who drafts, validates, reviews, approves and submits, and where the next step must stop. Give the coordinator a review packet with exact version, sources, uncertainty, content changes, action and destination. Compare B/C failures before approval, D’s stale approval and E’s wrong actor. Card F is a review-evidence gap even if a box was checked. Preserve each supplied outcome and proposed repair; do not invent a sent request or claim people reviewed unseen material. Keep the independent R1/R2 email-scope task withheld.</w:t>
+      </w:r>
+    </w:p>
+    <w:p>
+      <w:pPr>
+        <w:pStyle w:val="Heading2"/>
+      </w:pPr>
+      <w:r>
+        <w:t>Keep the decision and evidence record</w:t>
       </w:r>
     </w:p>
     <w:tbl>
@@ -4164,7 +4276,6 @@
     <w:p>
       <w:pPr>
         <w:spacing w:line="336" w:lineRule="auto" w:after="180"/>
-        <w:shd w:fill="F5F1FB"/>
       </w:pPr>
       <w:r>
         <w:rPr>
@@ -4208,6 +4319,123 @@
     </w:p>
     <w:p>
       <w:pPr>
+        <w:spacing w:line="336" w:lineRule="auto" w:after="180"/>
+      </w:pPr>
+      <w:r>
+        <w:rPr>
+          <w:b w:val="0"/>
+        </w:rPr>
+        <w:t>Before trying: what do I expect, and why? While trying: which step could first go wrong? Afterwards: what did I actually observe, and what should change? Keep “not run” if you only traced the procedure.</w:t>
+      </w:r>
+    </w:p>
+    <w:p>
+      <w:pPr>
+        <w:pStyle w:val="Heading2"/>
+      </w:pPr>
+      <w:r>
+        <w:t>Earlier wording, alternatives and picture transcripts · reference / check after trying</w:t>
+      </w:r>
+    </w:p>
+    <w:p>
+      <w:pPr>
+        <w:spacing w:line="336" w:lineRule="auto" w:after="180"/>
+      </w:pPr>
+      <w:r>
+        <w:rPr>
+          <w:b/>
+        </w:rPr>
+        <w:t>EVIDENCE</w:t>
+      </w:r>
+      <w:r>
+        <w:rPr>
+          <w:b w:val="0"/>
+        </w:rPr>
+        <w:t xml:space="preserve"> LAB</w:t>
+      </w:r>
+    </w:p>
+    <w:p>
+      <w:pPr>
+        <w:spacing w:line="336" w:lineRule="auto" w:after="180"/>
+      </w:pPr>
+      <w:r>
+        <w:rPr>
+          <w:b w:val="0"/>
+        </w:rPr>
+        <w:t>Predict → Test → Record → Explain</w:t>
+      </w:r>
+    </w:p>
+    <w:p>
+      <w:pPr>
+        <w:spacing w:line="336" w:lineRule="auto" w:after="180"/>
+      </w:pPr>
+      <w:r>
+        <w:rPr>
+          <w:b w:val="0"/>
+        </w:rPr>
+        <w:t>Keep expected and actual results separate. Surprises are useful data when recorded honestly.</w:t>
+      </w:r>
+    </w:p>
+    <w:p>
+      <w:r>
+        <w:drawing>
+          <wp:inline xmlns:a="http://schemas.openxmlformats.org/drawingml/2006/main" xmlns:pic="http://schemas.openxmlformats.org/drawingml/2006/picture">
+            <wp:extent cx="5486400" cy="1901952"/>
+            <wp:docPr id="20" name="Picture 20" descr="Evidence lab graphic for Human + AI Workflow"/>
+            <wp:cNvGraphicFramePr>
+              <a:graphicFrameLocks noChangeAspect="1"/>
+            </wp:cNvGraphicFramePr>
+            <a:graphic>
+              <a:graphicData uri="http://schemas.openxmlformats.org/drawingml/2006/picture">
+                <pic:pic>
+                  <pic:nvPicPr>
+                    <pic:cNvPr id="0" name="acf63b53842c8e6181b17f30d63c52b59b1917df95d25f7d9743d419c35a0b5f.png"/>
+                    <pic:cNvPicPr/>
+                  </pic:nvPicPr>
+                  <pic:blipFill>
+                    <a:blip r:embed="rId23"/>
+                    <a:stretch>
+                      <a:fillRect/>
+                    </a:stretch>
+                  </pic:blipFill>
+                  <pic:spPr>
+                    <a:xfrm>
+                      <a:off x="0" y="0"/>
+                      <a:ext cx="5486400" cy="1901952"/>
+                    </a:xfrm>
+                    <a:prstGeom prst="rect"/>
+                  </pic:spPr>
+                </pic:pic>
+              </a:graphicData>
+            </a:graphic>
+          </wp:inline>
+        </w:drawing>
+      </w:r>
+    </w:p>
+    <w:p>
+      <w:pPr>
+        <w:spacing w:line="336" w:lineRule="auto" w:after="180"/>
+      </w:pPr>
+      <w:r>
+        <w:rPr>
+          <w:b w:val="0"/>
+        </w:rPr>
+        <w:t>Use the six complete room-</w:t>
+      </w:r>
+      <w:r>
+        <w:rPr>
+          <w:b/>
+        </w:rPr>
+        <w:t>workflow</w:t>
+      </w:r>
+      <w:r>
+        <w:rPr>
+          <w:b w:val="0"/>
+        </w:rPr>
+        <w:t xml:space="preserve"> cards and explicit coordinator-only approval/submission rule. Assign owners, preserve exact content/version/action, show the review packet and trace evidence failures or wrong-actor stops. These are supplied paper simulations, not actual approvals or submissions.</w:t>
+      </w:r>
+    </w:p>
+    <w:p>
+      <w:pPr>
         <w:pStyle w:val="Heading3"/>
       </w:pPr>
       <w:r>
@@ -4216,13 +4444,500 @@
     </w:p>
     <w:p>
       <w:pPr>
+        <w:pStyle w:val="Heading1"/>
+      </w:pPr>
+      <w:r>
+        <w:t>14. Try alone: review the fresh report-distribution change</w:t>
+      </w:r>
+    </w:p>
+    <w:p>
+      <w:r>
+        <w:t>A report approval and permission to send it are separate scopes.</w:t>
+      </w:r>
+    </w:p>
+    <w:p>
+      <w:pPr>
+        <w:pStyle w:val="Heading2"/>
+      </w:pPr>
+      <w:r>
+        <w:t>Independent approval and changed action</w:t>
+      </w:r>
+    </w:p>
+    <w:p>
+      <w:pPr>
         <w:spacing w:line="336" w:lineRule="auto" w:after="180"/>
       </w:pPr>
       <w:r>
         <w:rPr>
           <w:b w:val="0"/>
         </w:rPr>
-        <w:t>Before trying: what do I expect, and why? While trying: which step could first go wrong? Afterwards: what did I actually observe, and what should change? Keep “not run” if you only traced the procedure.</w:t>
+        <w:t>Teacher approves read-only report R1. System adds email distribution in R2. What permission is missing and what should the reviewer see?</w:t>
+      </w:r>
+    </w:p>
+    <w:p>
+      <w:pPr>
+        <w:spacing w:line="336" w:lineRule="auto" w:after="180"/>
+      </w:pPr>
+      <w:r>
+        <w:rPr>
+          <w:b w:val="0"/>
+        </w:rPr>
+        <w:t>Use the stated R1 approval and R2 change only. No recipient list, distribution approval or actual email transmission is supplied. Explain the missing authority and the evidence a reviewer would need, without inventing a send result.</w:t>
+      </w:r>
+    </w:p>
+    <w:p>
+      <w:pPr>
+        <w:pStyle w:val="Heading2"/>
+      </w:pPr>
+      <w:r>
+        <w:t>Your first attempt and help record</w:t>
+      </w:r>
+    </w:p>
+    <w:p>
+      <w:pPr>
+        <w:pStyle w:val="Heading3"/>
+      </w:pPr>
+      <w:r>
+        <w:t>My independent explanation, trace and limits</w:t>
+      </w:r>
+    </w:p>
+    <w:p>
+      <w:r>
+        <w:t>________________________________________________________________</w:t>
+      </w:r>
+    </w:p>
+    <w:p>
+      <w:r>
+        <w:t>________________________________________________________________</w:t>
+      </w:r>
+    </w:p>
+    <w:p>
+      <w:r>
+        <w:t>________________________________________________________________</w:t>
+      </w:r>
+    </w:p>
+    <w:p>
+      <w:r>
+        <w:t>________________________________________________________________</w:t>
+      </w:r>
+    </w:p>
+    <w:p>
+      <w:r>
+        <w:t>________________________________________________________________</w:t>
+      </w:r>
+    </w:p>
+    <w:p>
+      <w:r>
+        <w:t>________________________________________________________________</w:t>
+      </w:r>
+    </w:p>
+    <w:p>
+      <w:r>
+        <w:t>________________________________________________________________</w:t>
+      </w:r>
+    </w:p>
+    <w:p>
+      <w:pPr>
+        <w:spacing w:line="336" w:lineRule="auto" w:after="180"/>
+      </w:pPr>
+      <w:r>
+        <w:rPr>
+          <w:b w:val="0"/>
+        </w:rPr>
+        <w:t>Attempt this case before feedback. Record any help. Earlier examples below are further practice; a case already practised with feedback cannot establish fresh transfer.</w:t>
+      </w:r>
+    </w:p>
+    <w:p>
+      <w:pPr>
+        <w:spacing w:line="336" w:lineRule="auto" w:after="180"/>
+      </w:pPr>
+      <w:r>
+        <w:rPr>
+          <w:b w:val="0"/>
+        </w:rPr>
+        <w:t xml:space="preserve">Your teacher has the independent answer and scoring criteria. Complete the matching workbook week to keep your practice </w:t>
+      </w:r>
+      <w:r>
+        <w:rPr>
+          <w:b/>
+        </w:rPr>
+        <w:t>evidence</w:t>
+      </w:r>
+      <w:r>
+        <w:rPr>
+          <w:b w:val="0"/>
+        </w:rPr>
+        <w:t xml:space="preserve"> together.</w:t>
+      </w:r>
+    </w:p>
+    <w:p>
+      <w:pPr>
+        <w:pStyle w:val="Heading2"/>
+      </w:pPr>
+      <w:r>
+        <w:t>Use feedback afterwards</w:t>
+      </w:r>
+    </w:p>
+    <w:p>
+      <w:pPr>
+        <w:spacing w:line="336" w:lineRule="auto" w:after="180"/>
+      </w:pPr>
+      <w:r>
+        <w:rPr>
+          <w:b w:val="0"/>
+        </w:rPr>
+        <w:t>Attempt the independent case before hints. Record whether you worked alone, used a hint or followed a model. After feedback, fix the first unsupported step and explain why it changed.</w:t>
+      </w:r>
+    </w:p>
+    <w:p>
+      <w:pPr>
+        <w:spacing w:line="336" w:lineRule="auto" w:after="180"/>
+      </w:pPr>
+      <w:r>
+        <w:rPr>
+          <w:b w:val="0"/>
+        </w:rPr>
+        <w:t>A later check uses a changed case, not a copied answer.</w:t>
+      </w:r>
+    </w:p>
+    <w:p>
+      <w:pPr>
+        <w:pStyle w:val="Heading2"/>
+      </w:pPr>
+      <w:r>
+        <w:t>Earlier wording, alternatives and picture transcripts · reference / check after trying</w:t>
+      </w:r>
+    </w:p>
+    <w:p>
+      <w:pPr>
+        <w:pStyle w:val="Heading3"/>
+      </w:pPr>
+      <w:r>
+        <w:t>Independent case: Apply a new case independently</w:t>
+      </w:r>
+    </w:p>
+    <w:p>
+      <w:pPr>
+        <w:pStyle w:val="Heading3"/>
+      </w:pPr>
+      <w:r>
+        <w:t>Week 32 Independent application</w:t>
+      </w:r>
+    </w:p>
+    <w:p>
+      <w:pPr>
+        <w:spacing w:line="336" w:lineRule="auto" w:after="180"/>
+      </w:pPr>
+      <w:r>
+        <w:rPr>
+          <w:b w:val="0"/>
+        </w:rPr>
+        <w:t>Close the worked explanation. Apply the idea to this different question without copying.</w:t>
+      </w:r>
+    </w:p>
+    <w:p>
+      <w:pPr>
+        <w:spacing w:line="336" w:lineRule="auto" w:after="180"/>
+      </w:pPr>
+      <w:r>
+        <w:rPr>
+          <w:b w:val="0"/>
+        </w:rPr>
+        <w:t xml:space="preserve">A </w:t>
+      </w:r>
+      <w:r>
+        <w:rPr>
+          <w:b/>
+        </w:rPr>
+        <w:t>workflow</w:t>
+      </w:r>
+      <w:r>
+        <w:rPr>
+          <w:b w:val="0"/>
+        </w:rPr>
+        <w:t xml:space="preserve"> drafts a class email, checks its claims and then sends it. Where should approval occur, and what should the approver see?</w:t>
+      </w:r>
+    </w:p>
+    <w:p>
+      <w:pPr>
+        <w:spacing w:line="336" w:lineRule="auto" w:after="180"/>
+      </w:pPr>
+      <w:r>
+        <w:rPr>
+          <w:b w:val="0"/>
+        </w:rPr>
+        <w:t xml:space="preserve">My answer, with a trace, calculation or supporting </w:t>
+      </w:r>
+      <w:r>
+        <w:rPr>
+          <w:b/>
+        </w:rPr>
+        <w:t>evidence</w:t>
+      </w:r>
+    </w:p>
+    <w:p>
+      <w:pPr>
+        <w:pStyle w:val="Heading3"/>
+      </w:pPr>
+      <w:r>
+        <w:t>Write or draw your reasoning and evidence.</w:t>
+      </w:r>
+    </w:p>
+    <w:p>
+      <w:r>
+        <w:t>________________________________________________________________</w:t>
+      </w:r>
+    </w:p>
+    <w:p>
+      <w:r>
+        <w:t>________________________________________________________________</w:t>
+      </w:r>
+    </w:p>
+    <w:p>
+      <w:r>
+        <w:t>________________________________________________________________</w:t>
+      </w:r>
+    </w:p>
+    <w:p>
+      <w:r>
+        <w:t>________________________________________________________________</w:t>
+      </w:r>
+    </w:p>
+    <w:p>
+      <w:r>
+        <w:t>________________________________________________________________</w:t>
+      </w:r>
+    </w:p>
+    <w:p>
+      <w:pPr>
+        <w:pStyle w:val="Heading3"/>
+      </w:pPr>
+      <w:r>
+        <w:t>Create and test</w:t>
+      </w:r>
+    </w:p>
+    <w:p>
+      <w:pPr>
+        <w:spacing w:line="336" w:lineRule="auto" w:after="180"/>
+      </w:pPr>
+      <w:r>
+        <w:rPr>
+          <w:b w:val="0"/>
+        </w:rPr>
+        <w:t>Change one relevant detail. Predict the result before testing. Include a boundary or missing-information case when it helps reveal a limit.</w:t>
+      </w:r>
+    </w:p>
+    <w:p>
+      <w:pPr>
+        <w:spacing w:line="336" w:lineRule="auto" w:after="180"/>
+      </w:pPr>
+      <w:r>
+        <w:rPr>
+          <w:b w:val="0"/>
+        </w:rPr>
+        <w:t xml:space="preserve">My changed </w:t>
+      </w:r>
+      <w:r>
+        <w:rPr>
+          <w:b/>
+        </w:rPr>
+        <w:t>input</w:t>
+      </w:r>
+      <w:r>
+        <w:rPr>
+          <w:b w:val="0"/>
+        </w:rPr>
+        <w:t xml:space="preserve"> and expected result</w:t>
+      </w:r>
+    </w:p>
+    <w:p>
+      <w:pPr>
+        <w:pStyle w:val="Heading3"/>
+      </w:pPr>
+      <w:r>
+        <w:t>Write or draw your reasoning and evidence.</w:t>
+      </w:r>
+    </w:p>
+    <w:p>
+      <w:r>
+        <w:t>________________________________________________________________</w:t>
+      </w:r>
+    </w:p>
+    <w:p>
+      <w:r>
+        <w:t>________________________________________________________________</w:t>
+      </w:r>
+    </w:p>
+    <w:p>
+      <w:r>
+        <w:t>________________________________________________________________</w:t>
+      </w:r>
+    </w:p>
+    <w:p>
+      <w:r>
+        <w:t>________________________________________________________________</w:t>
+      </w:r>
+    </w:p>
+    <w:p>
+      <w:r>
+        <w:t>________________________________________________________________</w:t>
+      </w:r>
+    </w:p>
+    <w:p>
+      <w:pPr>
+        <w:pStyle w:val="Heading3"/>
+      </w:pPr>
+      <w:r>
+        <w:t>Connect to your project</w:t>
+      </w:r>
+    </w:p>
+    <w:p>
+      <w:pPr>
+        <w:spacing w:line="336" w:lineRule="auto" w:after="180"/>
+      </w:pPr>
+      <w:r>
+        <w:rPr>
+          <w:b w:val="0"/>
+        </w:rPr>
+        <w:t>AI drafts; sources ground; validators check; learner chooses; teacher governs classroom use.</w:t>
+      </w:r>
+    </w:p>
+    <w:p>
+      <w:pPr>
+        <w:spacing w:line="336" w:lineRule="auto" w:after="180"/>
+      </w:pPr>
+      <w:r>
+        <w:rPr>
+          <w:b w:val="0"/>
+        </w:rPr>
+        <w:t xml:space="preserve">The </w:t>
+      </w:r>
+      <w:r>
+        <w:rPr>
+          <w:b/>
+        </w:rPr>
+        <w:t>evidence</w:t>
+      </w:r>
+      <w:r>
+        <w:rPr>
+          <w:b w:val="0"/>
+        </w:rPr>
+        <w:t xml:space="preserve"> I will keep</w:t>
+      </w:r>
+    </w:p>
+    <w:p>
+      <w:pPr>
+        <w:pStyle w:val="Heading3"/>
+      </w:pPr>
+      <w:r>
+        <w:t>Write or draw your reasoning and evidence.</w:t>
+      </w:r>
+    </w:p>
+    <w:p>
+      <w:r>
+        <w:t>________________________________________________________________</w:t>
+      </w:r>
+    </w:p>
+    <w:p>
+      <w:r>
+        <w:t>________________________________________________________________</w:t>
+      </w:r>
+    </w:p>
+    <w:p>
+      <w:r>
+        <w:t>________________________________________________________________</w:t>
+      </w:r>
+    </w:p>
+    <w:p>
+      <w:r>
+        <w:t>________________________________________________________________</w:t>
+      </w:r>
+    </w:p>
+    <w:p>
+      <w:r>
+        <w:t>________________________________________________________________</w:t>
+      </w:r>
+    </w:p>
+    <w:p>
+      <w:pPr>
+        <w:pStyle w:val="Heading3"/>
+      </w:pPr>
+      <w:r>
+        <w:t>Transfer practice from the original programme</w:t>
+      </w:r>
+    </w:p>
+    <w:p>
+      <w:pPr>
+        <w:spacing w:line="336" w:lineRule="auto" w:after="180"/>
+      </w:pPr>
+      <w:r>
+        <w:rPr>
+          <w:b w:val="0"/>
+        </w:rPr>
+        <w:t xml:space="preserve">A student asks a helper to submit an unchecked generated essay under their name. Design a </w:t>
+      </w:r>
+      <w:r>
+        <w:rPr>
+          <w:b/>
+        </w:rPr>
+        <w:t>workflow</w:t>
+      </w:r>
+      <w:r>
+        <w:rPr>
+          <w:b w:val="0"/>
+        </w:rPr>
+        <w:t xml:space="preserve"> that preserves student reasoning and follows classroom rules.</w:t>
+      </w:r>
+    </w:p>
+    <w:p>
+      <w:pPr>
+        <w:pStyle w:val="Heading3"/>
+      </w:pPr>
+      <w:r>
+        <w:t>Explain the mechanism, evidence and one limit.</w:t>
+      </w:r>
+    </w:p>
+    <w:p>
+      <w:r>
+        <w:t>________________________________________________________________</w:t>
+      </w:r>
+    </w:p>
+    <w:p>
+      <w:r>
+        <w:t>________________________________________________________________</w:t>
+      </w:r>
+    </w:p>
+    <w:p>
+      <w:r>
+        <w:t>________________________________________________________________</w:t>
+      </w:r>
+    </w:p>
+    <w:p>
+      <w:r>
+        <w:t>________________________________________________________________</w:t>
+      </w:r>
+    </w:p>
+    <w:p>
+      <w:r>
+        <w:t>________________________________________________________________</w:t>
+      </w:r>
+    </w:p>
+    <w:p>
+      <w:r>
+        <w:t>________________________________________________________________</w:t>
+      </w:r>
+    </w:p>
+    <w:p>
+      <w:r>
+        <w:t>________________________________________________________________</w:t>
+      </w:r>
+    </w:p>
+    <w:p>
+      <w:pPr>
+        <w:pStyle w:val="Heading3"/>
+      </w:pPr>
+      <w:r>
+        <w:t>Use feedback to improve</w:t>
       </w:r>
     </w:p>
     <w:p>
@@ -4230,12 +4945,20 @@
         <w:pStyle w:val="Heading1"/>
       </w:pPr>
       <w:r>
-        <w:t>10. Build your understanding</w:t>
-      </w:r>
-    </w:p>
-    <w:p>
-      <w:r>
-        <w:t>Move from recall to tracing, diagnosis and transfer in Human AI Workflow. Explain why each step is justified.</w:t>
+        <w:t>11. Keep the project’s responsibility and review trail clear</w:t>
+      </w:r>
+    </w:p>
+    <w:p>
+      <w:r>
+        <w:t>A final decision should be attributable to the right actor and reviewed evidence.</w:t>
+      </w:r>
+    </w:p>
+    <w:p>
+      <w:pPr>
+        <w:pStyle w:val="Heading2"/>
+      </w:pPr>
+      <w:r>
+        <w:t>This week’s contribution</w:t>
       </w:r>
     </w:p>
     <w:p>
@@ -4244,7 +4967,1045 @@
       </w:pPr>
       <w:r>
         <w:rPr>
+          <w:b w:val="0"/>
+        </w:rPr>
+        <w:t>For the Verified Study Buddy, draw a handoff map and state who owns the final decision. Expose source IDs, failures, content changes, intended action and destination before review. Bind an approval record to the exact version and scope. Stop on material changes and invalid authority. Preserve a readable reason for the decision rather than only an approve flag, using minimal non-private evidence.</w:t>
+      </w:r>
+    </w:p>
+    <w:p>
+      <w:pPr>
+        <w:spacing w:line="336" w:lineRule="auto" w:after="180"/>
+      </w:pPr>
+      <w:r>
+        <w:rPr>
+          <w:b w:val="0"/>
+        </w:rPr>
+        <w:t xml:space="preserve">For your Verified Study Buddy, save the </w:t>
+      </w:r>
+      <w:r>
+        <w:rPr>
           <w:b/>
+        </w:rPr>
+        <w:t>input</w:t>
+      </w:r>
+      <w:r>
+        <w:rPr>
+          <w:b w:val="0"/>
+        </w:rPr>
+        <w:t>, procedure, observed result and limitation of this check.</w:t>
+      </w:r>
+    </w:p>
+    <w:p>
+      <w:pPr>
+        <w:spacing w:line="336" w:lineRule="auto" w:after="180"/>
+      </w:pPr>
+      <w:r>
+        <w:rPr>
+          <w:b w:val="0"/>
+        </w:rPr>
+        <w:t>Label this worked example as practice; use a different, previously unreviewed case when checking independent understanding.</w:t>
+      </w:r>
+    </w:p>
+    <w:p>
+      <w:pPr>
+        <w:pStyle w:val="Heading2"/>
+      </w:pPr>
+      <w:r>
+        <w:t>Retain the checkpoint and human choice</w:t>
+      </w:r>
+    </w:p>
+    <w:p>
+      <w:pPr>
+        <w:spacing w:line="336" w:lineRule="auto" w:after="180"/>
+      </w:pPr>
+      <w:r>
+        <w:rPr>
+          <w:b w:val="0"/>
+        </w:rPr>
+        <w:t>THIS WEEK’S CHECKPOINT  AI drafts; sources ground; validators check; learner chooses; teacher governs classroom use.</w:t>
+      </w:r>
+    </w:p>
+    <w:p>
+      <w:pPr>
+        <w:spacing w:line="336" w:lineRule="auto" w:after="180"/>
+      </w:pPr>
+      <w:r>
+        <w:rPr>
+          <w:b w:val="0"/>
+        </w:rPr>
+        <w:t xml:space="preserve">SYSTEM MAP  Learner need → prompt/schema → approved sources/retrieval → model/tool → structured answer → </w:t>
+      </w:r>
+      <w:r>
+        <w:rPr>
+          <w:b/>
+        </w:rPr>
+        <w:t>verification</w:t>
+      </w:r>
+      <w:r>
+        <w:rPr>
+          <w:b w:val="0"/>
+        </w:rPr>
+        <w:t xml:space="preserve"> → </w:t>
+      </w:r>
+      <w:r>
+        <w:rPr>
+          <w:b/>
+        </w:rPr>
+        <w:t>human decision</w:t>
+      </w:r>
+    </w:p>
+    <w:p>
+      <w:pPr>
+        <w:spacing w:line="336" w:lineRule="auto" w:after="180"/>
+      </w:pPr>
+      <w:r>
+        <w:rPr>
+          <w:b w:val="0"/>
+        </w:rPr>
+        <w:t>What will you add, change, or verify in the project this week?</w:t>
+      </w:r>
+    </w:p>
+    <w:p>
+      <w:pPr>
+        <w:pStyle w:val="Heading3"/>
+      </w:pPr>
+      <w:r>
+        <w:t>Write or draw your reasoning and evidence.</w:t>
+      </w:r>
+    </w:p>
+    <w:p>
+      <w:r>
+        <w:t>________________________________________________________________</w:t>
+      </w:r>
+    </w:p>
+    <w:p>
+      <w:r>
+        <w:t>________________________________________________________________</w:t>
+      </w:r>
+    </w:p>
+    <w:p>
+      <w:r>
+        <w:t>________________________________________________________________</w:t>
+      </w:r>
+    </w:p>
+    <w:p>
+      <w:r>
+        <w:t>________________________________________________________________</w:t>
+      </w:r>
+    </w:p>
+    <w:p>
+      <w:r>
+        <w:t>________________________________________________________________</w:t>
+      </w:r>
+    </w:p>
+    <w:p>
+      <w:pPr>
+        <w:spacing w:line="336" w:lineRule="auto" w:after="180"/>
+      </w:pPr>
+      <w:r>
+        <w:rPr>
+          <w:b w:val="0"/>
+        </w:rPr>
+        <w:t xml:space="preserve">What should remain under </w:t>
+      </w:r>
+      <w:r>
+        <w:rPr>
+          <w:b/>
+        </w:rPr>
+        <w:t>human control</w:t>
+      </w:r>
+      <w:r>
+        <w:rPr>
+          <w:b w:val="0"/>
+        </w:rPr>
+        <w:t>?</w:t>
+      </w:r>
+    </w:p>
+    <w:p>
+      <w:pPr>
+        <w:pStyle w:val="Heading3"/>
+      </w:pPr>
+      <w:r>
+        <w:t>Write or draw your reasoning and evidence.</w:t>
+      </w:r>
+    </w:p>
+    <w:p>
+      <w:r>
+        <w:t>________________________________________________________________</w:t>
+      </w:r>
+    </w:p>
+    <w:p>
+      <w:r>
+        <w:t>________________________________________________________________</w:t>
+      </w:r>
+    </w:p>
+    <w:p>
+      <w:r>
+        <w:t>________________________________________________________________</w:t>
+      </w:r>
+    </w:p>
+    <w:p>
+      <w:r>
+        <w:t>________________________________________________________________</w:t>
+      </w:r>
+    </w:p>
+    <w:p>
+      <w:r>
+        <w:t>________________________________________________________________</w:t>
+      </w:r>
+    </w:p>
+    <w:p>
+      <w:pPr>
+        <w:spacing w:line="336" w:lineRule="auto" w:after="180"/>
+      </w:pPr>
+      <w:r>
+        <w:rPr>
+          <w:b w:val="0"/>
+        </w:rPr>
+        <w:t xml:space="preserve">RESPONSIBLE DESIGN  Collect only necessary information. Show uncertainty and limits. Never confuse fluent </w:t>
+      </w:r>
+      <w:r>
+        <w:rPr>
+          <w:b/>
+        </w:rPr>
+        <w:t>output</w:t>
+      </w:r>
+      <w:r>
+        <w:rPr>
+          <w:b w:val="0"/>
+        </w:rPr>
+        <w:t xml:space="preserve"> with verified truth.</w:t>
+      </w:r>
+    </w:p>
+    <w:p>
+      <w:pPr>
+        <w:pStyle w:val="Heading2"/>
+      </w:pPr>
+      <w:r>
+        <w:t>Earlier wording, alternatives and picture transcripts · reference / check after trying</w:t>
+      </w:r>
+    </w:p>
+    <w:p>
+      <w:pPr>
+        <w:spacing w:line="336" w:lineRule="auto" w:after="180"/>
+      </w:pPr>
+      <w:r>
+        <w:rPr>
+          <w:b w:val="0"/>
+        </w:rPr>
+        <w:t>CUMULATIVE PROJECT</w:t>
+      </w:r>
+    </w:p>
+    <w:p>
+      <w:pPr>
+        <w:spacing w:line="336" w:lineRule="auto" w:after="180"/>
+      </w:pPr>
+      <w:r>
+        <w:rPr>
+          <w:b w:val="0"/>
+        </w:rPr>
+        <w:t>Verified Study Buddy</w:t>
+      </w:r>
+    </w:p>
+    <w:p>
+      <w:pPr>
+        <w:spacing w:line="336" w:lineRule="auto" w:after="180"/>
+      </w:pPr>
+      <w:r>
+        <w:rPr>
+          <w:b w:val="0"/>
+        </w:rPr>
+        <w:t>Every week adds one inspectable piece. The system must show how it reached a result.</w:t>
+      </w:r>
+    </w:p>
+    <w:p>
+      <w:r>
+        <w:drawing>
+          <wp:inline xmlns:a="http://schemas.openxmlformats.org/drawingml/2006/main" xmlns:pic="http://schemas.openxmlformats.org/drawingml/2006/picture">
+            <wp:extent cx="5486400" cy="1901952"/>
+            <wp:docPr id="21" name="Picture 21" descr="Book recommender connection for Human + AI Workflow"/>
+            <wp:cNvGraphicFramePr>
+              <a:graphicFrameLocks noChangeAspect="1"/>
+            </wp:cNvGraphicFramePr>
+            <a:graphic>
+              <a:graphicData uri="http://schemas.openxmlformats.org/drawingml/2006/picture">
+                <pic:pic>
+                  <pic:nvPicPr>
+                    <pic:cNvPr id="0" name="3659df62c464b818d6b95ded1d844523e77bfae89cff37d912d60da7e068cb09.png"/>
+                    <pic:cNvPicPr/>
+                  </pic:nvPicPr>
+                  <pic:blipFill>
+                    <a:blip r:embed="rId24"/>
+                    <a:stretch>
+                      <a:fillRect/>
+                    </a:stretch>
+                  </pic:blipFill>
+                  <pic:spPr>
+                    <a:xfrm>
+                      <a:off x="0" y="0"/>
+                      <a:ext cx="5486400" cy="1901952"/>
+                    </a:xfrm>
+                    <a:prstGeom prst="rect"/>
+                  </pic:spPr>
+                </pic:pic>
+              </a:graphicData>
+            </a:graphic>
+          </wp:inline>
+        </w:drawing>
+      </w:r>
+    </w:p>
+    <w:p>
+      <w:pPr>
+        <w:pStyle w:val="Heading3"/>
+      </w:pPr>
+      <w:r>
+        <w:t>Evidence for your project</w:t>
+      </w:r>
+    </w:p>
+    <w:p>
+      <w:pPr>
+        <w:pStyle w:val="Heading1"/>
+      </w:pPr>
+      <w:r>
+        <w:t>16. Finish: name the actor, reviewed version and permitted action</w:t>
+      </w:r>
+    </w:p>
+    <w:p>
+      <w:r>
+        <w:t>A handoff needs evidence and authority as well as a person.</w:t>
+      </w:r>
+    </w:p>
+    <w:p>
+      <w:pPr>
+        <w:pStyle w:val="Heading2"/>
+      </w:pPr>
+      <w:r>
+        <w:t>Explain without notes</w:t>
+      </w:r>
+    </w:p>
+    <w:p>
+      <w:pPr>
+        <w:pStyle w:val="ListBullet"/>
+      </w:pPr>
+      <w:r>
+        <w:t>Close your notes. Explain this goal in your own words: Explain the mechanism and terminology of human review and consequential use</w:t>
+      </w:r>
+    </w:p>
+    <w:p>
+      <w:pPr>
+        <w:pStyle w:val="Heading3"/>
+      </w:pPr>
+      <w:r>
+        <w:t>My deciding step, evidence and one remaining question</w:t>
+      </w:r>
+    </w:p>
+    <w:p>
+      <w:r>
+        <w:t>________________________________________________________________</w:t>
+      </w:r>
+    </w:p>
+    <w:p>
+      <w:r>
+        <w:t>________________________________________________________________</w:t>
+      </w:r>
+    </w:p>
+    <w:p>
+      <w:r>
+        <w:t>________________________________________________________________</w:t>
+      </w:r>
+    </w:p>
+    <w:p>
+      <w:r>
+        <w:t>________________________________________________________________</w:t>
+      </w:r>
+    </w:p>
+    <w:p>
+      <w:r>
+        <w:t>________________________________________________________________</w:t>
+      </w:r>
+    </w:p>
+    <w:p>
+      <w:pPr>
+        <w:pStyle w:val="Heading2"/>
+      </w:pPr>
+      <w:r>
+        <w:t>Plan a changed-case return</w:t>
+      </w:r>
+    </w:p>
+    <w:p>
+      <w:pPr>
+        <w:spacing w:line="336" w:lineRule="auto" w:after="180"/>
+      </w:pPr>
+      <w:r>
+        <w:rPr>
+          <w:b w:val="0"/>
+        </w:rPr>
+        <w:t xml:space="preserve">If you are unsure, return to the worked picture and explain one arrow. If you are ready, change an </w:t>
+      </w:r>
+      <w:r>
+        <w:rPr>
+          <w:b/>
+        </w:rPr>
+        <w:t>input</w:t>
+      </w:r>
+      <w:r>
+        <w:rPr>
+          <w:b w:val="0"/>
+        </w:rPr>
+        <w:t xml:space="preserve"> or assumption and justify your </w:t>
+      </w:r>
+      <w:r>
+        <w:rPr>
+          <w:b/>
+        </w:rPr>
+        <w:t>prediction</w:t>
+      </w:r>
+      <w:r>
+        <w:rPr>
+          <w:b w:val="0"/>
+        </w:rPr>
+        <w:t>.</w:t>
+      </w:r>
+    </w:p>
+    <w:p>
+      <w:pPr>
+        <w:spacing w:line="336" w:lineRule="auto" w:after="180"/>
+      </w:pPr>
+      <w:r>
+        <w:rPr>
+          <w:b w:val="0"/>
+        </w:rPr>
+        <w:t xml:space="preserve">Save your workbook </w:t>
+      </w:r>
+      <w:r>
+        <w:rPr>
+          <w:b/>
+        </w:rPr>
+        <w:t>evidence</w:t>
+      </w:r>
+      <w:r>
+        <w:rPr>
+          <w:b w:val="0"/>
+        </w:rPr>
+        <w:t>. At the next review, try a different case before opening your old answer.</w:t>
+      </w:r>
+    </w:p>
+    <w:p>
+      <w:pPr>
+        <w:pStyle w:val="Heading1"/>
+      </w:pPr>
+      <w:r>
+        <w:t>Reference bank and extra practice</w:t>
+      </w:r>
+    </w:p>
+    <w:p>
+      <w:pPr>
+        <w:pStyle w:val="Heading1"/>
+      </w:pPr>
+      <w:r>
+        <w:t>05. Your quick word guide</w:t>
+      </w:r>
+    </w:p>
+    <w:p>
+      <w:r>
+        <w:t>Use the words to explain a particular step, record or limit.</w:t>
+      </w:r>
+    </w:p>
+    <w:p>
+      <w:pPr>
+        <w:pStyle w:val="Heading2"/>
+      </w:pPr>
+      <w:r>
+        <w:t>Core vocabulary</w:t>
+      </w:r>
+    </w:p>
+    <w:tbl>
+      <w:tblPr>
+        <w:tblStyle w:val="LightShading-Accent1"/>
+        <w:tblW w:type="auto" w:w="0"/>
+        <w:tblLook w:firstColumn="1" w:firstRow="1" w:lastColumn="0" w:lastRow="0" w:noHBand="0" w:noVBand="1" w:val="04A0"/>
+      </w:tblPr>
+      <w:tblGrid>
+        <w:gridCol w:w="3408"/>
+        <w:gridCol w:w="3408"/>
+        <w:gridCol w:w="3408"/>
+      </w:tblGrid>
+      <w:tr>
+        <w:trPr>
+          <w:tblHeader/>
+        </w:trPr>
+        <w:tc>
+          <w:tcPr>
+            <w:tcW w:type="dxa" w:w="3408"/>
+          </w:tcPr>
+          <w:p>
+            <w:r>
+              <w:t>Word</w:t>
+            </w:r>
+          </w:p>
+        </w:tc>
+        <w:tc>
+          <w:tcPr>
+            <w:tcW w:type="dxa" w:w="3408"/>
+          </w:tcPr>
+          <w:p>
+            <w:r>
+              <w:t>My own example</w:t>
+            </w:r>
+          </w:p>
+        </w:tc>
+        <w:tc>
+          <w:tcPr>
+            <w:tcW w:type="dxa" w:w="3408"/>
+          </w:tcPr>
+          <w:p>
+            <w:r>
+              <w:t>Not this / boundary</w:t>
+            </w:r>
+          </w:p>
+        </w:tc>
+      </w:tr>
+      <w:tr>
+        <w:tc>
+          <w:tcPr>
+            <w:tcW w:type="dxa" w:w="3408"/>
+          </w:tcPr>
+          <w:p>
+            <w:r>
+              <w:t>workflow</w:t>
+            </w:r>
+          </w:p>
+        </w:tc>
+        <w:tc>
+          <w:tcPr>
+            <w:tcW w:type="dxa" w:w="3408"/>
+          </w:tcPr>
+          <w:p>
+            <w:r>
+              <w:t>An organised sequence of tasks, reviews and handoffs used to complete work.</w:t>
+            </w:r>
+          </w:p>
+        </w:tc>
+        <w:tc>
+          <w:tcPr>
+            <w:tcW w:type="dxa" w:w="3408"/>
+          </w:tcPr>
+          <w:p>
+            <w:r/>
+          </w:p>
+        </w:tc>
+      </w:tr>
+      <w:tr>
+        <w:tc>
+          <w:tcPr>
+            <w:tcW w:type="dxa" w:w="3408"/>
+          </w:tcPr>
+          <w:p>
+            <w:r>
+              <w:t>accountability</w:t>
+            </w:r>
+          </w:p>
+        </w:tc>
+        <w:tc>
+          <w:tcPr>
+            <w:tcW w:type="dxa" w:w="3408"/>
+          </w:tcPr>
+          <w:p>
+            <w:r>
+              <w:t>Responsibility for explaining decisions, checking outcomes and addressing mistakes.</w:t>
+            </w:r>
+          </w:p>
+        </w:tc>
+        <w:tc>
+          <w:tcPr>
+            <w:tcW w:type="dxa" w:w="3408"/>
+          </w:tcPr>
+          <w:p>
+            <w:r/>
+          </w:p>
+        </w:tc>
+      </w:tr>
+      <w:tr>
+        <w:tc>
+          <w:tcPr>
+            <w:tcW w:type="dxa" w:w="3408"/>
+          </w:tcPr>
+          <w:p>
+            <w:r>
+              <w:t>verification</w:t>
+            </w:r>
+          </w:p>
+        </w:tc>
+        <w:tc>
+          <w:tcPr>
+            <w:tcW w:type="dxa" w:w="3408"/>
+          </w:tcPr>
+          <w:p>
+            <w:r>
+              <w:t>Checking a claim or result against an appropriate independent source, calculation or observation.</w:t>
+            </w:r>
+          </w:p>
+        </w:tc>
+        <w:tc>
+          <w:tcPr>
+            <w:tcW w:type="dxa" w:w="3408"/>
+          </w:tcPr>
+          <w:p>
+            <w:r/>
+          </w:p>
+        </w:tc>
+      </w:tr>
+      <w:tr>
+        <w:tc>
+          <w:tcPr>
+            <w:tcW w:type="dxa" w:w="3408"/>
+          </w:tcPr>
+          <w:p>
+            <w:r>
+              <w:t>sign-off</w:t>
+            </w:r>
+          </w:p>
+        </w:tc>
+        <w:tc>
+          <w:tcPr>
+            <w:tcW w:type="dxa" w:w="3408"/>
+          </w:tcPr>
+          <w:p>
+            <w:r>
+              <w:t>Explicit recorded approval that specified work meets the required review conditions.</w:t>
+            </w:r>
+          </w:p>
+        </w:tc>
+        <w:tc>
+          <w:tcPr>
+            <w:tcW w:type="dxa" w:w="3408"/>
+          </w:tcPr>
+          <w:p>
+            <w:r/>
+          </w:p>
+        </w:tc>
+      </w:tr>
+    </w:tbl>
+    <w:p>
+      <w:pPr>
+        <w:pStyle w:val="Heading2"/>
+      </w:pPr>
+      <w:r>
+        <w:t>Terms for the connected explanation</w:t>
+      </w:r>
+    </w:p>
+    <w:tbl>
+      <w:tblPr>
+        <w:tblStyle w:val="LightShading-Accent1"/>
+        <w:tblW w:type="auto" w:w="0"/>
+        <w:tblLook w:firstColumn="1" w:firstRow="1" w:lastColumn="0" w:lastRow="0" w:noHBand="0" w:noVBand="1" w:val="04A0"/>
+      </w:tblPr>
+      <w:tblGrid>
+        <w:gridCol w:w="5112"/>
+        <w:gridCol w:w="5112"/>
+      </w:tblGrid>
+      <w:tr>
+        <w:trPr>
+          <w:tblHeader/>
+        </w:trPr>
+        <w:tc>
+          <w:tcPr>
+            <w:tcW w:type="dxa" w:w="5112"/>
+          </w:tcPr>
+          <w:p>
+            <w:r>
+              <w:t>Word</w:t>
+            </w:r>
+          </w:p>
+        </w:tc>
+        <w:tc>
+          <w:tcPr>
+            <w:tcW w:type="dxa" w:w="5112"/>
+          </w:tcPr>
+          <w:p>
+            <w:r>
+              <w:t>Meaning</w:t>
+            </w:r>
+          </w:p>
+        </w:tc>
+      </w:tr>
+      <w:tr>
+        <w:tc>
+          <w:tcPr>
+            <w:tcW w:type="dxa" w:w="5112"/>
+          </w:tcPr>
+          <w:p>
+            <w:r>
+              <w:t>Review packet</w:t>
+            </w:r>
+          </w:p>
+        </w:tc>
+        <w:tc>
+          <w:tcPr>
+            <w:tcW w:type="dxa" w:w="5112"/>
+          </w:tcPr>
+          <w:p>
+            <w:r>
+              <w:t>Evidence and proposed action supplied to a reviewer</w:t>
+            </w:r>
+          </w:p>
+        </w:tc>
+      </w:tr>
+      <w:tr>
+        <w:tc>
+          <w:tcPr>
+            <w:tcW w:type="dxa" w:w="5112"/>
+          </w:tcPr>
+          <w:p>
+            <w:r>
+              <w:t>Version-bound approval</w:t>
+            </w:r>
+          </w:p>
+        </w:tc>
+        <w:tc>
+          <w:tcPr>
+            <w:tcW w:type="dxa" w:w="5112"/>
+          </w:tcPr>
+          <w:p>
+            <w:r>
+              <w:t>Permission tied to an exact proposal version</w:t>
+            </w:r>
+          </w:p>
+        </w:tc>
+      </w:tr>
+      <w:tr>
+        <w:tc>
+          <w:tcPr>
+            <w:tcW w:type="dxa" w:w="5112"/>
+          </w:tcPr>
+          <w:p>
+            <w:r>
+              <w:t>Escalation</w:t>
+            </w:r>
+          </w:p>
+        </w:tc>
+        <w:tc>
+          <w:tcPr>
+            <w:tcW w:type="dxa" w:w="5112"/>
+          </w:tcPr>
+          <w:p>
+            <w:r>
+              <w:t>Routing a decision to an authorised responsible person</w:t>
+            </w:r>
+          </w:p>
+        </w:tc>
+      </w:tr>
+    </w:tbl>
+    <w:p>
+      <w:pPr>
+        <w:pStyle w:val="Heading2"/>
+      </w:pPr>
+      <w:r>
+        <w:t>Earlier wording, alternatives and picture transcripts · reference / check after trying</w:t>
+      </w:r>
+    </w:p>
+    <w:p>
+      <w:pPr>
+        <w:spacing w:line="336" w:lineRule="auto" w:after="180"/>
+      </w:pPr>
+      <w:r>
+        <w:rPr>
+          <w:b w:val="0"/>
+        </w:rPr>
+        <w:t>VOCABULARY LAB</w:t>
+      </w:r>
+    </w:p>
+    <w:p>
+      <w:pPr>
+        <w:spacing w:line="336" w:lineRule="auto" w:after="180"/>
+      </w:pPr>
+      <w:r>
+        <w:rPr>
+          <w:b w:val="0"/>
+        </w:rPr>
+        <w:t>Words You Can Use to Reason</w:t>
+      </w:r>
+    </w:p>
+    <w:p>
+      <w:pPr>
+        <w:spacing w:line="336" w:lineRule="auto" w:after="180"/>
+      </w:pPr>
+      <w:r>
+        <w:rPr>
+          <w:b w:val="0"/>
+        </w:rPr>
+        <w:t>A definition matters when you can recognize the idea, use it, and contrast it with a near-miss.</w:t>
+      </w:r>
+    </w:p>
+    <w:p>
+      <w:r>
+        <w:drawing>
+          <wp:inline xmlns:a="http://schemas.openxmlformats.org/drawingml/2006/main" xmlns:pic="http://schemas.openxmlformats.org/drawingml/2006/picture">
+            <wp:extent cx="5486400" cy="3200400"/>
+            <wp:docPr id="22" name="Picture 22" descr="Vocabulary badge: workflow"/>
+            <wp:cNvGraphicFramePr>
+              <a:graphicFrameLocks noChangeAspect="1"/>
+            </wp:cNvGraphicFramePr>
+            <a:graphic>
+              <a:graphicData uri="http://schemas.openxmlformats.org/drawingml/2006/picture">
+                <pic:pic>
+                  <pic:nvPicPr>
+                    <pic:cNvPr id="0" name="3bfa30694dbf5e7e592d38ceb12737b38087e8147e0c7a27ef9ab4baf716f68d.png"/>
+                    <pic:cNvPicPr/>
+                  </pic:nvPicPr>
+                  <pic:blipFill>
+                    <a:blip r:embed="rId25"/>
+                    <a:stretch>
+                      <a:fillRect/>
+                    </a:stretch>
+                  </pic:blipFill>
+                  <pic:spPr>
+                    <a:xfrm>
+                      <a:off x="0" y="0"/>
+                      <a:ext cx="5486400" cy="3200400"/>
+                    </a:xfrm>
+                    <a:prstGeom prst="rect"/>
+                  </pic:spPr>
+                </pic:pic>
+              </a:graphicData>
+            </a:graphic>
+          </wp:inline>
+        </w:drawing>
+      </w:r>
+    </w:p>
+    <w:p>
+      <w:r>
+        <w:drawing>
+          <wp:inline xmlns:a="http://schemas.openxmlformats.org/drawingml/2006/main" xmlns:pic="http://schemas.openxmlformats.org/drawingml/2006/picture">
+            <wp:extent cx="5486400" cy="3200400"/>
+            <wp:docPr id="23" name="Picture 23" descr="Vocabulary badge: accountability"/>
+            <wp:cNvGraphicFramePr>
+              <a:graphicFrameLocks noChangeAspect="1"/>
+            </wp:cNvGraphicFramePr>
+            <a:graphic>
+              <a:graphicData uri="http://schemas.openxmlformats.org/drawingml/2006/picture">
+                <pic:pic>
+                  <pic:nvPicPr>
+                    <pic:cNvPr id="0" name="92ed640aa04e3bcc4422dd052299c3b9fc706ef368f29c534503c20773589f43.png"/>
+                    <pic:cNvPicPr/>
+                  </pic:nvPicPr>
+                  <pic:blipFill>
+                    <a:blip r:embed="rId26"/>
+                    <a:stretch>
+                      <a:fillRect/>
+                    </a:stretch>
+                  </pic:blipFill>
+                  <pic:spPr>
+                    <a:xfrm>
+                      <a:off x="0" y="0"/>
+                      <a:ext cx="5486400" cy="3200400"/>
+                    </a:xfrm>
+                    <a:prstGeom prst="rect"/>
+                  </pic:spPr>
+                </pic:pic>
+              </a:graphicData>
+            </a:graphic>
+          </wp:inline>
+        </w:drawing>
+      </w:r>
+    </w:p>
+    <w:p>
+      <w:r>
+        <w:drawing>
+          <wp:inline xmlns:a="http://schemas.openxmlformats.org/drawingml/2006/main" xmlns:pic="http://schemas.openxmlformats.org/drawingml/2006/picture">
+            <wp:extent cx="5486400" cy="3200400"/>
+            <wp:docPr id="24" name="Picture 24" descr="Vocabulary badge: verification"/>
+            <wp:cNvGraphicFramePr>
+              <a:graphicFrameLocks noChangeAspect="1"/>
+            </wp:cNvGraphicFramePr>
+            <a:graphic>
+              <a:graphicData uri="http://schemas.openxmlformats.org/drawingml/2006/picture">
+                <pic:pic>
+                  <pic:nvPicPr>
+                    <pic:cNvPr id="0" name="8ef44cada063383c4f7047897e045e24f101d8dc215c1b5cdf6a30397740d943.png"/>
+                    <pic:cNvPicPr/>
+                  </pic:nvPicPr>
+                  <pic:blipFill>
+                    <a:blip r:embed="rId27"/>
+                    <a:stretch>
+                      <a:fillRect/>
+                    </a:stretch>
+                  </pic:blipFill>
+                  <pic:spPr>
+                    <a:xfrm>
+                      <a:off x="0" y="0"/>
+                      <a:ext cx="5486400" cy="3200400"/>
+                    </a:xfrm>
+                    <a:prstGeom prst="rect"/>
+                  </pic:spPr>
+                </pic:pic>
+              </a:graphicData>
+            </a:graphic>
+          </wp:inline>
+        </w:drawing>
+      </w:r>
+    </w:p>
+    <w:p>
+      <w:r>
+        <w:drawing>
+          <wp:inline xmlns:a="http://schemas.openxmlformats.org/drawingml/2006/main" xmlns:pic="http://schemas.openxmlformats.org/drawingml/2006/picture">
+            <wp:extent cx="5486400" cy="3200400"/>
+            <wp:docPr id="25" name="Picture 25" descr="Vocabulary badge: sign-off"/>
+            <wp:cNvGraphicFramePr>
+              <a:graphicFrameLocks noChangeAspect="1"/>
+            </wp:cNvGraphicFramePr>
+            <a:graphic>
+              <a:graphicData uri="http://schemas.openxmlformats.org/drawingml/2006/picture">
+                <pic:pic>
+                  <pic:nvPicPr>
+                    <pic:cNvPr id="0" name="e2ede17c4b77a5821ae9e117583b60e8e831b5b2a1c114cb3202373932919dae.png"/>
+                    <pic:cNvPicPr/>
+                  </pic:nvPicPr>
+                  <pic:blipFill>
+                    <a:blip r:embed="rId28"/>
+                    <a:stretch>
+                      <a:fillRect/>
+                    </a:stretch>
+                  </pic:blipFill>
+                  <pic:spPr>
+                    <a:xfrm>
+                      <a:off x="0" y="0"/>
+                      <a:ext cx="5486400" cy="3200400"/>
+                    </a:xfrm>
+                    <a:prstGeom prst="rect"/>
+                  </pic:spPr>
+                </pic:pic>
+              </a:graphicData>
+            </a:graphic>
+          </wp:inline>
+        </w:drawing>
+      </w:r>
+    </w:p>
+    <w:p>
+      <w:pPr>
+        <w:pStyle w:val="Heading3"/>
+      </w:pPr>
+      <w:r>
+        <w:t>Words used in the closer explanation</w:t>
+      </w:r>
+    </w:p>
+    <w:p>
+      <w:pPr>
+        <w:pStyle w:val="Heading1"/>
+      </w:pPr>
+      <w:r>
+        <w:t>10. Choose a stronger thinking challenge</w:t>
+      </w:r>
+    </w:p>
+    <w:p>
+      <w:r>
+        <w:t>Choose the next useful challenge rather than treating the whole ladder as compulsory.</w:t>
+      </w:r>
+    </w:p>
+    <w:p>
+      <w:pPr>
+        <w:pStyle w:val="Heading2"/>
+      </w:pPr>
+      <w:r>
+        <w:t>Pick your next step</w:t>
+      </w:r>
+    </w:p>
+    <w:p>
+      <w:pPr>
+        <w:pStyle w:val="ListBullet"/>
+      </w:pPr>
+      <w:r>
+        <w:t>1 • NAME: Define the concept without repeating the textbook.</w:t>
+      </w:r>
+    </w:p>
+    <w:p>
+      <w:pPr>
+        <w:pStyle w:val="ListBullet"/>
+      </w:pPr>
+      <w:r>
+        <w:t>2 • TRACE: Show the information, state, branch, calculation, or evidence path.</w:t>
+      </w:r>
+    </w:p>
+    <w:p>
+      <w:pPr>
+        <w:pStyle w:val="ListBullet"/>
+      </w:pPr>
+      <w:r>
+        <w:t>3 • APPLY: Solve a different example independently.</w:t>
+      </w:r>
+    </w:p>
+    <w:p>
+      <w:pPr>
+        <w:pStyle w:val="ListBullet"/>
+      </w:pPr>
+      <w:r>
+        <w:t>4 • CHALLENGE: Find a boundary case, counterexample, or unfair outcome.</w:t>
+      </w:r>
+    </w:p>
+    <w:p>
+      <w:pPr>
+        <w:pStyle w:val="ListBullet"/>
+      </w:pPr>
+      <w:r>
+        <w:t>5 • EXPLAIN LIMITS: Say when the result should not be trusted or used alone.</w:t>
+      </w:r>
+    </w:p>
+    <w:p>
+      <w:pPr>
+        <w:pStyle w:val="ListBullet"/>
+      </w:pPr>
+      <w:r>
+        <w:t>My strongest evidence of independent understanding:</w:t>
+      </w:r>
+    </w:p>
+    <w:p>
+      <w:pPr>
+        <w:pStyle w:val="Heading3"/>
+      </w:pPr>
+      <w:r>
+        <w:t>Write or draw your reasoning and evidence.</w:t>
+      </w:r>
+    </w:p>
+    <w:p>
+      <w:r>
+        <w:t>________________________________________________________________</w:t>
+      </w:r>
+    </w:p>
+    <w:p>
+      <w:r>
+        <w:t>________________________________________________________________</w:t>
+      </w:r>
+    </w:p>
+    <w:p>
+      <w:r>
+        <w:t>________________________________________________________________</w:t>
+      </w:r>
+    </w:p>
+    <w:p>
+      <w:r>
+        <w:t>________________________________________________________________</w:t>
+      </w:r>
+    </w:p>
+    <w:p>
+      <w:r>
+        <w:t>________________________________________________________________</w:t>
+      </w:r>
+    </w:p>
+    <w:p>
+      <w:pPr>
+        <w:pStyle w:val="Heading2"/>
+      </w:pPr>
+      <w:r>
+        <w:t>Earlier wording, alternatives and picture transcripts · reference / check after trying</w:t>
+      </w:r>
+    </w:p>
+    <w:p>
+      <w:pPr>
+        <w:spacing w:line="336" w:lineRule="auto" w:after="180"/>
+      </w:pPr>
+      <w:r>
+        <w:rPr>
+          <w:b w:val="0"/>
         </w:rPr>
         <w:t>MASTERY</w:t>
       </w:r>
@@ -4288,7 +6049,7 @@
         <w:drawing>
           <wp:inline xmlns:a="http://schemas.openxmlformats.org/drawingml/2006/main" xmlns:pic="http://schemas.openxmlformats.org/drawingml/2006/picture">
             <wp:extent cx="5486400" cy="1719072"/>
-            <wp:docPr id="19" name="Picture 19" descr="Mastery ladder for Human + AI Workflow"/>
+            <wp:docPr id="26" name="Picture 26" descr="Mastery ladder for Human + AI Workflow"/>
             <wp:cNvGraphicFramePr>
               <a:graphicFrameLocks noChangeAspect="1"/>
             </wp:cNvGraphicFramePr>
@@ -4300,7 +6061,7 @@
                     <pic:cNvPicPr/>
                   </pic:nvPicPr>
                   <pic:blipFill>
-                    <a:blip r:embed="rId26"/>
+                    <a:blip r:embed="rId29"/>
                     <a:stretch>
                       <a:fillRect/>
                     </a:stretch>
@@ -4321,13 +6082,164 @@
     </w:p>
     <w:p>
       <w:pPr>
+        <w:pStyle w:val="Heading1"/>
+      </w:pPr>
+      <w:r>
+        <w:t>12. Reference: check your explanation</w:t>
+      </w:r>
+    </w:p>
+    <w:p>
+      <w:r>
+        <w:t>Use after practice. Inspect the new report-distribution scope independently is the selected independent case.</w:t>
+      </w:r>
+    </w:p>
+    <w:p>
+      <w:pPr>
+        <w:pStyle w:val="Heading2"/>
+      </w:pPr>
+      <w:r>
+        <w:t>Check the evidence and its limit</w:t>
+      </w:r>
+    </w:p>
+    <w:p>
+      <w:pPr>
+        <w:pStyle w:val="ListBullet"/>
+      </w:pPr>
+      <w:r>
+        <w:t>1. My fresh example, trace, calculation, or design:</w:t>
+      </w:r>
+    </w:p>
+    <w:p>
+      <w:pPr>
+        <w:pStyle w:val="Heading3"/>
+      </w:pPr>
+      <w:r>
+        <w:t>Write or draw your reasoning and evidence.</w:t>
+      </w:r>
+    </w:p>
+    <w:p>
+      <w:r>
+        <w:t>________________________________________________________________</w:t>
+      </w:r>
+    </w:p>
+    <w:p>
+      <w:r>
+        <w:t>________________________________________________________________</w:t>
+      </w:r>
+    </w:p>
+    <w:p>
+      <w:r>
+        <w:t>________________________________________________________________</w:t>
+      </w:r>
+    </w:p>
+    <w:p>
+      <w:r>
+        <w:t>________________________________________________________________</w:t>
+      </w:r>
+    </w:p>
+    <w:p>
+      <w:r>
+        <w:t>________________________________________________________________</w:t>
+      </w:r>
+    </w:p>
+    <w:p>
+      <w:pPr>
+        <w:pStyle w:val="ListBullet"/>
+      </w:pPr>
+      <w:r>
+        <w:t>2. My evidence that it works (include a boundary or missing-data case):</w:t>
+      </w:r>
+    </w:p>
+    <w:p>
+      <w:pPr>
+        <w:pStyle w:val="Heading3"/>
+      </w:pPr>
+      <w:r>
+        <w:t>Write or draw your reasoning and evidence.</w:t>
+      </w:r>
+    </w:p>
+    <w:p>
+      <w:r>
+        <w:t>________________________________________________________________</w:t>
+      </w:r>
+    </w:p>
+    <w:p>
+      <w:r>
+        <w:t>________________________________________________________________</w:t>
+      </w:r>
+    </w:p>
+    <w:p>
+      <w:r>
+        <w:t>________________________________________________________________</w:t>
+      </w:r>
+    </w:p>
+    <w:p>
+      <w:r>
+        <w:t>________________________________________________________________</w:t>
+      </w:r>
+    </w:p>
+    <w:p>
+      <w:r>
+        <w:t>________________________________________________________________</w:t>
+      </w:r>
+    </w:p>
+    <w:p>
+      <w:pPr>
+        <w:pStyle w:val="ListBullet"/>
+      </w:pPr>
+      <w:r>
+        <w:t>3. One limitation, fairness concern, or situation needing human review:</w:t>
+      </w:r>
+    </w:p>
+    <w:p>
+      <w:pPr>
+        <w:pStyle w:val="Heading2"/>
+      </w:pPr>
+      <w:r>
+        <w:t>Self-check and record</w:t>
+      </w:r>
+    </w:p>
+    <w:p>
+      <w:pPr>
         <w:spacing w:line="336" w:lineRule="auto" w:after="180"/>
       </w:pPr>
       <w:r>
         <w:rPr>
           <w:b w:val="0"/>
         </w:rPr>
-        <w:t>1 • NAME: Define the concept without repeating the textbook.</w:t>
+        <w:t xml:space="preserve">SELF-CHECK  □ I explained the </w:t>
+      </w:r>
+      <w:r>
+        <w:rPr>
+          <w:b/>
+        </w:rPr>
+        <w:t>mechanism</w:t>
+      </w:r>
+      <w:r>
+        <w:rPr>
+          <w:b w:val="0"/>
+        </w:rPr>
+        <w:t xml:space="preserve">  □ I used </w:t>
+      </w:r>
+      <w:r>
+        <w:rPr>
+          <w:b/>
+        </w:rPr>
+        <w:t>evidence</w:t>
+      </w:r>
+      <w:r>
+        <w:rPr>
+          <w:b w:val="0"/>
+        </w:rPr>
+        <w:t xml:space="preserve">  □ I tested a fresh case  □ I named a limitation  □ I can answer ‘why?’</w:t>
+      </w:r>
+    </w:p>
+    <w:p>
+      <w:pPr>
+        <w:pStyle w:val="Heading2"/>
+      </w:pPr>
+      <w:r>
+        <w:t>Earlier wording, alternatives and picture transcripts · reference / check after trying</w:t>
       </w:r>
     </w:p>
     <w:p>
@@ -4338,19 +6250,18 @@
         <w:rPr>
           <w:b w:val="0"/>
         </w:rPr>
-        <w:t xml:space="preserve">2 • TRACE: Show the information, state, branch, calculation, or </w:t>
-      </w:r>
-      <w:r>
-        <w:rPr>
-          <w:b/>
-        </w:rPr>
-        <w:t>evidence</w:t>
-      </w:r>
+        <w:t>INDEPENDENT MASTERY PROOF</w:t>
+      </w:r>
+    </w:p>
+    <w:p>
+      <w:pPr>
+        <w:spacing w:line="336" w:lineRule="auto" w:after="180"/>
+      </w:pPr>
       <w:r>
         <w:rPr>
           <w:b w:val="0"/>
         </w:rPr>
-        <w:t xml:space="preserve"> path.</w:t>
+        <w:t>Checklist for explaining this week’s idea</w:t>
       </w:r>
     </w:p>
     <w:p>
@@ -4361,131 +6272,7 @@
         <w:rPr>
           <w:b w:val="0"/>
         </w:rPr>
-        <w:t>3 • APPLY: Solve a different example independently.</w:t>
-      </w:r>
-    </w:p>
-    <w:p>
-      <w:pPr>
-        <w:spacing w:line="336" w:lineRule="auto" w:after="180"/>
-      </w:pPr>
-      <w:r>
-        <w:rPr>
-          <w:b w:val="0"/>
-        </w:rPr>
-        <w:t>4 • CHALLENGE: Find a boundary case, counterexample, or unfair outcome.</w:t>
-      </w:r>
-    </w:p>
-    <w:p>
-      <w:pPr>
-        <w:spacing w:line="336" w:lineRule="auto" w:after="180"/>
-      </w:pPr>
-      <w:r>
-        <w:rPr>
-          <w:b w:val="0"/>
-        </w:rPr>
-        <w:t>5 • EXPLAIN LIMITS: Say when the result should not be trusted or used alone.</w:t>
-      </w:r>
-    </w:p>
-    <w:p>
-      <w:pPr>
-        <w:spacing w:line="336" w:lineRule="auto" w:after="180"/>
-      </w:pPr>
-      <w:r>
-        <w:rPr>
-          <w:b w:val="0"/>
-        </w:rPr>
-        <w:t xml:space="preserve">My strongest </w:t>
-      </w:r>
-      <w:r>
-        <w:rPr>
-          <w:b/>
-        </w:rPr>
-        <w:t>evidence</w:t>
-      </w:r>
-      <w:r>
-        <w:rPr>
-          <w:b w:val="0"/>
-        </w:rPr>
-        <w:t xml:space="preserve"> of independent understanding:</w:t>
-      </w:r>
-    </w:p>
-    <w:p>
-      <w:pPr>
-        <w:pStyle w:val="Heading3"/>
-      </w:pPr>
-      <w:r>
-        <w:t>Write or draw your reasoning and evidence.</w:t>
-      </w:r>
-    </w:p>
-    <w:p>
-      <w:r>
-        <w:t>________________________________________________________________</w:t>
-      </w:r>
-    </w:p>
-    <w:p>
-      <w:r>
-        <w:t>________________________________________________________________</w:t>
-      </w:r>
-    </w:p>
-    <w:p>
-      <w:r>
-        <w:t>________________________________________________________________</w:t>
-      </w:r>
-    </w:p>
-    <w:p>
-      <w:r>
-        <w:t>________________________________________________________________</w:t>
-      </w:r>
-    </w:p>
-    <w:p>
-      <w:r>
-        <w:t>________________________________________________________________</w:t>
-      </w:r>
-    </w:p>
-    <w:p>
-      <w:pPr>
-        <w:pStyle w:val="Heading1"/>
-      </w:pPr>
-      <w:r>
-        <w:t>11. Connect your project</w:t>
-      </w:r>
-    </w:p>
-    <w:p>
-      <w:r>
-        <w:t>Apply this week’s idea to Verified Study Buddy. Keep an annotated decision and the evidence supporting it.</w:t>
-      </w:r>
-    </w:p>
-    <w:p>
-      <w:pPr>
-        <w:spacing w:line="336" w:lineRule="auto" w:after="180"/>
-      </w:pPr>
-      <w:r>
-        <w:rPr>
-          <w:b/>
-        </w:rPr>
-        <w:t>CUMULATIVE PROJECT</w:t>
-      </w:r>
-    </w:p>
-    <w:p>
-      <w:pPr>
-        <w:spacing w:line="336" w:lineRule="auto" w:after="180"/>
-      </w:pPr>
-      <w:r>
-        <w:rPr>
-          <w:b w:val="0"/>
-        </w:rPr>
-        <w:t>Verified Study Buddy</w:t>
-      </w:r>
-    </w:p>
-    <w:p>
-      <w:pPr>
-        <w:spacing w:line="336" w:lineRule="auto" w:after="180"/>
-      </w:pPr>
-      <w:r>
-        <w:rPr>
-          <w:b w:val="0"/>
-        </w:rPr>
-        <w:t>Every week adds one inspectable piece. The system must show how it reached a result.</w:t>
+        <w:t>Use after practice. Inspect the new report-distribution scope independently is the selected independent case.</w:t>
       </w:r>
     </w:p>
     <w:p>
@@ -4493,7 +6280,7 @@
         <w:drawing>
           <wp:inline xmlns:a="http://schemas.openxmlformats.org/drawingml/2006/main" xmlns:pic="http://schemas.openxmlformats.org/drawingml/2006/picture">
             <wp:extent cx="5486400" cy="1901952"/>
-            <wp:docPr id="20" name="Picture 20" descr="Book recommender connection for Human + AI Workflow"/>
+            <wp:docPr id="27" name="Picture 27" descr="Independent proof graphic for Human + AI Workflow"/>
             <wp:cNvGraphicFramePr>
               <a:graphicFrameLocks noChangeAspect="1"/>
             </wp:cNvGraphicFramePr>
@@ -4501,11 +6288,11 @@
               <a:graphicData uri="http://schemas.openxmlformats.org/drawingml/2006/picture">
                 <pic:pic>
                   <pic:nvPicPr>
-                    <pic:cNvPr id="0" name="3659df62c464b818d6b95ded1d844523e77bfae89cff37d912d60da7e068cb09.png"/>
+                    <pic:cNvPr id="0" name="d99b49363d4f2097ff561cfe8d38224f9eae357bbbc7621f16337c572f5471de.png"/>
                     <pic:cNvPicPr/>
                   </pic:nvPicPr>
                   <pic:blipFill>
-                    <a:blip r:embed="rId27"/>
+                    <a:blip r:embed="rId30"/>
                     <a:stretch>
                       <a:fillRect/>
                     </a:stretch>
@@ -4532,7 +6319,7 @@
         <w:rPr>
           <w:b w:val="0"/>
         </w:rPr>
-        <w:t>THIS WEEK’S CHECKPOINT  AI drafts; sources ground; validators check; learner chooses; teacher governs classroom use.</w:t>
+        <w:t>EXPLANATION CHECK  Require exact version/action approval, authorised reviewer and visible recipient/content/purpose evidence.</w:t>
       </w:r>
     </w:p>
     <w:p>
@@ -4540,674 +6327,143 @@
         <w:pStyle w:val="Heading3"/>
       </w:pPr>
       <w:r>
-        <w:t>Trace the system</w:t>
+        <w:t>Write or draw your reasoning and evidence.</w:t>
+      </w:r>
+    </w:p>
+    <w:p>
+      <w:r>
+        <w:t>________________________________________________________________</w:t>
+      </w:r>
+    </w:p>
+    <w:p>
+      <w:r>
+        <w:t>________________________________________________________________</w:t>
+      </w:r>
+    </w:p>
+    <w:p>
+      <w:r>
+        <w:t>________________________________________________________________</w:t>
+      </w:r>
+    </w:p>
+    <w:p>
+      <w:r>
+        <w:t>________________________________________________________________</w:t>
+      </w:r>
+    </w:p>
+    <w:p>
+      <w:r>
+        <w:t>________________________________________________________________</w:t>
+      </w:r>
+    </w:p>
+    <w:p>
+      <w:pPr>
+        <w:pStyle w:val="Heading1"/>
+      </w:pPr>
+      <w:r>
+        <w:t>13. Extra practice: Keep the learner responsible</w:t>
+      </w:r>
+    </w:p>
+    <w:p>
+      <w:r>
+        <w:t>Try the question before opening its worked explanation.</w:t>
+      </w:r>
+    </w:p>
+    <w:p>
+      <w:pPr>
+        <w:pStyle w:val="Heading2"/>
+      </w:pPr>
+      <w:r>
+        <w:t>Read the supplied case and question</w:t>
       </w:r>
     </w:p>
     <w:p>
       <w:pPr>
         <w:spacing w:line="336" w:lineRule="auto" w:after="180"/>
-        <w:shd w:fill="EDF7F3"/>
       </w:pPr>
       <w:r>
         <w:rPr>
           <w:b w:val="0"/>
         </w:rPr>
-        <w:t xml:space="preserve">SYSTEM MAP  Learner need → prompt/schema → approved sources/retrieval → model/tool → structured answer → </w:t>
-      </w:r>
-      <w:r>
-        <w:rPr>
-          <w:b/>
-        </w:rPr>
-        <w:t>verification</w:t>
-      </w:r>
+        <w:t>An AI drafts, verifies and submits a student's assessment without review.</w:t>
+      </w:r>
+    </w:p>
+    <w:p>
+      <w:pPr>
+        <w:spacing w:line="336" w:lineRule="auto" w:after="180"/>
+      </w:pPr>
       <w:r>
         <w:rPr>
           <w:b w:val="0"/>
         </w:rPr>
-        <w:t xml:space="preserve"> → </w:t>
-      </w:r>
-      <w:r>
-        <w:rPr>
-          <w:b/>
-        </w:rPr>
-        <w:t>human decision</w:t>
+        <w:t>Where should responsibility remain?</w:t>
+      </w:r>
+    </w:p>
+    <w:p>
+      <w:pPr>
+        <w:pStyle w:val="Heading2"/>
+      </w:pPr>
+      <w:r>
+        <w:t>Your explanation</w:t>
+      </w:r>
+    </w:p>
+    <w:p>
+      <w:pPr>
+        <w:pStyle w:val="ListBullet"/>
+      </w:pPr>
+      <w:r>
+        <w:t>Which detail supports the answer, and why does it matter?</w:t>
+      </w:r>
+    </w:p>
+    <w:p>
+      <w:pPr>
+        <w:pStyle w:val="Heading3"/>
+      </w:pPr>
+      <w:r>
+        <w:t>Write or draw your reasoning and evidence.</w:t>
+      </w:r>
+    </w:p>
+    <w:p>
+      <w:r>
+        <w:t>________________________________________________________________</w:t>
+      </w:r>
+    </w:p>
+    <w:p>
+      <w:r>
+        <w:t>________________________________________________________________</w:t>
+      </w:r>
+    </w:p>
+    <w:p>
+      <w:r>
+        <w:t>________________________________________________________________</w:t>
+      </w:r>
+    </w:p>
+    <w:p>
+      <w:r>
+        <w:t>________________________________________________________________</w:t>
+      </w:r>
+    </w:p>
+    <w:p>
+      <w:r>
+        <w:t>________________________________________________________________</w:t>
+      </w:r>
+    </w:p>
+    <w:p>
+      <w:pPr>
+        <w:pStyle w:val="Heading2"/>
+      </w:pPr>
+      <w:r>
+        <w:t>Check after trying · reference / check after trying</w:t>
       </w:r>
     </w:p>
     <w:p>
       <w:pPr>
         <w:spacing w:line="336" w:lineRule="auto" w:after="180"/>
-        <w:shd w:fill="F5F1FB"/>
       </w:pPr>
       <w:r>
         <w:rPr>
           <w:b w:val="0"/>
         </w:rPr>
-        <w:t>What will you add, change, or verify in the project this week?</w:t>
-      </w:r>
-    </w:p>
-    <w:p>
-      <w:pPr>
-        <w:pStyle w:val="Heading3"/>
-      </w:pPr>
-      <w:r>
-        <w:t>Write or draw your reasoning and evidence.</w:t>
-      </w:r>
-    </w:p>
-    <w:p>
-      <w:r>
-        <w:t>________________________________________________________________</w:t>
-      </w:r>
-    </w:p>
-    <w:p>
-      <w:r>
-        <w:t>________________________________________________________________</w:t>
-      </w:r>
-    </w:p>
-    <w:p>
-      <w:r>
-        <w:t>________________________________________________________________</w:t>
-      </w:r>
-    </w:p>
-    <w:p>
-      <w:r>
-        <w:t>________________________________________________________________</w:t>
-      </w:r>
-    </w:p>
-    <w:p>
-      <w:r>
-        <w:t>________________________________________________________________</w:t>
-      </w:r>
-    </w:p>
-    <w:p>
-      <w:pPr>
-        <w:spacing w:line="336" w:lineRule="auto" w:after="180"/>
-        <w:shd w:fill="F5F1FB"/>
-      </w:pPr>
-      <w:r>
-        <w:rPr>
-          <w:b w:val="0"/>
-        </w:rPr>
-        <w:t xml:space="preserve">What should remain under </w:t>
-      </w:r>
-      <w:r>
-        <w:rPr>
-          <w:b/>
-        </w:rPr>
-        <w:t>human control</w:t>
-      </w:r>
-      <w:r>
-        <w:rPr>
-          <w:b w:val="0"/>
-        </w:rPr>
-        <w:t>?</w:t>
-      </w:r>
-    </w:p>
-    <w:p>
-      <w:pPr>
-        <w:pStyle w:val="Heading3"/>
-      </w:pPr>
-      <w:r>
-        <w:t>Write or draw your reasoning and evidence.</w:t>
-      </w:r>
-    </w:p>
-    <w:p>
-      <w:r>
-        <w:t>________________________________________________________________</w:t>
-      </w:r>
-    </w:p>
-    <w:p>
-      <w:r>
-        <w:t>________________________________________________________________</w:t>
-      </w:r>
-    </w:p>
-    <w:p>
-      <w:r>
-        <w:t>________________________________________________________________</w:t>
-      </w:r>
-    </w:p>
-    <w:p>
-      <w:r>
-        <w:t>________________________________________________________________</w:t>
-      </w:r>
-    </w:p>
-    <w:p>
-      <w:r>
-        <w:t>________________________________________________________________</w:t>
-      </w:r>
-    </w:p>
-    <w:p>
-      <w:pPr>
-        <w:pStyle w:val="Heading3"/>
-      </w:pPr>
-      <w:r>
-        <w:t>Responsible design</w:t>
-      </w:r>
-    </w:p>
-    <w:p>
-      <w:pPr>
-        <w:spacing w:line="336" w:lineRule="auto" w:after="180"/>
-        <w:shd w:fill="FFF5E6"/>
-      </w:pPr>
-      <w:r>
-        <w:rPr>
-          <w:b w:val="0"/>
-        </w:rPr>
-        <w:t xml:space="preserve">RESPONSIBLE DESIGN  Collect only necessary information. Show uncertainty and limits. Never confuse fluent </w:t>
-      </w:r>
-      <w:r>
-        <w:rPr>
-          <w:b/>
-        </w:rPr>
-        <w:t>output</w:t>
-      </w:r>
-      <w:r>
-        <w:rPr>
-          <w:b w:val="0"/>
-        </w:rPr>
-        <w:t xml:space="preserve"> with verified truth.</w:t>
-      </w:r>
-    </w:p>
-    <w:p>
-      <w:pPr>
-        <w:pStyle w:val="Heading3"/>
-      </w:pPr>
-      <w:r>
-        <w:t>Evidence for your project</w:t>
-      </w:r>
-    </w:p>
-    <w:p>
-      <w:pPr>
-        <w:spacing w:line="336" w:lineRule="auto" w:after="180"/>
-      </w:pPr>
-      <w:r>
-        <w:rPr>
-          <w:b w:val="0"/>
-        </w:rPr>
-        <w:t xml:space="preserve">For your Verified Study Buddy, save the </w:t>
-      </w:r>
-      <w:r>
-        <w:rPr>
-          <w:b/>
-        </w:rPr>
-        <w:t>input</w:t>
-      </w:r>
-      <w:r>
-        <w:rPr>
-          <w:b w:val="0"/>
-        </w:rPr>
-        <w:t>, procedure, observed result and limitation of this check.</w:t>
-      </w:r>
-    </w:p>
-    <w:p>
-      <w:pPr>
-        <w:spacing w:line="336" w:lineRule="auto" w:after="180"/>
-      </w:pPr>
-      <w:r>
-        <w:rPr>
-          <w:b w:val="0"/>
-        </w:rPr>
-        <w:t>Label this worked example as practice; use a different, previously unreviewed case when checking independent understanding.</w:t>
-      </w:r>
-    </w:p>
-    <w:p>
-      <w:pPr>
-        <w:pStyle w:val="Heading1"/>
-      </w:pPr>
-      <w:r>
-        <w:t>12. Show what you know</w:t>
-      </w:r>
-    </w:p>
-    <w:p>
-      <w:r>
-        <w:t>Use a genuinely new case for independent evidence. Previously discussed examples remain practice; use the separately named independent case before feedback.</w:t>
-      </w:r>
-    </w:p>
-    <w:p>
-      <w:pPr>
-        <w:pStyle w:val="Heading3"/>
-      </w:pPr>
-      <w:r>
-        <w:t>Independent evidence</w:t>
-      </w:r>
-    </w:p>
-    <w:p>
-      <w:pPr>
-        <w:spacing w:line="336" w:lineRule="auto" w:after="180"/>
-        <w:shd w:fill="FFF5E6"/>
-      </w:pPr>
-      <w:r>
-        <w:rPr>
-          <w:b w:val="0"/>
-        </w:rPr>
-        <w:t>INDEPENDENT MASTERY PROOF</w:t>
-      </w:r>
-    </w:p>
-    <w:p>
-      <w:pPr>
-        <w:spacing w:line="336" w:lineRule="auto" w:after="180"/>
-      </w:pPr>
-      <w:r>
-        <w:rPr>
-          <w:b w:val="0"/>
-        </w:rPr>
-        <w:t>Explain • Transfer • Test • Defend</w:t>
-      </w:r>
-    </w:p>
-    <w:p>
-      <w:pPr>
-        <w:spacing w:line="336" w:lineRule="auto" w:after="180"/>
-      </w:pPr>
-      <w:r>
-        <w:rPr>
-          <w:b w:val="0"/>
-        </w:rPr>
-        <w:t>Complete this page without copying the worked example. Your reasoning matters more than decoration.</w:t>
-      </w:r>
-    </w:p>
-    <w:p>
-      <w:r>
-        <w:drawing>
-          <wp:inline xmlns:a="http://schemas.openxmlformats.org/drawingml/2006/main" xmlns:pic="http://schemas.openxmlformats.org/drawingml/2006/picture">
-            <wp:extent cx="5486400" cy="1901952"/>
-            <wp:docPr id="21" name="Picture 21" descr="Independent proof graphic for Human + AI Workflow"/>
-            <wp:cNvGraphicFramePr>
-              <a:graphicFrameLocks noChangeAspect="1"/>
-            </wp:cNvGraphicFramePr>
-            <a:graphic>
-              <a:graphicData uri="http://schemas.openxmlformats.org/drawingml/2006/picture">
-                <pic:pic>
-                  <pic:nvPicPr>
-                    <pic:cNvPr id="0" name="d99b49363d4f2097ff561cfe8d38224f9eae357bbbc7621f16337c572f5471de.png"/>
-                    <pic:cNvPicPr/>
-                  </pic:nvPicPr>
-                  <pic:blipFill>
-                    <a:blip r:embed="rId28"/>
-                    <a:stretch>
-                      <a:fillRect/>
-                    </a:stretch>
-                  </pic:blipFill>
-                  <pic:spPr>
-                    <a:xfrm>
-                      <a:off x="0" y="0"/>
-                      <a:ext cx="5486400" cy="1901952"/>
-                    </a:xfrm>
-                    <a:prstGeom prst="rect"/>
-                  </pic:spPr>
-                </pic:pic>
-              </a:graphicData>
-            </a:graphic>
-          </wp:inline>
-        </w:drawing>
-      </w:r>
-    </w:p>
-    <w:p>
-      <w:pPr>
-        <w:pStyle w:val="Heading3"/>
-      </w:pPr>
-      <w:r>
-        <w:t>Try a more demanding case</w:t>
-      </w:r>
-    </w:p>
-    <w:p>
-      <w:pPr>
-        <w:spacing w:line="336" w:lineRule="auto" w:after="180"/>
-        <w:shd w:fill="F5F1FB"/>
-      </w:pPr>
-      <w:r>
-        <w:rPr>
-          <w:b w:val="0"/>
-        </w:rPr>
-        <w:t>CHALLENGE  Map who drafts, checks, decides, and signs off.</w:t>
-      </w:r>
-    </w:p>
-    <w:p>
-      <w:pPr>
-        <w:spacing w:line="336" w:lineRule="auto" w:after="180"/>
-        <w:shd w:fill="F4F9FC"/>
-      </w:pPr>
-      <w:r>
-        <w:rPr>
-          <w:b w:val="0"/>
-        </w:rPr>
-        <w:t>1. My fresh example, trace, calculation, or design:</w:t>
-      </w:r>
-    </w:p>
-    <w:p>
-      <w:pPr>
-        <w:pStyle w:val="Heading3"/>
-      </w:pPr>
-      <w:r>
-        <w:t>Write or draw your reasoning and evidence.</w:t>
-      </w:r>
-    </w:p>
-    <w:p>
-      <w:r>
-        <w:t>________________________________________________________________</w:t>
-      </w:r>
-    </w:p>
-    <w:p>
-      <w:r>
-        <w:t>________________________________________________________________</w:t>
-      </w:r>
-    </w:p>
-    <w:p>
-      <w:r>
-        <w:t>________________________________________________________________</w:t>
-      </w:r>
-    </w:p>
-    <w:p>
-      <w:r>
-        <w:t>________________________________________________________________</w:t>
-      </w:r>
-    </w:p>
-    <w:p>
-      <w:r>
-        <w:t>________________________________________________________________</w:t>
-      </w:r>
-    </w:p>
-    <w:p>
-      <w:pPr>
-        <w:spacing w:line="336" w:lineRule="auto" w:after="180"/>
-        <w:shd w:fill="F4F9FC"/>
-      </w:pPr>
-      <w:r>
-        <w:rPr>
-          <w:b w:val="0"/>
-        </w:rPr>
-        <w:t xml:space="preserve">2. My </w:t>
-      </w:r>
-      <w:r>
-        <w:rPr>
-          <w:b/>
-        </w:rPr>
-        <w:t>evidence</w:t>
-      </w:r>
-      <w:r>
-        <w:rPr>
-          <w:b w:val="0"/>
-        </w:rPr>
-        <w:t xml:space="preserve"> that it works (include a boundary or missing-data case):</w:t>
-      </w:r>
-    </w:p>
-    <w:p>
-      <w:pPr>
-        <w:pStyle w:val="Heading3"/>
-      </w:pPr>
-      <w:r>
-        <w:t>Write or draw your reasoning and evidence.</w:t>
-      </w:r>
-    </w:p>
-    <w:p>
-      <w:r>
-        <w:t>________________________________________________________________</w:t>
-      </w:r>
-    </w:p>
-    <w:p>
-      <w:r>
-        <w:t>________________________________________________________________</w:t>
-      </w:r>
-    </w:p>
-    <w:p>
-      <w:r>
-        <w:t>________________________________________________________________</w:t>
-      </w:r>
-    </w:p>
-    <w:p>
-      <w:r>
-        <w:t>________________________________________________________________</w:t>
-      </w:r>
-    </w:p>
-    <w:p>
-      <w:r>
-        <w:t>________________________________________________________________</w:t>
-      </w:r>
-    </w:p>
-    <w:p>
-      <w:pPr>
-        <w:spacing w:line="336" w:lineRule="auto" w:after="180"/>
-        <w:shd w:fill="F4F9FC"/>
-      </w:pPr>
-      <w:r>
-        <w:rPr>
-          <w:b w:val="0"/>
-        </w:rPr>
-        <w:t>3. One limitation, fairness concern, or situation needing human review:</w:t>
-      </w:r>
-    </w:p>
-    <w:p>
-      <w:pPr>
-        <w:pStyle w:val="Heading3"/>
-      </w:pPr>
-      <w:r>
-        <w:t>Write or draw your reasoning and evidence.</w:t>
-      </w:r>
-    </w:p>
-    <w:p>
-      <w:r>
-        <w:t>________________________________________________________________</w:t>
-      </w:r>
-    </w:p>
-    <w:p>
-      <w:r>
-        <w:t>________________________________________________________________</w:t>
-      </w:r>
-    </w:p>
-    <w:p>
-      <w:r>
-        <w:t>________________________________________________________________</w:t>
-      </w:r>
-    </w:p>
-    <w:p>
-      <w:r>
-        <w:t>________________________________________________________________</w:t>
-      </w:r>
-    </w:p>
-    <w:p>
-      <w:r>
-        <w:t>________________________________________________________________</w:t>
-      </w:r>
-    </w:p>
-    <w:p>
-      <w:pPr>
-        <w:pStyle w:val="Heading3"/>
-      </w:pPr>
-      <w:r>
-        <w:t>Check your explanation</w:t>
-      </w:r>
-    </w:p>
-    <w:p>
-      <w:pPr>
-        <w:spacing w:line="336" w:lineRule="auto" w:after="180"/>
-        <w:shd w:fill="F5F1FB"/>
-      </w:pPr>
-      <w:r>
-        <w:rPr>
-          <w:b w:val="0"/>
-        </w:rPr>
-        <w:t xml:space="preserve">SELF-CHECK  □ I explained the </w:t>
-      </w:r>
-      <w:r>
-        <w:rPr>
-          <w:b/>
-        </w:rPr>
-        <w:t>mechanism</w:t>
-      </w:r>
-      <w:r>
-        <w:rPr>
-          <w:b w:val="0"/>
-        </w:rPr>
-        <w:t xml:space="preserve">  □ I used </w:t>
-      </w:r>
-      <w:r>
-        <w:rPr>
-          <w:b/>
-        </w:rPr>
-        <w:t>evidence</w:t>
-      </w:r>
-      <w:r>
-        <w:rPr>
-          <w:b w:val="0"/>
-        </w:rPr>
-        <w:t xml:space="preserve">  □ I tested a fresh case  □ I named a limitation  □ I can answer ‘why?’</w:t>
-      </w:r>
-    </w:p>
-    <w:p>
-      <w:pPr>
-        <w:pStyle w:val="Heading1"/>
-      </w:pPr>
-      <w:r>
-        <w:t>13. Study a complete case</w:t>
-      </w:r>
-    </w:p>
-    <w:p>
-      <w:r>
-        <w:t>Revisit the complete Human AI Workflow case for supported practice. Repeated examples do not become fresh assessments.</w:t>
-      </w:r>
-    </w:p>
-    <w:p>
-      <w:pPr>
-        <w:pStyle w:val="Heading3"/>
-      </w:pPr>
-      <w:r>
-        <w:t>Week 32 Worked case</w:t>
-      </w:r>
-    </w:p>
-    <w:p>
-      <w:pPr>
-        <w:spacing w:line="336" w:lineRule="auto" w:after="180"/>
-      </w:pPr>
-      <w:r>
-        <w:rPr>
-          <w:b w:val="0"/>
-        </w:rPr>
-        <w:t>Use the supplied details to practise the weekly concept before attempting the independent question. This case extends the illustrated lesson.</w:t>
-      </w:r>
-    </w:p>
-    <w:p>
-      <w:pPr>
-        <w:pStyle w:val="Heading3"/>
-      </w:pPr>
-      <w:r>
-        <w:t>The situation</w:t>
-      </w:r>
-    </w:p>
-    <w:p>
-      <w:pPr>
-        <w:spacing w:line="336" w:lineRule="auto" w:after="180"/>
-      </w:pPr>
-      <w:r>
-        <w:rPr>
-          <w:b w:val="0"/>
-        </w:rPr>
-        <w:t>An AI drafts, verifies and submits a student's assessment without review.</w:t>
-      </w:r>
-    </w:p>
-    <w:p>
-      <w:pPr>
-        <w:pStyle w:val="Heading3"/>
-      </w:pPr>
-      <w:r>
-        <w:t>The question</w:t>
-      </w:r>
-    </w:p>
-    <w:p>
-      <w:pPr>
-        <w:spacing w:line="336" w:lineRule="auto" w:after="180"/>
-        <w:shd w:fill="F5F1FB"/>
-      </w:pPr>
-      <w:r>
-        <w:rPr>
-          <w:b w:val="0"/>
-        </w:rPr>
-        <w:t>Where should responsibility remain?</w:t>
-      </w:r>
-    </w:p>
-    <w:p>
-      <w:pPr>
-        <w:pStyle w:val="Heading3"/>
-      </w:pPr>
-      <w:r>
-        <w:t>Worked explanation</w:t>
-      </w:r>
-    </w:p>
-    <w:p>
-      <w:pPr>
-        <w:spacing w:line="336" w:lineRule="auto" w:after="180"/>
-      </w:pPr>
-      <w:r>
-        <w:rPr>
-          <w:b w:val="0"/>
-        </w:rPr>
         <w:t>The student reviews, verifies, follows class rules and remains responsible. Submission requires authorisation and must not bypass learning.</w:t>
-      </w:r>
-    </w:p>
-    <w:p>
-      <w:pPr>
-        <w:pStyle w:val="Heading3"/>
-      </w:pPr>
-      <w:r>
-        <w:t>Explain it in your own words</w:t>
-      </w:r>
-    </w:p>
-    <w:p>
-      <w:pPr>
-        <w:spacing w:line="336" w:lineRule="auto" w:after="180"/>
-        <w:shd w:fill="F5F1FB"/>
-      </w:pPr>
-      <w:r>
-        <w:rPr>
-          <w:b w:val="0"/>
-        </w:rPr>
-        <w:t>Which detail supports the answer, and why does it matter?</w:t>
-      </w:r>
-    </w:p>
-    <w:p>
-      <w:pPr>
-        <w:pStyle w:val="Heading3"/>
-      </w:pPr>
-      <w:r>
-        <w:t>Write or draw your reasoning and evidence.</w:t>
-      </w:r>
-    </w:p>
-    <w:p>
-      <w:r>
-        <w:t>________________________________________________________________</w:t>
-      </w:r>
-    </w:p>
-    <w:p>
-      <w:r>
-        <w:t>________________________________________________________________</w:t>
-      </w:r>
-    </w:p>
-    <w:p>
-      <w:r>
-        <w:t>________________________________________________________________</w:t>
-      </w:r>
-    </w:p>
-    <w:p>
-      <w:r>
-        <w:t>________________________________________________________________</w:t>
-      </w:r>
-    </w:p>
-    <w:p>
-      <w:r>
-        <w:t>________________________________________________________________</w:t>
-      </w:r>
-    </w:p>
-    <w:p>
-      <w:pPr>
-        <w:pStyle w:val="Heading3"/>
-      </w:pPr>
-      <w:r>
-        <w:t>Trace the supplied case visually</w:t>
-      </w:r>
-    </w:p>
-    <w:p>
-      <w:pPr>
-        <w:pStyle w:val="Heading3"/>
-      </w:pPr>
-      <w:r>
-        <w:t>Keep the learner responsible</w:t>
       </w:r>
     </w:p>
     <w:tbl>
@@ -5336,19 +6592,93 @@
     </w:tbl>
     <w:p>
       <w:pPr>
+        <w:pStyle w:val="Heading2"/>
+      </w:pPr>
+      <w:r>
+        <w:t>Earlier wording, alternatives and picture transcripts · reference / check after trying</w:t>
+      </w:r>
+    </w:p>
+    <w:p>
+      <w:pPr>
+        <w:pStyle w:val="Heading3"/>
+      </w:pPr>
+      <w:r>
+        <w:t>Week 32 Worked case</w:t>
+      </w:r>
+    </w:p>
+    <w:p>
+      <w:pPr>
         <w:spacing w:line="336" w:lineRule="auto" w:after="180"/>
       </w:pPr>
       <w:r>
         <w:rPr>
           <w:b w:val="0"/>
         </w:rPr>
+        <w:t>Use the supplied details to practise the weekly concept before attempting the independent question. This case extends the illustrated lesson.</w:t>
+      </w:r>
+    </w:p>
+    <w:p>
+      <w:pPr>
+        <w:pStyle w:val="Heading3"/>
+      </w:pPr>
+      <w:r>
+        <w:t>The situation</w:t>
+      </w:r>
+    </w:p>
+    <w:p>
+      <w:pPr>
+        <w:pStyle w:val="Heading3"/>
+      </w:pPr>
+      <w:r>
+        <w:t>The question</w:t>
+      </w:r>
+    </w:p>
+    <w:p>
+      <w:pPr>
+        <w:pStyle w:val="Heading3"/>
+      </w:pPr>
+      <w:r>
+        <w:t>Worked explanation</w:t>
+      </w:r>
+    </w:p>
+    <w:p>
+      <w:pPr>
+        <w:pStyle w:val="Heading3"/>
+      </w:pPr>
+      <w:r>
+        <w:t>Explain it in your own words</w:t>
+      </w:r>
+    </w:p>
+    <w:p>
+      <w:pPr>
+        <w:pStyle w:val="Heading3"/>
+      </w:pPr>
+      <w:r>
+        <w:t>Trace the supplied case visually</w:t>
+      </w:r>
+    </w:p>
+    <w:p>
+      <w:pPr>
+        <w:pStyle w:val="Heading3"/>
+      </w:pPr>
+      <w:r>
+        <w:t>Keep the learner responsible</w:t>
+      </w:r>
+    </w:p>
+    <w:p>
+      <w:pPr>
+        <w:spacing w:line="336" w:lineRule="auto" w:after="180"/>
+      </w:pPr>
+      <w:r>
+        <w:rPr>
+          <w:b w:val="0"/>
+        </w:rPr>
         <w:t>An AI drafts, verifies and submits a student's assessment without review.</w:t>
       </w:r>
     </w:p>
     <w:p>
       <w:pPr>
         <w:spacing w:line="336" w:lineRule="auto" w:after="180"/>
-        <w:shd w:fill="F5F1FB"/>
       </w:pPr>
       <w:r>
         <w:rPr>
@@ -5373,480 +6703,20 @@
         <w:pStyle w:val="Heading1"/>
       </w:pPr>
       <w:r>
-        <w:t>14. Try a new case independently</w:t>
-      </w:r>
-    </w:p>
-    <w:p>
-      <w:r>
-        <w:t>Attempt the reserved new case before feedback. Record support; the earlier examples below remain additional practice.</w:t>
-      </w:r>
-    </w:p>
-    <w:p>
-      <w:pPr>
-        <w:pStyle w:val="Heading3"/>
-      </w:pPr>
-      <w:r>
-        <w:t>Independent case: Apply a new case independently</w:t>
-      </w:r>
-    </w:p>
-    <w:p>
-      <w:pPr>
-        <w:spacing w:line="336" w:lineRule="auto" w:after="180"/>
-        <w:shd w:fill="F5F1FB"/>
-      </w:pPr>
-      <w:r>
-        <w:rPr>
-          <w:b w:val="0"/>
-        </w:rPr>
-        <w:t>Teacher approves read-only report R1. System adds email distribution in R2. What permission is missing and what should the reviewer see?</w:t>
-      </w:r>
-    </w:p>
-    <w:p>
-      <w:pPr>
-        <w:pStyle w:val="Heading3"/>
-      </w:pPr>
-      <w:r>
-        <w:t>My independent explanation, trace and limits</w:t>
-      </w:r>
-    </w:p>
-    <w:p>
-      <w:r>
-        <w:t>________________________________________________________________</w:t>
-      </w:r>
-    </w:p>
-    <w:p>
-      <w:r>
-        <w:t>________________________________________________________________</w:t>
-      </w:r>
-    </w:p>
-    <w:p>
-      <w:r>
-        <w:t>________________________________________________________________</w:t>
-      </w:r>
-    </w:p>
-    <w:p>
-      <w:r>
-        <w:t>________________________________________________________________</w:t>
-      </w:r>
-    </w:p>
-    <w:p>
-      <w:r>
-        <w:t>________________________________________________________________</w:t>
-      </w:r>
-    </w:p>
-    <w:p>
-      <w:r>
-        <w:t>________________________________________________________________</w:t>
-      </w:r>
-    </w:p>
-    <w:p>
-      <w:r>
-        <w:t>________________________________________________________________</w:t>
-      </w:r>
-    </w:p>
-    <w:p>
-      <w:pPr>
-        <w:spacing w:line="336" w:lineRule="auto" w:after="180"/>
-      </w:pPr>
-      <w:r>
-        <w:rPr>
-          <w:b w:val="0"/>
-        </w:rPr>
-        <w:t>Attempt this case before feedback. Record any help. Earlier examples below are further practice; a case already practised with feedback cannot establish fresh transfer.</w:t>
-      </w:r>
-    </w:p>
-    <w:p>
-      <w:pPr>
-        <w:pStyle w:val="Heading3"/>
-      </w:pPr>
-      <w:r>
-        <w:t>Week 32 Independent application</w:t>
-      </w:r>
-    </w:p>
-    <w:p>
-      <w:pPr>
-        <w:spacing w:line="336" w:lineRule="auto" w:after="180"/>
-      </w:pPr>
-      <w:r>
-        <w:rPr>
-          <w:b w:val="0"/>
-        </w:rPr>
-        <w:t>Close the worked explanation. Apply the idea to this different question without copying.</w:t>
-      </w:r>
-    </w:p>
-    <w:p>
-      <w:pPr>
-        <w:spacing w:line="336" w:lineRule="auto" w:after="180"/>
-        <w:shd w:fill="F5F1FB"/>
-      </w:pPr>
-      <w:r>
-        <w:rPr>
-          <w:b w:val="0"/>
-        </w:rPr>
-        <w:t xml:space="preserve">A </w:t>
-      </w:r>
-      <w:r>
-        <w:rPr>
-          <w:b/>
-        </w:rPr>
-        <w:t>workflow</w:t>
-      </w:r>
-      <w:r>
-        <w:rPr>
-          <w:b w:val="0"/>
-        </w:rPr>
-        <w:t xml:space="preserve"> drafts a class email, checks its claims and then sends it. Where should approval occur, and what should the approver see?</w:t>
-      </w:r>
-    </w:p>
-    <w:p>
-      <w:pPr>
-        <w:spacing w:line="336" w:lineRule="auto" w:after="180"/>
-      </w:pPr>
-      <w:r>
-        <w:rPr>
-          <w:b w:val="0"/>
-        </w:rPr>
-        <w:t xml:space="preserve">My answer, with a trace, calculation or supporting </w:t>
-      </w:r>
-      <w:r>
-        <w:rPr>
-          <w:b/>
-        </w:rPr>
-        <w:t>evidence</w:t>
-      </w:r>
-    </w:p>
-    <w:p>
-      <w:pPr>
-        <w:pStyle w:val="Heading3"/>
-      </w:pPr>
-      <w:r>
-        <w:t>Write or draw your reasoning and evidence.</w:t>
-      </w:r>
-    </w:p>
-    <w:p>
-      <w:r>
-        <w:t>________________________________________________________________</w:t>
-      </w:r>
-    </w:p>
-    <w:p>
-      <w:r>
-        <w:t>________________________________________________________________</w:t>
-      </w:r>
-    </w:p>
-    <w:p>
-      <w:r>
-        <w:t>________________________________________________________________</w:t>
-      </w:r>
-    </w:p>
-    <w:p>
-      <w:r>
-        <w:t>________________________________________________________________</w:t>
-      </w:r>
-    </w:p>
-    <w:p>
-      <w:r>
-        <w:t>________________________________________________________________</w:t>
-      </w:r>
-    </w:p>
-    <w:p>
-      <w:pPr>
-        <w:pStyle w:val="Heading3"/>
-      </w:pPr>
-      <w:r>
-        <w:t>Create and test</w:t>
-      </w:r>
-    </w:p>
-    <w:p>
-      <w:pPr>
-        <w:spacing w:line="336" w:lineRule="auto" w:after="180"/>
-      </w:pPr>
-      <w:r>
-        <w:rPr>
-          <w:b w:val="0"/>
-        </w:rPr>
-        <w:t>Change one relevant detail. Predict the result before testing. Include a boundary or missing-information case when it helps reveal a limit.</w:t>
-      </w:r>
-    </w:p>
-    <w:p>
-      <w:pPr>
-        <w:spacing w:line="336" w:lineRule="auto" w:after="180"/>
-      </w:pPr>
-      <w:r>
-        <w:rPr>
-          <w:b w:val="0"/>
-        </w:rPr>
-        <w:t xml:space="preserve">My changed </w:t>
-      </w:r>
-      <w:r>
-        <w:rPr>
-          <w:b/>
-        </w:rPr>
-        <w:t>input</w:t>
-      </w:r>
-      <w:r>
-        <w:rPr>
-          <w:b w:val="0"/>
-        </w:rPr>
-        <w:t xml:space="preserve"> and expected result</w:t>
-      </w:r>
-    </w:p>
-    <w:p>
-      <w:pPr>
-        <w:pStyle w:val="Heading3"/>
-      </w:pPr>
-      <w:r>
-        <w:t>Write or draw your reasoning and evidence.</w:t>
-      </w:r>
-    </w:p>
-    <w:p>
-      <w:r>
-        <w:t>________________________________________________________________</w:t>
-      </w:r>
-    </w:p>
-    <w:p>
-      <w:r>
-        <w:t>________________________________________________________________</w:t>
-      </w:r>
-    </w:p>
-    <w:p>
-      <w:r>
-        <w:t>________________________________________________________________</w:t>
-      </w:r>
-    </w:p>
-    <w:p>
-      <w:r>
-        <w:t>________________________________________________________________</w:t>
-      </w:r>
-    </w:p>
-    <w:p>
-      <w:r>
-        <w:t>________________________________________________________________</w:t>
-      </w:r>
-    </w:p>
-    <w:p>
-      <w:pPr>
-        <w:pStyle w:val="Heading3"/>
-      </w:pPr>
-      <w:r>
-        <w:t>Connect to your project</w:t>
-      </w:r>
-    </w:p>
-    <w:p>
-      <w:pPr>
-        <w:spacing w:line="336" w:lineRule="auto" w:after="180"/>
-      </w:pPr>
-      <w:r>
-        <w:rPr>
-          <w:b w:val="0"/>
-        </w:rPr>
-        <w:t>AI drafts; sources ground; validators check; learner chooses; teacher governs classroom use.</w:t>
-      </w:r>
-    </w:p>
-    <w:p>
-      <w:pPr>
-        <w:spacing w:line="336" w:lineRule="auto" w:after="180"/>
-      </w:pPr>
-      <w:r>
-        <w:rPr>
-          <w:b w:val="0"/>
-        </w:rPr>
-        <w:t xml:space="preserve">The </w:t>
-      </w:r>
-      <w:r>
-        <w:rPr>
-          <w:b/>
-        </w:rPr>
-        <w:t>evidence</w:t>
-      </w:r>
-      <w:r>
-        <w:rPr>
-          <w:b w:val="0"/>
-        </w:rPr>
-        <w:t xml:space="preserve"> I will keep</w:t>
-      </w:r>
-    </w:p>
-    <w:p>
-      <w:pPr>
-        <w:pStyle w:val="Heading3"/>
-      </w:pPr>
-      <w:r>
-        <w:t>Write or draw your reasoning and evidence.</w:t>
-      </w:r>
-    </w:p>
-    <w:p>
-      <w:r>
-        <w:t>________________________________________________________________</w:t>
-      </w:r>
-    </w:p>
-    <w:p>
-      <w:r>
-        <w:t>________________________________________________________________</w:t>
-      </w:r>
-    </w:p>
-    <w:p>
-      <w:r>
-        <w:t>________________________________________________________________</w:t>
-      </w:r>
-    </w:p>
-    <w:p>
-      <w:r>
-        <w:t>________________________________________________________________</w:t>
-      </w:r>
-    </w:p>
-    <w:p>
-      <w:r>
-        <w:t>________________________________________________________________</w:t>
-      </w:r>
-    </w:p>
-    <w:p>
-      <w:pPr>
-        <w:spacing w:line="336" w:lineRule="auto" w:after="180"/>
-      </w:pPr>
-      <w:r>
-        <w:rPr>
-          <w:b w:val="0"/>
-        </w:rPr>
-        <w:t xml:space="preserve">Your teacher has the independent answer and scoring criteria. Complete the matching workbook week to keep your practice </w:t>
-      </w:r>
-      <w:r>
-        <w:rPr>
-          <w:b/>
-        </w:rPr>
-        <w:t>evidence</w:t>
-      </w:r>
-      <w:r>
-        <w:rPr>
-          <w:b w:val="0"/>
-        </w:rPr>
-        <w:t xml:space="preserve"> together.</w:t>
-      </w:r>
-    </w:p>
-    <w:p>
-      <w:pPr>
-        <w:pStyle w:val="Heading3"/>
-      </w:pPr>
-      <w:r>
-        <w:t>Transfer practice from the original programme</w:t>
-      </w:r>
-    </w:p>
-    <w:p>
-      <w:pPr>
-        <w:spacing w:line="336" w:lineRule="auto" w:after="180"/>
-      </w:pPr>
-      <w:r>
-        <w:rPr>
-          <w:b w:val="0"/>
-        </w:rPr>
-        <w:t xml:space="preserve">A student asks a helper to submit an unchecked generated essay under their name. Design a </w:t>
-      </w:r>
-      <w:r>
-        <w:rPr>
-          <w:b/>
-        </w:rPr>
-        <w:t>workflow</w:t>
-      </w:r>
-      <w:r>
-        <w:rPr>
-          <w:b w:val="0"/>
-        </w:rPr>
-        <w:t xml:space="preserve"> that preserves student reasoning and follows classroom rules.</w:t>
-      </w:r>
-    </w:p>
-    <w:p>
-      <w:pPr>
-        <w:pStyle w:val="Heading3"/>
-      </w:pPr>
-      <w:r>
-        <w:t>Explain the mechanism, evidence and one limit.</w:t>
-      </w:r>
-    </w:p>
-    <w:p>
-      <w:r>
-        <w:t>________________________________________________________________</w:t>
-      </w:r>
-    </w:p>
-    <w:p>
-      <w:r>
-        <w:t>________________________________________________________________</w:t>
-      </w:r>
-    </w:p>
-    <w:p>
-      <w:r>
-        <w:t>________________________________________________________________</w:t>
-      </w:r>
-    </w:p>
-    <w:p>
-      <w:r>
-        <w:t>________________________________________________________________</w:t>
-      </w:r>
-    </w:p>
-    <w:p>
-      <w:r>
-        <w:t>________________________________________________________________</w:t>
-      </w:r>
-    </w:p>
-    <w:p>
-      <w:r>
-        <w:t>________________________________________________________________</w:t>
-      </w:r>
-    </w:p>
-    <w:p>
-      <w:r>
-        <w:t>________________________________________________________________</w:t>
-      </w:r>
-    </w:p>
-    <w:p>
-      <w:pPr>
-        <w:pStyle w:val="Heading3"/>
-      </w:pPr>
-      <w:r>
-        <w:t>Use feedback to improve</w:t>
-      </w:r>
-    </w:p>
-    <w:p>
-      <w:pPr>
-        <w:spacing w:line="336" w:lineRule="auto" w:after="180"/>
-      </w:pPr>
-      <w:r>
-        <w:rPr>
-          <w:b w:val="0"/>
-        </w:rPr>
-        <w:t>Attempt the independent case before hints. Record whether you worked alone, used a hint or followed a model. After feedback, fix the first unsupported step and explain why it changed.</w:t>
-      </w:r>
-    </w:p>
-    <w:p>
-      <w:pPr>
-        <w:spacing w:line="336" w:lineRule="auto" w:after="180"/>
-      </w:pPr>
-      <w:r>
-        <w:rPr>
-          <w:b w:val="0"/>
-        </w:rPr>
-        <w:t>A later check uses a changed case, not a copied answer.</w:t>
-      </w:r>
-    </w:p>
-    <w:p>
-      <w:pPr>
-        <w:pStyle w:val="Heading1"/>
-      </w:pPr>
-      <w:r>
-        <w:t>15. Your lesson route</w:t>
-      </w:r>
-    </w:p>
-    <w:p>
-      <w:r>
-        <w:t>Use this map to navigate Human AI Workflow, connect the goals to tasks and keep one evidence record for each attempt.</w:t>
-      </w:r>
-    </w:p>
-    <w:p>
-      <w:pPr>
-        <w:spacing w:line="336" w:lineRule="auto" w:after="180"/>
-      </w:pPr>
-      <w:r>
-        <w:rPr>
-          <w:b w:val="0"/>
-        </w:rPr>
-        <w:t>Start with this question: A human approval belongs to the exact draft and action reviewed.</w:t>
+        <w:t>15. Reference: original lesson checklist</w:t>
+      </w:r>
+    </w:p>
+    <w:p>
+      <w:r>
+        <w:t>Use an additional checklist when it helps inspect your explanation.</w:t>
+      </w:r>
+    </w:p>
+    <w:p>
+      <w:pPr>
+        <w:pStyle w:val="Heading2"/>
+      </w:pPr>
+      <w:r>
+        <w:t>Targets and evidence</w:t>
       </w:r>
     </w:p>
     <w:tbl>
@@ -5953,6 +6823,14 @@
     </w:tbl>
     <w:p>
       <w:pPr>
+        <w:pStyle w:val="Heading2"/>
+      </w:pPr>
+      <w:r>
+        <w:t>Keep your route and first prediction</w:t>
+      </w:r>
+    </w:p>
+    <w:p>
+      <w:pPr>
         <w:spacing w:line="336" w:lineRule="auto" w:after="180"/>
       </w:pPr>
       <w:r>
@@ -6011,15 +6889,268 @@
     </w:p>
     <w:p>
       <w:pPr>
+        <w:pStyle w:val="Heading2"/>
+      </w:pPr>
+      <w:r>
+        <w:t>Earlier wording, alternatives and picture transcripts · reference / check after trying</w:t>
+      </w:r>
+    </w:p>
+    <w:p>
+      <w:pPr>
+        <w:spacing w:line="336" w:lineRule="auto" w:after="180"/>
+      </w:pPr>
+      <w:r>
+        <w:rPr>
+          <w:b w:val="0"/>
+        </w:rPr>
+        <w:t>Start with this question: A human approval belongs to the exact draft and action reviewed.</w:t>
+      </w:r>
+    </w:p>
+    <w:p>
+      <w:pPr>
         <w:pStyle w:val="Heading1"/>
       </w:pPr>
       <w:r>
-        <w:t>16. Finish and return</w:t>
-      </w:r>
-    </w:p>
-    <w:p>
-      <w:r>
-        <w:t>Explain Human AI Workflow without notes, identify a remaining question and plan a later check with a changed case.</w:t>
+        <w:t>17. Extra practice: pictures, repair and feedback</w:t>
+      </w:r>
+    </w:p>
+    <w:p>
+      <w:r>
+        <w:t>Attempt each question before opening its explanation. Use one browser or paper copy.</w:t>
+      </w:r>
+    </w:p>
+    <w:p>
+      <w:pPr>
+        <w:pStyle w:val="Heading2"/>
+      </w:pPr>
+      <w:r>
+        <w:t>First supported question</w:t>
+      </w:r>
+    </w:p>
+    <w:p>
+      <w:pPr>
+        <w:pStyle w:val="ListBullet"/>
+      </w:pPr>
+      <w:r>
+        <w:t>A human approval belongs to the exact draft and action reviewed.</w:t>
+      </w:r>
+    </w:p>
+    <w:p>
+      <w:pPr>
+        <w:pStyle w:val="Heading3"/>
+      </w:pPr>
+      <w:r>
+        <w:t>Practice 1: explain the deciding evidence</w:t>
+      </w:r>
+    </w:p>
+    <w:p>
+      <w:pPr>
+        <w:pStyle w:val="ListBullet"/>
+      </w:pPr>
+      <w:r>
+        <w:t>Which labelled step matches this detail? Stop public posting and show H2’s changed content and intended audience to the reviewer.</w:t>
+      </w:r>
+    </w:p>
+    <w:p>
+      <w:pPr>
+        <w:pStyle w:val="ListBullet"/>
+      </w:pPr>
+      <w:r>
+        <w:t>1. Identify approval</w:t>
+      </w:r>
+    </w:p>
+    <w:p>
+      <w:pPr>
+        <w:pStyle w:val="ListBullet"/>
+      </w:pPr>
+      <w:r>
+        <w:t>2. Require review</w:t>
+      </w:r>
+    </w:p>
+    <w:p>
+      <w:pPr>
+        <w:pStyle w:val="ListBullet"/>
+      </w:pPr>
+      <w:r>
+        <w:t>3. Inspect change</w:t>
+      </w:r>
+    </w:p>
+    <w:p>
+      <w:pPr>
+        <w:pStyle w:val="Heading3"/>
+      </w:pPr>
+      <w:r>
+        <w:t>My selected conclusion, deciding fact and explanation</w:t>
+      </w:r>
+    </w:p>
+    <w:p>
+      <w:r>
+        <w:t>________________________________________________________________</w:t>
+      </w:r>
+    </w:p>
+    <w:p>
+      <w:r>
+        <w:t>________________________________________________________________</w:t>
+      </w:r>
+    </w:p>
+    <w:p>
+      <w:r>
+        <w:t>________________________________________________________________</w:t>
+      </w:r>
+    </w:p>
+    <w:p>
+      <w:r>
+        <w:t>________________________________________________________________</w:t>
+      </w:r>
+    </w:p>
+    <w:p>
+      <w:r>
+        <w:t>________________________________________________________________</w:t>
+      </w:r>
+    </w:p>
+    <w:p>
+      <w:pPr>
+        <w:pStyle w:val="ListBullet"/>
+      </w:pPr>
+      <w:r>
+        <w:t>Hint if needed: Read the steps in the pictorial case. Match the supplied detail to the stage that performs or records it.</w:t>
+      </w:r>
+    </w:p>
+    <w:p>
+      <w:pPr>
+        <w:pStyle w:val="ListBullet"/>
+      </w:pPr>
+      <w:r>
+        <w:t>After your attempt, compare with the supported explanation: Require review Stop public posting and show H2’s changed content and intended audience to the reviewer. Read the picture in order. Stop public posting and show H2’s changed content and intended audience to the reviewer. The arrows show which recorded input or intermediate result each decision uses. Explain the deciding step aloud before checking the changed case; pointing to the final answer alone does not show how it follows.</w:t>
+      </w:r>
+    </w:p>
+    <w:p>
+      <w:pPr>
+        <w:pStyle w:val="Heading2"/>
+      </w:pPr>
+      <w:r>
+        <w:t>Check the first explanation · reference / check after trying</w:t>
+      </w:r>
+    </w:p>
+    <w:p>
+      <w:pPr>
+        <w:pStyle w:val="Heading3"/>
+      </w:pPr>
+      <w:r>
+        <w:t>Practice 2: explain the deciding evidence</w:t>
+      </w:r>
+    </w:p>
+    <w:p>
+      <w:pPr>
+        <w:pStyle w:val="Heading2"/>
+      </w:pPr>
+      <w:r>
+        <w:t>Changed-case question</w:t>
+      </w:r>
+    </w:p>
+    <w:p>
+      <w:pPr>
+        <w:pStyle w:val="ListBullet"/>
+      </w:pPr>
+      <w:r>
+        <w:t>Changed-case practice: H2 is replaced with unchanged H1 for classroom printing. Which conclusion is supported by the supplied facts?</w:t>
+      </w:r>
+    </w:p>
+    <w:p>
+      <w:pPr>
+        <w:pStyle w:val="ListBullet"/>
+      </w:pPr>
+      <w:r>
+        <w:t>1. This one example guarantees correct results for every future input.</w:t>
+      </w:r>
+    </w:p>
+    <w:p>
+      <w:pPr>
+        <w:pStyle w:val="ListBullet"/>
+      </w:pPr>
+      <w:r>
+        <w:t>2. The original approval covers that declared action.</w:t>
+      </w:r>
+    </w:p>
+    <w:p>
+      <w:pPr>
+        <w:pStyle w:val="ListBullet"/>
+      </w:pPr>
+      <w:r>
+        <w:t>3. We can decide the result without examining the changed input or the procedure.</w:t>
+      </w:r>
+    </w:p>
+    <w:p>
+      <w:pPr>
+        <w:pStyle w:val="Heading3"/>
+      </w:pPr>
+      <w:r>
+        <w:t>My selected conclusion, deciding fact and explanation</w:t>
+      </w:r>
+    </w:p>
+    <w:p>
+      <w:r>
+        <w:t>________________________________________________________________</w:t>
+      </w:r>
+    </w:p>
+    <w:p>
+      <w:r>
+        <w:t>________________________________________________________________</w:t>
+      </w:r>
+    </w:p>
+    <w:p>
+      <w:r>
+        <w:t>________________________________________________________________</w:t>
+      </w:r>
+    </w:p>
+    <w:p>
+      <w:r>
+        <w:t>________________________________________________________________</w:t>
+      </w:r>
+    </w:p>
+    <w:p>
+      <w:r>
+        <w:t>________________________________________________________________</w:t>
+      </w:r>
+    </w:p>
+    <w:p>
+      <w:pPr>
+        <w:pStyle w:val="ListBullet"/>
+      </w:pPr>
+      <w:r>
+        <w:t>Hint if needed: Use the changed condition and the deciding step in the pictorial trace. The answer must say what follows from those facts.</w:t>
+      </w:r>
+    </w:p>
+    <w:p>
+      <w:pPr>
+        <w:pStyle w:val="ListBullet"/>
+      </w:pPr>
+      <w:r>
+        <w:t>After your attempt, compare with the supported explanation: The original approval covers that declared action. Both the approved content and its distribution scope now match.</w:t>
+      </w:r>
+    </w:p>
+    <w:p>
+      <w:pPr>
+        <w:pStyle w:val="Heading2"/>
+      </w:pPr>
+      <w:r>
+        <w:t>Check the changed case · reference / check after trying</w:t>
+      </w:r>
+    </w:p>
+    <w:p>
+      <w:pPr>
+        <w:pStyle w:val="Heading3"/>
+      </w:pPr>
+      <w:r>
+        <w:t>Repair a missing building block</w:t>
+      </w:r>
+    </w:p>
+    <w:p>
+      <w:pPr>
+        <w:pStyle w:val="Heading2"/>
+      </w:pPr>
+      <w:r>
+        <w:t>Repair and save your work</w:t>
       </w:r>
     </w:p>
     <w:p>
@@ -6030,7 +7161,7 @@
         <w:rPr>
           <w:b w:val="0"/>
         </w:rPr>
-        <w:t xml:space="preserve">Close your notes. Explain this goal in your own words: Explain the </w:t>
+        <w:t xml:space="preserve">Review Safety Boundaries (ai-3/31). Goal: Explain the </w:t>
       </w:r>
       <w:r>
         <w:rPr>
@@ -6042,7 +7173,187 @@
         <w:rPr>
           <w:b w:val="0"/>
         </w:rPr>
-        <w:t xml:space="preserve"> and terminology of human review and consequential use</w:t>
+        <w:t xml:space="preserve"> and terminology of untrusted </w:t>
+      </w:r>
+      <w:r>
+        <w:rPr>
+          <w:b/>
+        </w:rPr>
+        <w:t>input</w:t>
+      </w:r>
+      <w:r>
+        <w:rPr>
+          <w:b w:val="0"/>
+        </w:rPr>
+        <w:t xml:space="preserve"> boundaries. Short practice: If AB7 passes the pattern, may it access teacher-only material?</w:t>
+      </w:r>
+    </w:p>
+    <w:p>
+      <w:pPr>
+        <w:spacing w:line="336" w:lineRule="auto" w:after="180"/>
+      </w:pPr>
+      <w:r>
+        <w:rPr>
+          <w:b w:val="0"/>
+        </w:rPr>
+        <w:t xml:space="preserve">Point to the relevant step in the picture, then write the changed result and the rule or </w:t>
+      </w:r>
+      <w:r>
+        <w:rPr>
+          <w:b/>
+        </w:rPr>
+        <w:t>evidence</w:t>
+      </w:r>
+      <w:r>
+        <w:rPr>
+          <w:b w:val="0"/>
+        </w:rPr>
+        <w:t xml:space="preserve"> that supports it.. Return to this week and explain what you changed.</w:t>
+      </w:r>
+    </w:p>
+    <w:p>
+      <w:pPr>
+        <w:spacing w:line="336" w:lineRule="auto" w:after="180"/>
+      </w:pPr>
+      <w:r>
+        <w:rPr>
+          <w:b w:val="0"/>
+        </w:rPr>
+        <w:t xml:space="preserve">Review Copyright and Provenance (ai-3/29). Goal: Explain the </w:t>
+      </w:r>
+      <w:r>
+        <w:rPr>
+          <w:b/>
+        </w:rPr>
+        <w:t>mechanism</w:t>
+      </w:r>
+      <w:r>
+        <w:rPr>
+          <w:b w:val="0"/>
+        </w:rPr>
+        <w:t xml:space="preserve"> and terminology of copyright and permitted sources. Short practice: Does acknowledging Fern make a cropped version permitted?</w:t>
+      </w:r>
+    </w:p>
+    <w:p>
+      <w:pPr>
+        <w:spacing w:line="336" w:lineRule="auto" w:after="180"/>
+      </w:pPr>
+      <w:r>
+        <w:rPr>
+          <w:b w:val="0"/>
+        </w:rPr>
+        <w:t xml:space="preserve">Point to the relevant step in the picture, then write the changed result and the rule or </w:t>
+      </w:r>
+      <w:r>
+        <w:rPr>
+          <w:b/>
+        </w:rPr>
+        <w:t>evidence</w:t>
+      </w:r>
+      <w:r>
+        <w:rPr>
+          <w:b w:val="0"/>
+        </w:rPr>
+        <w:t xml:space="preserve"> that supports it.. Return to this week and explain what you changed.</w:t>
+      </w:r>
+    </w:p>
+    <w:p>
+      <w:pPr>
+        <w:spacing w:line="336" w:lineRule="auto" w:after="180"/>
+      </w:pPr>
+      <w:r>
+        <w:rPr>
+          <w:b w:val="0"/>
+        </w:rPr>
+        <w:t xml:space="preserve">Review Evaluation Sets (ai-3/26). Goal: Explain the </w:t>
+      </w:r>
+      <w:r>
+        <w:rPr>
+          <w:b/>
+        </w:rPr>
+        <w:t>mechanism</w:t>
+      </w:r>
+      <w:r>
+        <w:rPr>
+          <w:b w:val="0"/>
+        </w:rPr>
+        <w:t xml:space="preserve"> and terminology of system evaluation sets. Short practice: Did the added cases demonstrate better answering?</w:t>
+      </w:r>
+    </w:p>
+    <w:p>
+      <w:pPr>
+        <w:spacing w:line="336" w:lineRule="auto" w:after="180"/>
+      </w:pPr>
+      <w:r>
+        <w:rPr>
+          <w:b w:val="0"/>
+        </w:rPr>
+        <w:t xml:space="preserve">Point to the relevant step in the picture, then write the changed result and the rule or </w:t>
+      </w:r>
+      <w:r>
+        <w:rPr>
+          <w:b/>
+        </w:rPr>
+        <w:t>evidence</w:t>
+      </w:r>
+      <w:r>
+        <w:rPr>
+          <w:b w:val="0"/>
+        </w:rPr>
+        <w:t xml:space="preserve"> that supports it.. Return to this week and explain what you changed.</w:t>
+      </w:r>
+    </w:p>
+    <w:p>
+      <w:pPr>
+        <w:spacing w:line="336" w:lineRule="auto" w:after="180"/>
+      </w:pPr>
+      <w:r>
+        <w:rPr>
+          <w:b w:val="0"/>
+        </w:rPr>
+        <w:t xml:space="preserve">Use Download completed work in the hosted lesson to export your answers, reflections, practice feedback and code-run </w:t>
+      </w:r>
+      <w:r>
+        <w:rPr>
+          <w:b/>
+        </w:rPr>
+        <w:t>evidence</w:t>
+      </w:r>
+      <w:r>
+        <w:rPr>
+          <w:b w:val="0"/>
+        </w:rPr>
+        <w:t>. Open the HTML copy to read or print it.</w:t>
+      </w:r>
+    </w:p>
+    <w:p>
+      <w:pPr>
+        <w:spacing w:line="336" w:lineRule="auto" w:after="180"/>
+      </w:pPr>
+      <w:r>
+        <w:rPr>
+          <w:b w:val="0"/>
+        </w:rPr>
+        <w:t>Drafts stay in this browser when storage is available; clear drafts on a shared device.</w:t>
+      </w:r>
+    </w:p>
+    <w:p>
+      <w:pPr>
+        <w:pStyle w:val="Heading2"/>
+      </w:pPr>
+      <w:r>
+        <w:t>Earlier wording, alternatives and picture transcripts · reference / check after trying</w:t>
+      </w:r>
+    </w:p>
+    <w:p>
+      <w:pPr>
+        <w:spacing w:line="336" w:lineRule="auto" w:after="180"/>
+      </w:pPr>
+      <w:r>
+        <w:rPr>
+          <w:b w:val="0"/>
+        </w:rPr>
+        <w:t>Use this supported practice once, in the browser or on paper. Keep the reserved independent assessment for a separate first attempt before teacher feedback.</w:t>
       </w:r>
     </w:p>
     <w:p>
@@ -6050,90 +7361,7 @@
         <w:pStyle w:val="Heading3"/>
       </w:pPr>
       <w:r>
-        <w:t>My deciding step, evidence and one remaining question</w:t>
-      </w:r>
-    </w:p>
-    <w:p>
-      <w:r>
-        <w:t>________________________________________________________________</w:t>
-      </w:r>
-    </w:p>
-    <w:p>
-      <w:r>
-        <w:t>________________________________________________________________</w:t>
-      </w:r>
-    </w:p>
-    <w:p>
-      <w:r>
-        <w:t>________________________________________________________________</w:t>
-      </w:r>
-    </w:p>
-    <w:p>
-      <w:r>
-        <w:t>________________________________________________________________</w:t>
-      </w:r>
-    </w:p>
-    <w:p>
-      <w:r>
-        <w:t>________________________________________________________________</w:t>
-      </w:r>
-    </w:p>
-    <w:p>
-      <w:pPr>
-        <w:spacing w:line="336" w:lineRule="auto" w:after="180"/>
-      </w:pPr>
-      <w:r>
-        <w:rPr>
-          <w:b w:val="0"/>
-        </w:rPr>
-        <w:t xml:space="preserve">If you are unsure, return to the worked picture and explain one arrow. If you are ready, change an </w:t>
-      </w:r>
-      <w:r>
-        <w:rPr>
-          <w:b/>
-        </w:rPr>
-        <w:t>input</w:t>
-      </w:r>
-      <w:r>
-        <w:rPr>
-          <w:b w:val="0"/>
-        </w:rPr>
-        <w:t xml:space="preserve"> or assumption and justify your </w:t>
-      </w:r>
-      <w:r>
-        <w:rPr>
-          <w:b/>
-        </w:rPr>
-        <w:t>prediction</w:t>
-      </w:r>
-      <w:r>
-        <w:rPr>
-          <w:b w:val="0"/>
-        </w:rPr>
-        <w:t>.</w:t>
-      </w:r>
-    </w:p>
-    <w:p>
-      <w:pPr>
-        <w:spacing w:line="336" w:lineRule="auto" w:after="180"/>
-      </w:pPr>
-      <w:r>
-        <w:rPr>
-          <w:b w:val="0"/>
-        </w:rPr>
-        <w:t xml:space="preserve">Save your workbook </w:t>
-      </w:r>
-      <w:r>
-        <w:rPr>
-          <w:b/>
-        </w:rPr>
-        <w:t>evidence</w:t>
-      </w:r>
-      <w:r>
-        <w:rPr>
-          <w:b w:val="0"/>
-        </w:rPr>
-        <w:t>. At the next review, try a different case before opening your old answer.</w:t>
+        <w:t>Keep your completed work</w:t>
       </w:r>
     </w:p>
     <w:p>
@@ -6141,577 +7369,17 @@
         <w:pStyle w:val="Heading1"/>
       </w:pPr>
       <w:r>
-        <w:t>17. Supported practice, repair and portfolio</w:t>
-      </w:r>
-    </w:p>
-    <w:p>
-      <w:r>
-        <w:t>Attempt supported questions before using hints or feedback. Review a missing building block, then keep the completed work.</w:t>
-      </w:r>
-    </w:p>
-    <w:p>
-      <w:pPr>
-        <w:spacing w:line="336" w:lineRule="auto" w:after="180"/>
-      </w:pPr>
-      <w:r>
-        <w:rPr>
-          <w:b w:val="0"/>
-        </w:rPr>
-        <w:t>Use this supported practice once, in the browser or on paper. Keep the reserved independent assessment for a separate first attempt before teacher feedback.</w:t>
-      </w:r>
-    </w:p>
-    <w:p>
-      <w:pPr>
-        <w:spacing w:line="336" w:lineRule="auto" w:after="180"/>
-      </w:pPr>
-      <w:r>
-        <w:rPr>
-          <w:b w:val="0"/>
-        </w:rPr>
-        <w:t>A human approval belongs to the exact draft and action reviewed.</w:t>
-      </w:r>
-    </w:p>
-    <w:p>
-      <w:pPr>
-        <w:pStyle w:val="Heading3"/>
-      </w:pPr>
-      <w:r>
-        <w:t>Practice 1: explain the deciding evidence</w:t>
-      </w:r>
-    </w:p>
-    <w:p>
-      <w:pPr>
-        <w:spacing w:line="336" w:lineRule="auto" w:after="180"/>
-      </w:pPr>
-      <w:r>
-        <w:rPr>
-          <w:b w:val="0"/>
-        </w:rPr>
-        <w:t>Which labelled step matches this detail? Stop public posting and show H2’s changed content and intended audience to the reviewer.</w:t>
-      </w:r>
-    </w:p>
-    <w:p>
-      <w:pPr>
-        <w:spacing w:line="336" w:lineRule="auto" w:after="180"/>
-        <w:shd w:fill="F4F9FC"/>
-      </w:pPr>
-      <w:r>
-        <w:rPr>
-          <w:b w:val="0"/>
-        </w:rPr>
-        <w:t>1. Identify approval</w:t>
-      </w:r>
-    </w:p>
-    <w:p>
-      <w:pPr>
-        <w:spacing w:line="336" w:lineRule="auto" w:after="180"/>
-        <w:shd w:fill="F4F9FC"/>
-      </w:pPr>
-      <w:r>
-        <w:rPr>
-          <w:b w:val="0"/>
-        </w:rPr>
-        <w:t>2. Require review</w:t>
-      </w:r>
-    </w:p>
-    <w:p>
-      <w:pPr>
-        <w:spacing w:line="336" w:lineRule="auto" w:after="180"/>
-        <w:shd w:fill="F4F9FC"/>
-      </w:pPr>
-      <w:r>
-        <w:rPr>
-          <w:b w:val="0"/>
-        </w:rPr>
-        <w:t>3. Inspect change</w:t>
-      </w:r>
-    </w:p>
-    <w:p>
-      <w:pPr>
-        <w:pStyle w:val="Heading3"/>
-      </w:pPr>
-      <w:r>
-        <w:t>My selected conclusion, deciding fact and explanation</w:t>
-      </w:r>
-    </w:p>
-    <w:p>
-      <w:r>
-        <w:t>________________________________________________________________</w:t>
-      </w:r>
-    </w:p>
-    <w:p>
-      <w:r>
-        <w:t>________________________________________________________________</w:t>
-      </w:r>
-    </w:p>
-    <w:p>
-      <w:r>
-        <w:t>________________________________________________________________</w:t>
-      </w:r>
-    </w:p>
-    <w:p>
-      <w:r>
-        <w:t>________________________________________________________________</w:t>
-      </w:r>
-    </w:p>
-    <w:p>
-      <w:r>
-        <w:t>________________________________________________________________</w:t>
-      </w:r>
-    </w:p>
-    <w:p>
-      <w:pPr>
-        <w:pStyle w:val="Heading3"/>
-      </w:pPr>
-      <w:r>
-        <w:t>Hint · try first</w:t>
-      </w:r>
-    </w:p>
-    <w:p>
-      <w:pPr>
-        <w:spacing w:line="336" w:lineRule="auto" w:after="180"/>
-        <w:shd w:fill="F1F6F8"/>
-      </w:pPr>
-      <w:r>
-        <w:rPr>
-          <w:b w:val="0"/>
-        </w:rPr>
-        <w:t>Hint if needed: Read the steps in the pictorial case. Match the supplied detail to the stage that performs or records it.</w:t>
-      </w:r>
-    </w:p>
-    <w:p>
-      <w:pPr>
-        <w:pStyle w:val="Heading3"/>
-      </w:pPr>
-      <w:r>
-        <w:t>Feedback · compare after trying</w:t>
-      </w:r>
-    </w:p>
-    <w:p>
-      <w:pPr>
-        <w:spacing w:line="336" w:lineRule="auto" w:after="180"/>
-        <w:shd w:fill="F1F6FC"/>
-      </w:pPr>
-      <w:r>
-        <w:rPr>
-          <w:b w:val="0"/>
-        </w:rPr>
-        <w:t>After your attempt, compare with the supported explanation: Require review Stop public posting and show H2’s changed content and intended audience to the reviewer. Read the picture in order.</w:t>
-      </w:r>
-    </w:p>
-    <w:p>
-      <w:pPr>
-        <w:spacing w:line="336" w:lineRule="auto" w:after="180"/>
-        <w:shd w:fill="F1F6FC"/>
-      </w:pPr>
-      <w:r>
-        <w:rPr>
-          <w:b w:val="0"/>
-        </w:rPr>
-        <w:t xml:space="preserve">Stop public posting and show H2’s changed content and intended audience to the reviewer. The arrows show which recorded </w:t>
-      </w:r>
-      <w:r>
-        <w:rPr>
-          <w:b/>
-        </w:rPr>
-        <w:t>input</w:t>
-      </w:r>
-      <w:r>
-        <w:rPr>
-          <w:b w:val="0"/>
-        </w:rPr>
-        <w:t xml:space="preserve"> or intermediate result each decision uses.</w:t>
-      </w:r>
-    </w:p>
-    <w:p>
-      <w:pPr>
-        <w:spacing w:line="336" w:lineRule="auto" w:after="180"/>
-        <w:shd w:fill="F1F6FC"/>
-      </w:pPr>
-      <w:r>
-        <w:rPr>
-          <w:b w:val="0"/>
-        </w:rPr>
-        <w:t>Explain the deciding step aloud before checking the changed case; pointing to the final answer alone does not show how it follows.</w:t>
-      </w:r>
-    </w:p>
-    <w:p>
-      <w:pPr>
-        <w:pStyle w:val="Heading3"/>
-      </w:pPr>
-      <w:r>
-        <w:t>Practice 2: explain the deciding evidence</w:t>
-      </w:r>
-    </w:p>
-    <w:p>
-      <w:pPr>
-        <w:pStyle w:val="Heading3"/>
-      </w:pPr>
-      <w:r>
-        <w:t>Changed case · predict first</w:t>
-      </w:r>
-    </w:p>
-    <w:p>
-      <w:pPr>
-        <w:spacing w:line="336" w:lineRule="auto" w:after="180"/>
-        <w:shd w:fill="F5F1FB"/>
-      </w:pPr>
-      <w:r>
-        <w:rPr>
-          <w:b w:val="0"/>
-        </w:rPr>
-        <w:t>Changed-case practice: H2 is replaced with unchanged H1 for classroom printing. Which conclusion is supported by the supplied facts?</w:t>
-      </w:r>
-    </w:p>
-    <w:p>
-      <w:pPr>
-        <w:spacing w:line="336" w:lineRule="auto" w:after="180"/>
-        <w:shd w:fill="F4F9FC"/>
-      </w:pPr>
-      <w:r>
-        <w:rPr>
-          <w:b w:val="0"/>
-        </w:rPr>
-        <w:t xml:space="preserve">1. This one example guarantees correct results for every future </w:t>
-      </w:r>
-      <w:r>
-        <w:rPr>
-          <w:b/>
-        </w:rPr>
-        <w:t>input</w:t>
-      </w:r>
-      <w:r>
-        <w:rPr>
-          <w:b w:val="0"/>
-        </w:rPr>
-        <w:t>.</w:t>
-      </w:r>
-    </w:p>
-    <w:p>
-      <w:pPr>
-        <w:spacing w:line="336" w:lineRule="auto" w:after="180"/>
-        <w:shd w:fill="F4F9FC"/>
-      </w:pPr>
-      <w:r>
-        <w:rPr>
-          <w:b w:val="0"/>
-        </w:rPr>
-        <w:t>2. The original approval covers that declared action.</w:t>
-      </w:r>
-    </w:p>
-    <w:p>
-      <w:pPr>
-        <w:spacing w:line="336" w:lineRule="auto" w:after="180"/>
-        <w:shd w:fill="F4F9FC"/>
-      </w:pPr>
-      <w:r>
-        <w:rPr>
-          <w:b w:val="0"/>
-        </w:rPr>
-        <w:t xml:space="preserve">3. We can decide the result without examining the changed </w:t>
-      </w:r>
-      <w:r>
-        <w:rPr>
-          <w:b/>
-        </w:rPr>
-        <w:t>input</w:t>
-      </w:r>
-      <w:r>
-        <w:rPr>
-          <w:b w:val="0"/>
-        </w:rPr>
-        <w:t xml:space="preserve"> or the procedure.</w:t>
-      </w:r>
-    </w:p>
-    <w:p>
-      <w:pPr>
-        <w:pStyle w:val="Heading3"/>
-      </w:pPr>
-      <w:r>
-        <w:t>My selected conclusion, deciding fact and explanation</w:t>
-      </w:r>
-    </w:p>
-    <w:p>
-      <w:r>
-        <w:t>________________________________________________________________</w:t>
-      </w:r>
-    </w:p>
-    <w:p>
-      <w:r>
-        <w:t>________________________________________________________________</w:t>
-      </w:r>
-    </w:p>
-    <w:p>
-      <w:r>
-        <w:t>________________________________________________________________</w:t>
-      </w:r>
-    </w:p>
-    <w:p>
-      <w:r>
-        <w:t>________________________________________________________________</w:t>
-      </w:r>
-    </w:p>
-    <w:p>
-      <w:r>
-        <w:t>________________________________________________________________</w:t>
-      </w:r>
-    </w:p>
-    <w:p>
-      <w:pPr>
-        <w:pStyle w:val="Heading3"/>
-      </w:pPr>
-      <w:r>
-        <w:t>Hint · try first</w:t>
-      </w:r>
-    </w:p>
-    <w:p>
-      <w:pPr>
-        <w:spacing w:line="336" w:lineRule="auto" w:after="180"/>
-        <w:shd w:fill="F1F6F8"/>
-      </w:pPr>
-      <w:r>
-        <w:rPr>
-          <w:b w:val="0"/>
-        </w:rPr>
-        <w:t>Hint if needed: Use the changed condition and the deciding step in the pictorial trace. The answer must say what follows from those facts.</w:t>
-      </w:r>
-    </w:p>
-    <w:p>
-      <w:pPr>
-        <w:pStyle w:val="Heading3"/>
-      </w:pPr>
-      <w:r>
-        <w:t>Feedback · compare after trying</w:t>
-      </w:r>
-    </w:p>
-    <w:p>
-      <w:pPr>
-        <w:spacing w:line="336" w:lineRule="auto" w:after="180"/>
-        <w:shd w:fill="F1F6FC"/>
-      </w:pPr>
-      <w:r>
-        <w:rPr>
-          <w:b w:val="0"/>
-        </w:rPr>
-        <w:t>After your attempt, compare with the supported explanation: The original approval covers that declared action. Both the approved content and its distribution scope now match.</w:t>
-      </w:r>
-    </w:p>
-    <w:p>
-      <w:pPr>
-        <w:pStyle w:val="Heading3"/>
-      </w:pPr>
-      <w:r>
-        <w:t>Repair a missing building block</w:t>
-      </w:r>
-    </w:p>
-    <w:p>
-      <w:pPr>
-        <w:spacing w:line="336" w:lineRule="auto" w:after="180"/>
-      </w:pPr>
-      <w:r>
-        <w:rPr>
-          <w:b w:val="0"/>
-        </w:rPr>
-        <w:t xml:space="preserve">Review Safety Boundaries (ai-3/31). Goal: Explain the </w:t>
-      </w:r>
-      <w:r>
-        <w:rPr>
-          <w:b/>
-        </w:rPr>
-        <w:t>mechanism</w:t>
-      </w:r>
-      <w:r>
-        <w:rPr>
-          <w:b w:val="0"/>
-        </w:rPr>
-        <w:t xml:space="preserve"> and terminology of untrusted </w:t>
-      </w:r>
-      <w:r>
-        <w:rPr>
-          <w:b/>
-        </w:rPr>
-        <w:t>input</w:t>
-      </w:r>
-      <w:r>
-        <w:rPr>
-          <w:b w:val="0"/>
-        </w:rPr>
-        <w:t xml:space="preserve"> boundaries. Short practice: If AB7 passes the pattern, may it access teacher-only material?</w:t>
-      </w:r>
-    </w:p>
-    <w:p>
-      <w:pPr>
-        <w:spacing w:line="336" w:lineRule="auto" w:after="180"/>
-      </w:pPr>
-      <w:r>
-        <w:rPr>
-          <w:b w:val="0"/>
-        </w:rPr>
-        <w:t xml:space="preserve">Point to the relevant step in the picture, then write the changed result and the rule or </w:t>
-      </w:r>
-      <w:r>
-        <w:rPr>
-          <w:b/>
-        </w:rPr>
-        <w:t>evidence</w:t>
-      </w:r>
-      <w:r>
-        <w:rPr>
-          <w:b w:val="0"/>
-        </w:rPr>
-        <w:t xml:space="preserve"> that supports it.. Return to this week and explain what you changed.</w:t>
-      </w:r>
-    </w:p>
-    <w:p>
-      <w:pPr>
-        <w:spacing w:line="336" w:lineRule="auto" w:after="180"/>
-      </w:pPr>
-      <w:r>
-        <w:rPr>
-          <w:b w:val="0"/>
-        </w:rPr>
-        <w:t xml:space="preserve">Review Copyright and Provenance (ai-3/29). Goal: Explain the </w:t>
-      </w:r>
-      <w:r>
-        <w:rPr>
-          <w:b/>
-        </w:rPr>
-        <w:t>mechanism</w:t>
-      </w:r>
-      <w:r>
-        <w:rPr>
-          <w:b w:val="0"/>
-        </w:rPr>
-        <w:t xml:space="preserve"> and terminology of copyright and permitted sources. Short practice: Does acknowledging Fern make a cropped version permitted?</w:t>
-      </w:r>
-    </w:p>
-    <w:p>
-      <w:pPr>
-        <w:spacing w:line="336" w:lineRule="auto" w:after="180"/>
-      </w:pPr>
-      <w:r>
-        <w:rPr>
-          <w:b w:val="0"/>
-        </w:rPr>
-        <w:t xml:space="preserve">Point to the relevant step in the picture, then write the changed result and the rule or </w:t>
-      </w:r>
-      <w:r>
-        <w:rPr>
-          <w:b/>
-        </w:rPr>
-        <w:t>evidence</w:t>
-      </w:r>
-      <w:r>
-        <w:rPr>
-          <w:b w:val="0"/>
-        </w:rPr>
-        <w:t xml:space="preserve"> that supports it.. Return to this week and explain what you changed.</w:t>
-      </w:r>
-    </w:p>
-    <w:p>
-      <w:pPr>
-        <w:spacing w:line="336" w:lineRule="auto" w:after="180"/>
-      </w:pPr>
-      <w:r>
-        <w:rPr>
-          <w:b w:val="0"/>
-        </w:rPr>
-        <w:t xml:space="preserve">Review Evaluation Sets (ai-3/26). Goal: Explain the </w:t>
-      </w:r>
-      <w:r>
-        <w:rPr>
-          <w:b/>
-        </w:rPr>
-        <w:t>mechanism</w:t>
-      </w:r>
-      <w:r>
-        <w:rPr>
-          <w:b w:val="0"/>
-        </w:rPr>
-        <w:t xml:space="preserve"> and terminology of system evaluation sets. Short practice: Did the added cases demonstrate better answering?</w:t>
-      </w:r>
-    </w:p>
-    <w:p>
-      <w:pPr>
-        <w:spacing w:line="336" w:lineRule="auto" w:after="180"/>
-      </w:pPr>
-      <w:r>
-        <w:rPr>
-          <w:b w:val="0"/>
-        </w:rPr>
-        <w:t xml:space="preserve">Point to the relevant step in the picture, then write the changed result and the rule or </w:t>
-      </w:r>
-      <w:r>
-        <w:rPr>
-          <w:b/>
-        </w:rPr>
-        <w:t>evidence</w:t>
-      </w:r>
-      <w:r>
-        <w:rPr>
-          <w:b w:val="0"/>
-        </w:rPr>
-        <w:t xml:space="preserve"> that supports it.. Return to this week and explain what you changed.</w:t>
-      </w:r>
-    </w:p>
-    <w:p>
-      <w:pPr>
-        <w:pStyle w:val="Heading3"/>
-      </w:pPr>
-      <w:r>
-        <w:t>Keep your completed work</w:t>
-      </w:r>
-    </w:p>
-    <w:p>
-      <w:pPr>
-        <w:spacing w:line="336" w:lineRule="auto" w:after="180"/>
-      </w:pPr>
-      <w:r>
-        <w:rPr>
-          <w:b w:val="0"/>
-        </w:rPr>
-        <w:t xml:space="preserve">Use Download completed work in the hosted lesson to export your answers, reflections, practice feedback and code-run </w:t>
-      </w:r>
-      <w:r>
-        <w:rPr>
-          <w:b/>
-        </w:rPr>
-        <w:t>evidence</w:t>
-      </w:r>
-      <w:r>
-        <w:rPr>
-          <w:b w:val="0"/>
-        </w:rPr>
-        <w:t>. Open the HTML copy to read or print it.</w:t>
-      </w:r>
-    </w:p>
-    <w:p>
-      <w:pPr>
-        <w:spacing w:line="336" w:lineRule="auto" w:after="180"/>
-      </w:pPr>
-      <w:r>
-        <w:rPr>
-          <w:b w:val="0"/>
-        </w:rPr>
-        <w:t>Drafts stay in this browser when storage is available; clear drafts on a shared device.</w:t>
-      </w:r>
-    </w:p>
-    <w:p>
-      <w:pPr>
-        <w:pStyle w:val="Heading1"/>
-      </w:pPr>
-      <w:r>
-        <w:t>18. Visual concept journey</w:t>
-      </w:r>
-    </w:p>
-    <w:p>
-      <w:r>
-        <w:t>Explain each Human AI Workflow graphic using its labels, deciding evidence and relevant limitation.</w:t>
-      </w:r>
-    </w:p>
-    <w:p>
-      <w:pPr>
-        <w:pStyle w:val="Heading3"/>
+        <w:t>18. Reference: the six-picture journey</w:t>
+      </w:r>
+    </w:p>
+    <w:p>
+      <w:r>
+        <w:t>Revisit the picture that serves the current question; key diagrams already sit beside the main explanation.</w:t>
+      </w:r>
+    </w:p>
+    <w:p>
+      <w:pPr>
+        <w:pStyle w:val="Heading2"/>
       </w:pPr>
       <w:r>
         <w:t>01. Human AI Workflow: the case</w:t>
@@ -6722,7 +7390,7 @@
         <w:drawing>
           <wp:inline xmlns:a="http://schemas.openxmlformats.org/drawingml/2006/main" xmlns:pic="http://schemas.openxmlformats.org/drawingml/2006/picture">
             <wp:extent cx="5486400" cy="3142488"/>
-            <wp:docPr id="22" name="Picture 22" descr="A human approval belongs to the exact draft and action reviewed. Supplied facts: A teacher approves study handout H1 for classroom printing. H2 adds a pupil email address and proposes public posting. No H2 approval exists. All inputs and outcomes in this worked example are invented classroom data; no real model run is claimed."/>
+            <wp:docPr id="28" name="Picture 28" descr="A human approval belongs to the exact draft and action reviewed. Supplied facts: A teacher approves study handout H1 for classroom printing. H2 adds a pupil email address and proposes public posting. No H2 approval exists. All inputs and outcomes in this worked example are invented classroom data; no real model run is claimed."/>
             <wp:cNvGraphicFramePr>
               <a:graphicFrameLocks noChangeAspect="1"/>
             </wp:cNvGraphicFramePr>
@@ -6734,7 +7402,7 @@
                     <pic:cNvPicPr/>
                   </pic:nvPicPr>
                   <pic:blipFill>
-                    <a:blip r:embed="rId29"/>
+                    <a:blip r:embed="rId31"/>
                     <a:stretch>
                       <a:fillRect/>
                     </a:stretch>
@@ -6790,7 +7458,6 @@
     <w:p>
       <w:pPr>
         <w:spacing w:line="336" w:lineRule="auto" w:after="180"/>
-        <w:shd w:fill="F5F1FB"/>
       </w:pPr>
       <w:r>
         <w:rPr>
@@ -6801,7 +7468,7 @@
     </w:p>
     <w:p>
       <w:pPr>
-        <w:pStyle w:val="Heading3"/>
+        <w:pStyle w:val="Heading2"/>
       </w:pPr>
       <w:r>
         <w:t>02. Follow the deciding steps</w:t>
@@ -6812,7 +7479,7 @@
         <w:drawing>
           <wp:inline xmlns:a="http://schemas.openxmlformats.org/drawingml/2006/main" xmlns:pic="http://schemas.openxmlformats.org/drawingml/2006/picture">
             <wp:extent cx="5486400" cy="3337560"/>
-            <wp:docPr id="23" name="Picture 23" descr="Identify approval: The recorded approval covers H1 and classroom printing. → Inspect change: H2 changes both content and distribution scope. → Require review: Stop public posting and show H2’s changed content and intended audience to the reviewer."/>
+            <wp:docPr id="29" name="Picture 29" descr="Identify approval: The recorded approval covers H1 and classroom printing. → Inspect change: H2 changes both content and distribution scope. → Require review: Stop public posting and show H2’s changed content and intended audience to the reviewer."/>
             <wp:cNvGraphicFramePr>
               <a:graphicFrameLocks noChangeAspect="1"/>
             </wp:cNvGraphicFramePr>
@@ -6824,7 +7491,7 @@
                     <pic:cNvPicPr/>
                   </pic:nvPicPr>
                   <pic:blipFill>
-                    <a:blip r:embed="rId30"/>
+                    <a:blip r:embed="rId17"/>
                     <a:stretch>
                       <a:fillRect/>
                     </a:stretch>
@@ -6857,7 +7524,6 @@
     <w:p>
       <w:pPr>
         <w:spacing w:line="336" w:lineRule="auto" w:after="180"/>
-        <w:shd w:fill="F5F1FB"/>
       </w:pPr>
       <w:r>
         <w:rPr>
@@ -6880,7 +7546,7 @@
     </w:p>
     <w:p>
       <w:pPr>
-        <w:pStyle w:val="Heading3"/>
+        <w:pStyle w:val="Heading2"/>
       </w:pPr>
       <w:r>
         <w:t>03. Human review and consequential use — evidence trace</w:t>
@@ -6891,7 +7557,7 @@
         <w:drawing>
           <wp:inline xmlns:a="http://schemas.openxmlformats.org/drawingml/2006/main" xmlns:pic="http://schemas.openxmlformats.org/drawingml/2006/picture">
             <wp:extent cx="5486400" cy="3297936"/>
-            <wp:docPr id="24" name="Picture 24" descr="Human review and consequential use — evidence trace. Coordinator approves draft v1 for room B. Assistant changes room to C in v2 and submits using the old approval. | For this fictional workflow the assistant drafts a room request but only the coordinator can approve and submit it. Review packets include sources, uncertainty, requested action and the exact version. Any material change requires new approval. | The submission violates version-bound approval. Preserve v1 approval, request review of v2 and prevent submission until its exact action is approved."/>
+            <wp:docPr id="30" name="Picture 30" descr="Human review and consequential use — evidence trace. Coordinator approves draft v1 for room B. Assistant changes room to C in v2 and submits using the old approval. | For this fictional workflow the assistant drafts a room request but only the coordinator can approve and submit it. Review packets include sources, uncertainty, requested action and the exact version. Any material change requires new approval. | The submission violates version-bound approval. Preserve v1 approval, request review of v2 and prevent submission until its exact action is approved."/>
             <wp:cNvGraphicFramePr>
               <a:graphicFrameLocks noChangeAspect="1"/>
             </wp:cNvGraphicFramePr>
@@ -6903,7 +7569,7 @@
                     <pic:cNvPicPr/>
                   </pic:nvPicPr>
                   <pic:blipFill>
-                    <a:blip r:embed="rId31"/>
+                    <a:blip r:embed="rId32"/>
                     <a:stretch>
                       <a:fillRect/>
                     </a:stretch>
@@ -7011,7 +7677,6 @@
     <w:p>
       <w:pPr>
         <w:spacing w:line="336" w:lineRule="auto" w:after="180"/>
-        <w:shd w:fill="F5F1FB"/>
       </w:pPr>
       <w:r>
         <w:rPr>
@@ -7022,7 +7687,7 @@
     </w:p>
     <w:p>
       <w:pPr>
-        <w:pStyle w:val="Heading3"/>
+        <w:pStyle w:val="Heading2"/>
       </w:pPr>
       <w:r>
         <w:t>04. Change one thing. Trace what follows.</w:t>
@@ -7033,7 +7698,7 @@
         <w:drawing>
           <wp:inline xmlns:a="http://schemas.openxmlformats.org/drawingml/2006/main" xmlns:pic="http://schemas.openxmlformats.org/drawingml/2006/picture">
             <wp:extent cx="5486400" cy="3041904"/>
-            <wp:docPr id="25" name="Picture 25" descr="Original case: Stop public posting and show H2’s changed content and intended audience to the reviewer. Changed condition: H2 is replaced with unchanged H1 for classroom printing. Expected result: The original approval covers that declared action. Reason: Both the approved content and its distribution scope now match."/>
+            <wp:docPr id="31" name="Picture 31" descr="Original case: Stop public posting and show H2’s changed content and intended audience to the reviewer. Changed condition: H2 is replaced with unchanged H1 for classroom printing. Expected result: The original approval covers that declared action. Reason: Both the approved content and its distribution scope now match."/>
             <wp:cNvGraphicFramePr>
               <a:graphicFrameLocks noChangeAspect="1"/>
             </wp:cNvGraphicFramePr>
@@ -7045,7 +7710,7 @@
                     <pic:cNvPicPr/>
                   </pic:nvPicPr>
                   <pic:blipFill>
-                    <a:blip r:embed="rId32"/>
+                    <a:blip r:embed="rId18"/>
                     <a:stretch>
                       <a:fillRect/>
                     </a:stretch>
@@ -7089,7 +7754,6 @@
     <w:p>
       <w:pPr>
         <w:spacing w:line="336" w:lineRule="auto" w:after="180"/>
-        <w:shd w:fill="F5F1FB"/>
       </w:pPr>
       <w:r>
         <w:rPr>
@@ -7100,7 +7764,7 @@
     </w:p>
     <w:p>
       <w:pPr>
-        <w:pStyle w:val="Heading3"/>
+        <w:pStyle w:val="Heading2"/>
       </w:pPr>
       <w:r>
         <w:t>05. Connect the explanation to its limit</w:t>
@@ -7111,7 +7775,7 @@
         <w:drawing>
           <wp:inline xmlns:a="http://schemas.openxmlformats.org/drawingml/2006/main" xmlns:pic="http://schemas.openxmlformats.org/drawingml/2006/picture">
             <wp:extent cx="5486400" cy="2834640"/>
-            <wp:docPr id="26" name="Picture 26" descr="Read the picture in order. Stop public posting and show H2’s changed content and intended audience to the reviewer. The arrows show which recorded input or intermediate result each decision uses. Explain the deciding step aloud before checking the changed case; pointing to the final answer alone does not show how it follows. Limit: Human review helps only when the reviewer sees the material changes, evidence and actual consequences."/>
+            <wp:docPr id="32" name="Picture 32" descr="Read the picture in order. Stop public posting and show H2’s changed content and intended audience to the reviewer. The arrows show which recorded input or intermediate result each decision uses. Explain the deciding step aloud before checking the changed case; pointing to the final answer alone does not show how it follows. Limit: Human review helps only when the reviewer sees the material changes, evidence and actual consequences."/>
             <wp:cNvGraphicFramePr>
               <a:graphicFrameLocks noChangeAspect="1"/>
             </wp:cNvGraphicFramePr>
@@ -7202,7 +7866,6 @@
     <w:p>
       <w:pPr>
         <w:spacing w:line="336" w:lineRule="auto" w:after="180"/>
-        <w:shd w:fill="F5F1FB"/>
       </w:pPr>
       <w:r>
         <w:rPr>
@@ -7213,7 +7876,7 @@
     </w:p>
     <w:p>
       <w:pPr>
-        <w:pStyle w:val="Heading3"/>
+        <w:pStyle w:val="Heading2"/>
       </w:pPr>
       <w:r>
         <w:t>06. Make the idea visible in your project</w:t>
@@ -7224,7 +7887,7 @@
         <w:drawing>
           <wp:inline xmlns:a="http://schemas.openxmlformats.org/drawingml/2006/main" xmlns:pic="http://schemas.openxmlformats.org/drawingml/2006/picture">
             <wp:extent cx="5486400" cy="3681984"/>
-            <wp:docPr id="27" name="Picture 27" descr="For your Verified Study Buddy, save the input, procedure, observed result and limitation of this check. Label this worked example as practice; use a different, previously unreviewed case when checking independent understanding. Draw your input, deciding step, result and limit. Supported question: Why can H1’s approval not automatically approve H2? Point to the relevant step in the picture, then write the changed result and the rule or evidence that supports it."/>
+            <wp:docPr id="33" name="Picture 33" descr="For your Verified Study Buddy, save the input, procedure, observed result and limitation of this check. Label this worked example as practice; use a different, previously unreviewed case when checking independent understanding. Draw your input, deciding step, result and limit. Supported question: Why can H1’s approval not automatically approve H2? Point to the relevant step in the picture, then write the changed result and the rule or evidence that supports it."/>
             <wp:cNvGraphicFramePr>
               <a:graphicFrameLocks noChangeAspect="1"/>
             </wp:cNvGraphicFramePr>
@@ -7327,7 +7990,6 @@
     <w:p>
       <w:pPr>
         <w:spacing w:line="336" w:lineRule="auto" w:after="180"/>
-        <w:shd w:fill="F5F1FB"/>
       </w:pPr>
       <w:r>
         <w:rPr>
@@ -7346,6 +8008,62 @@
           <w:b w:val="0"/>
         </w:rPr>
         <w:t>.</w:t>
+      </w:r>
+    </w:p>
+    <w:p>
+      <w:pPr>
+        <w:pStyle w:val="Heading2"/>
+      </w:pPr>
+      <w:r>
+        <w:t>Earlier wording, alternatives and picture transcripts · reference / check after trying</w:t>
+      </w:r>
+    </w:p>
+    <w:p>
+      <w:pPr>
+        <w:pStyle w:val="Heading3"/>
+      </w:pPr>
+      <w:r>
+        <w:t>01. Human AI Workflow: the case</w:t>
+      </w:r>
+    </w:p>
+    <w:p>
+      <w:pPr>
+        <w:pStyle w:val="Heading3"/>
+      </w:pPr>
+      <w:r>
+        <w:t>02. Follow the deciding steps</w:t>
+      </w:r>
+    </w:p>
+    <w:p>
+      <w:pPr>
+        <w:pStyle w:val="Heading3"/>
+      </w:pPr>
+      <w:r>
+        <w:t>03. Human review and consequential use — evidence trace</w:t>
+      </w:r>
+    </w:p>
+    <w:p>
+      <w:pPr>
+        <w:pStyle w:val="Heading3"/>
+      </w:pPr>
+      <w:r>
+        <w:t>04. Change one thing. Trace what follows.</w:t>
+      </w:r>
+    </w:p>
+    <w:p>
+      <w:pPr>
+        <w:pStyle w:val="Heading3"/>
+      </w:pPr>
+      <w:r>
+        <w:t>05. Connect the explanation to its limit</w:t>
+      </w:r>
+    </w:p>
+    <w:p>
+      <w:pPr>
+        <w:pStyle w:val="Heading3"/>
+      </w:pPr>
+      <w:r>
+        <w:t>06. Make the idea visible in your project</w:t>
       </w:r>
     </w:p>
     <w:sectPr>
